--- a/(PRGDE004)03_要件定義書(変更・追加分)EPISODE１_1.0.0.docx
+++ b/(PRGDE004)03_要件定義書(変更・追加分)EPISODE１_1.0.0.docx
@@ -4,9 +4,8 @@
   <w:body>
     <w:sdt>
       <w:sdtPr>
-        <w:id w:val="15299789"/>
         <w:docPartObj>
-          <w:docPartGallery w:val="Cover Pages"/>
+          <w:docPartGallery w:val="Table of Contents"/>
           <w:docPartUnique w:val="true"/>
         </w:docPartObj>
       </w:sdtPr>
@@ -28,7 +27,7 @@
         <w:p>
           <w:pPr>
             <w:pStyle w:val="Normal"/>
-            <w:ind w:firstLineChars="0" w:firstLine="180" w:start="840"/>
+            <w:ind w:firstLineChars="0" w:firstLine="180" w:left="840"/>
             <w:rPr>
               <w:rFonts w:ascii="メイリオ" w:hAnsi="メイリオ" w:eastAsia="メイリオ" w:cs="メイリオ"/>
             </w:rPr>
@@ -42,7 +41,7 @@
         <w:p>
           <w:pPr>
             <w:pStyle w:val="Normal"/>
-            <w:ind w:firstLineChars="0" w:firstLine="180" w:start="840"/>
+            <w:ind w:firstLineChars="0" w:firstLine="180" w:left="840"/>
             <w:rPr>
               <w:rFonts w:ascii="メイリオ" w:hAnsi="メイリオ" w:eastAsia="メイリオ" w:cs="メイリオ"/>
             </w:rPr>
@@ -56,7 +55,7 @@
         <w:p>
           <w:pPr>
             <w:pStyle w:val="Normal"/>
-            <w:ind w:firstLineChars="0" w:firstLine="180" w:start="840"/>
+            <w:ind w:firstLineChars="0" w:firstLine="180" w:left="840"/>
             <w:rPr>
               <w:rFonts w:ascii="メイリオ" w:hAnsi="メイリオ" w:eastAsia="メイリオ" w:cs="メイリオ"/>
             </w:rPr>
@@ -116,7 +115,7 @@
         <w:p>
           <w:pPr>
             <w:pStyle w:val="Normal"/>
-            <w:ind w:firstLineChars="0" w:firstLine="180" w:start="840"/>
+            <w:ind w:firstLineChars="0" w:firstLine="180" w:left="840"/>
             <w:rPr>
               <w:rFonts w:ascii="メイリオ" w:hAnsi="メイリオ" w:eastAsia="メイリオ" w:cs="メイリオ"/>
             </w:rPr>
@@ -130,7 +129,7 @@
         <w:p>
           <w:pPr>
             <w:pStyle w:val="Normal"/>
-            <w:ind w:firstLineChars="0" w:firstLine="180" w:start="840"/>
+            <w:ind w:firstLineChars="0" w:firstLine="180" w:left="840"/>
             <w:rPr>
               <w:rFonts w:ascii="メイリオ" w:hAnsi="メイリオ" w:eastAsia="メイリオ" w:cs="メイリオ"/>
             </w:rPr>
@@ -144,7 +143,7 @@
         <w:p>
           <w:pPr>
             <w:pStyle w:val="Normal"/>
-            <w:ind w:firstLineChars="0" w:firstLine="180" w:start="840"/>
+            <w:ind w:firstLineChars="0" w:firstLine="180" w:left="840"/>
             <w:rPr>
               <w:rFonts w:ascii="メイリオ" w:hAnsi="メイリオ" w:eastAsia="メイリオ" w:cs="メイリオ"/>
             </w:rPr>
@@ -158,7 +157,7 @@
         <w:p>
           <w:pPr>
             <w:pStyle w:val="Normal"/>
-            <w:ind w:firstLineChars="0" w:firstLine="180" w:start="840"/>
+            <w:ind w:firstLineChars="0" w:firstLine="180" w:left="840"/>
             <w:rPr>
               <w:rFonts w:ascii="メイリオ" w:hAnsi="メイリオ" w:eastAsia="メイリオ" w:cs="メイリオ"/>
             </w:rPr>
@@ -262,7 +261,7 @@
           <w:pPr>
             <w:pStyle w:val="TOC1"/>
             <w:spacing w:before="0" w:after="0"/>
-            <w:ind w:startChars="100" w:endChars="100"/>
+            <w:ind w:leftChars="100" w:rightChars="100"/>
             <w:rPr/>
           </w:pPr>
           <w:r>
@@ -288,7 +287,7 @@
           <w:pPr>
             <w:pStyle w:val="TOC1"/>
             <w:spacing w:before="180" w:after="0"/>
-            <w:ind w:startChars="100" w:endChars="100"/>
+            <w:ind w:leftChars="100" w:rightChars="100"/>
             <w:rPr>
               <w:sz w:val="21"/>
               <w:szCs w:val="22"/>
@@ -300,6 +299,7 @@
           <w:r>
             <w:rPr>
               <w:rStyle w:val="Style23"/>
+              <w:vanish w:val="false"/>
               <w:webHidden/>
             </w:rPr>
             <w:instrText xml:space="preserve"> TOC \z \o "1-3" \u \h</w:instrText>
@@ -307,6 +307,7 @@
           <w:r>
             <w:rPr>
               <w:rStyle w:val="Style23"/>
+              <w:vanish w:val="false"/>
               <w:webHidden/>
             </w:rPr>
             <w:fldChar w:fldCharType="separate"/>
@@ -315,6 +316,7 @@
             <w:r>
               <w:rPr>
                 <w:rStyle w:val="Style23"/>
+                <w:vanish w:val="false"/>
                 <w:webHidden/>
               </w:rPr>
               <w:t>１ はじめに</w:t>
@@ -358,7 +360,7 @@
           <w:pPr>
             <w:pStyle w:val="TOC1"/>
             <w:spacing w:before="180" w:after="0"/>
-            <w:ind w:startChars="100" w:endChars="100"/>
+            <w:ind w:leftChars="100" w:rightChars="100"/>
             <w:rPr>
               <w:sz w:val="21"/>
               <w:szCs w:val="22"/>
@@ -368,6 +370,7 @@
             <w:r>
               <w:rPr>
                 <w:rStyle w:val="Style23"/>
+                <w:vanish w:val="false"/>
                 <w:webHidden/>
               </w:rPr>
               <w:t>２ シェアードショップのコンセプト</w:t>
@@ -410,7 +413,7 @@
           <w:pPr>
             <w:pStyle w:val="TOC1"/>
             <w:spacing w:before="180" w:after="0"/>
-            <w:ind w:startChars="100" w:endChars="100"/>
+            <w:ind w:leftChars="100" w:rightChars="100"/>
             <w:rPr>
               <w:sz w:val="21"/>
               <w:szCs w:val="22"/>
@@ -420,6 +423,7 @@
             <w:r>
               <w:rPr>
                 <w:rStyle w:val="Style23"/>
+                <w:vanish w:val="false"/>
                 <w:webHidden/>
               </w:rPr>
               <w:t>３ 要件変更・追加の目的</w:t>
@@ -469,6 +473,7 @@
             <w:r>
               <w:rPr>
                 <w:rStyle w:val="Style23"/>
+                <w:vanish w:val="false"/>
                 <w:webHidden/>
               </w:rPr>
               <w:t>３</w:t>
@@ -530,6 +535,7 @@
             <w:r>
               <w:rPr>
                 <w:rStyle w:val="Style23"/>
+                <w:vanish w:val="false"/>
                 <w:webHidden/>
               </w:rPr>
               <w:t>３</w:t>
@@ -584,7 +590,7 @@
           <w:pPr>
             <w:pStyle w:val="TOC1"/>
             <w:spacing w:before="180" w:after="0"/>
-            <w:ind w:startChars="100" w:endChars="100"/>
+            <w:ind w:leftChars="100" w:rightChars="100"/>
             <w:rPr>
               <w:sz w:val="21"/>
               <w:szCs w:val="22"/>
@@ -594,6 +600,7 @@
             <w:r>
               <w:rPr>
                 <w:rStyle w:val="Style23"/>
+                <w:vanish w:val="false"/>
                 <w:webHidden/>
               </w:rPr>
               <w:t>４ 変更・追加機能要件</w:t>
@@ -643,6 +650,7 @@
             <w:r>
               <w:rPr>
                 <w:rStyle w:val="Style23"/>
+                <w:vanish w:val="false"/>
                 <w:webHidden/>
               </w:rPr>
               <w:t>４</w:t>
@@ -704,6 +712,7 @@
             <w:r>
               <w:rPr>
                 <w:rStyle w:val="Style23"/>
+                <w:vanish w:val="false"/>
                 <w:webHidden/>
               </w:rPr>
               <w:t>４</w:t>
@@ -758,7 +767,7 @@
           <w:pPr>
             <w:pStyle w:val="TOC1"/>
             <w:spacing w:before="180" w:after="0"/>
-            <w:ind w:startChars="100" w:endChars="100"/>
+            <w:ind w:leftChars="100" w:rightChars="100"/>
             <w:rPr>
               <w:sz w:val="21"/>
               <w:szCs w:val="22"/>
@@ -768,6 +777,7 @@
             <w:r>
               <w:rPr>
                 <w:rStyle w:val="Style23"/>
+                <w:vanish w:val="false"/>
                 <w:webHidden/>
               </w:rPr>
               <w:t>５ 品質要求の変更点</w:t>
@@ -810,7 +820,7 @@
           <w:pPr>
             <w:pStyle w:val="TOC1"/>
             <w:spacing w:before="180" w:after="0"/>
-            <w:ind w:startChars="100" w:endChars="100"/>
+            <w:ind w:leftChars="100" w:rightChars="100"/>
             <w:rPr>
               <w:sz w:val="21"/>
               <w:szCs w:val="22"/>
@@ -820,6 +830,7 @@
             <w:r>
               <w:rPr>
                 <w:rStyle w:val="Style23"/>
+                <w:vanish w:val="false"/>
                 <w:webHidden/>
               </w:rPr>
               <w:t>６ セキュリティ要求の変更点</w:t>
@@ -861,7 +872,7 @@
         <w:p>
           <w:pPr>
             <w:pStyle w:val="Normal"/>
-            <w:ind w:firstLineChars="100" w:start="840"/>
+            <w:ind w:firstLineChars="100" w:left="840"/>
             <w:rPr/>
           </w:pPr>
           <w:r>
@@ -899,32 +910,31 @@
           <w:numId w:val="2"/>
         </w:numPr>
         <w:spacing w:before="0" w:after="180"/>
-        <w:ind w:hanging="0" w:endChars="0" w:end="180"/>
+        <w:ind w:hanging="0" w:rightChars="0" w:right="180"/>
         <w:rPr/>
       </w:pPr>
-      <w:bookmarkStart w:id="0" w:name="_Toc477244807"/>
-      <w:bookmarkStart w:id="1" w:name="_Toc100560652"/>
+      <w:bookmarkStart w:id="0" w:name="_Toc100560652"/>
       <w:r>
         <w:rPr>
           <w:rFonts w:hint="eastAsia"/>
         </w:rPr>
         <w:t>はじめに</w:t>
       </w:r>
-      <w:bookmarkEnd w:id="1"/>
+      <w:bookmarkEnd w:id="0"/>
     </w:p>
     <w:p>
       <w:pPr>
         <w:pStyle w:val="Normal"/>
         <w:rPr/>
       </w:pPr>
-      <w:bookmarkStart w:id="2" w:name="_Hlk100163055"/>
+      <w:bookmarkStart w:id="1" w:name="_Hlk100163055"/>
       <w:r>
         <w:rPr>
           <w:rFonts w:hint="eastAsia"/>
         </w:rPr>
         <w:t>顧客要望から、シェアードショップ要件定義書に不足している点について決定した要件をまとめたものである。</w:t>
       </w:r>
-      <w:bookmarkEnd w:id="2"/>
+      <w:bookmarkEnd w:id="1"/>
     </w:p>
     <w:p>
       <w:pPr>
@@ -1038,7 +1048,7 @@
     <w:p>
       <w:pPr>
         <w:pStyle w:val="Normal"/>
-        <w:ind w:firstLineChars="100" w:startChars="200"/>
+        <w:ind w:firstLineChars="100" w:leftChars="200"/>
         <w:rPr>
           <w:color w:val="FF0000"/>
           <w:sz w:val="32"/>
@@ -1046,13 +1056,17 @@
         </w:rPr>
       </w:pPr>
       <w:r>
-        <w:rPr/>
+        <w:rPr>
+          <w:color w:val="FF0000"/>
+          <w:sz w:val="32"/>
+          <w:szCs w:val="32"/>
+        </w:rPr>
       </w:r>
     </w:p>
     <w:p>
       <w:pPr>
         <w:pStyle w:val="Normal"/>
-        <w:ind w:startChars="200"/>
+        <w:ind w:leftChars="200"/>
         <w:rPr/>
       </w:pPr>
       <w:r>
@@ -1062,7 +1076,7 @@
     <w:p>
       <w:pPr>
         <w:pStyle w:val="Normal"/>
-        <w:ind w:firstLineChars="0" w:firstLine="180" w:start="840"/>
+        <w:ind w:firstLineChars="0" w:firstLine="180" w:left="840"/>
         <w:rPr/>
       </w:pPr>
       <w:r>
@@ -1076,22 +1090,22 @@
           <w:ilvl w:val="0"/>
           <w:numId w:val="2"/>
         </w:numPr>
-        <w:ind w:hanging="0" w:endChars="0" w:end="180"/>
+        <w:ind w:hanging="0" w:rightChars="0" w:right="180"/>
         <w:rPr/>
       </w:pPr>
-      <w:bookmarkStart w:id="3" w:name="_Toc100560653"/>
+      <w:bookmarkStart w:id="2" w:name="_Toc100560653"/>
       <w:r>
         <w:rPr>
           <w:rFonts w:hint="eastAsia"/>
         </w:rPr>
         <w:t>シェアードショップのコンセプト</w:t>
       </w:r>
-      <w:bookmarkEnd w:id="3"/>
+      <w:bookmarkEnd w:id="2"/>
     </w:p>
     <w:p>
       <w:pPr>
         <w:pStyle w:val="Normal"/>
-        <w:ind w:firstLineChars="0" w:firstLine="180" w:start="840"/>
+        <w:ind w:firstLineChars="0" w:firstLine="180" w:left="840"/>
         <w:rPr/>
       </w:pPr>
       <w:r>
@@ -1113,7 +1127,7 @@
     <w:p>
       <w:pPr>
         <w:pStyle w:val="Normal"/>
-        <w:ind w:firstLineChars="0" w:firstLine="180" w:start="840"/>
+        <w:ind w:firstLineChars="0" w:firstLine="180" w:left="840"/>
         <w:rPr/>
       </w:pPr>
       <w:r>
@@ -1123,7 +1137,7 @@
     <w:p>
       <w:pPr>
         <w:pStyle w:val="Normal"/>
-        <w:ind w:firstLineChars="100" w:startChars="200"/>
+        <w:ind w:firstLineChars="100" w:leftChars="200"/>
         <w:rPr>
           <w:color w:val="FF0000"/>
           <w:sz w:val="32"/>
@@ -1131,7 +1145,11 @@
         </w:rPr>
       </w:pPr>
       <w:r>
-        <w:rPr/>
+        <w:rPr>
+          <w:color w:val="FF0000"/>
+          <w:sz w:val="32"/>
+          <w:szCs w:val="32"/>
+        </w:rPr>
       </w:r>
     </w:p>
     <w:p>
@@ -1141,7 +1159,7 @@
           <w:ilvl w:val="0"/>
           <w:numId w:val="3"/>
         </w:numPr>
-        <w:ind w:startChars="300" w:endChars="0" w:end="180"/>
+        <w:ind w:leftChars="300" w:rightChars="0" w:right="180"/>
         <w:rPr/>
       </w:pPr>
       <w:r>
@@ -1172,7 +1190,7 @@
           <w:ilvl w:val="0"/>
           <w:numId w:val="0"/>
         </w:numPr>
-        <w:ind w:hanging="0" w:startChars="300"/>
+        <w:ind w:hanging="0" w:leftChars="300"/>
         <w:rPr>
           <w:rFonts w:hint="eastAsia"/>
         </w:rPr>
@@ -1190,7 +1208,7 @@
           <w:ilvl w:val="0"/>
           <w:numId w:val="3"/>
         </w:numPr>
-        <w:ind w:startChars="300" w:endChars="0" w:end="180"/>
+        <w:ind w:leftChars="300" w:rightChars="0" w:right="180"/>
         <w:rPr/>
       </w:pPr>
       <w:r>
@@ -1219,7 +1237,7 @@
           <w:ilvl w:val="0"/>
           <w:numId w:val="0"/>
         </w:numPr>
-        <w:ind w:hanging="0" w:startChars="300"/>
+        <w:ind w:hanging="0" w:leftChars="300"/>
         <w:rPr>
           <w:rFonts w:hint="eastAsia"/>
         </w:rPr>
@@ -1237,7 +1255,7 @@
           <w:ilvl w:val="0"/>
           <w:numId w:val="3"/>
         </w:numPr>
-        <w:ind w:startChars="300" w:endChars="0" w:end="180"/>
+        <w:ind w:leftChars="300" w:rightChars="0" w:right="180"/>
         <w:rPr/>
       </w:pPr>
       <w:r>
@@ -1250,13 +1268,7 @@
         <w:rPr>
           <w:rFonts w:hint="eastAsia"/>
         </w:rPr>
-        <w:t xml:space="preserve">: </w:t>
-      </w:r>
-      <w:r>
-        <w:rPr>
-          <w:rFonts w:hint="eastAsia"/>
-        </w:rPr>
-        <w:t>10</w:t>
+        <w:t>: 10</w:t>
       </w:r>
       <w:r>
         <w:rPr>
@@ -1284,7 +1296,7 @@
           <w:ilvl w:val="0"/>
           <w:numId w:val="0"/>
         </w:numPr>
-        <w:ind w:hanging="0" w:start="420"/>
+        <w:ind w:hanging="0" w:left="420"/>
         <w:rPr>
           <w:rFonts w:hint="eastAsia"/>
         </w:rPr>
@@ -1302,7 +1314,7 @@
           <w:ilvl w:val="0"/>
           <w:numId w:val="3"/>
         </w:numPr>
-        <w:ind w:startChars="300" w:endChars="0" w:end="180"/>
+        <w:ind w:leftChars="300" w:rightChars="0" w:right="180"/>
         <w:rPr/>
       </w:pPr>
       <w:r>
@@ -1345,13 +1357,13 @@
         <w:rPr>
           <w:rFonts w:hint="eastAsia"/>
         </w:rPr>
-        <w:t>・ポイント制度</w:t>
+        <w:t>・ポイント制度　</w:t>
       </w:r>
     </w:p>
     <w:p>
       <w:pPr>
         <w:pStyle w:val="Normal"/>
-        <w:ind w:firstLineChars="0" w:firstLine="180" w:start="840"/>
+        <w:ind w:firstLineChars="0" w:firstLine="180" w:left="840"/>
         <w:rPr/>
       </w:pPr>
       <w:r>
@@ -1361,7 +1373,7 @@
     <w:p>
       <w:pPr>
         <w:pStyle w:val="Normal"/>
-        <w:ind w:firstLineChars="0" w:firstLine="180" w:start="840"/>
+        <w:ind w:firstLineChars="0" w:firstLine="180" w:left="840"/>
         <w:rPr/>
       </w:pPr>
       <w:r>
@@ -1379,11 +1391,11 @@
           <w:numId w:val="2"/>
         </w:numPr>
         <w:spacing w:before="0" w:after="180"/>
-        <w:ind w:hanging="0" w:endChars="0" w:end="180"/>
+        <w:ind w:hanging="0" w:rightChars="0" w:right="180"/>
         <w:rPr/>
       </w:pPr>
+      <w:bookmarkStart w:id="3" w:name="_Toc100560654"/>
       <w:bookmarkStart w:id="4" w:name="_Toc477244807"/>
-      <w:bookmarkStart w:id="5" w:name="_Toc100560654"/>
       <w:r>
         <w:rPr>
           <w:rFonts w:hint="eastAsia"/>
@@ -1397,7 +1409,7 @@
         </w:rPr>
         <w:t>目的</w:t>
       </w:r>
-      <w:bookmarkEnd w:id="5"/>
+      <w:bookmarkEnd w:id="3"/>
     </w:p>
     <w:p>
       <w:pPr>
@@ -1406,24 +1418,24 @@
           <w:ilvl w:val="1"/>
           <w:numId w:val="2"/>
         </w:numPr>
-        <w:ind w:hanging="0" w:start="840"/>
+        <w:ind w:hanging="0" w:left="840"/>
         <w:rPr>
           <w:rFonts w:hint="eastAsia"/>
         </w:rPr>
       </w:pPr>
-      <w:bookmarkStart w:id="6" w:name="_Toc100560655"/>
+      <w:bookmarkStart w:id="5" w:name="_Toc100560655"/>
       <w:r>
         <w:rPr>
           <w:rFonts w:hint="eastAsia"/>
         </w:rPr>
         <w:t>要件変更・追加のねらい</w:t>
       </w:r>
-      <w:bookmarkEnd w:id="6"/>
+      <w:bookmarkEnd w:id="5"/>
     </w:p>
     <w:p>
       <w:pPr>
         <w:pStyle w:val="Normal"/>
-        <w:ind w:hangingChars="0" w:hanging="0" w:start="840"/>
+        <w:ind w:hangingChars="0" w:hanging="0" w:left="840"/>
         <w:rPr>
           <w:rFonts w:hint="eastAsia"/>
         </w:rPr>
@@ -1438,7 +1450,7 @@
     <w:p>
       <w:pPr>
         <w:pStyle w:val="Normal"/>
-        <w:ind w:startChars="200"/>
+        <w:ind w:leftChars="200"/>
         <w:rPr/>
       </w:pPr>
       <w:r>
@@ -1448,7 +1460,7 @@
     <w:p>
       <w:pPr>
         <w:pStyle w:val="Normal"/>
-        <w:ind w:startChars="200"/>
+        <w:ind w:leftChars="200"/>
         <w:rPr/>
       </w:pPr>
       <w:r>
@@ -1462,24 +1474,24 @@
           <w:ilvl w:val="1"/>
           <w:numId w:val="2"/>
         </w:numPr>
-        <w:ind w:hanging="0" w:start="840"/>
+        <w:ind w:hanging="0" w:left="840"/>
         <w:rPr>
           <w:rFonts w:hint="eastAsia"/>
         </w:rPr>
       </w:pPr>
-      <w:bookmarkStart w:id="7" w:name="_Toc100560656"/>
+      <w:bookmarkStart w:id="6" w:name="_Toc100560656"/>
       <w:r>
         <w:rPr>
           <w:rFonts w:hint="eastAsia"/>
         </w:rPr>
         <w:t>要件変更・追加の背景</w:t>
       </w:r>
-      <w:bookmarkEnd w:id="7"/>
+      <w:bookmarkEnd w:id="6"/>
     </w:p>
     <w:p>
       <w:pPr>
         <w:pStyle w:val="Normal"/>
-        <w:ind w:hangingChars="0" w:hanging="0" w:start="840"/>
+        <w:ind w:hangingChars="0" w:hanging="0" w:left="840"/>
         <w:rPr>
           <w:rFonts w:hint="eastAsia"/>
           <w:sz w:val="22"/>
@@ -1498,7 +1510,7 @@
     <w:p>
       <w:pPr>
         <w:pStyle w:val="Normal"/>
-        <w:ind w:hangingChars="0" w:hanging="0" w:start="840"/>
+        <w:ind w:hangingChars="0" w:hanging="0" w:left="840"/>
         <w:rPr>
           <w:rFonts w:hint="eastAsia"/>
         </w:rPr>
@@ -1513,7 +1525,7 @@
     <w:p>
       <w:pPr>
         <w:pStyle w:val="Normal"/>
-        <w:ind w:hangingChars="0" w:hanging="0" w:start="840"/>
+        <w:ind w:hangingChars="0" w:hanging="0" w:left="840"/>
         <w:rPr>
           <w:rFonts w:hint="eastAsia"/>
         </w:rPr>
@@ -1527,7 +1539,7 @@
     <w:p>
       <w:pPr>
         <w:pStyle w:val="Normal"/>
-        <w:ind w:hangingChars="0" w:hanging="0" w:start="840"/>
+        <w:ind w:hangingChars="0" w:hanging="0" w:left="840"/>
         <w:rPr>
           <w:rFonts w:hint="eastAsia"/>
           <w:sz w:val="22"/>
@@ -1546,7 +1558,7 @@
     <w:p>
       <w:pPr>
         <w:pStyle w:val="Normal"/>
-        <w:ind w:hangingChars="0" w:hanging="0" w:start="840"/>
+        <w:ind w:hangingChars="0" w:hanging="0" w:left="840"/>
         <w:rPr>
           <w:rFonts w:hint="eastAsia"/>
         </w:rPr>
@@ -1561,7 +1573,7 @@
     <w:p>
       <w:pPr>
         <w:pStyle w:val="Normal"/>
-        <w:ind w:firstLineChars="0" w:firstLine="180" w:start="840"/>
+        <w:ind w:firstLineChars="0" w:firstLine="180" w:left="840"/>
         <w:rPr/>
       </w:pPr>
       <w:r>
@@ -1589,27 +1601,27 @@
           <w:numId w:val="2"/>
         </w:numPr>
         <w:spacing w:before="0" w:after="180"/>
-        <w:ind w:hanging="0" w:endChars="0" w:end="180"/>
+        <w:ind w:hanging="0" w:rightChars="0" w:right="180"/>
         <w:rPr/>
       </w:pPr>
-      <w:bookmarkStart w:id="8" w:name="_Toc413412756"/>
-      <w:bookmarkStart w:id="9" w:name="_Toc412819990"/>
+      <w:bookmarkStart w:id="7" w:name="_Toc445992718"/>
+      <w:bookmarkStart w:id="8" w:name="_Toc477244811"/>
+      <w:bookmarkStart w:id="9" w:name="_Toc100560657"/>
       <w:bookmarkStart w:id="10" w:name="_Toc412801076"/>
-      <w:bookmarkStart w:id="11" w:name="_Toc100560657"/>
-      <w:bookmarkStart w:id="12" w:name="_Toc477244811"/>
-      <w:bookmarkStart w:id="13" w:name="_Toc445992718"/>
-      <w:bookmarkEnd w:id="8"/>
-      <w:bookmarkEnd w:id="9"/>
+      <w:bookmarkStart w:id="11" w:name="_Toc412819990"/>
+      <w:bookmarkStart w:id="12" w:name="_Toc413412756"/>
       <w:bookmarkEnd w:id="10"/>
+      <w:bookmarkEnd w:id="11"/>
+      <w:bookmarkEnd w:id="12"/>
       <w:r>
         <w:rPr>
           <w:rFonts w:hint="eastAsia"/>
         </w:rPr>
         <w:t>変更・追加機能要件</w:t>
       </w:r>
-      <w:bookmarkEnd w:id="11"/>
-      <w:bookmarkEnd w:id="12"/>
-      <w:bookmarkEnd w:id="13"/>
+      <w:bookmarkEnd w:id="7"/>
+      <w:bookmarkEnd w:id="8"/>
+      <w:bookmarkEnd w:id="9"/>
     </w:p>
     <w:p>
       <w:pPr>
@@ -1618,32 +1630,32 @@
           <w:ilvl w:val="1"/>
           <w:numId w:val="2"/>
         </w:numPr>
-        <w:ind w:hanging="0" w:start="840"/>
+        <w:ind w:hanging="0" w:left="840"/>
         <w:rPr>
           <w:rFonts w:hint="eastAsia"/>
         </w:rPr>
       </w:pPr>
-      <w:bookmarkStart w:id="14" w:name="_Toc100560658"/>
+      <w:bookmarkStart w:id="13" w:name="_Toc100560658"/>
       <w:r>
         <w:rPr>
           <w:rFonts w:hint="eastAsia"/>
         </w:rPr>
         <w:t>変更機能・追加機能全体</w:t>
       </w:r>
-      <w:bookmarkEnd w:id="14"/>
+      <w:bookmarkEnd w:id="13"/>
       <w:r>
         <w:rPr>
           <w:rFonts w:hint="eastAsia"/>
         </w:rPr>
         <w:t>像</w:t>
       </w:r>
-      <w:bookmarkStart w:id="15" w:name="_Hlk99648450"/>
-      <w:bookmarkEnd w:id="15"/>
+      <w:bookmarkStart w:id="14" w:name="_Hlk99648450"/>
+      <w:bookmarkEnd w:id="14"/>
     </w:p>
     <w:p>
       <w:pPr>
         <w:pStyle w:val="Normal"/>
-        <w:ind w:hangingChars="0" w:hanging="0" w:start="840"/>
+        <w:ind w:hangingChars="0" w:hanging="0" w:left="840"/>
         <w:rPr>
           <w:rFonts w:hint="eastAsia"/>
         </w:rPr>
@@ -1665,10 +1677,9 @@
       </w:pPr>
       <w:r>
         <w:rPr>
-          <w:rFonts w:hint="eastAsia" w:ascii="�ｭ�ｳ 繧ｴ繧ｷ繝�け" w:hAnsi="�ｭ�ｳ 繧ｴ繧ｷ繝�け"/>
+          <w:rFonts w:ascii="�ｭ�ｳ 繧ｴ繧ｷ繝�け" w:hAnsi="�ｭ�ｳ 繧ｴ繧ｷ繝�け"/>
           <w:color w:val="000000"/>
           <w:sz w:val="22"/>
-          <w:szCs w:val="32"/>
         </w:rPr>
       </w:r>
     </w:p>
@@ -1683,10 +1694,9 @@
       </w:pPr>
       <w:r>
         <w:rPr>
-          <w:rFonts w:hint="eastAsia" w:ascii="�ｭ�ｳ 繧ｴ繧ｷ繝�け" w:hAnsi="�ｭ�ｳ 繧ｴ繧ｷ繝�け"/>
+          <w:rFonts w:ascii="�ｭ�ｳ 繧ｴ繧ｷ繝�け" w:hAnsi="�ｭ�ｳ 繧ｴ繧ｷ繝�け"/>
           <w:color w:val="000000"/>
           <w:sz w:val="22"/>
-          <w:szCs w:val="32"/>
         </w:rPr>
       </w:r>
     </w:p>
@@ -1701,10 +1711,9 @@
       </w:pPr>
       <w:r>
         <w:rPr>
-          <w:rFonts w:hint="eastAsia" w:ascii="�ｭ�ｳ 繧ｴ繧ｷ繝�け" w:hAnsi="�ｭ�ｳ 繧ｴ繧ｷ繝�け"/>
+          <w:rFonts w:ascii="�ｭ�ｳ 繧ｴ繧ｷ繝�け" w:hAnsi="�ｭ�ｳ 繧ｴ繧ｷ繝�け"/>
           <w:color w:val="000000"/>
           <w:sz w:val="22"/>
-          <w:szCs w:val="32"/>
         </w:rPr>
       </w:r>
     </w:p>
@@ -1719,15 +1728,14 @@
       </w:pPr>
       <w:r>
         <w:rPr>
-          <w:rFonts w:hint="eastAsia" w:ascii="�ｭ�ｳ 繧ｴ繧ｷ繝�け" w:hAnsi="�ｭ�ｳ 繧ｴ繧ｷ繝�け"/>
+          <w:rFonts w:ascii="�ｭ�ｳ 繧ｴ繧ｷ繝�け" w:hAnsi="�ｭ�ｳ 繧ｴ繧ｷ繝�け"/>
           <w:color w:val="000000"/>
           <w:sz w:val="22"/>
-          <w:szCs w:val="32"/>
         </w:rPr>
         <mc:AlternateContent>
           <mc:Choice Requires="wps">
             <w:drawing>
-              <wp:anchor distT="0" distB="9525" distL="0" distR="9525" simplePos="0" relativeHeight="29" behindDoc="0" locked="0" layoutInCell="1" allowOverlap="1" wp14:anchorId="562D5AA2">
+              <wp:anchor distT="13970" distB="12700" distL="13970" distR="13335" simplePos="0" relativeHeight="28" behindDoc="0" locked="0" layoutInCell="1" allowOverlap="1" wp14:anchorId="562D5AA2">
                 <wp:simplePos x="0" y="0"/>
                 <wp:positionH relativeFrom="column">
                   <wp:posOffset>238125</wp:posOffset>
@@ -1777,8 +1785,8 @@
                         <w:txbxContent>
                           <w:p>
                             <w:pPr>
-                              <w:pStyle w:val="Style33"/>
-                              <w:ind w:firstLineChars="0" w:firstLine="180" w:start="840"/>
+                              <w:pStyle w:val="user5"/>
+                              <w:ind w:firstLineChars="0" w:firstLine="180" w:left="840"/>
                               <w:rPr/>
                             </w:pPr>
                             <w:r>
@@ -1813,8 +1821,8 @@
                   <w:txbxContent>
                     <w:p>
                       <w:pPr>
-                        <w:pStyle w:val="Style33"/>
-                        <w:ind w:firstLineChars="0" w:firstLine="180" w:start="840"/>
+                        <w:pStyle w:val="user5"/>
+                        <w:ind w:firstLineChars="0" w:firstLine="180" w:left="840"/>
                         <w:rPr/>
                       </w:pPr>
                       <w:r>
@@ -1848,10 +1856,9 @@
       </w:pPr>
       <w:r>
         <w:rPr>
-          <w:rFonts w:hint="eastAsia" w:ascii="�ｭ�ｳ 繧ｴ繧ｷ繝�け" w:hAnsi="�ｭ�ｳ 繧ｴ繧ｷ繝�け"/>
+          <w:rFonts w:ascii="�ｭ�ｳ 繧ｴ繧ｷ繝�け" w:hAnsi="�ｭ�ｳ 繧ｴ繧ｷ繝�け"/>
           <w:color w:val="000000"/>
           <w:sz w:val="22"/>
-          <w:szCs w:val="32"/>
         </w:rPr>
       </w:r>
     </w:p>
@@ -1866,10 +1873,9 @@
       </w:pPr>
       <w:r>
         <w:rPr>
-          <w:rFonts w:hint="eastAsia" w:ascii="�ｭ�ｳ 繧ｴ繧ｷ繝�け" w:hAnsi="�ｭ�ｳ 繧ｴ繧ｷ繝�け"/>
+          <w:rFonts w:ascii="�ｭ�ｳ 繧ｴ繧ｷ繝�け" w:hAnsi="�ｭ�ｳ 繧ｴ繧ｷ繝�け"/>
           <w:color w:val="000000"/>
           <w:sz w:val="22"/>
-          <w:szCs w:val="32"/>
         </w:rPr>
       </w:r>
     </w:p>
@@ -1884,10 +1890,9 @@
       </w:pPr>
       <w:r>
         <w:rPr>
-          <w:rFonts w:hint="eastAsia" w:ascii="�ｭ�ｳ 繧ｴ繧ｷ繝�け" w:hAnsi="�ｭ�ｳ 繧ｴ繧ｷ繝�け"/>
+          <w:rFonts w:ascii="�ｭ�ｳ 繧ｴ繧ｷ繝�け" w:hAnsi="�ｭ�ｳ 繧ｴ繧ｷ繝�け"/>
           <w:color w:val="000000"/>
           <w:sz w:val="22"/>
-          <w:szCs w:val="32"/>
         </w:rPr>
       </w:r>
     </w:p>
@@ -1902,10 +1907,9 @@
       </w:pPr>
       <w:r>
         <w:rPr>
-          <w:rFonts w:hint="eastAsia" w:ascii="�ｭ�ｳ 繧ｴ繧ｷ繝�け" w:hAnsi="�ｭ�ｳ 繧ｴ繧ｷ繝�け"/>
+          <w:rFonts w:ascii="�ｭ�ｳ 繧ｴ繧ｷ繝�け" w:hAnsi="�ｭ�ｳ 繧ｴ繧ｷ繝�け"/>
           <w:color w:val="000000"/>
           <w:sz w:val="22"/>
-          <w:szCs w:val="32"/>
         </w:rPr>
       </w:r>
     </w:p>
@@ -1920,10 +1924,9 @@
       </w:pPr>
       <w:r>
         <w:rPr>
-          <w:rFonts w:hint="eastAsia" w:ascii="�ｭ�ｳ 繧ｴ繧ｷ繝�け" w:hAnsi="�ｭ�ｳ 繧ｴ繧ｷ繝�け"/>
+          <w:rFonts w:ascii="�ｭ�ｳ 繧ｴ繧ｷ繝�け" w:hAnsi="�ｭ�ｳ 繧ｴ繧ｷ繝�け"/>
           <w:color w:val="000000"/>
           <w:sz w:val="22"/>
-          <w:szCs w:val="32"/>
         </w:rPr>
       </w:r>
     </w:p>
@@ -1938,10 +1941,9 @@
       </w:pPr>
       <w:r>
         <w:rPr>
-          <w:rFonts w:hint="eastAsia" w:ascii="�ｭ�ｳ 繧ｴ繧ｷ繝�け" w:hAnsi="�ｭ�ｳ 繧ｴ繧ｷ繝�け"/>
+          <w:rFonts w:ascii="�ｭ�ｳ 繧ｴ繧ｷ繝�け" w:hAnsi="�ｭ�ｳ 繧ｴ繧ｷ繝�け"/>
           <w:color w:val="000000"/>
           <w:sz w:val="22"/>
-          <w:szCs w:val="32"/>
         </w:rPr>
       </w:r>
     </w:p>
@@ -1956,17 +1958,16 @@
       </w:pPr>
       <w:r>
         <w:rPr>
-          <w:rFonts w:hint="eastAsia" w:ascii="�ｭ�ｳ 繧ｴ繧ｷ繝�け" w:hAnsi="�ｭ�ｳ 繧ｴ繧ｷ繝�け"/>
+          <w:rFonts w:ascii="�ｭ�ｳ 繧ｴ繧ｷ繝�け" w:hAnsi="�ｭ�ｳ 繧ｴ繧ｷ繝�け"/>
           <w:color w:val="000000"/>
           <w:sz w:val="22"/>
-          <w:szCs w:val="32"/>
         </w:rPr>
       </w:r>
     </w:p>
     <w:p>
       <w:pPr>
         <w:pStyle w:val="Normal"/>
-        <w:ind w:firstLineChars="0" w:firstLine="180" w:start="840"/>
+        <w:ind w:firstLineChars="0" w:firstLine="180" w:left="840"/>
         <w:rPr/>
       </w:pPr>
       <w:r>
@@ -1976,7 +1977,7 @@
     <w:p>
       <w:pPr>
         <w:pStyle w:val="Normal"/>
-        <w:ind w:firstLineChars="0" w:firstLine="180" w:start="840"/>
+        <w:ind w:firstLineChars="0" w:firstLine="180" w:left="840"/>
         <w:rPr/>
       </w:pPr>
       <w:r>
@@ -1986,7 +1987,7 @@
     <w:p>
       <w:pPr>
         <w:pStyle w:val="Normal"/>
-        <w:ind w:firstLineChars="0" w:firstLine="180" w:start="840"/>
+        <w:ind w:firstLineChars="0" w:firstLine="180" w:left="840"/>
         <w:rPr/>
       </w:pPr>
       <w:r>
@@ -1994,7 +1995,7 @@
         <mc:AlternateContent>
           <mc:Choice Requires="wps">
             <w:drawing>
-              <wp:anchor distT="47625" distB="47625" distL="47625" distR="47625" simplePos="0" relativeHeight="41" behindDoc="0" locked="0" layoutInCell="1" allowOverlap="1">
+              <wp:anchor distT="41275" distB="41275" distL="41910" distR="40640" simplePos="0" relativeHeight="40" behindDoc="0" locked="0" layoutInCell="1" allowOverlap="1">
                 <wp:simplePos x="0" y="0"/>
                 <wp:positionH relativeFrom="column">
                   <wp:posOffset>1543050</wp:posOffset>
@@ -2021,10 +2022,10 @@
                         <a:noFill/>
                         <a:ln w="82440">
                           <a:solidFill>
-                            <a:schemeClr val="accent6">
+                            <a:srgbClr val="f79646">
                               <a:lumMod val="40000"/>
                               <a:lumOff val="60000"/>
-                            </a:schemeClr>
+                            </a:srgbClr>
                           </a:solidFill>
                           <a:miter/>
                         </a:ln>
@@ -2091,7 +2092,7 @@
         <mc:AlternateContent>
           <mc:Choice Requires="wps">
             <w:drawing>
-              <wp:anchor distT="47625" distB="47625" distL="47625" distR="47625" simplePos="0" relativeHeight="43" behindDoc="0" locked="0" layoutInCell="1" allowOverlap="1">
+              <wp:anchor distT="41910" distB="40640" distL="41275" distR="41275" simplePos="0" relativeHeight="42" behindDoc="0" locked="0" layoutInCell="1" allowOverlap="1">
                 <wp:simplePos x="0" y="0"/>
                 <wp:positionH relativeFrom="column">
                   <wp:posOffset>379730</wp:posOffset>
@@ -2118,10 +2119,10 @@
                         <a:noFill/>
                         <a:ln w="82440">
                           <a:solidFill>
-                            <a:schemeClr val="accent6">
+                            <a:srgbClr val="f79646">
                               <a:lumMod val="40000"/>
                               <a:lumOff val="60000"/>
-                            </a:schemeClr>
+                            </a:srgbClr>
                           </a:solidFill>
                           <a:miter/>
                         </a:ln>
@@ -2190,7 +2191,7 @@
     <w:p>
       <w:pPr>
         <w:pStyle w:val="Normal"/>
-        <w:ind w:firstLineChars="0" w:firstLine="180" w:start="840"/>
+        <w:ind w:firstLineChars="0" w:firstLine="180" w:left="840"/>
         <w:rPr/>
       </w:pPr>
       <w:r>
@@ -2200,7 +2201,7 @@
     <w:p>
       <w:pPr>
         <w:pStyle w:val="Normal"/>
-        <w:ind w:firstLineChars="0" w:firstLine="180" w:start="840"/>
+        <w:ind w:firstLineChars="0" w:firstLine="180" w:left="840"/>
         <w:rPr/>
       </w:pPr>
       <w:r>
@@ -2210,13 +2211,13 @@
     <w:p>
       <w:pPr>
         <w:pStyle w:val="Normal"/>
-        <w:ind w:firstLineChars="0" w:firstLine="180" w:start="840"/>
+        <w:ind w:firstLineChars="0" w:firstLine="180" w:left="840"/>
         <w:rPr/>
       </w:pPr>
       <w:r>
         <w:rPr/>
         <w:drawing>
-          <wp:anchor distT="0" distB="0" distL="114300" distR="114300" simplePos="0" relativeHeight="26" behindDoc="0" locked="0" layoutInCell="0" allowOverlap="1" wp14:anchorId="5D732963">
+          <wp:anchor distT="0" distB="0" distL="114300" distR="114300" simplePos="0" relativeHeight="25" behindDoc="0" locked="0" layoutInCell="0" allowOverlap="1" wp14:anchorId="5D732963">
             <wp:simplePos x="0" y="0"/>
             <wp:positionH relativeFrom="column">
               <wp:posOffset>2933700</wp:posOffset>
@@ -2253,7 +2254,7 @@
           </wp:anchor>
         </w:drawing>
         <w:drawing>
-          <wp:anchor distT="0" distB="0" distL="114300" distR="114300" simplePos="0" relativeHeight="39" behindDoc="0" locked="0" layoutInCell="0" allowOverlap="1" wp14:anchorId="0D5743D4">
+          <wp:anchor distT="0" distB="0" distL="114300" distR="114300" simplePos="0" relativeHeight="38" behindDoc="0" locked="0" layoutInCell="0" allowOverlap="1" wp14:anchorId="0D5743D4">
             <wp:simplePos x="0" y="0"/>
             <wp:positionH relativeFrom="column">
               <wp:posOffset>2924175</wp:posOffset>
@@ -2281,86 +2282,58 @@
             </a:graphic>
           </wp:anchor>
         </w:drawing>
-        <mc:AlternateContent>
-          <mc:Choice Requires="wps">
-            <w:drawing>
-              <wp:anchor distT="0" distB="0" distL="0" distR="0" simplePos="0" relativeHeight="40" behindDoc="0" locked="0" layoutInCell="0" allowOverlap="1">
-                <wp:simplePos x="0" y="0"/>
-                <wp:positionH relativeFrom="column">
-                  <wp:posOffset>333375</wp:posOffset>
-                </wp:positionH>
-                <wp:positionV relativeFrom="paragraph">
-                  <wp:posOffset>-2324735</wp:posOffset>
-                </wp:positionV>
-                <wp:extent cx="2047875" cy="1533525"/>
-                <wp:effectExtent l="0" t="0" r="0" b="0"/>
-                <wp:wrapSquare wrapText="bothSides"/>
-                <wp:docPr id="7" name="RenderedShapes"/>
-                <a:graphic xmlns:a="http://schemas.openxmlformats.org/drawingml/2006/main">
-                  <a:graphicData uri="http://schemas.openxmlformats.org/drawingml/2006/picture">
-                    <pic:pic xmlns:pic="http://schemas.openxmlformats.org/drawingml/2006/picture">
-                      <pic:nvPicPr>
-                        <pic:cNvPr id="8" name="RenderedShapes"/>
-                        <pic:cNvPicPr/>
-                      </pic:nvPicPr>
-                      <pic:blipFill>
-                        <a:blip r:embed="rId13"/>
-                        <a:stretch/>
-                      </pic:blipFill>
-                      <pic:spPr>
-                        <a:xfrm>
-                          <a:off x="0" y="0"/>
-                          <a:ext cx="2048040" cy="1533600"/>
-                        </a:xfrm>
-                        <a:prstGeom prst="rect">
-                          <a:avLst/>
-                        </a:prstGeom>
-                        <a:noFill/>
-                        <a:ln w="0">
-                          <a:noFill/>
-                        </a:ln>
-                      </pic:spPr>
-                    </pic:pic>
-                  </a:graphicData>
-                </a:graphic>
-              </wp:anchor>
-            </w:drawing>
-          </mc:Choice>
-          <mc:Fallback>
-            <w:pict>
-              <v:shapetype id="_x0000_t75" coordsize="21600,21600" o:spt="75" o:preferrelative="t" path="m@4@5l@4@11@9@11@9@5xe" filled="f" stroked="f">
-                <v:stroke joinstyle="miter"/>
-                <v:formulas>
-                  <v:f eqn="if lineDrawn pixelLineWidth 0"/>
-                  <v:f eqn="sum @0 1 0"/>
-                  <v:f eqn="sum 0 0 @1"/>
-                  <v:f eqn="prod @2 1 2"/>
-                  <v:f eqn="prod @3 21600 pixelWidth"/>
-                  <v:f eqn="prod @3 21600 pixelHeight"/>
-                  <v:f eqn="sum @0 0 1"/>
-                  <v:f eqn="prod @6 1 2"/>
-                  <v:f eqn="prod @7 21600 pixelWidth"/>
-                  <v:f eqn="sum @8 21600 0"/>
-                  <v:f eqn="prod @7 21600 pixelHeight"/>
-                  <v:f eqn="sum @10 21600 0"/>
-                </v:formulas>
-                <v:path o:extrusionok="f" gradientshapeok="t" o:connecttype="rect"/>
-                <o:lock v:ext="edit" aspectratio="t"/>
-              </v:shapetype>
-              <v:shape id="shape_0" stroked="f" o:allowincell="f" style="position:absolute;margin-left:26.25pt;margin-top:-183.05pt;width:161.2pt;height:120.7pt;mso-wrap-style:none;v-text-anchor:middle" type="_x0000_t75">
-                <v:imagedata r:id="rId14" o:detectmouseclick="t"/>
-                <v:stroke color="#3465a4" joinstyle="round" endcap="flat"/>
-                <w10:wrap type="square"/>
-              </v:shape>
-            </w:pict>
-          </mc:Fallback>
-        </mc:AlternateContent>
+        <w:drawing>
+          <wp:anchor distT="0" distB="0" distL="0" distR="0" simplePos="0" relativeHeight="39" behindDoc="0" locked="0" layoutInCell="0" allowOverlap="1">
+            <wp:simplePos x="0" y="0"/>
+            <wp:positionH relativeFrom="column">
+              <wp:posOffset>333375</wp:posOffset>
+            </wp:positionH>
+            <wp:positionV relativeFrom="paragraph">
+              <wp:posOffset>-2324735</wp:posOffset>
+            </wp:positionV>
+            <wp:extent cx="2047875" cy="1533525"/>
+            <wp:effectExtent l="0" t="0" r="0" b="0"/>
+            <wp:wrapSquare wrapText="bothSides"/>
+            <wp:docPr id="7" name="RenderedShapes"/>
+            <wp:cNvGraphicFramePr>
+              <a:graphicFrameLocks xmlns:a="http://schemas.openxmlformats.org/drawingml/2006/main" noChangeAspect="1"/>
+            </wp:cNvGraphicFramePr>
+            <a:graphic xmlns:a="http://schemas.openxmlformats.org/drawingml/2006/main">
+              <a:graphicData uri="http://schemas.openxmlformats.org/drawingml/2006/picture">
+                <pic:pic xmlns:pic="http://schemas.openxmlformats.org/drawingml/2006/picture">
+                  <pic:nvPicPr>
+                    <pic:cNvPr id="7" name="RenderedShapes"/>
+                    <pic:cNvPicPr>
+                      <a:picLocks noChangeAspect="1" noChangeArrowheads="1"/>
+                    </pic:cNvPicPr>
+                  </pic:nvPicPr>
+                  <pic:blipFill>
+                    <a:blip r:embed="rId13"/>
+                    <a:stretch>
+                      <a:fillRect/>
+                    </a:stretch>
+                  </pic:blipFill>
+                  <pic:spPr bwMode="auto">
+                    <a:xfrm>
+                      <a:off x="0" y="0"/>
+                      <a:ext cx="2047875" cy="1533525"/>
+                    </a:xfrm>
+                    <a:prstGeom prst="rect">
+                      <a:avLst/>
+                    </a:prstGeom>
+                    <a:noFill/>
+                  </pic:spPr>
+                </pic:pic>
+              </a:graphicData>
+            </a:graphic>
+          </wp:anchor>
+        </w:drawing>
       </w:r>
     </w:p>
     <w:p>
       <w:pPr>
         <w:pStyle w:val="Normal"/>
-        <w:ind w:firstLineChars="0" w:firstLine="180" w:start="840"/>
+        <w:ind w:firstLineChars="0" w:firstLine="180" w:left="840"/>
         <w:rPr/>
       </w:pPr>
       <w:r>
@@ -2370,7 +2343,7 @@
     <w:p>
       <w:pPr>
         <w:pStyle w:val="Normal"/>
-        <w:ind w:firstLineChars="0" w:firstLine="180" w:start="840"/>
+        <w:ind w:firstLineChars="0" w:firstLine="180" w:left="840"/>
         <w:rPr/>
       </w:pPr>
       <w:r>
@@ -2380,7 +2353,7 @@
     <w:p>
       <w:pPr>
         <w:pStyle w:val="Normal"/>
-        <w:ind w:firstLineChars="0" w:firstLine="180" w:start="840"/>
+        <w:ind w:firstLineChars="0" w:firstLine="180" w:left="840"/>
         <w:rPr/>
       </w:pPr>
       <w:r>
@@ -2390,7 +2363,7 @@
     <w:p>
       <w:pPr>
         <w:pStyle w:val="Normal"/>
-        <w:ind w:firstLineChars="0" w:firstLine="180" w:start="840"/>
+        <w:ind w:firstLineChars="0" w:firstLine="180" w:left="840"/>
         <w:rPr/>
       </w:pPr>
       <w:r>
@@ -2400,7 +2373,7 @@
     <w:p>
       <w:pPr>
         <w:pStyle w:val="Normal"/>
-        <w:ind w:firstLineChars="0" w:firstLine="180" w:start="840"/>
+        <w:ind w:firstLineChars="0" w:firstLine="180" w:left="840"/>
         <w:rPr/>
       </w:pPr>
       <w:r>
@@ -2410,7 +2383,7 @@
     <w:p>
       <w:pPr>
         <w:pStyle w:val="Normal"/>
-        <w:ind w:firstLineChars="0" w:firstLine="180" w:start="840"/>
+        <w:ind w:firstLineChars="0" w:firstLine="180" w:left="840"/>
         <w:rPr/>
       </w:pPr>
       <w:r>
@@ -2420,7 +2393,7 @@
     <w:p>
       <w:pPr>
         <w:pStyle w:val="Normal"/>
-        <w:ind w:firstLineChars="0" w:firstLine="180" w:start="840"/>
+        <w:ind w:firstLineChars="0" w:firstLine="180" w:left="840"/>
         <w:rPr/>
       </w:pPr>
       <w:r>
@@ -2430,7 +2403,7 @@
     <w:p>
       <w:pPr>
         <w:pStyle w:val="Normal"/>
-        <w:ind w:firstLineChars="0" w:firstLine="180" w:start="840"/>
+        <w:ind w:firstLineChars="0" w:firstLine="180" w:left="840"/>
         <w:rPr/>
       </w:pPr>
       <w:r>
@@ -2440,7 +2413,7 @@
     <w:p>
       <w:pPr>
         <w:pStyle w:val="Normal"/>
-        <w:ind w:firstLineChars="0" w:firstLine="180" w:start="840"/>
+        <w:ind w:firstLineChars="0" w:firstLine="180" w:left="840"/>
         <w:rPr/>
       </w:pPr>
       <w:r>
@@ -2450,7 +2423,7 @@
     <w:p>
       <w:pPr>
         <w:pStyle w:val="Normal"/>
-        <w:ind w:firstLineChars="0" w:firstLine="180" w:start="840"/>
+        <w:ind w:firstLineChars="0" w:firstLine="180" w:left="840"/>
         <w:rPr/>
       </w:pPr>
       <w:r>
@@ -2468,17 +2441,16 @@
       </w:pPr>
       <w:r>
         <w:rPr>
-          <w:rFonts w:hint="eastAsia" w:ascii="�ｭ�ｳ 繧ｴ繧ｷ繝�け" w:hAnsi="�ｭ�ｳ 繧ｴ繧ｷ繝�け"/>
+          <w:rFonts w:ascii="�ｭ�ｳ 繧ｴ繧ｷ繝�け" w:hAnsi="�ｭ�ｳ 繧ｴ繧ｷ繝�け"/>
           <w:color w:val="000000"/>
           <w:sz w:val="22"/>
-          <w:szCs w:val="32"/>
         </w:rPr>
       </w:r>
     </w:p>
     <w:p>
       <w:pPr>
         <w:pStyle w:val="Normal"/>
-        <w:ind w:firstLineChars="0" w:firstLine="180" w:start="840"/>
+        <w:ind w:firstLineChars="0" w:firstLine="180" w:left="840"/>
         <w:rPr/>
       </w:pPr>
       <w:r>
@@ -2486,7 +2458,7 @@
         <mc:AlternateContent>
           <mc:Choice Requires="wps">
             <w:drawing>
-              <wp:anchor distT="0" distB="0" distL="0" distR="7620" simplePos="0" relativeHeight="27" behindDoc="0" locked="0" layoutInCell="1" allowOverlap="1" wp14:anchorId="52BDCB4E">
+              <wp:anchor distT="3175" distB="3175" distL="3175" distR="3175" simplePos="0" relativeHeight="26" behindDoc="0" locked="0" layoutInCell="1" allowOverlap="1" wp14:anchorId="52BDCB4E">
                 <wp:simplePos x="0" y="0"/>
                 <wp:positionH relativeFrom="column">
                   <wp:posOffset>5534025</wp:posOffset>
@@ -2497,7 +2469,7 @@
                 <wp:extent cx="944880" cy="1714500"/>
                 <wp:effectExtent l="3175" t="3175" r="3175" b="3175"/>
                 <wp:wrapNone/>
-                <wp:docPr id="9" name="テキスト ボックス 43"/>
+                <wp:docPr id="8" name="テキスト ボックス 43"/>
                 <a:graphic xmlns:a="http://schemas.openxmlformats.org/drawingml/2006/main">
                   <a:graphicData uri="http://schemas.microsoft.com/office/word/2010/wordprocessingShape">
                     <wps:wsp>
@@ -2534,8 +2506,8 @@
                         <w:txbxContent>
                           <w:p>
                             <w:pPr>
-                              <w:pStyle w:val="Style33"/>
-                              <w:ind w:startChars="67"/>
+                              <w:pStyle w:val="user5"/>
+                              <w:ind w:leftChars="67"/>
                               <w:rPr/>
                             </w:pPr>
                             <w:r>
@@ -2566,8 +2538,8 @@
                   <w:txbxContent>
                     <w:p>
                       <w:pPr>
-                        <w:pStyle w:val="Style33"/>
-                        <w:ind w:startChars="67"/>
+                        <w:pStyle w:val="user5"/>
+                        <w:ind w:leftChars="67"/>
                         <w:rPr/>
                       </w:pPr>
                       <w:r>
@@ -2587,7 +2559,7 @@
         <mc:AlternateContent>
           <mc:Choice Requires="wps">
             <w:drawing>
-              <wp:anchor distT="0" distB="9525" distL="0" distR="9525" simplePos="0" relativeHeight="31" behindDoc="0" locked="0" layoutInCell="1" allowOverlap="1" wp14:anchorId="24FAD6E3">
+              <wp:anchor distT="13970" distB="12700" distL="13970" distR="12700" simplePos="0" relativeHeight="30" behindDoc="0" locked="0" layoutInCell="1" allowOverlap="1" wp14:anchorId="24FAD6E3">
                 <wp:simplePos x="0" y="0"/>
                 <wp:positionH relativeFrom="column">
                   <wp:posOffset>2552700</wp:posOffset>
@@ -2598,7 +2570,7 @@
                 <wp:extent cx="2828925" cy="3019425"/>
                 <wp:effectExtent l="13970" t="13970" r="12700" b="12700"/>
                 <wp:wrapNone/>
-                <wp:docPr id="10" name="角丸四角形 36"/>
+                <wp:docPr id="9" name="角丸四角形 36"/>
                 <a:graphic xmlns:a="http://schemas.openxmlformats.org/drawingml/2006/main">
                   <a:graphicData uri="http://schemas.microsoft.com/office/word/2010/wordprocessingShape">
                     <wps:wsp>
@@ -2637,8 +2609,8 @@
                         <w:txbxContent>
                           <w:p>
                             <w:pPr>
-                              <w:pStyle w:val="Style33"/>
-                              <w:ind w:firstLineChars="0" w:firstLine="180" w:start="840"/>
+                              <w:pStyle w:val="user5"/>
+                              <w:ind w:firstLineChars="0" w:firstLine="180" w:left="840"/>
                               <w:rPr/>
                             </w:pPr>
                             <w:r>
@@ -2669,8 +2641,8 @@
                   <w:txbxContent>
                     <w:p>
                       <w:pPr>
-                        <w:pStyle w:val="Style33"/>
-                        <w:ind w:firstLineChars="0" w:firstLine="180" w:start="840"/>
+                        <w:pStyle w:val="user5"/>
+                        <w:ind w:firstLineChars="0" w:firstLine="180" w:left="840"/>
                         <w:rPr/>
                       </w:pPr>
                       <w:r>
@@ -2690,7 +2662,7 @@
         <mc:AlternateContent>
           <mc:Choice Requires="wps">
             <w:drawing>
-              <wp:anchor distT="19050" distB="19050" distL="19050" distR="19050" simplePos="0" relativeHeight="33" behindDoc="0" locked="0" layoutInCell="1" allowOverlap="1" wp14:anchorId="46129ABB">
+              <wp:anchor distT="15240" distB="13970" distL="14605" distR="14605" simplePos="0" relativeHeight="32" behindDoc="0" locked="0" layoutInCell="1" allowOverlap="1" wp14:anchorId="46129ABB">
                 <wp:simplePos x="0" y="0"/>
                 <wp:positionH relativeFrom="column">
                   <wp:posOffset>5667375</wp:posOffset>
@@ -2701,7 +2673,7 @@
                 <wp:extent cx="647700" cy="333375"/>
                 <wp:effectExtent l="14605" t="15240" r="14605" b="13970"/>
                 <wp:wrapNone/>
-                <wp:docPr id="11" name="正方形/長方形 38"/>
+                <wp:docPr id="10" name="正方形/長方形 38"/>
                 <a:graphic xmlns:a="http://schemas.openxmlformats.org/drawingml/2006/main">
                   <a:graphicData uri="http://schemas.microsoft.com/office/word/2010/wordprocessingShape">
                     <wps:wsp>
@@ -2732,8 +2704,8 @@
                         <w:txbxContent>
                           <w:p>
                             <w:pPr>
-                              <w:pStyle w:val="Style33"/>
-                              <w:ind w:hangingChars="400" w:startChars="0" w:start="0"/>
+                              <w:pStyle w:val="user5"/>
+                              <w:ind w:hangingChars="400" w:leftChars="0" w:left="0"/>
                               <w:jc w:val="center"/>
                               <w:rPr/>
                             </w:pPr>
@@ -2768,8 +2740,8 @@
                   <w:txbxContent>
                     <w:p>
                       <w:pPr>
-                        <w:pStyle w:val="Style33"/>
-                        <w:ind w:hangingChars="400" w:startChars="0" w:start="0"/>
+                        <w:pStyle w:val="user5"/>
+                        <w:ind w:hangingChars="400" w:leftChars="0" w:left="0"/>
                         <w:jc w:val="center"/>
                         <w:rPr/>
                       </w:pPr>
@@ -2794,7 +2766,7 @@
         <mc:AlternateContent>
           <mc:Choice Requires="wps">
             <w:drawing>
-              <wp:anchor distT="0" distB="9525" distL="0" distR="0" simplePos="0" relativeHeight="35" behindDoc="0" locked="0" layoutInCell="1" allowOverlap="1" wp14:anchorId="52C6D0B9">
+              <wp:anchor distT="5715" distB="4445" distL="5080" distR="5080" simplePos="0" relativeHeight="34" behindDoc="0" locked="0" layoutInCell="1" allowOverlap="1" wp14:anchorId="52C6D0B9">
                 <wp:simplePos x="0" y="0"/>
                 <wp:positionH relativeFrom="column">
                   <wp:posOffset>5667375</wp:posOffset>
@@ -2805,7 +2777,7 @@
                 <wp:extent cx="647700" cy="333375"/>
                 <wp:effectExtent l="5080" t="5715" r="5080" b="4445"/>
                 <wp:wrapNone/>
-                <wp:docPr id="12" name="正方形/長方形 41"/>
+                <wp:docPr id="11" name="正方形/長方形 41"/>
                 <a:graphic xmlns:a="http://schemas.openxmlformats.org/drawingml/2006/main">
                   <a:graphicData uri="http://schemas.microsoft.com/office/word/2010/wordprocessingShape">
                     <wps:wsp>
@@ -2846,8 +2818,8 @@
                         <w:txbxContent>
                           <w:p>
                             <w:pPr>
-                              <w:pStyle w:val="Style33"/>
-                              <w:ind w:hangingChars="400" w:startChars="0" w:start="0"/>
+                              <w:pStyle w:val="user5"/>
+                              <w:ind w:hangingChars="400" w:leftChars="0" w:left="0"/>
                               <w:jc w:val="center"/>
                               <w:rPr/>
                             </w:pPr>
@@ -2883,8 +2855,8 @@
                   <w:txbxContent>
                     <w:p>
                       <w:pPr>
-                        <w:pStyle w:val="Style33"/>
-                        <w:ind w:hangingChars="400" w:startChars="0" w:start="0"/>
+                        <w:pStyle w:val="user5"/>
+                        <w:ind w:hangingChars="400" w:leftChars="0" w:left="0"/>
                         <w:jc w:val="center"/>
                         <w:rPr/>
                       </w:pPr>
@@ -2909,7 +2881,7 @@
         <mc:AlternateContent>
           <mc:Choice Requires="wps">
             <w:drawing>
-              <wp:anchor distT="47625" distB="47625" distL="47625" distR="47625" simplePos="0" relativeHeight="37" behindDoc="0" locked="0" layoutInCell="0" allowOverlap="1" wp14:anchorId="30BF31C0">
+              <wp:anchor distT="41275" distB="41275" distL="41910" distR="40640" simplePos="0" relativeHeight="36" behindDoc="0" locked="0" layoutInCell="0" allowOverlap="1" wp14:anchorId="30BF31C0">
                 <wp:simplePos x="0" y="0"/>
                 <wp:positionH relativeFrom="margin">
                   <wp:posOffset>5667375</wp:posOffset>
@@ -2920,7 +2892,7 @@
                 <wp:extent cx="733425" cy="342900"/>
                 <wp:effectExtent l="41910" t="41275" r="40640" b="41275"/>
                 <wp:wrapNone/>
-                <wp:docPr id="13" name="Text Box 14"/>
+                <wp:docPr id="12" name="Text Box 14"/>
                 <a:graphic xmlns:a="http://schemas.openxmlformats.org/drawingml/2006/main">
                   <a:graphicData uri="http://schemas.microsoft.com/office/word/2010/wordprocessingShape">
                     <wps:wsp>
@@ -2936,10 +2908,7 @@
                         <a:noFill/>
                         <a:ln w="82550">
                           <a:solidFill>
-                            <a:srgbClr val="f79646">
-                              <a:lumMod val="40000"/>
-                              <a:lumOff val="60000"/>
-                            </a:srgbClr>
+                            <a:srgbClr val="fcd5b5"/>
                           </a:solidFill>
                           <a:miter/>
                         </a:ln>
@@ -3008,7 +2977,7 @@
     <w:p>
       <w:pPr>
         <w:pStyle w:val="Normal"/>
-        <w:ind w:firstLineChars="0" w:firstLine="180" w:start="840"/>
+        <w:ind w:firstLineChars="0" w:firstLine="180" w:left="840"/>
         <w:rPr/>
       </w:pPr>
       <w:r>
@@ -3018,7 +2987,7 @@
     <w:p>
       <w:pPr>
         <w:pStyle w:val="Normal"/>
-        <w:ind w:firstLineChars="0" w:firstLine="180" w:start="840"/>
+        <w:ind w:firstLineChars="0" w:firstLine="180" w:left="840"/>
         <w:rPr/>
       </w:pPr>
       <w:r>
@@ -3053,7 +3022,7 @@
       <w:pPr>
         <w:pStyle w:val="Normal"/>
         <w:spacing w:before="0" w:after="0"/>
-        <w:ind w:firstLineChars="0" w:firstLine="180" w:start="840"/>
+        <w:ind w:firstLineChars="0" w:firstLine="180" w:left="840"/>
         <w:rPr/>
       </w:pPr>
       <w:r>
@@ -3067,22 +3036,22 @@
           <w:ilvl w:val="1"/>
           <w:numId w:val="2"/>
         </w:numPr>
-        <w:ind w:hanging="0" w:start="840"/>
+        <w:ind w:hanging="0" w:left="840"/>
         <w:rPr/>
       </w:pPr>
-      <w:bookmarkStart w:id="16" w:name="_Toc100560659"/>
+      <w:bookmarkStart w:id="15" w:name="_Toc100560659"/>
       <w:r>
         <w:rPr>
           <w:rFonts w:hint="eastAsia"/>
         </w:rPr>
         <w:t>変更機能・追加機能一覧</w:t>
       </w:r>
-      <w:bookmarkEnd w:id="16"/>
+      <w:bookmarkEnd w:id="15"/>
     </w:p>
     <w:p>
       <w:pPr>
         <w:pStyle w:val="Normal"/>
-        <w:ind w:hangingChars="350" w:startChars="50"/>
+        <w:ind w:hangingChars="350" w:leftChars="50"/>
         <w:rPr>
           <w:rFonts w:ascii="メイリオ" w:hAnsi="メイリオ" w:eastAsia="メイリオ" w:cs="メイリオ"/>
         </w:rPr>
@@ -3096,24 +3065,28 @@
     <w:tbl>
       <w:tblPr>
         <w:tblStyle w:val="aff8"/>
-        <w:tblW w:w="10267" w:type="dxa"/>
+        <w:tblW w:w="10274" w:type="dxa"/>
         <w:jc w:val="center"/>
         <w:tblInd w:w="0" w:type="dxa"/>
         <w:tblLayout w:type="fixed"/>
         <w:tblCellMar>
           <w:top w:w="0" w:type="dxa"/>
-          <w:start w:w="108" w:type="dxa"/>
+          <w:left w:w="108" w:type="dxa"/>
           <w:bottom w:w="0" w:type="dxa"/>
-          <w:end w:w="108" w:type="dxa"/>
+          <w:right w:w="108" w:type="dxa"/>
         </w:tblCellMar>
         <w:tblLook w:firstRow="1" w:noVBand="1" w:lastRow="0" w:firstColumn="1" w:lastColumn="0" w:noHBand="0" w:val="04a0"/>
       </w:tblPr>
       <w:tblGrid>
-        <w:gridCol w:w="336"/>
-        <w:gridCol w:w="1388"/>
-        <w:gridCol w:w="330"/>
-        <w:gridCol w:w="2254"/>
+        <w:gridCol w:w="335"/>
+        <w:gridCol w:w="5"/>
+        <w:gridCol w:w="1383"/>
+        <w:gridCol w:w="5"/>
+        <w:gridCol w:w="326"/>
+        <w:gridCol w:w="3"/>
+        <w:gridCol w:w="2250"/>
         <w:gridCol w:w="5959"/>
+        <w:gridCol w:w="8"/>
       </w:tblGrid>
       <w:tr>
         <w:trPr>
@@ -3121,8 +3094,8 @@
         </w:trPr>
         <w:tc>
           <w:tcPr>
-            <w:tcW w:w="4308" w:type="dxa"/>
-            <w:gridSpan w:val="4"/>
+            <w:tcW w:w="4307" w:type="dxa"/>
+            <w:gridSpan w:val="7"/>
             <w:cnfStyle w:val="001000000000" w:firstRow="0" w:lastRow="0" w:firstColumn="1" w:lastColumn="0" w:oddVBand="0" w:evenVBand="0" w:oddHBand="0" w:evenHBand="0" w:firstRowFirstColumn="0" w:firstRowLastColumn="0" w:lastRowFirstColumn="0" w:lastRowLastColumn="0"/>
             <w:tcBorders/>
             <w:shd w:color="auto" w:fill="4F81BD" w:themeFill="accent1" w:val="clear"/>
@@ -3130,8 +3103,9 @@
           <w:p>
             <w:pPr>
               <w:pStyle w:val="Style31"/>
+              <w:suppressAutoHyphens w:val="true"/>
               <w:spacing w:before="0" w:after="0"/>
-              <w:jc w:val="start"/>
+              <w:jc w:val="left"/>
               <w:rPr>
                 <w:i w:val="false"/>
                 <w:kern w:val="2"/>
@@ -3159,23 +3133,32 @@
           <w:p>
             <w:pPr>
               <w:pStyle w:val="Style31"/>
-              <w:spacing w:before="0" w:after="0"/>
-              <w:jc w:val="start"/>
-              <w:cnfStyle w:val="100000000000" w:firstRow="1" w:lastRow="0" w:firstColumn="0" w:lastColumn="0" w:oddVBand="0" w:evenVBand="0" w:oddHBand="0" w:evenHBand="0" w:firstRowFirstColumn="0" w:firstRowLastColumn="0" w:lastRowFirstColumn="0" w:lastRowLastColumn="0"/>
+              <w:suppressAutoHyphens w:val="true"/>
               <w:rPr>
                 <w:i w:val="false"/>
-                <w:kern w:val="2"/>
-                <w:lang w:val="en-US" w:eastAsia="ja-JP" w:bidi="ar-SA"/>
               </w:rPr>
             </w:pPr>
             <w:r>
               <w:rPr>
-                <w:rFonts w:hint="eastAsia"/>
                 <w:i w:val="false"/>
-                <w:kern w:val="2"/>
-                <w:lang w:val="en-US" w:eastAsia="ja-JP" w:bidi="ar-SA"/>
               </w:rPr>
               <w:t>概要</w:t>
+            </w:r>
+          </w:p>
+        </w:tc>
+        <w:tc>
+          <w:tcPr>
+            <w:tcW w:w="8" w:type="dxa"/>
+            <w:tcBorders/>
+            <w:shd w:color="auto" w:fill="4F81BD" w:themeFill="accent1" w:val="clear"/>
+          </w:tcPr>
+          <w:p>
+            <w:pPr>
+              <w:pStyle w:val="Style31"/>
+              <w:rPr/>
+            </w:pPr>
+            <w:r>
+              <w:rPr/>
             </w:r>
           </w:p>
         </w:tc>
@@ -3186,8 +3169,8 @@
         </w:trPr>
         <w:tc>
           <w:tcPr>
-            <w:tcW w:w="1724" w:type="dxa"/>
-            <w:gridSpan w:val="2"/>
+            <w:tcW w:w="1723" w:type="dxa"/>
+            <w:gridSpan w:val="3"/>
             <w:cnfStyle w:val="001000000000" w:firstRow="0" w:lastRow="0" w:firstColumn="1" w:lastColumn="0" w:oddVBand="0" w:evenVBand="0" w:oddHBand="0" w:evenHBand="0" w:firstRowFirstColumn="0" w:firstRowLastColumn="0" w:lastRowFirstColumn="0" w:lastRowLastColumn="0"/>
             <w:tcBorders/>
             <w:shd w:color="auto" w:fill="DAEEF3" w:themeFill="accent5" w:themeFillTint="33" w:val="clear"/>
@@ -3195,8 +3178,9 @@
           <w:p>
             <w:pPr>
               <w:pStyle w:val="Style30"/>
+              <w:suppressAutoHyphens w:val="true"/>
               <w:spacing w:before="0" w:after="0"/>
-              <w:jc w:val="start"/>
+              <w:jc w:val="left"/>
               <w:rPr>
                 <w:b w:val="false"/>
                 <w:kern w:val="2"/>
@@ -3217,15 +3201,16 @@
         <w:tc>
           <w:tcPr>
             <w:tcW w:w="2584" w:type="dxa"/>
-            <w:gridSpan w:val="2"/>
+            <w:gridSpan w:val="4"/>
             <w:tcBorders/>
             <w:shd w:color="auto" w:fill="DAEEF3" w:themeFill="accent5" w:themeFillTint="33" w:val="clear"/>
           </w:tcPr>
           <w:p>
             <w:pPr>
               <w:pStyle w:val="Style30"/>
+              <w:suppressAutoHyphens w:val="true"/>
               <w:spacing w:before="0" w:after="0"/>
-              <w:jc w:val="start"/>
+              <w:jc w:val="left"/>
               <w:cnfStyle w:val="000000100000" w:firstRow="0" w:lastRow="0" w:firstColumn="0" w:lastColumn="0" w:oddVBand="0" w:evenVBand="0" w:oddHBand="1" w:evenHBand="0" w:firstRowFirstColumn="0" w:firstRowLastColumn="0" w:lastRowFirstColumn="0" w:lastRowLastColumn="0"/>
               <w:rPr>
                 <w:kern w:val="2"/>
@@ -3252,19 +3237,27 @@
           <w:p>
             <w:pPr>
               <w:pStyle w:val="Style30"/>
-              <w:spacing w:before="0" w:after="0"/>
-              <w:jc w:val="start"/>
-              <w:cnfStyle w:val="000000100000" w:firstRow="0" w:lastRow="0" w:firstColumn="0" w:lastColumn="0" w:oddVBand="0" w:evenVBand="0" w:oddHBand="1" w:evenHBand="0" w:firstRowFirstColumn="0" w:firstRowLastColumn="0" w:lastRowFirstColumn="0" w:lastRowLastColumn="0"/>
-              <w:rPr>
-                <w:b/>
-              </w:rPr>
+              <w:suppressAutoHyphens w:val="true"/>
+              <w:rPr/>
             </w:pPr>
             <w:r>
-              <w:rPr>
-                <w:b/>
-                <w:kern w:val="2"/>
-                <w:lang w:val="en-US" w:eastAsia="ja-JP" w:bidi="ar-SA"/>
-              </w:rPr>
+              <w:rPr/>
+            </w:r>
+          </w:p>
+        </w:tc>
+        <w:tc>
+          <w:tcPr>
+            <w:tcW w:w="8" w:type="dxa"/>
+            <w:tcBorders/>
+            <w:shd w:color="auto" w:fill="DAEEF3" w:themeFill="accent5" w:themeFillTint="33" w:val="clear"/>
+          </w:tcPr>
+          <w:p>
+            <w:pPr>
+              <w:pStyle w:val="Style30"/>
+              <w:rPr/>
+            </w:pPr>
+            <w:r>
+              <w:rPr/>
             </w:r>
           </w:p>
         </w:tc>
@@ -3275,7 +3268,7 @@
         </w:trPr>
         <w:tc>
           <w:tcPr>
-            <w:tcW w:w="336" w:type="dxa"/>
+            <w:tcW w:w="335" w:type="dxa"/>
             <w:vMerge w:val="restart"/>
             <w:cnfStyle w:val="001000000000" w:firstRow="0" w:lastRow="0" w:firstColumn="1" w:lastColumn="0" w:oddVBand="0" w:evenVBand="0" w:oddHBand="0" w:evenHBand="0" w:firstRowFirstColumn="0" w:firstRowLastColumn="0" w:lastRowFirstColumn="0" w:lastRowLastColumn="0"/>
             <w:tcBorders/>
@@ -3283,8 +3276,9 @@
           <w:p>
             <w:pPr>
               <w:pStyle w:val="Style30"/>
+              <w:suppressAutoHyphens w:val="true"/>
               <w:spacing w:before="0" w:after="0"/>
-              <w:jc w:val="start"/>
+              <w:jc w:val="left"/>
               <w:rPr>
                 <w:b/>
               </w:rPr>
@@ -3292,8 +3286,6 @@
             <w:r>
               <w:rPr>
                 <w:b/>
-                <w:kern w:val="2"/>
-                <w:lang w:val="en-US" w:eastAsia="ja-JP" w:bidi="ar-SA"/>
               </w:rPr>
             </w:r>
           </w:p>
@@ -3301,14 +3293,16 @@
         <w:tc>
           <w:tcPr>
             <w:tcW w:w="1388" w:type="dxa"/>
+            <w:gridSpan w:val="2"/>
             <w:vMerge w:val="restart"/>
             <w:tcBorders/>
           </w:tcPr>
           <w:p>
             <w:pPr>
               <w:pStyle w:val="Style30"/>
+              <w:suppressAutoHyphens w:val="true"/>
               <w:spacing w:before="0" w:after="0"/>
-              <w:jc w:val="start"/>
+              <w:jc w:val="left"/>
               <w:cnfStyle w:val="000000000000" w:firstRow="0" w:lastRow="0" w:firstColumn="0" w:lastColumn="0" w:oddVBand="0" w:evenVBand="0" w:oddHBand="0" w:evenHBand="0" w:firstRowFirstColumn="0" w:firstRowLastColumn="0" w:lastRowFirstColumn="0" w:lastRowLastColumn="0"/>
               <w:rPr>
                 <w:kern w:val="2"/>
@@ -3326,8 +3320,9 @@
           <w:p>
             <w:pPr>
               <w:pStyle w:val="Style30"/>
+              <w:suppressAutoHyphens w:val="true"/>
               <w:spacing w:before="0" w:after="0"/>
-              <w:jc w:val="start"/>
+              <w:jc w:val="left"/>
               <w:cnfStyle w:val="000000000000" w:firstRow="0" w:lastRow="0" w:firstColumn="0" w:lastColumn="0" w:oddVBand="0" w:evenVBand="0" w:oddHBand="0" w:evenHBand="0" w:firstRowFirstColumn="0" w:firstRowLastColumn="0" w:lastRowFirstColumn="0" w:lastRowLastColumn="0"/>
               <w:rPr>
                 <w:kern w:val="2"/>
@@ -3344,14 +3339,16 @@
         </w:tc>
         <w:tc>
           <w:tcPr>
-            <w:tcW w:w="330" w:type="dxa"/>
+            <w:tcW w:w="331" w:type="dxa"/>
+            <w:gridSpan w:val="2"/>
             <w:tcBorders/>
           </w:tcPr>
           <w:p>
             <w:pPr>
               <w:pStyle w:val="Style30"/>
+              <w:suppressAutoHyphens w:val="true"/>
               <w:spacing w:before="0" w:after="0"/>
-              <w:jc w:val="start"/>
+              <w:jc w:val="left"/>
               <w:cnfStyle w:val="000000000000" w:firstRow="0" w:lastRow="0" w:firstColumn="0" w:lastColumn="0" w:oddVBand="0" w:evenVBand="0" w:oddHBand="0" w:evenHBand="0" w:firstRowFirstColumn="0" w:firstRowLastColumn="0" w:lastRowFirstColumn="0" w:lastRowLastColumn="0"/>
               <w:rPr>
                 <w:kern w:val="2"/>
@@ -3368,14 +3365,16 @@
         </w:tc>
         <w:tc>
           <w:tcPr>
-            <w:tcW w:w="2254" w:type="dxa"/>
+            <w:tcW w:w="2253" w:type="dxa"/>
+            <w:gridSpan w:val="2"/>
             <w:tcBorders/>
           </w:tcPr>
           <w:p>
             <w:pPr>
               <w:pStyle w:val="Style30"/>
+              <w:suppressAutoHyphens w:val="true"/>
               <w:spacing w:before="0" w:after="0"/>
-              <w:jc w:val="start"/>
+              <w:jc w:val="left"/>
               <w:cnfStyle w:val="000000000000" w:firstRow="0" w:lastRow="0" w:firstColumn="0" w:lastColumn="0" w:oddVBand="0" w:evenVBand="0" w:oddHBand="0" w:evenHBand="0" w:firstRowFirstColumn="0" w:firstRowLastColumn="0" w:lastRowFirstColumn="0" w:lastRowLastColumn="0"/>
               <w:rPr>
                 <w:kern w:val="2"/>
@@ -3399,20 +3398,27 @@
           <w:p>
             <w:pPr>
               <w:pStyle w:val="Style30"/>
-              <w:spacing w:before="0" w:after="0"/>
-              <w:jc w:val="start"/>
-              <w:cnfStyle w:val="000000000000" w:firstRow="0" w:lastRow="0" w:firstColumn="0" w:lastColumn="0" w:oddVBand="0" w:evenVBand="0" w:oddHBand="0" w:evenHBand="0" w:firstRowFirstColumn="0" w:firstRowLastColumn="0" w:lastRowFirstColumn="0" w:lastRowLastColumn="0"/>
-              <w:rPr>
-                <w:kern w:val="2"/>
-                <w:lang w:val="en-US" w:eastAsia="ja-JP" w:bidi="ar-SA"/>
-              </w:rPr>
+              <w:suppressAutoHyphens w:val="true"/>
+              <w:rPr/>
             </w:pPr>
             <w:r>
-              <w:rPr>
-                <w:kern w:val="2"/>
-                <w:lang w:val="en-US" w:eastAsia="ja-JP" w:bidi="ar-SA"/>
-              </w:rPr>
+              <w:rPr/>
               <w:t>・非会員、会員にトップ画面、商品一覧画面で表示される</w:t>
+            </w:r>
+          </w:p>
+        </w:tc>
+        <w:tc>
+          <w:tcPr>
+            <w:tcW w:w="8" w:type="dxa"/>
+            <w:tcBorders/>
+          </w:tcPr>
+          <w:p>
+            <w:pPr>
+              <w:pStyle w:val="Style30"/>
+              <w:rPr/>
+            </w:pPr>
+            <w:r>
+              <w:rPr/>
             </w:r>
           </w:p>
         </w:tc>
@@ -3423,18 +3429,20 @@
         </w:trPr>
         <w:tc>
           <w:tcPr>
-            <w:tcW w:w="336" w:type="dxa"/>
+            <w:tcW w:w="335" w:type="dxa"/>
             <w:vMerge w:val="continue"/>
             <w:cnfStyle w:val="001000000000" w:firstRow="0" w:lastRow="0" w:firstColumn="1" w:lastColumn="0" w:oddVBand="0" w:evenVBand="0" w:oddHBand="0" w:evenHBand="0" w:firstRowFirstColumn="0" w:firstRowLastColumn="0" w:lastRowFirstColumn="0" w:lastRowLastColumn="0"/>
             <w:tcBorders>
               <w:top w:val="nil"/>
             </w:tcBorders>
+            <w:shd w:color="auto" w:fill="DAEEF3" w:themeFill="accent5" w:themeFillTint="33" w:val="clear"/>
           </w:tcPr>
           <w:p>
             <w:pPr>
               <w:pStyle w:val="Style30"/>
+              <w:suppressAutoHyphens w:val="true"/>
               <w:spacing w:before="0" w:after="0"/>
-              <w:jc w:val="start"/>
+              <w:jc w:val="left"/>
               <w:rPr>
                 <w:b/>
               </w:rPr>
@@ -3442,8 +3450,6 @@
             <w:r>
               <w:rPr>
                 <w:b/>
-                <w:kern w:val="2"/>
-                <w:lang w:val="en-US" w:eastAsia="ja-JP" w:bidi="ar-SA"/>
               </w:rPr>
             </w:r>
           </w:p>
@@ -3451,16 +3457,19 @@
         <w:tc>
           <w:tcPr>
             <w:tcW w:w="1388" w:type="dxa"/>
+            <w:gridSpan w:val="2"/>
             <w:vMerge w:val="continue"/>
             <w:tcBorders>
               <w:top w:val="nil"/>
             </w:tcBorders>
+            <w:shd w:color="auto" w:fill="DAEEF3" w:themeFill="accent5" w:themeFillTint="33" w:val="clear"/>
           </w:tcPr>
           <w:p>
             <w:pPr>
               <w:pStyle w:val="Style30"/>
+              <w:suppressAutoHyphens w:val="true"/>
               <w:spacing w:before="0" w:after="0"/>
-              <w:jc w:val="start"/>
+              <w:jc w:val="left"/>
               <w:cnfStyle w:val="000000000000" w:firstRow="0" w:lastRow="0" w:firstColumn="0" w:lastColumn="0" w:oddVBand="0" w:evenVBand="0" w:oddHBand="0" w:evenHBand="0" w:firstRowFirstColumn="0" w:firstRowLastColumn="0" w:lastRowFirstColumn="0" w:lastRowLastColumn="0"/>
               <w:rPr>
                 <w:kern w:val="2"/>
@@ -3477,16 +3486,19 @@
         </w:tc>
         <w:tc>
           <w:tcPr>
-            <w:tcW w:w="330" w:type="dxa"/>
+            <w:tcW w:w="331" w:type="dxa"/>
+            <w:gridSpan w:val="2"/>
             <w:tcBorders>
               <w:top w:val="nil"/>
             </w:tcBorders>
+            <w:shd w:color="auto" w:fill="DAEEF3" w:themeFill="accent5" w:themeFillTint="33" w:val="clear"/>
           </w:tcPr>
           <w:p>
             <w:pPr>
               <w:pStyle w:val="Style30"/>
+              <w:suppressAutoHyphens w:val="true"/>
               <w:spacing w:before="0" w:after="0"/>
-              <w:jc w:val="start"/>
+              <w:jc w:val="left"/>
               <w:cnfStyle w:val="000000000000" w:firstRow="0" w:lastRow="0" w:firstColumn="0" w:lastColumn="0" w:oddVBand="0" w:evenVBand="0" w:oddHBand="0" w:evenHBand="0" w:firstRowFirstColumn="0" w:firstRowLastColumn="0" w:lastRowFirstColumn="0" w:lastRowLastColumn="0"/>
               <w:rPr>
                 <w:kern w:val="2"/>
@@ -3503,16 +3515,19 @@
         </w:tc>
         <w:tc>
           <w:tcPr>
-            <w:tcW w:w="2254" w:type="dxa"/>
+            <w:tcW w:w="2253" w:type="dxa"/>
+            <w:gridSpan w:val="2"/>
             <w:tcBorders>
               <w:top w:val="nil"/>
             </w:tcBorders>
+            <w:shd w:color="auto" w:fill="DAEEF3" w:themeFill="accent5" w:themeFillTint="33" w:val="clear"/>
           </w:tcPr>
           <w:p>
             <w:pPr>
               <w:pStyle w:val="Style30"/>
+              <w:suppressAutoHyphens w:val="true"/>
               <w:spacing w:before="0" w:after="0"/>
-              <w:jc w:val="start"/>
+              <w:jc w:val="left"/>
               <w:cnfStyle w:val="000000000000" w:firstRow="0" w:lastRow="0" w:firstColumn="0" w:lastColumn="0" w:oddVBand="0" w:evenVBand="0" w:oddHBand="0" w:evenHBand="0" w:firstRowFirstColumn="0" w:firstRowLastColumn="0" w:lastRowFirstColumn="0" w:lastRowLastColumn="0"/>
               <w:rPr>
                 <w:kern w:val="2"/>
@@ -3534,12 +3549,14 @@
             <w:tcBorders>
               <w:top w:val="nil"/>
             </w:tcBorders>
+            <w:shd w:color="auto" w:fill="DAEEF3" w:themeFill="accent5" w:themeFillTint="33" w:val="clear"/>
           </w:tcPr>
           <w:p>
             <w:pPr>
               <w:pStyle w:val="Style30"/>
+              <w:suppressAutoHyphens w:val="true"/>
               <w:spacing w:before="0" w:after="0"/>
-              <w:jc w:val="start"/>
+              <w:jc w:val="left"/>
               <w:cnfStyle w:val="000000000000" w:firstRow="0" w:lastRow="0" w:firstColumn="0" w:lastColumn="0" w:oddVBand="0" w:evenVBand="0" w:oddHBand="0" w:evenHBand="0" w:firstRowFirstColumn="0" w:firstRowLastColumn="0" w:lastRowFirstColumn="0" w:lastRowLastColumn="0"/>
               <w:rPr>
                 <w:kern w:val="2"/>
@@ -3558,14 +3575,7 @@
                 <w:kern w:val="2"/>
                 <w:lang w:val="en-US" w:eastAsia="ja-JP" w:bidi="ar-SA"/>
               </w:rPr>
-              <w:t>(</w:t>
-            </w:r>
-            <w:r>
-              <w:rPr>
-                <w:kern w:val="2"/>
-                <w:lang w:val="en-US" w:eastAsia="ja-JP" w:bidi="ar-SA"/>
-              </w:rPr>
-              <w:t>19-22</w:t>
+              <w:t>(19-22</w:t>
             </w:r>
             <w:r>
               <w:rPr>
@@ -3599,8 +3609,9 @@
           <w:p>
             <w:pPr>
               <w:pStyle w:val="Style30"/>
+              <w:suppressAutoHyphens w:val="true"/>
               <w:spacing w:before="0" w:after="0"/>
-              <w:jc w:val="start"/>
+              <w:jc w:val="left"/>
               <w:cnfStyle w:val="000000000000" w:firstRow="0" w:lastRow="0" w:firstColumn="0" w:lastColumn="0" w:oddVBand="0" w:evenVBand="0" w:oddHBand="0" w:evenHBand="0" w:firstRowFirstColumn="0" w:firstRowLastColumn="0" w:lastRowFirstColumn="0" w:lastRowLastColumn="0"/>
               <w:rPr>
                 <w:kern w:val="2"/>
@@ -3625,8 +3636,9 @@
           <w:p>
             <w:pPr>
               <w:pStyle w:val="Style30"/>
+              <w:suppressAutoHyphens w:val="true"/>
               <w:spacing w:before="0" w:after="0"/>
-              <w:jc w:val="start"/>
+              <w:jc w:val="left"/>
               <w:cnfStyle w:val="000000000000" w:firstRow="0" w:lastRow="0" w:firstColumn="0" w:lastColumn="0" w:oddVBand="0" w:evenVBand="0" w:oddHBand="0" w:evenHBand="0" w:firstRowFirstColumn="0" w:firstRowLastColumn="0" w:lastRowFirstColumn="0" w:lastRowLastColumn="0"/>
               <w:rPr>
                 <w:kern w:val="2"/>
@@ -3658,66 +3670,46 @@
           <w:p>
             <w:pPr>
               <w:pStyle w:val="Style30"/>
-              <w:spacing w:before="0" w:after="0"/>
-              <w:jc w:val="start"/>
-              <w:cnfStyle w:val="000000000000" w:firstRow="0" w:lastRow="0" w:firstColumn="0" w:lastColumn="0" w:oddVBand="0" w:evenVBand="0" w:oddHBand="0" w:evenHBand="0" w:firstRowFirstColumn="0" w:firstRowLastColumn="0" w:lastRowFirstColumn="0" w:lastRowLastColumn="0"/>
-              <w:rPr>
-                <w:kern w:val="2"/>
-                <w:lang w:val="en-US" w:eastAsia="ja-JP" w:bidi="ar-SA"/>
-              </w:rPr>
+              <w:suppressAutoHyphens w:val="true"/>
+              <w:rPr/>
             </w:pPr>
             <w:r>
-              <w:rPr>
-                <w:kern w:val="2"/>
-                <w:lang w:val="en-US" w:eastAsia="ja-JP" w:bidi="ar-SA"/>
-              </w:rPr>
+              <w:rPr/>
               <w:t>・注文確認画面、注文登録は合計金額から</w:t>
             </w:r>
             <w:r>
-              <w:rPr>
-                <w:kern w:val="2"/>
-                <w:lang w:val="en-US" w:eastAsia="ja-JP" w:bidi="ar-SA"/>
-              </w:rPr>
+              <w:rPr/>
               <w:t>10</w:t>
             </w:r>
             <w:r>
-              <w:rPr>
-                <w:kern w:val="2"/>
-                <w:lang w:val="en-US" w:eastAsia="ja-JP" w:bidi="ar-SA"/>
-              </w:rPr>
+              <w:rPr/>
               <w:t>％割引して表示、登録する</w:t>
             </w:r>
           </w:p>
         </w:tc>
+        <w:tc>
+          <w:tcPr>
+            <w:tcW w:w="8" w:type="dxa"/>
+            <w:tcBorders/>
+            <w:shd w:color="auto" w:fill="DAEEF3" w:themeFill="accent5" w:themeFillTint="33" w:val="clear"/>
+          </w:tcPr>
+          <w:p>
+            <w:pPr>
+              <w:pStyle w:val="Style30"/>
+              <w:rPr/>
+            </w:pPr>
+            <w:r>
+              <w:rPr/>
+            </w:r>
+          </w:p>
+        </w:tc>
       </w:tr>
-    </w:tbl>
-    <w:tbl>
-      <w:tblPr>
-        <w:tblStyle w:val="aff8"/>
-        <w:tblW w:w="10274" w:type="dxa"/>
-        <w:jc w:val="center"/>
-        <w:tblInd w:w="0" w:type="dxa"/>
-        <w:tblLayout w:type="fixed"/>
-        <w:tblCellMar>
-          <w:top w:w="0" w:type="dxa"/>
-          <w:start w:w="108" w:type="dxa"/>
-          <w:bottom w:w="0" w:type="dxa"/>
-          <w:end w:w="108" w:type="dxa"/>
-        </w:tblCellMar>
-        <w:tblLook w:firstRow="1" w:noVBand="1" w:lastRow="0" w:firstColumn="1" w:lastColumn="0" w:noHBand="0" w:val="04a0"/>
-      </w:tblPr>
-      <w:tblGrid>
-        <w:gridCol w:w="340"/>
-        <w:gridCol w:w="1388"/>
-        <w:gridCol w:w="330"/>
-        <w:gridCol w:w="2250"/>
-        <w:gridCol w:w="5966"/>
-      </w:tblGrid>
       <w:tr>
         <w:trPr/>
         <w:tc>
           <w:tcPr>
             <w:tcW w:w="340" w:type="dxa"/>
+            <w:gridSpan w:val="2"/>
             <w:vMerge w:val="restart"/>
             <w:cnfStyle w:val="001000000000" w:firstRow="0" w:lastRow="0" w:firstColumn="1" w:lastColumn="0" w:oddVBand="0" w:evenVBand="0" w:oddHBand="0" w:evenHBand="0" w:firstRowFirstColumn="0" w:firstRowLastColumn="0" w:lastRowFirstColumn="0" w:lastRowLastColumn="0"/>
             <w:tcBorders/>
@@ -3725,8 +3717,9 @@
           <w:p>
             <w:pPr>
               <w:pStyle w:val="Style30"/>
+              <w:suppressAutoHyphens w:val="true"/>
               <w:spacing w:before="0" w:after="0"/>
-              <w:jc w:val="start"/>
+              <w:jc w:val="left"/>
               <w:rPr>
                 <w:b/>
               </w:rPr>
@@ -3734,8 +3727,6 @@
             <w:r>
               <w:rPr>
                 <w:b/>
-                <w:kern w:val="2"/>
-                <w:lang w:val="en-US" w:eastAsia="ja-JP" w:bidi="ar-SA"/>
               </w:rPr>
             </w:r>
           </w:p>
@@ -3743,14 +3734,16 @@
         <w:tc>
           <w:tcPr>
             <w:tcW w:w="1388" w:type="dxa"/>
+            <w:gridSpan w:val="2"/>
             <w:vMerge w:val="restart"/>
             <w:tcBorders/>
           </w:tcPr>
           <w:p>
             <w:pPr>
               <w:pStyle w:val="Style30"/>
+              <w:suppressAutoHyphens w:val="true"/>
               <w:spacing w:before="0" w:after="0"/>
-              <w:jc w:val="start"/>
+              <w:jc w:val="left"/>
               <w:cnfStyle w:val="000000000000" w:firstRow="0" w:lastRow="0" w:firstColumn="0" w:lastColumn="0" w:oddVBand="0" w:evenVBand="0" w:oddHBand="0" w:evenHBand="0" w:firstRowFirstColumn="0" w:firstRowLastColumn="0" w:lastRowFirstColumn="0" w:lastRowLastColumn="0"/>
               <w:rPr>
                 <w:kern w:val="2"/>
@@ -3768,8 +3761,9 @@
           <w:p>
             <w:pPr>
               <w:pStyle w:val="Style30"/>
+              <w:suppressAutoHyphens w:val="true"/>
               <w:spacing w:before="0" w:after="0"/>
-              <w:jc w:val="start"/>
+              <w:jc w:val="left"/>
               <w:cnfStyle w:val="000000000000" w:firstRow="0" w:lastRow="0" w:firstColumn="0" w:lastColumn="0" w:oddVBand="0" w:evenVBand="0" w:oddHBand="0" w:evenHBand="0" w:firstRowFirstColumn="0" w:firstRowLastColumn="0" w:lastRowFirstColumn="0" w:lastRowLastColumn="0"/>
               <w:rPr>
                 <w:kern w:val="2"/>
@@ -3786,14 +3780,16 @@
         </w:tc>
         <w:tc>
           <w:tcPr>
-            <w:tcW w:w="330" w:type="dxa"/>
+            <w:tcW w:w="329" w:type="dxa"/>
+            <w:gridSpan w:val="2"/>
             <w:tcBorders/>
           </w:tcPr>
           <w:p>
             <w:pPr>
               <w:pStyle w:val="Style30"/>
+              <w:suppressAutoHyphens w:val="true"/>
               <w:spacing w:before="0" w:after="0"/>
-              <w:jc w:val="start"/>
+              <w:jc w:val="left"/>
               <w:cnfStyle w:val="000000000000" w:firstRow="0" w:lastRow="0" w:firstColumn="0" w:lastColumn="0" w:oddVBand="0" w:evenVBand="0" w:oddHBand="0" w:evenHBand="0" w:firstRowFirstColumn="0" w:firstRowLastColumn="0" w:lastRowFirstColumn="0" w:lastRowLastColumn="0"/>
               <w:rPr>
                 <w:kern w:val="2"/>
@@ -3816,8 +3812,9 @@
           <w:p>
             <w:pPr>
               <w:pStyle w:val="Style30"/>
+              <w:suppressAutoHyphens w:val="true"/>
               <w:spacing w:before="0" w:after="0"/>
-              <w:jc w:val="start"/>
+              <w:jc w:val="left"/>
               <w:cnfStyle w:val="000000000000" w:firstRow="0" w:lastRow="0" w:firstColumn="0" w:lastColumn="0" w:oddVBand="0" w:evenVBand="0" w:oddHBand="0" w:evenHBand="0" w:firstRowFirstColumn="0" w:firstRowLastColumn="0" w:lastRowFirstColumn="0" w:lastRowLastColumn="0"/>
               <w:rPr>
                 <w:kern w:val="2"/>
@@ -3835,14 +3832,16 @@
         </w:tc>
         <w:tc>
           <w:tcPr>
-            <w:tcW w:w="5966" w:type="dxa"/>
+            <w:tcW w:w="5967" w:type="dxa"/>
+            <w:gridSpan w:val="2"/>
             <w:tcBorders/>
           </w:tcPr>
           <w:p>
             <w:pPr>
               <w:pStyle w:val="Style30"/>
+              <w:suppressAutoHyphens w:val="true"/>
               <w:spacing w:before="0" w:after="0"/>
-              <w:jc w:val="start"/>
+              <w:jc w:val="left"/>
               <w:cnfStyle w:val="000000000000" w:firstRow="0" w:lastRow="0" w:firstColumn="0" w:lastColumn="0" w:oddVBand="0" w:evenVBand="0" w:oddHBand="0" w:evenHBand="0" w:firstRowFirstColumn="0" w:firstRowLastColumn="0" w:lastRowFirstColumn="0" w:lastRowLastColumn="0"/>
               <w:rPr>
                 <w:kern w:val="2"/>
@@ -3860,8 +3859,9 @@
           <w:p>
             <w:pPr>
               <w:pStyle w:val="Style30"/>
+              <w:suppressAutoHyphens w:val="true"/>
               <w:spacing w:before="0" w:after="0"/>
-              <w:jc w:val="start"/>
+              <w:jc w:val="left"/>
               <w:cnfStyle w:val="000000000000" w:firstRow="0" w:lastRow="0" w:firstColumn="0" w:lastColumn="0" w:oddVBand="0" w:evenVBand="0" w:oddHBand="0" w:evenHBand="0" w:firstRowFirstColumn="0" w:firstRowLastColumn="0" w:lastRowFirstColumn="0" w:lastRowLastColumn="0"/>
               <w:rPr>
                 <w:kern w:val="2"/>
@@ -3907,8 +3907,9 @@
           <w:p>
             <w:pPr>
               <w:pStyle w:val="Style30"/>
+              <w:suppressAutoHyphens w:val="true"/>
               <w:spacing w:before="0" w:after="0"/>
-              <w:jc w:val="start"/>
+              <w:jc w:val="left"/>
               <w:cnfStyle w:val="000000000000" w:firstRow="0" w:lastRow="0" w:firstColumn="0" w:lastColumn="0" w:oddVBand="0" w:evenVBand="0" w:oddHBand="0" w:evenHBand="0" w:firstRowFirstColumn="0" w:firstRowLastColumn="0" w:lastRowFirstColumn="0" w:lastRowLastColumn="0"/>
               <w:rPr>
                 <w:kern w:val="2"/>
@@ -3954,8 +3955,9 @@
           <w:p>
             <w:pPr>
               <w:pStyle w:val="Style30"/>
+              <w:suppressAutoHyphens w:val="true"/>
               <w:spacing w:before="0" w:after="0"/>
-              <w:jc w:val="start"/>
+              <w:jc w:val="left"/>
               <w:cnfStyle w:val="000000000000" w:firstRow="0" w:lastRow="0" w:firstColumn="0" w:lastColumn="0" w:oddVBand="0" w:evenVBand="0" w:oddHBand="0" w:evenHBand="0" w:firstRowFirstColumn="0" w:firstRowLastColumn="0" w:lastRowFirstColumn="0" w:lastRowLastColumn="0"/>
               <w:rPr>
                 <w:kern w:val="2"/>
@@ -3987,8 +3989,9 @@
           <w:p>
             <w:pPr>
               <w:pStyle w:val="Style30"/>
+              <w:suppressAutoHyphens w:val="true"/>
               <w:spacing w:before="0" w:after="0"/>
-              <w:jc w:val="start"/>
+              <w:jc w:val="left"/>
               <w:cnfStyle w:val="000000000000" w:firstRow="0" w:lastRow="0" w:firstColumn="0" w:lastColumn="0" w:oddVBand="0" w:evenVBand="0" w:oddHBand="0" w:evenHBand="0" w:firstRowFirstColumn="0" w:firstRowLastColumn="0" w:lastRowFirstColumn="0" w:lastRowLastColumn="0"/>
               <w:rPr>
                 <w:kern w:val="2"/>
@@ -4006,8 +4009,9 @@
           <w:p>
             <w:pPr>
               <w:pStyle w:val="Style30"/>
+              <w:suppressAutoHyphens w:val="true"/>
               <w:spacing w:before="0" w:after="0"/>
-              <w:jc w:val="start"/>
+              <w:jc w:val="left"/>
               <w:cnfStyle w:val="000000000000" w:firstRow="0" w:lastRow="0" w:firstColumn="0" w:lastColumn="0" w:oddVBand="0" w:evenVBand="0" w:oddHBand="0" w:evenHBand="0" w:firstRowFirstColumn="0" w:firstRowLastColumn="0" w:lastRowFirstColumn="0" w:lastRowLastColumn="0"/>
               <w:rPr>
                 <w:kern w:val="2"/>
@@ -4029,15 +4033,18 @@
         <w:tc>
           <w:tcPr>
             <w:tcW w:w="340" w:type="dxa"/>
+            <w:gridSpan w:val="2"/>
             <w:vMerge w:val="continue"/>
             <w:cnfStyle w:val="001000000000" w:firstRow="0" w:lastRow="0" w:firstColumn="1" w:lastColumn="0" w:oddVBand="0" w:evenVBand="0" w:oddHBand="0" w:evenHBand="0" w:firstRowFirstColumn="0" w:firstRowLastColumn="0" w:lastRowFirstColumn="0" w:lastRowLastColumn="0"/>
             <w:tcBorders/>
+            <w:shd w:color="auto" w:fill="DAEEF3" w:themeFill="accent5" w:themeFillTint="33" w:val="clear"/>
           </w:tcPr>
           <w:p>
             <w:pPr>
               <w:pStyle w:val="Style30"/>
+              <w:suppressAutoHyphens w:val="true"/>
               <w:spacing w:before="0" w:after="0"/>
-              <w:jc w:val="start"/>
+              <w:jc w:val="left"/>
               <w:rPr>
                 <w:b/>
               </w:rPr>
@@ -4045,8 +4052,6 @@
             <w:r>
               <w:rPr>
                 <w:b/>
-                <w:kern w:val="2"/>
-                <w:lang w:val="en-US" w:eastAsia="ja-JP" w:bidi="ar-SA"/>
               </w:rPr>
             </w:r>
           </w:p>
@@ -4054,14 +4059,17 @@
         <w:tc>
           <w:tcPr>
             <w:tcW w:w="1388" w:type="dxa"/>
+            <w:gridSpan w:val="2"/>
             <w:vMerge w:val="continue"/>
             <w:tcBorders/>
+            <w:shd w:color="auto" w:fill="DAEEF3" w:themeFill="accent5" w:themeFillTint="33" w:val="clear"/>
           </w:tcPr>
           <w:p>
             <w:pPr>
               <w:pStyle w:val="Style30"/>
+              <w:suppressAutoHyphens w:val="true"/>
               <w:spacing w:before="0" w:after="0"/>
-              <w:jc w:val="start"/>
+              <w:jc w:val="left"/>
               <w:cnfStyle w:val="000000000000" w:firstRow="0" w:lastRow="0" w:firstColumn="0" w:lastColumn="0" w:oddVBand="0" w:evenVBand="0" w:oddHBand="0" w:evenHBand="0" w:firstRowFirstColumn="0" w:firstRowLastColumn="0" w:lastRowFirstColumn="0" w:lastRowLastColumn="0"/>
               <w:rPr>
                 <w:kern w:val="2"/>
@@ -4078,16 +4086,19 @@
         </w:tc>
         <w:tc>
           <w:tcPr>
-            <w:tcW w:w="330" w:type="dxa"/>
+            <w:tcW w:w="329" w:type="dxa"/>
+            <w:gridSpan w:val="2"/>
             <w:tcBorders>
               <w:top w:val="nil"/>
             </w:tcBorders>
+            <w:shd w:color="auto" w:fill="DAEEF3" w:themeFill="accent5" w:themeFillTint="33" w:val="clear"/>
           </w:tcPr>
           <w:p>
             <w:pPr>
               <w:pStyle w:val="Style30"/>
+              <w:suppressAutoHyphens w:val="true"/>
               <w:spacing w:before="0" w:after="0"/>
-              <w:jc w:val="start"/>
+              <w:jc w:val="left"/>
               <w:cnfStyle w:val="000000000000" w:firstRow="0" w:lastRow="0" w:firstColumn="0" w:lastColumn="0" w:oddVBand="0" w:evenVBand="0" w:oddHBand="0" w:evenHBand="0" w:firstRowFirstColumn="0" w:firstRowLastColumn="0" w:lastRowFirstColumn="0" w:lastRowLastColumn="0"/>
               <w:rPr>
                 <w:kern w:val="2"/>
@@ -4108,12 +4119,14 @@
             <w:tcBorders>
               <w:top w:val="nil"/>
             </w:tcBorders>
+            <w:shd w:color="auto" w:fill="DAEEF3" w:themeFill="accent5" w:themeFillTint="33" w:val="clear"/>
           </w:tcPr>
           <w:p>
             <w:pPr>
               <w:pStyle w:val="Style30"/>
+              <w:suppressAutoHyphens w:val="true"/>
               <w:spacing w:before="0" w:after="0"/>
-              <w:jc w:val="start"/>
+              <w:jc w:val="left"/>
               <w:cnfStyle w:val="000000000000" w:firstRow="0" w:lastRow="0" w:firstColumn="0" w:lastColumn="0" w:oddVBand="0" w:evenVBand="0" w:oddHBand="0" w:evenHBand="0" w:firstRowFirstColumn="0" w:firstRowLastColumn="0" w:lastRowFirstColumn="0" w:lastRowLastColumn="0"/>
               <w:rPr>
                 <w:kern w:val="2"/>
@@ -4131,16 +4144,19 @@
         </w:tc>
         <w:tc>
           <w:tcPr>
-            <w:tcW w:w="5966" w:type="dxa"/>
+            <w:tcW w:w="5967" w:type="dxa"/>
+            <w:gridSpan w:val="2"/>
             <w:tcBorders>
               <w:top w:val="nil"/>
             </w:tcBorders>
+            <w:shd w:color="auto" w:fill="DAEEF3" w:themeFill="accent5" w:themeFillTint="33" w:val="clear"/>
           </w:tcPr>
           <w:p>
             <w:pPr>
               <w:pStyle w:val="Style30"/>
+              <w:suppressAutoHyphens w:val="true"/>
               <w:spacing w:before="0" w:after="0"/>
-              <w:jc w:val="start"/>
+              <w:jc w:val="left"/>
               <w:cnfStyle w:val="000000000000" w:firstRow="0" w:lastRow="0" w:firstColumn="0" w:lastColumn="0" w:oddVBand="0" w:evenVBand="0" w:oddHBand="0" w:evenHBand="0" w:firstRowFirstColumn="0" w:firstRowLastColumn="0" w:lastRowFirstColumn="0" w:lastRowLastColumn="0"/>
               <w:rPr>
                 <w:kern w:val="2"/>
@@ -4158,8 +4174,9 @@
           <w:p>
             <w:pPr>
               <w:pStyle w:val="Style30"/>
+              <w:suppressAutoHyphens w:val="true"/>
               <w:spacing w:before="0" w:after="0"/>
-              <w:jc w:val="start"/>
+              <w:jc w:val="left"/>
               <w:cnfStyle w:val="000000000000" w:firstRow="0" w:lastRow="0" w:firstColumn="0" w:lastColumn="0" w:oddVBand="0" w:evenVBand="0" w:oddHBand="0" w:evenHBand="0" w:firstRowFirstColumn="0" w:firstRowLastColumn="0" w:lastRowFirstColumn="0" w:lastRowLastColumn="0"/>
               <w:rPr>
                 <w:kern w:val="2"/>
@@ -4180,7 +4197,7 @@
     <w:p>
       <w:pPr>
         <w:pStyle w:val="Normal"/>
-        <w:ind w:hangingChars="0" w:hanging="0" w:start="0"/>
+        <w:ind w:hangingChars="0" w:hanging="0" w:left="0"/>
         <w:rPr>
           <w:b/>
           <w:bCs/>
@@ -4192,15 +4209,15 @@
           <w:bCs/>
         </w:rPr>
       </w:r>
-      <w:bookmarkStart w:id="17" w:name="_Toc413412756"/>
-      <w:bookmarkStart w:id="18" w:name="_Toc412819990"/>
-      <w:bookmarkStart w:id="19" w:name="_Toc412801076"/>
-      <w:bookmarkStart w:id="20" w:name="_Toc413412756"/>
-      <w:bookmarkStart w:id="21" w:name="_Toc412819990"/>
-      <w:bookmarkStart w:id="22" w:name="_Toc412801076"/>
+      <w:bookmarkStart w:id="16" w:name="_Toc412801076_Copy_1"/>
+      <w:bookmarkStart w:id="17" w:name="_Toc412819990_Copy_1"/>
+      <w:bookmarkStart w:id="18" w:name="_Toc413412756_Copy_1"/>
+      <w:bookmarkStart w:id="19" w:name="_Toc412801076_Copy_1"/>
+      <w:bookmarkStart w:id="20" w:name="_Toc412819990_Copy_1"/>
+      <w:bookmarkStart w:id="21" w:name="_Toc413412756_Copy_1"/>
+      <w:bookmarkEnd w:id="19"/>
       <w:bookmarkEnd w:id="20"/>
       <w:bookmarkEnd w:id="21"/>
-      <w:bookmarkEnd w:id="22"/>
       <w:r>
         <w:br w:type="page"/>
       </w:r>
@@ -4222,30 +4239,30 @@
           <w:ilvl w:val="0"/>
           <w:numId w:val="2"/>
         </w:numPr>
-        <w:ind w:hanging="0" w:endChars="0" w:end="180"/>
+        <w:ind w:hanging="0" w:rightChars="0" w:right="180"/>
         <w:rPr/>
       </w:pPr>
-      <w:bookmarkStart w:id="23" w:name="_Toc100560660"/>
-      <w:bookmarkStart w:id="24" w:name="_Toc477244812"/>
+      <w:bookmarkStart w:id="22" w:name="_Toc100560660"/>
+      <w:bookmarkStart w:id="23" w:name="_Toc477244812"/>
       <w:r>
         <w:rPr>
           <w:rFonts w:hint="eastAsia"/>
         </w:rPr>
         <w:t>品質要求</w:t>
       </w:r>
-      <w:bookmarkEnd w:id="24"/>
+      <w:bookmarkEnd w:id="23"/>
       <w:r>
         <w:rPr>
           <w:rFonts w:hint="eastAsia"/>
         </w:rPr>
         <w:t>の変更点</w:t>
       </w:r>
-      <w:bookmarkEnd w:id="23"/>
+      <w:bookmarkEnd w:id="22"/>
     </w:p>
     <w:p>
       <w:pPr>
         <w:pStyle w:val="Normal"/>
-        <w:ind w:firstLineChars="100" w:startChars="200"/>
+        <w:ind w:firstLineChars="100" w:leftChars="200"/>
         <w:rPr>
           <w:color w:val="000000"/>
           <w:sz w:val="24"/>
@@ -4265,7 +4282,7 @@
     <w:p>
       <w:pPr>
         <w:pStyle w:val="Normal"/>
-        <w:ind w:firstLineChars="0" w:firstLine="180" w:start="840"/>
+        <w:ind w:firstLineChars="0" w:firstLine="180" w:left="840"/>
         <w:rPr/>
       </w:pPr>
       <w:r>
@@ -4275,7 +4292,7 @@
     <w:p>
       <w:pPr>
         <w:pStyle w:val="Normal"/>
-        <w:ind w:firstLineChars="0" w:firstLine="180" w:start="840"/>
+        <w:ind w:firstLineChars="0" w:firstLine="180" w:left="840"/>
         <w:rPr/>
       </w:pPr>
       <w:r>
@@ -4289,30 +4306,30 @@
           <w:ilvl w:val="0"/>
           <w:numId w:val="2"/>
         </w:numPr>
-        <w:ind w:hanging="0" w:endChars="0" w:end="180"/>
+        <w:ind w:hanging="0" w:rightChars="0" w:right="180"/>
         <w:rPr/>
       </w:pPr>
-      <w:bookmarkStart w:id="25" w:name="_Toc100560661"/>
-      <w:bookmarkStart w:id="26" w:name="_Toc477244813"/>
+      <w:bookmarkStart w:id="24" w:name="_Toc100560661"/>
+      <w:bookmarkStart w:id="25" w:name="_Toc477244813"/>
       <w:r>
         <w:rPr>
           <w:rFonts w:hint="eastAsia"/>
         </w:rPr>
         <w:t>セキュリティ要求</w:t>
       </w:r>
-      <w:bookmarkEnd w:id="26"/>
+      <w:bookmarkEnd w:id="25"/>
       <w:r>
         <w:rPr>
           <w:rFonts w:hint="eastAsia"/>
         </w:rPr>
         <w:t>の変更点</w:t>
       </w:r>
-      <w:bookmarkEnd w:id="25"/>
+      <w:bookmarkEnd w:id="24"/>
     </w:p>
     <w:p>
       <w:pPr>
         <w:pStyle w:val="Normal"/>
-        <w:ind w:firstLineChars="100" w:startChars="200"/>
+        <w:ind w:firstLineChars="100" w:leftChars="200"/>
         <w:rPr>
           <w:color w:val="000000"/>
           <w:sz w:val="24"/>
@@ -4332,7 +4349,7 @@
     <w:p>
       <w:pPr>
         <w:pStyle w:val="Normal"/>
-        <w:ind w:firstLineChars="0" w:firstLine="180" w:start="840"/>
+        <w:ind w:firstLineChars="0" w:firstLine="180" w:left="840"/>
         <w:rPr>
           <w:color w:val="000000"/>
         </w:rPr>
@@ -4354,12 +4371,12 @@
       </w:r>
     </w:p>
     <w:sectPr>
-      <w:headerReference w:type="even" r:id="rId15"/>
-      <w:headerReference w:type="default" r:id="rId16"/>
-      <w:headerReference w:type="first" r:id="rId17"/>
-      <w:footerReference w:type="even" r:id="rId18"/>
-      <w:footerReference w:type="default" r:id="rId19"/>
-      <w:footerReference w:type="first" r:id="rId20"/>
+      <w:headerReference w:type="even" r:id="rId14"/>
+      <w:headerReference w:type="default" r:id="rId15"/>
+      <w:headerReference w:type="first" r:id="rId16"/>
+      <w:footerReference w:type="even" r:id="rId17"/>
+      <w:footerReference w:type="default" r:id="rId18"/>
+      <w:footerReference w:type="first" r:id="rId19"/>
       <w:type w:val="nextPage"/>
       <w:pgSz w:w="11906" w:h="16838"/>
       <w:pgMar w:left="1080" w:right="566" w:gutter="0" w:header="851" w:top="1440" w:footer="567" w:bottom="1440"/>
@@ -4379,7 +4396,7 @@
     <w:pPr>
       <w:pStyle w:val="Footer"/>
       <w:spacing w:before="240" w:after="0"/>
-      <w:ind w:firstLineChars="0" w:firstLine="180" w:start="840"/>
+      <w:ind w:firstLineChars="0" w:firstLine="180" w:left="840"/>
       <w:rPr/>
     </w:pPr>
     <w:r>
@@ -4389,7 +4406,7 @@
   <w:p>
     <w:pPr>
       <w:pStyle w:val="Normal"/>
-      <w:ind w:firstLineChars="0" w:firstLine="180" w:start="840"/>
+      <w:ind w:firstLineChars="0" w:firstLine="180" w:left="840"/>
       <w:rPr/>
     </w:pPr>
     <w:r>
@@ -4576,7 +4593,7 @@
     <w:pPr>
       <w:pStyle w:val="Footer"/>
       <w:spacing w:before="240" w:after="0"/>
-      <w:ind w:firstLineChars="0" w:firstLine="180" w:start="840"/>
+      <w:ind w:firstLineChars="0" w:firstLine="180" w:left="840"/>
       <w:rPr/>
     </w:pPr>
     <w:r>
@@ -4635,7 +4652,7 @@
   <w:p>
     <w:pPr>
       <w:pStyle w:val="Header"/>
-      <w:ind w:firstLineChars="0" w:firstLine="180" w:start="840"/>
+      <w:ind w:firstLineChars="0" w:firstLine="180" w:left="840"/>
       <w:rPr/>
     </w:pPr>
     <w:r>
@@ -4645,7 +4662,7 @@
   <w:p>
     <w:pPr>
       <w:pStyle w:val="Normal"/>
-      <w:ind w:firstLineChars="0" w:firstLine="180" w:start="840"/>
+      <w:ind w:firstLineChars="0" w:firstLine="180" w:left="840"/>
       <w:rPr/>
     </w:pPr>
     <w:r>
@@ -4676,7 +4693,7 @@
           <wp:extent cx="2409825" cy="442595"/>
           <wp:effectExtent l="0" t="0" r="0" b="0"/>
           <wp:wrapNone/>
-          <wp:docPr id="14" name="図 1"/>
+          <wp:docPr id="13" name="図 1"/>
           <wp:cNvGraphicFramePr>
             <a:graphicFrameLocks xmlns:a="http://schemas.openxmlformats.org/drawingml/2006/main" noChangeAspect="1"/>
           </wp:cNvGraphicFramePr>
@@ -4684,7 +4701,7 @@
             <a:graphicData uri="http://schemas.openxmlformats.org/drawingml/2006/picture">
               <pic:pic xmlns:pic="http://schemas.openxmlformats.org/drawingml/2006/picture">
                 <pic:nvPicPr>
-                  <pic:cNvPr id="14" name="図 1"/>
+                  <pic:cNvPr id="13" name="図 1"/>
                   <pic:cNvPicPr>
                     <a:picLocks noChangeAspect="1" noChangeArrowheads="1"/>
                   </pic:cNvPicPr>
@@ -4722,7 +4739,7 @@
           <wp:extent cx="1120775" cy="1120775"/>
           <wp:effectExtent l="0" t="0" r="0" b="0"/>
           <wp:wrapNone/>
-          <wp:docPr id="15" name="図 5" descr="C:\Users\user\Pictures\Web素材\テクスチャ\ウェーブ\テンプレート用\bg_sircle.png"/>
+          <wp:docPr id="14" name="図 5" descr="C:\Users\user\Pictures\Web素材\テクスチャ\ウェーブ\テンプレート用\bg_sircle.png"/>
           <wp:cNvGraphicFramePr>
             <a:graphicFrameLocks xmlns:a="http://schemas.openxmlformats.org/drawingml/2006/main" noChangeAspect="1"/>
           </wp:cNvGraphicFramePr>
@@ -4730,7 +4747,7 @@
             <a:graphicData uri="http://schemas.openxmlformats.org/drawingml/2006/picture">
               <pic:pic xmlns:pic="http://schemas.openxmlformats.org/drawingml/2006/picture">
                 <pic:nvPicPr>
-                  <pic:cNvPr id="15" name="図 5" descr="C:\Users\user\Pictures\Web素材\テクスチャ\ウェーブ\テンプレート用\bg_sircle.png"/>
+                  <pic:cNvPr id="14" name="図 5" descr="C:\Users\user\Pictures\Web素材\テクスチャ\ウェーブ\テンプレート用\bg_sircle.png"/>
                   <pic:cNvPicPr>
                     <a:picLocks noChangeAspect="1" noChangeArrowheads="1"/>
                   </pic:cNvPicPr>
@@ -4768,7 +4785,7 @@
           <wp:extent cx="2242185" cy="2242185"/>
           <wp:effectExtent l="0" t="0" r="0" b="0"/>
           <wp:wrapNone/>
-          <wp:docPr id="16" name="図 6" descr="C:\Users\user\Pictures\Web素材\テクスチャ\ウェーブ\テンプレート用\bg_sircle.png"/>
+          <wp:docPr id="15" name="図 6" descr="C:\Users\user\Pictures\Web素材\テクスチャ\ウェーブ\テンプレート用\bg_sircle.png"/>
           <wp:cNvGraphicFramePr>
             <a:graphicFrameLocks xmlns:a="http://schemas.openxmlformats.org/drawingml/2006/main" noChangeAspect="1"/>
           </wp:cNvGraphicFramePr>
@@ -4776,7 +4793,7 @@
             <a:graphicData uri="http://schemas.openxmlformats.org/drawingml/2006/picture">
               <pic:pic xmlns:pic="http://schemas.openxmlformats.org/drawingml/2006/picture">
                 <pic:nvPicPr>
-                  <pic:cNvPr id="16" name="図 6" descr="C:\Users\user\Pictures\Web素材\テクスチャ\ウェーブ\テンプレート用\bg_sircle.png"/>
+                  <pic:cNvPr id="15" name="図 6" descr="C:\Users\user\Pictures\Web素材\テクスチャ\ウェーブ\テンプレート用\bg_sircle.png"/>
                   <pic:cNvPicPr>
                     <a:picLocks noChangeAspect="1" noChangeArrowheads="1"/>
                   </pic:cNvPicPr>
@@ -4827,7 +4844,7 @@
           <wp:extent cx="7608570" cy="5706745"/>
           <wp:effectExtent l="0" t="0" r="0" b="0"/>
           <wp:wrapNone/>
-          <wp:docPr id="17" name="図 7" descr="C:\Users\user\Pictures\Web素材\テクスチャ\ウェーブ\テンプレート用\bg2.jpg"/>
+          <wp:docPr id="16" name="図 7" descr="C:\Users\user\Pictures\Web素材\テクスチャ\ウェーブ\テンプレート用\bg2.jpg"/>
           <wp:cNvGraphicFramePr>
             <a:graphicFrameLocks xmlns:a="http://schemas.openxmlformats.org/drawingml/2006/main" noChangeAspect="1"/>
           </wp:cNvGraphicFramePr>
@@ -4835,7 +4852,7 @@
             <a:graphicData uri="http://schemas.openxmlformats.org/drawingml/2006/picture">
               <pic:pic xmlns:pic="http://schemas.openxmlformats.org/drawingml/2006/picture">
                 <pic:nvPicPr>
-                  <pic:cNvPr id="17" name="図 7" descr="C:\Users\user\Pictures\Web素材\テクスチャ\ウェーブ\テンプレート用\bg2.jpg"/>
+                  <pic:cNvPr id="16" name="図 7" descr="C:\Users\user\Pictures\Web素材\テクスチャ\ウェーブ\テンプレート用\bg2.jpg"/>
                   <pic:cNvPicPr>
                     <a:picLocks noChangeAspect="1" noChangeArrowheads="1"/>
                   </pic:cNvPicPr>
@@ -4878,12 +4895,12 @@
       <w:numFmt w:val="bullet"/>
       <w:suff w:val="space"/>
       <w:lvlText w:val=""/>
-      <w:lvlJc w:val="start"/>
+      <w:lvlJc w:val="left"/>
       <w:pPr>
         <w:tabs>
           <w:tab w:val="num" w:pos="0"/>
         </w:tabs>
-        <w:ind w:start="420" w:hanging="307"/>
+        <w:ind w:left="420" w:hanging="307"/>
       </w:pPr>
       <w:rPr>
         <w:rFonts w:ascii="Wingdings" w:hAnsi="Wingdings" w:cs="Wingdings" w:hint="default"/>
@@ -4894,12 +4911,12 @@
       <w:start w:val="1"/>
       <w:numFmt w:val="bullet"/>
       <w:lvlText w:val=""/>
-      <w:lvlJc w:val="start"/>
+      <w:lvlJc w:val="left"/>
       <w:pPr>
         <w:tabs>
           <w:tab w:val="num" w:pos="0"/>
         </w:tabs>
-        <w:ind w:start="840" w:hanging="420"/>
+        <w:ind w:left="840" w:hanging="420"/>
       </w:pPr>
       <w:rPr>
         <w:rFonts w:ascii="Wingdings" w:hAnsi="Wingdings" w:cs="Wingdings" w:hint="default"/>
@@ -4909,12 +4926,12 @@
       <w:start w:val="1"/>
       <w:numFmt w:val="bullet"/>
       <w:lvlText w:val=""/>
-      <w:lvlJc w:val="start"/>
+      <w:lvlJc w:val="left"/>
       <w:pPr>
         <w:tabs>
           <w:tab w:val="num" w:pos="0"/>
         </w:tabs>
-        <w:ind w:start="1260" w:hanging="420"/>
+        <w:ind w:left="1260" w:hanging="420"/>
       </w:pPr>
       <w:rPr>
         <w:rFonts w:ascii="Wingdings" w:hAnsi="Wingdings" w:cs="Wingdings" w:hint="default"/>
@@ -4924,12 +4941,12 @@
       <w:start w:val="1"/>
       <w:numFmt w:val="bullet"/>
       <w:lvlText w:val=""/>
-      <w:lvlJc w:val="start"/>
+      <w:lvlJc w:val="left"/>
       <w:pPr>
         <w:tabs>
           <w:tab w:val="num" w:pos="0"/>
         </w:tabs>
-        <w:ind w:start="1680" w:hanging="420"/>
+        <w:ind w:left="1680" w:hanging="420"/>
       </w:pPr>
       <w:rPr>
         <w:rFonts w:ascii="Wingdings" w:hAnsi="Wingdings" w:cs="Wingdings" w:hint="default"/>
@@ -4939,12 +4956,12 @@
       <w:start w:val="1"/>
       <w:numFmt w:val="bullet"/>
       <w:lvlText w:val=""/>
-      <w:lvlJc w:val="start"/>
+      <w:lvlJc w:val="left"/>
       <w:pPr>
         <w:tabs>
           <w:tab w:val="num" w:pos="0"/>
         </w:tabs>
-        <w:ind w:start="2100" w:hanging="420"/>
+        <w:ind w:left="2100" w:hanging="420"/>
       </w:pPr>
       <w:rPr>
         <w:rFonts w:ascii="Wingdings" w:hAnsi="Wingdings" w:cs="Wingdings" w:hint="default"/>
@@ -4954,12 +4971,12 @@
       <w:start w:val="1"/>
       <w:numFmt w:val="bullet"/>
       <w:lvlText w:val=""/>
-      <w:lvlJc w:val="start"/>
+      <w:lvlJc w:val="left"/>
       <w:pPr>
         <w:tabs>
           <w:tab w:val="num" w:pos="0"/>
         </w:tabs>
-        <w:ind w:start="2520" w:hanging="420"/>
+        <w:ind w:left="2520" w:hanging="420"/>
       </w:pPr>
       <w:rPr>
         <w:rFonts w:ascii="Wingdings" w:hAnsi="Wingdings" w:cs="Wingdings" w:hint="default"/>
@@ -4969,12 +4986,12 @@
       <w:start w:val="1"/>
       <w:numFmt w:val="bullet"/>
       <w:lvlText w:val=""/>
-      <w:lvlJc w:val="start"/>
+      <w:lvlJc w:val="left"/>
       <w:pPr>
         <w:tabs>
           <w:tab w:val="num" w:pos="0"/>
         </w:tabs>
-        <w:ind w:start="2940" w:hanging="420"/>
+        <w:ind w:left="2940" w:hanging="420"/>
       </w:pPr>
       <w:rPr>
         <w:rFonts w:ascii="Wingdings" w:hAnsi="Wingdings" w:cs="Wingdings" w:hint="default"/>
@@ -4984,12 +5001,12 @@
       <w:start w:val="1"/>
       <w:numFmt w:val="bullet"/>
       <w:lvlText w:val=""/>
-      <w:lvlJc w:val="start"/>
+      <w:lvlJc w:val="left"/>
       <w:pPr>
         <w:tabs>
           <w:tab w:val="num" w:pos="0"/>
         </w:tabs>
-        <w:ind w:start="3360" w:hanging="420"/>
+        <w:ind w:left="3360" w:hanging="420"/>
       </w:pPr>
       <w:rPr>
         <w:rFonts w:ascii="Wingdings" w:hAnsi="Wingdings" w:cs="Wingdings" w:hint="default"/>
@@ -4999,12 +5016,12 @@
       <w:start w:val="1"/>
       <w:numFmt w:val="bullet"/>
       <w:lvlText w:val=""/>
-      <w:lvlJc w:val="start"/>
+      <w:lvlJc w:val="left"/>
       <w:pPr>
         <w:tabs>
           <w:tab w:val="num" w:pos="0"/>
         </w:tabs>
-        <w:ind w:start="3780" w:hanging="420"/>
+        <w:ind w:left="3780" w:hanging="420"/>
       </w:pPr>
       <w:rPr>
         <w:rFonts w:ascii="Wingdings" w:hAnsi="Wingdings" w:cs="Wingdings" w:hint="default"/>
@@ -5017,12 +5034,12 @@
       <w:numFmt w:val="decimalFullWidth"/>
       <w:suff w:val="nothing"/>
       <w:lvlText w:val="%1"/>
-      <w:lvlJc w:val="start"/>
+      <w:lvlJc w:val="left"/>
       <w:pPr>
         <w:tabs>
           <w:tab w:val="num" w:pos="0"/>
         </w:tabs>
-        <w:ind w:start="0" w:hanging="0"/>
+        <w:ind w:left="0" w:hanging="0"/>
       </w:pPr>
       <w:rPr/>
     </w:lvl>
@@ -5031,12 +5048,12 @@
       <w:numFmt w:val="decimalFullWidth"/>
       <w:suff w:val="nothing"/>
       <w:lvlText w:val="%1-%2"/>
-      <w:lvlJc w:val="start"/>
+      <w:lvlJc w:val="left"/>
       <w:pPr>
         <w:tabs>
           <w:tab w:val="num" w:pos="0"/>
         </w:tabs>
-        <w:ind w:start="840" w:hanging="0"/>
+        <w:ind w:left="840" w:hanging="0"/>
       </w:pPr>
       <w:rPr/>
     </w:lvl>
@@ -5045,12 +5062,12 @@
       <w:numFmt w:val="decimalFullWidth"/>
       <w:suff w:val="nothing"/>
       <w:lvlText w:val="%1-%2-%3"/>
-      <w:lvlJc w:val="start"/>
+      <w:lvlJc w:val="left"/>
       <w:pPr>
         <w:tabs>
           <w:tab w:val="num" w:pos="0"/>
         </w:tabs>
-        <w:ind w:start="0" w:hanging="0"/>
+        <w:ind w:left="0" w:hanging="0"/>
       </w:pPr>
       <w:rPr/>
     </w:lvl>
@@ -5059,12 +5076,12 @@
       <w:numFmt w:val="decimalFullWidth"/>
       <w:suff w:val="nothing"/>
       <w:lvlText w:val="%1-%2-%3-%4"/>
-      <w:lvlJc w:val="start"/>
+      <w:lvlJc w:val="left"/>
       <w:pPr>
         <w:tabs>
           <w:tab w:val="num" w:pos="0"/>
         </w:tabs>
-        <w:ind w:start="0" w:hanging="0"/>
+        <w:ind w:left="0" w:hanging="0"/>
       </w:pPr>
       <w:rPr/>
     </w:lvl>
@@ -5073,12 +5090,12 @@
       <w:numFmt w:val="decimalFullWidth"/>
       <w:suff w:val="nothing"/>
       <w:lvlText w:val="%1-%2-%3-%4-%5"/>
-      <w:lvlJc w:val="start"/>
+      <w:lvlJc w:val="left"/>
       <w:pPr>
         <w:tabs>
           <w:tab w:val="num" w:pos="0"/>
         </w:tabs>
-        <w:ind w:start="0" w:hanging="0"/>
+        <w:ind w:left="0" w:hanging="0"/>
       </w:pPr>
       <w:rPr/>
     </w:lvl>
@@ -5087,12 +5104,12 @@
       <w:numFmt w:val="decimalFullWidth"/>
       <w:suff w:val="nothing"/>
       <w:lvlText w:val="%1-%2-%3-%4-%5-%6"/>
-      <w:lvlJc w:val="start"/>
+      <w:lvlJc w:val="left"/>
       <w:pPr>
         <w:tabs>
           <w:tab w:val="num" w:pos="0"/>
         </w:tabs>
-        <w:ind w:start="0" w:hanging="0"/>
+        <w:ind w:left="0" w:hanging="0"/>
       </w:pPr>
       <w:rPr/>
     </w:lvl>
@@ -5101,12 +5118,12 @@
       <w:numFmt w:val="decimalFullWidth"/>
       <w:suff w:val="nothing"/>
       <w:lvlText w:val="%1-%2-%3-%4-%5-%6-%7"/>
-      <w:lvlJc w:val="start"/>
+      <w:lvlJc w:val="left"/>
       <w:pPr>
         <w:tabs>
           <w:tab w:val="num" w:pos="0"/>
         </w:tabs>
-        <w:ind w:start="0" w:hanging="0"/>
+        <w:ind w:left="0" w:hanging="0"/>
       </w:pPr>
       <w:rPr/>
     </w:lvl>
@@ -5115,12 +5132,12 @@
       <w:numFmt w:val="decimalFullWidth"/>
       <w:suff w:val="nothing"/>
       <w:lvlText w:val="%1-%2-%3-%4-%5-%6-%7-%8"/>
-      <w:lvlJc w:val="start"/>
+      <w:lvlJc w:val="left"/>
       <w:pPr>
         <w:tabs>
           <w:tab w:val="num" w:pos="0"/>
         </w:tabs>
-        <w:ind w:start="0" w:hanging="0"/>
+        <w:ind w:left="0" w:hanging="0"/>
       </w:pPr>
       <w:rPr/>
     </w:lvl>
@@ -5129,12 +5146,12 @@
       <w:numFmt w:val="decimalFullWidth"/>
       <w:suff w:val="nothing"/>
       <w:lvlText w:val="%1-%2-%3-%4-%5-%6-%7-%8-%9"/>
-      <w:lvlJc w:val="start"/>
+      <w:lvlJc w:val="left"/>
       <w:pPr>
         <w:tabs>
           <w:tab w:val="num" w:pos="0"/>
         </w:tabs>
-        <w:ind w:start="0" w:hanging="0"/>
+        <w:ind w:left="0" w:hanging="0"/>
       </w:pPr>
       <w:rPr/>
     </w:lvl>
@@ -5144,12 +5161,12 @@
       <w:numFmt w:val="bullet"/>
       <w:suff w:val="space"/>
       <w:lvlText w:val="・"/>
-      <w:lvlJc w:val="start"/>
+      <w:lvlJc w:val="left"/>
       <w:pPr>
         <w:tabs>
           <w:tab w:val="num" w:pos="0"/>
         </w:tabs>
-        <w:ind w:start="0" w:hanging="0"/>
+        <w:ind w:left="0" w:hanging="0"/>
       </w:pPr>
       <w:rPr>
         <w:rFonts w:ascii="Yu Gothic UI" w:hAnsi="Yu Gothic UI" w:cs="Yu Gothic UI" w:hint="default"/>
@@ -5191,12 +5208,12 @@
       <w:start w:val="1"/>
       <w:numFmt w:val="bullet"/>
       <w:lvlText w:val=""/>
-      <w:lvlJc w:val="start"/>
+      <w:lvlJc w:val="left"/>
       <w:pPr>
         <w:tabs>
           <w:tab w:val="num" w:pos="0"/>
         </w:tabs>
-        <w:ind w:start="3150" w:hanging="420"/>
+        <w:ind w:left="3150" w:hanging="420"/>
       </w:pPr>
       <w:rPr>
         <w:rFonts w:ascii="Wingdings" w:hAnsi="Wingdings" w:cs="Wingdings" w:hint="default"/>
@@ -5206,12 +5223,12 @@
       <w:start w:val="1"/>
       <w:numFmt w:val="bullet"/>
       <w:lvlText w:val=""/>
-      <w:lvlJc w:val="start"/>
+      <w:lvlJc w:val="left"/>
       <w:pPr>
         <w:tabs>
           <w:tab w:val="num" w:pos="0"/>
         </w:tabs>
-        <w:ind w:start="3570" w:hanging="420"/>
+        <w:ind w:left="3570" w:hanging="420"/>
       </w:pPr>
       <w:rPr>
         <w:rFonts w:ascii="Wingdings" w:hAnsi="Wingdings" w:cs="Wingdings" w:hint="default"/>
@@ -5221,12 +5238,12 @@
       <w:start w:val="1"/>
       <w:numFmt w:val="bullet"/>
       <w:lvlText w:val=""/>
-      <w:lvlJc w:val="start"/>
+      <w:lvlJc w:val="left"/>
       <w:pPr>
         <w:tabs>
           <w:tab w:val="num" w:pos="0"/>
         </w:tabs>
-        <w:ind w:start="3990" w:hanging="420"/>
+        <w:ind w:left="3990" w:hanging="420"/>
       </w:pPr>
       <w:rPr>
         <w:rFonts w:ascii="Wingdings" w:hAnsi="Wingdings" w:cs="Wingdings" w:hint="default"/>
@@ -5236,12 +5253,12 @@
       <w:start w:val="1"/>
       <w:numFmt w:val="bullet"/>
       <w:lvlText w:val=""/>
-      <w:lvlJc w:val="start"/>
+      <w:lvlJc w:val="left"/>
       <w:pPr>
         <w:tabs>
           <w:tab w:val="num" w:pos="0"/>
         </w:tabs>
-        <w:ind w:start="4410" w:hanging="420"/>
+        <w:ind w:left="4410" w:hanging="420"/>
       </w:pPr>
       <w:rPr>
         <w:rFonts w:ascii="Wingdings" w:hAnsi="Wingdings" w:cs="Wingdings" w:hint="default"/>
@@ -5251,12 +5268,12 @@
       <w:start w:val="1"/>
       <w:numFmt w:val="bullet"/>
       <w:lvlText w:val=""/>
-      <w:lvlJc w:val="start"/>
+      <w:lvlJc w:val="left"/>
       <w:pPr>
         <w:tabs>
           <w:tab w:val="num" w:pos="0"/>
         </w:tabs>
-        <w:ind w:start="4830" w:hanging="420"/>
+        <w:ind w:left="4830" w:hanging="420"/>
       </w:pPr>
       <w:rPr>
         <w:rFonts w:ascii="Wingdings" w:hAnsi="Wingdings" w:cs="Wingdings" w:hint="default"/>
@@ -5266,12 +5283,12 @@
       <w:start w:val="1"/>
       <w:numFmt w:val="bullet"/>
       <w:lvlText w:val=""/>
-      <w:lvlJc w:val="start"/>
+      <w:lvlJc w:val="left"/>
       <w:pPr>
         <w:tabs>
           <w:tab w:val="num" w:pos="0"/>
         </w:tabs>
-        <w:ind w:start="5250" w:hanging="420"/>
+        <w:ind w:left="5250" w:hanging="420"/>
       </w:pPr>
       <w:rPr>
         <w:rFonts w:ascii="Wingdings" w:hAnsi="Wingdings" w:cs="Wingdings" w:hint="default"/>
@@ -5281,12 +5298,12 @@
       <w:start w:val="1"/>
       <w:numFmt w:val="bullet"/>
       <w:lvlText w:val=""/>
-      <w:lvlJc w:val="start"/>
+      <w:lvlJc w:val="left"/>
       <w:pPr>
         <w:tabs>
           <w:tab w:val="num" w:pos="0"/>
         </w:tabs>
-        <w:ind w:start="5670" w:hanging="420"/>
+        <w:ind w:left="5670" w:hanging="420"/>
       </w:pPr>
       <w:rPr>
         <w:rFonts w:ascii="Wingdings" w:hAnsi="Wingdings" w:cs="Wingdings" w:hint="default"/>
@@ -5296,12 +5313,12 @@
       <w:start w:val="1"/>
       <w:numFmt w:val="bullet"/>
       <w:lvlText w:val=""/>
-      <w:lvlJc w:val="start"/>
+      <w:lvlJc w:val="left"/>
       <w:pPr>
         <w:tabs>
           <w:tab w:val="num" w:pos="0"/>
         </w:tabs>
-        <w:ind w:start="6090" w:hanging="420"/>
+        <w:ind w:left="6090" w:hanging="420"/>
       </w:pPr>
       <w:rPr>
         <w:rFonts w:ascii="Wingdings" w:hAnsi="Wingdings" w:cs="Wingdings" w:hint="default"/>
@@ -5314,12 +5331,12 @@
       <w:numFmt w:val="none"/>
       <w:suff w:val="nothing"/>
       <w:lvlText w:val=""/>
-      <w:lvlJc w:val="start"/>
+      <w:lvlJc w:val="left"/>
       <w:pPr>
         <w:tabs>
           <w:tab w:val="num" w:pos="0"/>
         </w:tabs>
-        <w:ind w:start="0" w:hanging="0"/>
+        <w:ind w:left="0" w:hanging="0"/>
       </w:pPr>
     </w:lvl>
     <w:lvl w:ilvl="1">
@@ -5327,12 +5344,12 @@
       <w:numFmt w:val="none"/>
       <w:suff w:val="nothing"/>
       <w:lvlText w:val=""/>
-      <w:lvlJc w:val="start"/>
+      <w:lvlJc w:val="left"/>
       <w:pPr>
         <w:tabs>
           <w:tab w:val="num" w:pos="0"/>
         </w:tabs>
-        <w:ind w:start="0" w:hanging="0"/>
+        <w:ind w:left="0" w:hanging="0"/>
       </w:pPr>
     </w:lvl>
     <w:lvl w:ilvl="2">
@@ -5340,12 +5357,12 @@
       <w:numFmt w:val="none"/>
       <w:suff w:val="nothing"/>
       <w:lvlText w:val=""/>
-      <w:lvlJc w:val="start"/>
+      <w:lvlJc w:val="left"/>
       <w:pPr>
         <w:tabs>
           <w:tab w:val="num" w:pos="0"/>
         </w:tabs>
-        <w:ind w:start="0" w:hanging="0"/>
+        <w:ind w:left="0" w:hanging="0"/>
       </w:pPr>
     </w:lvl>
     <w:lvl w:ilvl="3">
@@ -5353,12 +5370,12 @@
       <w:numFmt w:val="none"/>
       <w:suff w:val="nothing"/>
       <w:lvlText w:val=""/>
-      <w:lvlJc w:val="start"/>
+      <w:lvlJc w:val="left"/>
       <w:pPr>
         <w:tabs>
           <w:tab w:val="num" w:pos="0"/>
         </w:tabs>
-        <w:ind w:start="0" w:hanging="0"/>
+        <w:ind w:left="0" w:hanging="0"/>
       </w:pPr>
     </w:lvl>
     <w:lvl w:ilvl="4">
@@ -5366,12 +5383,12 @@
       <w:numFmt w:val="none"/>
       <w:suff w:val="nothing"/>
       <w:lvlText w:val=""/>
-      <w:lvlJc w:val="start"/>
+      <w:lvlJc w:val="left"/>
       <w:pPr>
         <w:tabs>
           <w:tab w:val="num" w:pos="0"/>
         </w:tabs>
-        <w:ind w:start="0" w:hanging="0"/>
+        <w:ind w:left="0" w:hanging="0"/>
       </w:pPr>
     </w:lvl>
     <w:lvl w:ilvl="5">
@@ -5379,12 +5396,12 @@
       <w:numFmt w:val="none"/>
       <w:suff w:val="nothing"/>
       <w:lvlText w:val=""/>
-      <w:lvlJc w:val="start"/>
+      <w:lvlJc w:val="left"/>
       <w:pPr>
         <w:tabs>
           <w:tab w:val="num" w:pos="0"/>
         </w:tabs>
-        <w:ind w:start="0" w:hanging="0"/>
+        <w:ind w:left="0" w:hanging="0"/>
       </w:pPr>
     </w:lvl>
     <w:lvl w:ilvl="6">
@@ -5392,12 +5409,12 @@
       <w:numFmt w:val="none"/>
       <w:suff w:val="nothing"/>
       <w:lvlText w:val=""/>
-      <w:lvlJc w:val="start"/>
+      <w:lvlJc w:val="left"/>
       <w:pPr>
         <w:tabs>
           <w:tab w:val="num" w:pos="0"/>
         </w:tabs>
-        <w:ind w:start="0" w:hanging="0"/>
+        <w:ind w:left="0" w:hanging="0"/>
       </w:pPr>
     </w:lvl>
     <w:lvl w:ilvl="7">
@@ -5405,12 +5422,12 @@
       <w:numFmt w:val="none"/>
       <w:suff w:val="nothing"/>
       <w:lvlText w:val=""/>
-      <w:lvlJc w:val="start"/>
+      <w:lvlJc w:val="left"/>
       <w:pPr>
         <w:tabs>
           <w:tab w:val="num" w:pos="0"/>
         </w:tabs>
-        <w:ind w:start="0" w:hanging="0"/>
+        <w:ind w:left="0" w:hanging="0"/>
       </w:pPr>
     </w:lvl>
     <w:lvl w:ilvl="8">
@@ -5418,12 +5435,12 @@
       <w:numFmt w:val="none"/>
       <w:suff w:val="nothing"/>
       <w:lvlText w:val=""/>
-      <w:lvlJc w:val="start"/>
+      <w:lvlJc w:val="left"/>
       <w:pPr>
         <w:tabs>
           <w:tab w:val="num" w:pos="0"/>
         </w:tabs>
-        <w:ind w:start="0" w:hanging="0"/>
+        <w:ind w:left="0" w:hanging="0"/>
       </w:pPr>
     </w:lvl>
   </w:abstractNum>
@@ -5844,10 +5861,11 @@
     <w:rsid w:val="00b87b00"/>
     <w:pPr>
       <w:widowControl w:val="false"/>
+      <w:suppressAutoHyphens w:val="true"/>
       <w:bidi w:val="0"/>
       <w:spacing w:before="0" w:after="0"/>
       <w:ind w:firstLineChars="100"/>
-      <w:jc w:val="start"/>
+      <w:jc w:val="left"/>
     </w:pPr>
     <w:rPr>
       <w:rFonts w:ascii="游ゴシック Medium" w:hAnsi="游ゴシック Medium" w:eastAsia="游ゴシック Medium" w:cs=""/>
@@ -5880,7 +5898,7 @@
         <w:bottom w:val="single" w:sz="4" w:space="1" w:color="70ADC9"/>
       </w:pBdr>
       <w:spacing w:before="180" w:after="180"/>
-      <w:ind w:hangingChars="0" w:hanging="0" w:endChars="100"/>
+      <w:ind w:hangingChars="0" w:hanging="0" w:rightChars="100"/>
       <w:outlineLvl w:val="0"/>
     </w:pPr>
     <w:rPr>
@@ -5927,7 +5945,7 @@
     <w:pPr>
       <w:keepNext w:val="true"/>
       <w:spacing w:lineRule="atLeast" w:line="220" w:before="50" w:after="140"/>
-      <w:ind w:hangingChars="0" w:hanging="0" w:startChars="100" w:endChars="100"/>
+      <w:ind w:hangingChars="0" w:hanging="0" w:leftChars="100" w:rightChars="100"/>
       <w:outlineLvl w:val="2"/>
     </w:pPr>
     <w:rPr>
@@ -5947,7 +5965,7 @@
     <w:pPr>
       <w:keepNext w:val="true"/>
       <w:spacing w:lineRule="atLeast" w:line="200"/>
-      <w:ind w:startChars="100" w:endChars="100"/>
+      <w:ind w:leftChars="100" w:rightChars="100"/>
       <w:outlineLvl w:val="3"/>
     </w:pPr>
     <w:rPr>
@@ -6326,6 +6344,11 @@
       <w:shd w:fill="E1DFDD" w:val="clear"/>
     </w:rPr>
   </w:style>
+  <w:style w:type="character" w:styleId="user">
+    <w:name w:val="索引ジャンプ (user)"/>
+    <w:qFormat/>
+    <w:rPr/>
+  </w:style>
   <w:style w:type="character" w:styleId="Style23">
     <w:name w:val="索引ジャンプ"/>
     <w:qFormat/>
@@ -6397,6 +6420,39 @@
       <w:rFonts w:cs="Arial"/>
     </w:rPr>
   </w:style>
+  <w:style w:type="paragraph" w:styleId="user1">
+    <w:name w:val="見出し (user)"/>
+    <w:basedOn w:val="Normal"/>
+    <w:next w:val="BodyText"/>
+    <w:qFormat/>
+    <w:pPr>
+      <w:keepNext w:val="true"/>
+      <w:spacing w:before="240" w:after="120"/>
+    </w:pPr>
+    <w:rPr>
+      <w:rFonts w:ascii="Liberation Sans" w:hAnsi="Liberation Sans" w:eastAsia="Noto Sans JP" w:cs="Arial"/>
+      <w:sz w:val="28"/>
+      <w:szCs w:val="28"/>
+    </w:rPr>
+  </w:style>
+  <w:style w:type="paragraph" w:styleId="user2">
+    <w:name w:val="索引 (user)"/>
+    <w:basedOn w:val="Normal"/>
+    <w:qFormat/>
+    <w:pPr>
+      <w:suppressLineNumbers/>
+    </w:pPr>
+    <w:rPr>
+      <w:rFonts w:cs="Arial"/>
+    </w:rPr>
+  </w:style>
+  <w:style w:type="paragraph" w:styleId="user3">
+    <w:name w:val="ヘッダーとフッター (user)"/>
+    <w:basedOn w:val="Normal"/>
+    <w:qFormat/>
+    <w:pPr/>
+    <w:rPr/>
+  </w:style>
   <w:style w:type="paragraph" w:styleId="Style26">
     <w:name w:val="ヘッダーとフッター"/>
     <w:basedOn w:val="Normal"/>
@@ -6466,9 +6522,10 @@
     <w:rsid w:val="00b87b00"/>
     <w:pPr>
       <w:widowControl/>
+      <w:suppressAutoHyphens w:val="true"/>
       <w:bidi w:val="0"/>
       <w:spacing w:before="0" w:after="0"/>
-      <w:jc w:val="start"/>
+      <w:jc w:val="left"/>
     </w:pPr>
     <w:rPr>
       <w:rFonts w:ascii="メイリオ" w:hAnsi="メイリオ" w:eastAsia="メイリオ" w:cs="" w:asciiTheme="minorHAnsi" w:cstheme="minorBidi" w:eastAsiaTheme="minorEastAsia" w:hAnsiTheme="minorHAnsi"/>
@@ -6513,7 +6570,7 @@
       </w:tabs>
       <w:snapToGrid w:val="false"/>
       <w:spacing w:lineRule="atLeast" w:line="220" w:before="50" w:after="0"/>
-      <w:ind w:hangingChars="0" w:hanging="0" w:startChars="100" w:endChars="100"/>
+      <w:ind w:hangingChars="0" w:hanging="0" w:leftChars="100" w:rightChars="100"/>
     </w:pPr>
     <w:rPr>
       <w:b/>
@@ -6564,7 +6621,7 @@
         <w:tab w:val="right" w:pos="8931" w:leader="underscore"/>
       </w:tabs>
       <w:spacing w:lineRule="atLeast" w:line="200" w:before="360" w:after="140"/>
-      <w:ind w:hangingChars="0" w:hanging="0" w:startChars="200" w:endChars="455"/>
+      <w:ind w:hangingChars="0" w:hanging="0" w:leftChars="200" w:rightChars="455"/>
     </w:pPr>
     <w:rPr/>
   </w:style>
@@ -6578,7 +6635,7 @@
     <w:locked/>
     <w:rsid w:val="00b87b00"/>
     <w:pPr>
-      <w:ind w:startChars="200"/>
+      <w:ind w:leftChars="200"/>
     </w:pPr>
     <w:rPr/>
   </w:style>
@@ -6592,7 +6649,7 @@
     <w:locked/>
     <w:rsid w:val="00b87b00"/>
     <w:pPr>
-      <w:ind w:startChars="300"/>
+      <w:ind w:leftChars="300"/>
     </w:pPr>
     <w:rPr/>
   </w:style>
@@ -6606,7 +6663,7 @@
     <w:locked/>
     <w:rsid w:val="00b87b00"/>
     <w:pPr>
-      <w:ind w:start="840"/>
+      <w:ind w:left="840"/>
     </w:pPr>
     <w:rPr/>
   </w:style>
@@ -6620,7 +6677,7 @@
     <w:locked/>
     <w:rsid w:val="00b87b00"/>
     <w:pPr>
-      <w:ind w:startChars="500"/>
+      <w:ind w:leftChars="500"/>
     </w:pPr>
     <w:rPr/>
   </w:style>
@@ -6634,7 +6691,7 @@
     <w:locked/>
     <w:rsid w:val="00b87b00"/>
     <w:pPr>
-      <w:ind w:startChars="600"/>
+      <w:ind w:leftChars="600"/>
     </w:pPr>
     <w:rPr/>
   </w:style>
@@ -6648,7 +6705,7 @@
     <w:locked/>
     <w:rsid w:val="00b87b00"/>
     <w:pPr>
-      <w:ind w:startChars="700"/>
+      <w:ind w:leftChars="700"/>
     </w:pPr>
     <w:rPr/>
   </w:style>
@@ -6662,13 +6719,13 @@
     <w:locked/>
     <w:rsid w:val="00b87b00"/>
     <w:pPr>
-      <w:ind w:startChars="800"/>
+      <w:ind w:leftChars="800"/>
     </w:pPr>
     <w:rPr/>
   </w:style>
   <w:style w:type="paragraph" w:styleId="IndexHeading">
     <w:name w:val="index heading"/>
-    <w:basedOn w:val="Style24"/>
+    <w:basedOn w:val="user1"/>
     <w:pPr/>
     <w:rPr/>
   </w:style>
@@ -6701,9 +6758,10 @@
     <w:rsid w:val="00b87b00"/>
     <w:pPr>
       <w:widowControl/>
+      <w:suppressAutoHyphens w:val="true"/>
       <w:bidi w:val="0"/>
       <w:spacing w:lineRule="exact" w:line="800" w:before="0" w:after="0"/>
-      <w:jc w:val="start"/>
+      <w:jc w:val="left"/>
       <w:outlineLvl w:val="0"/>
     </w:pPr>
     <w:rPr>
@@ -6747,10 +6805,11 @@
         <w:left w:val="single" w:sz="48" w:space="4" w:color="4F81BD" w:themeColor="accent1"/>
         <w:bottom w:val="single" w:sz="12" w:space="1" w:color="4F81BD" w:themeColor="accent1"/>
       </w:pBdr>
+      <w:suppressAutoHyphens w:val="true"/>
       <w:bidi w:val="0"/>
       <w:spacing w:before="0" w:after="0"/>
-      <w:ind w:startChars="100" w:endChars="100"/>
-      <w:jc w:val="start"/>
+      <w:ind w:leftChars="100" w:rightChars="100"/>
+      <w:jc w:val="left"/>
     </w:pPr>
     <w:rPr>
       <w:rFonts w:ascii="游明朝" w:hAnsi="游明朝" w:eastAsia="游明朝" w:cs="メイリオ"/>
@@ -6767,9 +6826,10 @@
     <w:rsid w:val="00b87b00"/>
     <w:pPr>
       <w:widowControl/>
+      <w:suppressAutoHyphens w:val="true"/>
       <w:bidi w:val="0"/>
       <w:spacing w:beforeAutospacing="1" w:afterAutospacing="1"/>
-      <w:jc w:val="start"/>
+      <w:jc w:val="left"/>
     </w:pPr>
     <w:rPr>
       <w:rFonts w:ascii="Lucida Console" w:hAnsi="Lucida Console" w:eastAsia="ＭＳ 明朝" w:cs="Times New Roman"/>
@@ -6790,7 +6850,7 @@
     <w:locked/>
     <w:rsid w:val="00b87b00"/>
     <w:pPr>
-      <w:ind w:start="851"/>
+      <w:ind w:left="851"/>
     </w:pPr>
     <w:rPr/>
   </w:style>
@@ -6802,9 +6862,10 @@
     <w:rsid w:val="000752e1"/>
     <w:pPr>
       <w:widowControl/>
+      <w:suppressAutoHyphens w:val="true"/>
       <w:bidi w:val="0"/>
       <w:spacing w:before="0" w:after="0"/>
-      <w:jc w:val="start"/>
+      <w:jc w:val="left"/>
     </w:pPr>
     <w:rPr>
       <w:rFonts w:ascii="メイリオ" w:hAnsi="メイリオ" w:eastAsia="メイリオ" w:cs="" w:asciiTheme="minorHAnsi" w:cstheme="minorBidi" w:eastAsiaTheme="minorEastAsia" w:hAnsiTheme="minorHAnsi"/>
@@ -6826,22 +6887,17 @@
         <w:ilvl w:val="0"/>
         <w:numId w:val="3"/>
       </w:numPr>
-      <w:ind w:startChars="300" w:endChars="100"/>
+      <w:ind w:leftChars="300" w:rightChars="100"/>
     </w:pPr>
     <w:rPr/>
   </w:style>
-  <w:style w:type="paragraph" w:styleId="user" w:customStyle="1">
+  <w:style w:type="paragraph" w:styleId="user4">
     <w:name w:val="表 (user)"/>
-    <w:basedOn w:val="Normal"/>
+    <w:basedOn w:val="Caption"/>
     <w:link w:val="Style22"/>
     <w:qFormat/>
-    <w:rsid w:val="00b87b00"/>
-    <w:pPr>
-      <w:widowControl/>
-    </w:pPr>
-    <w:rPr>
-      <w:rFonts w:ascii="游明朝" w:hAnsi="游明朝" w:cs="メイリオ"/>
-    </w:rPr>
+    <w:pPr/>
+    <w:rPr/>
   </w:style>
   <w:style w:type="paragraph" w:styleId="Style30" w:customStyle="1">
     <w:name w:val="表の文字"/>
@@ -6899,6 +6955,36 @@
     </w:pPr>
     <w:rPr/>
   </w:style>
+  <w:style w:type="paragraph" w:styleId="user5">
+    <w:name w:val="枠の内容 (user)"/>
+    <w:basedOn w:val="Normal"/>
+    <w:qFormat/>
+    <w:pPr/>
+    <w:rPr/>
+  </w:style>
+  <w:style w:type="paragraph" w:styleId="user6">
+    <w:name w:val="表の内容 (user)"/>
+    <w:basedOn w:val="Normal"/>
+    <w:qFormat/>
+    <w:pPr>
+      <w:widowControl w:val="false"/>
+      <w:suppressLineNumbers/>
+    </w:pPr>
+    <w:rPr/>
+  </w:style>
+  <w:style w:type="paragraph" w:styleId="user7">
+    <w:name w:val="表の見出し (user)"/>
+    <w:basedOn w:val="user6"/>
+    <w:qFormat/>
+    <w:pPr>
+      <w:suppressLineNumbers/>
+      <w:jc w:val="center"/>
+    </w:pPr>
+    <w:rPr>
+      <w:b/>
+      <w:bCs/>
+    </w:rPr>
+  </w:style>
   <w:style w:type="paragraph" w:styleId="Style32">
     <w:name w:val="表"/>
     <w:basedOn w:val="Caption"/>
@@ -6913,31 +6999,8 @@
     <w:pPr/>
     <w:rPr/>
   </w:style>
-  <w:style w:type="paragraph" w:styleId="Style34">
-    <w:name w:val="表の内容"/>
-    <w:basedOn w:val="Normal"/>
-    <w:qFormat/>
-    <w:pPr>
-      <w:widowControl w:val="false"/>
-      <w:suppressLineNumbers/>
-    </w:pPr>
-    <w:rPr/>
-  </w:style>
-  <w:style w:type="paragraph" w:styleId="Style35">
-    <w:name w:val="表の見出し"/>
-    <w:basedOn w:val="Style34"/>
-    <w:qFormat/>
-    <w:pPr>
-      <w:suppressLineNumbers/>
-      <w:jc w:val="center"/>
-    </w:pPr>
-    <w:rPr>
-      <w:b/>
-      <w:bCs/>
-    </w:rPr>
-  </w:style>
-  <w:style w:type="numbering" w:styleId="Style36" w:default="1">
-    <w:name w:val="記号なし"/>
+  <w:style w:type="numbering" w:styleId="user8" w:default="1">
+    <w:name w:val="記号なし (user)"/>
     <w:uiPriority w:val="99"/>
     <w:semiHidden/>
     <w:unhideWhenUsed/>
@@ -7677,7 +7740,6 @@
     <w:basedOn w:val="a4"/>
     <w:uiPriority w:val="49"/>
     <w:rsid w:val="00b87b00"/>
-    <w:rPr/>
     <w:tblPr>
       <w:tblStyleRowBandSize w:val="1"/>
       <w:tblStyleColBandSize w:val="1"/>
@@ -8104,7 +8166,6 @@
     <w:basedOn w:val="a4"/>
     <w:uiPriority w:val="99"/>
     <w:rsid w:val="00b87b00"/>
-    <w:rPr/>
   </w:style>
   <w:style w:type="table" w:styleId="1-3">
     <w:name w:val="List Table 1 Light Accent 3"/>

--- a/(PRGDE004)03_要件定義書(変更・追加分)EPISODE１_1.0.0.docx
+++ b/(PRGDE004)03_要件定義書(変更・追加分)EPISODE１_1.0.0.docx
@@ -65,7 +65,7 @@
               <w:rFonts w:eastAsia="メイリオ" w:cs="メイリオ" w:ascii="メイリオ" w:hAnsi="メイリオ"/>
             </w:rPr>
             <w:drawing>
-              <wp:anchor distT="0" distB="0" distL="0" distR="0" simplePos="0" relativeHeight="24" behindDoc="1" locked="0" layoutInCell="0" allowOverlap="1">
+              <wp:anchor distT="0" distB="0" distL="0" distR="0" simplePos="0" relativeHeight="21" behindDoc="1" locked="0" layoutInCell="0" allowOverlap="1">
                 <wp:simplePos x="0" y="0"/>
                 <wp:positionH relativeFrom="margin">
                   <wp:align>center</wp:align>
@@ -1735,7 +1735,7 @@
         <mc:AlternateContent>
           <mc:Choice Requires="wps">
             <w:drawing>
-              <wp:anchor distT="13970" distB="12700" distL="13970" distR="13335" simplePos="0" relativeHeight="28" behindDoc="0" locked="0" layoutInCell="1" allowOverlap="1" wp14:anchorId="562D5AA2">
+              <wp:anchor distT="13970" distB="12700" distL="13970" distR="13335" simplePos="0" relativeHeight="25" behindDoc="0" locked="0" layoutInCell="1" allowOverlap="1" wp14:anchorId="562D5AA2">
                 <wp:simplePos x="0" y="0"/>
                 <wp:positionH relativeFrom="column">
                   <wp:posOffset>238125</wp:posOffset>
@@ -1911,6 +1911,98 @@
           <w:color w:val="000000"/>
           <w:sz w:val="22"/>
         </w:rPr>
+        <mc:AlternateContent>
+          <mc:Choice Requires="wps">
+            <w:drawing>
+              <wp:anchor distT="41275" distB="41275" distL="41910" distR="40640" simplePos="0" relativeHeight="43" behindDoc="0" locked="0" layoutInCell="1" allowOverlap="1" wp14:anchorId="30BF31C0">
+                <wp:simplePos x="0" y="0"/>
+                <wp:positionH relativeFrom="column">
+                  <wp:posOffset>1379855</wp:posOffset>
+                </wp:positionH>
+                <wp:positionV relativeFrom="paragraph">
+                  <wp:posOffset>152400</wp:posOffset>
+                </wp:positionV>
+                <wp:extent cx="902970" cy="342900"/>
+                <wp:effectExtent l="41910" t="41275" r="40640" b="41275"/>
+                <wp:wrapNone/>
+                <wp:docPr id="3" name="Text Box 5"/>
+                <a:graphic xmlns:a="http://schemas.openxmlformats.org/drawingml/2006/main">
+                  <a:graphicData uri="http://schemas.microsoft.com/office/word/2010/wordprocessingShape">
+                    <wps:wsp>
+                      <wps:cNvSpPr/>
+                      <wps:spPr>
+                        <a:xfrm>
+                          <a:off x="0" y="0"/>
+                          <a:ext cx="902880" cy="343080"/>
+                        </a:xfrm>
+                        <a:prstGeom prst="rect">
+                          <a:avLst/>
+                        </a:prstGeom>
+                        <a:noFill/>
+                        <a:ln w="82550">
+                          <a:solidFill>
+                            <a:srgbClr val="fcd5b5"/>
+                          </a:solidFill>
+                          <a:miter/>
+                        </a:ln>
+                      </wps:spPr>
+                      <wps:style>
+                        <a:lnRef idx="0"/>
+                        <a:fillRef idx="0"/>
+                        <a:effectRef idx="0"/>
+                        <a:fontRef idx="minor"/>
+                      </wps:style>
+                      <wps:txbx>
+                        <w:txbxContent>
+                          <w:p>
+                            <w:pPr>
+                              <w:pStyle w:val="-9pt1"/>
+                              <w:jc w:val="center"/>
+                              <w:rPr>
+                                <w:rFonts w:hint="eastAsia"/>
+                              </w:rPr>
+                            </w:pPr>
+                            <w:r>
+                              <w:rPr/>
+                            </w:r>
+                          </w:p>
+                        </w:txbxContent>
+                      </wps:txbx>
+                      <wps:bodyPr lIns="0" rIns="0" tIns="9000" bIns="9000" anchor="ctr" upright="1">
+                        <a:noAutofit/>
+                      </wps:bodyPr>
+                    </wps:wsp>
+                  </a:graphicData>
+                </a:graphic>
+              </wp:anchor>
+            </w:drawing>
+          </mc:Choice>
+          <mc:Fallback>
+            <w:pict>
+              <v:rect id="shape_0" stroked="t" o:allowincell="f" style="position:absolute;margin-left:108.65pt;margin-top:12pt;width:71.05pt;height:26.95pt;mso-wrap-style:none;v-text-anchor:middle" wp14:anchorId="30BF31C0">
+                <v:fill o:detectmouseclick="t" on="false"/>
+                <v:stroke color="#fcd5b5" weight="82440" joinstyle="miter" endcap="flat"/>
+                <v:textbox>
+                  <w:txbxContent>
+                    <w:p>
+                      <w:pPr>
+                        <w:pStyle w:val="-9pt1"/>
+                        <w:jc w:val="center"/>
+                        <w:rPr>
+                          <w:rFonts w:hint="eastAsia"/>
+                        </w:rPr>
+                      </w:pPr>
+                      <w:r>
+                        <w:rPr/>
+                      </w:r>
+                    </w:p>
+                  </w:txbxContent>
+                </v:textbox>
+                <w10:wrap type="none"/>
+              </v:rect>
+            </w:pict>
+          </mc:Fallback>
+        </mc:AlternateContent>
       </w:r>
     </w:p>
     <w:p>
@@ -1945,6 +2037,98 @@
           <w:color w:val="000000"/>
           <w:sz w:val="22"/>
         </w:rPr>
+        <mc:AlternateContent>
+          <mc:Choice Requires="wps">
+            <w:drawing>
+              <wp:anchor distT="41275" distB="41275" distL="41910" distR="40640" simplePos="0" relativeHeight="39" behindDoc="0" locked="0" layoutInCell="1" allowOverlap="1" wp14:anchorId="30BF31C0">
+                <wp:simplePos x="0" y="0"/>
+                <wp:positionH relativeFrom="column">
+                  <wp:posOffset>1436370</wp:posOffset>
+                </wp:positionH>
+                <wp:positionV relativeFrom="paragraph">
+                  <wp:posOffset>38100</wp:posOffset>
+                </wp:positionV>
+                <wp:extent cx="846455" cy="342900"/>
+                <wp:effectExtent l="41910" t="41275" r="40640" b="41275"/>
+                <wp:wrapNone/>
+                <wp:docPr id="4" name="Text Box 1"/>
+                <a:graphic xmlns:a="http://schemas.openxmlformats.org/drawingml/2006/main">
+                  <a:graphicData uri="http://schemas.microsoft.com/office/word/2010/wordprocessingShape">
+                    <wps:wsp>
+                      <wps:cNvSpPr/>
+                      <wps:spPr>
+                        <a:xfrm>
+                          <a:off x="0" y="0"/>
+                          <a:ext cx="846360" cy="343080"/>
+                        </a:xfrm>
+                        <a:prstGeom prst="rect">
+                          <a:avLst/>
+                        </a:prstGeom>
+                        <a:noFill/>
+                        <a:ln w="82550">
+                          <a:solidFill>
+                            <a:srgbClr val="fcd5b5"/>
+                          </a:solidFill>
+                          <a:miter/>
+                        </a:ln>
+                      </wps:spPr>
+                      <wps:style>
+                        <a:lnRef idx="0"/>
+                        <a:fillRef idx="0"/>
+                        <a:effectRef idx="0"/>
+                        <a:fontRef idx="minor"/>
+                      </wps:style>
+                      <wps:txbx>
+                        <w:txbxContent>
+                          <w:p>
+                            <w:pPr>
+                              <w:pStyle w:val="-9pt1"/>
+                              <w:jc w:val="center"/>
+                              <w:rPr>
+                                <w:rFonts w:hint="eastAsia"/>
+                              </w:rPr>
+                            </w:pPr>
+                            <w:r>
+                              <w:rPr/>
+                            </w:r>
+                          </w:p>
+                        </w:txbxContent>
+                      </wps:txbx>
+                      <wps:bodyPr lIns="0" rIns="0" tIns="9000" bIns="9000" anchor="ctr" upright="1">
+                        <a:noAutofit/>
+                      </wps:bodyPr>
+                    </wps:wsp>
+                  </a:graphicData>
+                </a:graphic>
+              </wp:anchor>
+            </w:drawing>
+          </mc:Choice>
+          <mc:Fallback>
+            <w:pict>
+              <v:rect id="shape_0" stroked="t" o:allowincell="f" style="position:absolute;margin-left:113.1pt;margin-top:3pt;width:66.6pt;height:26.95pt;mso-wrap-style:none;v-text-anchor:middle" wp14:anchorId="30BF31C0">
+                <v:fill o:detectmouseclick="t" on="false"/>
+                <v:stroke color="#fcd5b5" weight="82440" joinstyle="miter" endcap="flat"/>
+                <v:textbox>
+                  <w:txbxContent>
+                    <w:p>
+                      <w:pPr>
+                        <w:pStyle w:val="-9pt1"/>
+                        <w:jc w:val="center"/>
+                        <w:rPr>
+                          <w:rFonts w:hint="eastAsia"/>
+                        </w:rPr>
+                      </w:pPr>
+                      <w:r>
+                        <w:rPr/>
+                      </w:r>
+                    </w:p>
+                  </w:txbxContent>
+                </v:textbox>
+                <w10:wrap type="none"/>
+              </v:rect>
+            </w:pict>
+          </mc:Fallback>
+        </mc:AlternateContent>
       </w:r>
     </w:p>
     <w:p>
@@ -1962,6 +2146,98 @@
           <w:color w:val="000000"/>
           <w:sz w:val="22"/>
         </w:rPr>
+        <mc:AlternateContent>
+          <mc:Choice Requires="wps">
+            <w:drawing>
+              <wp:anchor distT="41275" distB="41275" distL="41910" distR="40640" simplePos="0" relativeHeight="41" behindDoc="0" locked="0" layoutInCell="1" allowOverlap="1" wp14:anchorId="30BF31C0">
+                <wp:simplePos x="0" y="0"/>
+                <wp:positionH relativeFrom="column">
+                  <wp:posOffset>1450975</wp:posOffset>
+                </wp:positionH>
+                <wp:positionV relativeFrom="paragraph">
+                  <wp:posOffset>153035</wp:posOffset>
+                </wp:positionV>
+                <wp:extent cx="882015" cy="342900"/>
+                <wp:effectExtent l="41910" t="41275" r="40640" b="41275"/>
+                <wp:wrapNone/>
+                <wp:docPr id="5" name="Text Box 4"/>
+                <a:graphic xmlns:a="http://schemas.openxmlformats.org/drawingml/2006/main">
+                  <a:graphicData uri="http://schemas.microsoft.com/office/word/2010/wordprocessingShape">
+                    <wps:wsp>
+                      <wps:cNvSpPr/>
+                      <wps:spPr>
+                        <a:xfrm>
+                          <a:off x="0" y="0"/>
+                          <a:ext cx="882000" cy="343080"/>
+                        </a:xfrm>
+                        <a:prstGeom prst="rect">
+                          <a:avLst/>
+                        </a:prstGeom>
+                        <a:noFill/>
+                        <a:ln w="82550">
+                          <a:solidFill>
+                            <a:srgbClr val="fcd5b5"/>
+                          </a:solidFill>
+                          <a:miter/>
+                        </a:ln>
+                      </wps:spPr>
+                      <wps:style>
+                        <a:lnRef idx="0"/>
+                        <a:fillRef idx="0"/>
+                        <a:effectRef idx="0"/>
+                        <a:fontRef idx="minor"/>
+                      </wps:style>
+                      <wps:txbx>
+                        <w:txbxContent>
+                          <w:p>
+                            <w:pPr>
+                              <w:pStyle w:val="-9pt1"/>
+                              <w:jc w:val="center"/>
+                              <w:rPr>
+                                <w:rFonts w:hint="eastAsia"/>
+                              </w:rPr>
+                            </w:pPr>
+                            <w:r>
+                              <w:rPr/>
+                            </w:r>
+                          </w:p>
+                        </w:txbxContent>
+                      </wps:txbx>
+                      <wps:bodyPr lIns="0" rIns="0" tIns="9000" bIns="9000" anchor="ctr" upright="1">
+                        <a:noAutofit/>
+                      </wps:bodyPr>
+                    </wps:wsp>
+                  </a:graphicData>
+                </a:graphic>
+              </wp:anchor>
+            </w:drawing>
+          </mc:Choice>
+          <mc:Fallback>
+            <w:pict>
+              <v:rect id="shape_0" stroked="t" o:allowincell="f" style="position:absolute;margin-left:114.25pt;margin-top:12.05pt;width:69.4pt;height:26.95pt;mso-wrap-style:none;v-text-anchor:middle" wp14:anchorId="30BF31C0">
+                <v:fill o:detectmouseclick="t" on="false"/>
+                <v:stroke color="#fcd5b5" weight="82440" joinstyle="miter" endcap="flat"/>
+                <v:textbox>
+                  <w:txbxContent>
+                    <w:p>
+                      <w:pPr>
+                        <w:pStyle w:val="-9pt1"/>
+                        <w:jc w:val="center"/>
+                        <w:rPr>
+                          <w:rFonts w:hint="eastAsia"/>
+                        </w:rPr>
+                      </w:pPr>
+                      <w:r>
+                        <w:rPr/>
+                      </w:r>
+                    </w:p>
+                  </w:txbxContent>
+                </v:textbox>
+                <w10:wrap type="none"/>
+              </v:rect>
+            </w:pict>
+          </mc:Fallback>
+        </mc:AlternateContent>
       </w:r>
     </w:p>
     <w:p>
@@ -1995,107 +2271,10 @@
         <mc:AlternateContent>
           <mc:Choice Requires="wps">
             <w:drawing>
-              <wp:anchor distT="41275" distB="41275" distL="41910" distR="40640" simplePos="0" relativeHeight="40" behindDoc="0" locked="0" layoutInCell="1" allowOverlap="1">
+              <wp:anchor distT="41910" distB="40640" distL="41275" distR="41275" simplePos="0" relativeHeight="37" behindDoc="0" locked="0" layoutInCell="1" allowOverlap="1">
                 <wp:simplePos x="0" y="0"/>
                 <wp:positionH relativeFrom="column">
-                  <wp:posOffset>1543050</wp:posOffset>
-                </wp:positionH>
-                <wp:positionV relativeFrom="paragraph">
-                  <wp:posOffset>24130</wp:posOffset>
-                </wp:positionV>
-                <wp:extent cx="733425" cy="342900"/>
-                <wp:effectExtent l="41910" t="41275" r="40640" b="41275"/>
-                <wp:wrapNone/>
-                <wp:docPr id="3" name="Text Box 1"/>
-                <a:graphic xmlns:a="http://schemas.openxmlformats.org/drawingml/2006/main">
-                  <a:graphicData uri="http://schemas.microsoft.com/office/word/2010/wordprocessingShape">
-                    <wps:wsp>
-                      <wps:cNvSpPr/>
-                      <wps:spPr>
-                        <a:xfrm>
-                          <a:off x="0" y="0"/>
-                          <a:ext cx="733320" cy="343080"/>
-                        </a:xfrm>
-                        <a:prstGeom prst="rect">
-                          <a:avLst/>
-                        </a:prstGeom>
-                        <a:noFill/>
-                        <a:ln w="82440">
-                          <a:solidFill>
-                            <a:srgbClr val="f79646">
-                              <a:lumMod val="40000"/>
-                              <a:lumOff val="60000"/>
-                            </a:srgbClr>
-                          </a:solidFill>
-                          <a:miter/>
-                        </a:ln>
-                      </wps:spPr>
-                      <wps:style>
-                        <a:lnRef idx="0"/>
-                        <a:fillRef idx="0"/>
-                        <a:effectRef idx="0"/>
-                        <a:fontRef idx="minor"/>
-                      </wps:style>
-                      <wps:txbx>
-                        <w:txbxContent>
-                          <w:p>
-                            <w:pPr>
-                              <w:pStyle w:val="-9pt1"/>
-                              <w:jc w:val="center"/>
-                              <w:rPr/>
-                            </w:pPr>
-                            <w:r>
-                              <w:rPr>
-                                <w:rFonts w:hint="eastAsia"/>
-                              </w:rPr>
-                              <w:t>会員ポイント</w:t>
-                            </w:r>
-                          </w:p>
-                        </w:txbxContent>
-                      </wps:txbx>
-                      <wps:bodyPr lIns="0" rIns="0" tIns="9000" bIns="9000" anchor="ctr">
-                        <a:noAutofit/>
-                      </wps:bodyPr>
-                    </wps:wsp>
-                  </a:graphicData>
-                </a:graphic>
-              </wp:anchor>
-            </w:drawing>
-          </mc:Choice>
-          <mc:Fallback>
-            <w:pict>
-              <v:rect id="shape_0" stroked="t" o:allowincell="f" style="position:absolute;margin-left:121.5pt;margin-top:1.9pt;width:57.7pt;height:26.95pt;mso-wrap-style:square;v-text-anchor:middle">
-                <v:fill o:detectmouseclick="t" on="false"/>
-                <v:stroke color="#fcd5b5" weight="82440" joinstyle="miter" endcap="flat"/>
-                <v:textbox>
-                  <w:txbxContent>
-                    <w:p>
-                      <w:pPr>
-                        <w:pStyle w:val="-9pt1"/>
-                        <w:jc w:val="center"/>
-                        <w:rPr/>
-                      </w:pPr>
-                      <w:r>
-                        <w:rPr>
-                          <w:rFonts w:hint="eastAsia"/>
-                        </w:rPr>
-                        <w:t>会員ポイント</w:t>
-                      </w:r>
-                    </w:p>
-                  </w:txbxContent>
-                </v:textbox>
-                <w10:wrap type="none"/>
-              </v:rect>
-            </w:pict>
-          </mc:Fallback>
-        </mc:AlternateContent>
-        <mc:AlternateContent>
-          <mc:Choice Requires="wps">
-            <w:drawing>
-              <wp:anchor distT="41910" distB="40640" distL="41275" distR="41275" simplePos="0" relativeHeight="42" behindDoc="0" locked="0" layoutInCell="1" allowOverlap="1">
-                <wp:simplePos x="0" y="0"/>
-                <wp:positionH relativeFrom="column">
-                  <wp:posOffset>379730</wp:posOffset>
+                  <wp:posOffset>1219835</wp:posOffset>
                 </wp:positionH>
                 <wp:positionV relativeFrom="paragraph">
                   <wp:posOffset>20320</wp:posOffset>
@@ -2103,7 +2282,7 @@
                 <wp:extent cx="984250" cy="335915"/>
                 <wp:effectExtent l="41275" t="41910" r="41275" b="40640"/>
                 <wp:wrapNone/>
-                <wp:docPr id="4" name="Text Box 2"/>
+                <wp:docPr id="6" name="Text Box 2"/>
                 <a:graphic xmlns:a="http://schemas.openxmlformats.org/drawingml/2006/main">
                   <a:graphicData uri="http://schemas.microsoft.com/office/word/2010/wordprocessingShape">
                     <wps:wsp>
@@ -2119,10 +2298,7 @@
                         <a:noFill/>
                         <a:ln w="82440">
                           <a:solidFill>
-                            <a:srgbClr val="f79646">
-                              <a:lumMod val="40000"/>
-                              <a:lumOff val="60000"/>
-                            </a:srgbClr>
+                            <a:srgbClr val="fcd5b5"/>
                           </a:solidFill>
                           <a:miter/>
                         </a:ln>
@@ -2161,7 +2337,7 @@
           </mc:Choice>
           <mc:Fallback>
             <w:pict>
-              <v:rect id="shape_0" stroked="t" o:allowincell="f" style="position:absolute;margin-left:29.9pt;margin-top:1.6pt;width:77.45pt;height:26.4pt;mso-wrap-style:square;v-text-anchor:middle">
+              <v:rect id="shape_0" stroked="t" o:allowincell="f" style="position:absolute;margin-left:96.05pt;margin-top:1.6pt;width:77.45pt;height:26.4pt;mso-wrap-style:square;v-text-anchor:middle">
                 <v:fill o:detectmouseclick="t" on="false"/>
                 <v:stroke color="#fcd5b5" weight="82440" joinstyle="miter" endcap="flat"/>
                 <v:textbox>
@@ -2217,7 +2393,7 @@
       <w:r>
         <w:rPr/>
         <w:drawing>
-          <wp:anchor distT="0" distB="0" distL="114300" distR="114300" simplePos="0" relativeHeight="25" behindDoc="0" locked="0" layoutInCell="0" allowOverlap="1" wp14:anchorId="5D732963">
+          <wp:anchor distT="0" distB="0" distL="114300" distR="114300" simplePos="0" relativeHeight="22" behindDoc="0" locked="0" layoutInCell="0" allowOverlap="1" wp14:anchorId="5D732963">
             <wp:simplePos x="0" y="0"/>
             <wp:positionH relativeFrom="column">
               <wp:posOffset>2933700</wp:posOffset>
@@ -2244,7 +2420,7 @@
                 <wp:lineTo x="11252" y="-537"/>
               </wp:wrapPolygon>
             </wp:wrapTight>
-            <wp:docPr id="5" name="Diagram5"/>
+            <wp:docPr id="7" name="Diagram7"/>
             <wp:cNvGraphicFramePr/>
             <a:graphic xmlns:a="http://schemas.openxmlformats.org/drawingml/2006/main">
               <a:graphicData uri="http://schemas.openxmlformats.org/drawingml/2006/diagram">
@@ -2254,7 +2430,7 @@
           </wp:anchor>
         </w:drawing>
         <w:drawing>
-          <wp:anchor distT="0" distB="0" distL="114300" distR="114300" simplePos="0" relativeHeight="38" behindDoc="0" locked="0" layoutInCell="0" allowOverlap="1" wp14:anchorId="0D5743D4">
+          <wp:anchor distT="0" distB="0" distL="114300" distR="114300" simplePos="0" relativeHeight="35" behindDoc="0" locked="0" layoutInCell="0" allowOverlap="1" wp14:anchorId="0D5743D4">
             <wp:simplePos x="0" y="0"/>
             <wp:positionH relativeFrom="column">
               <wp:posOffset>2924175</wp:posOffset>
@@ -2273,7 +2449,7 @@
                 <wp:lineTo x="-804" y="6480"/>
               </wp:wrapPolygon>
             </wp:wrapTight>
-            <wp:docPr id="6" name="Diagram6"/>
+            <wp:docPr id="8" name="Diagram8"/>
             <wp:cNvGraphicFramePr/>
             <a:graphic xmlns:a="http://schemas.openxmlformats.org/drawingml/2006/main">
               <a:graphicData uri="http://schemas.openxmlformats.org/drawingml/2006/diagram">
@@ -2283,7 +2459,7 @@
           </wp:anchor>
         </w:drawing>
         <w:drawing>
-          <wp:anchor distT="0" distB="0" distL="0" distR="0" simplePos="0" relativeHeight="39" behindDoc="0" locked="0" layoutInCell="0" allowOverlap="1">
+          <wp:anchor distT="0" distB="0" distL="0" distR="0" simplePos="0" relativeHeight="36" behindDoc="0" locked="0" layoutInCell="0" allowOverlap="1">
             <wp:simplePos x="0" y="0"/>
             <wp:positionH relativeFrom="column">
               <wp:posOffset>333375</wp:posOffset>
@@ -2294,7 +2470,7 @@
             <wp:extent cx="2047875" cy="1533525"/>
             <wp:effectExtent l="0" t="0" r="0" b="0"/>
             <wp:wrapSquare wrapText="bothSides"/>
-            <wp:docPr id="7" name="RenderedShapes"/>
+            <wp:docPr id="9" name="RenderedShapes"/>
             <wp:cNvGraphicFramePr>
               <a:graphicFrameLocks xmlns:a="http://schemas.openxmlformats.org/drawingml/2006/main" noChangeAspect="1"/>
             </wp:cNvGraphicFramePr>
@@ -2302,7 +2478,7 @@
               <a:graphicData uri="http://schemas.openxmlformats.org/drawingml/2006/picture">
                 <pic:pic xmlns:pic="http://schemas.openxmlformats.org/drawingml/2006/picture">
                   <pic:nvPicPr>
-                    <pic:cNvPr id="7" name="RenderedShapes"/>
+                    <pic:cNvPr id="9" name="RenderedShapes"/>
                     <pic:cNvPicPr>
                       <a:picLocks noChangeAspect="1" noChangeArrowheads="1"/>
                     </pic:cNvPicPr>
@@ -2458,7 +2634,7 @@
         <mc:AlternateContent>
           <mc:Choice Requires="wps">
             <w:drawing>
-              <wp:anchor distT="3175" distB="3175" distL="3175" distR="3175" simplePos="0" relativeHeight="26" behindDoc="0" locked="0" layoutInCell="1" allowOverlap="1" wp14:anchorId="52BDCB4E">
+              <wp:anchor distT="3175" distB="3175" distL="3175" distR="3175" simplePos="0" relativeHeight="23" behindDoc="0" locked="0" layoutInCell="1" allowOverlap="1" wp14:anchorId="52BDCB4E">
                 <wp:simplePos x="0" y="0"/>
                 <wp:positionH relativeFrom="column">
                   <wp:posOffset>5534025</wp:posOffset>
@@ -2469,7 +2645,7 @@
                 <wp:extent cx="944880" cy="1714500"/>
                 <wp:effectExtent l="3175" t="3175" r="3175" b="3175"/>
                 <wp:wrapNone/>
-                <wp:docPr id="8" name="テキスト ボックス 43"/>
+                <wp:docPr id="10" name="テキスト ボックス 43"/>
                 <a:graphic xmlns:a="http://schemas.openxmlformats.org/drawingml/2006/main">
                   <a:graphicData uri="http://schemas.microsoft.com/office/word/2010/wordprocessingShape">
                     <wps:wsp>
@@ -2559,7 +2735,7 @@
         <mc:AlternateContent>
           <mc:Choice Requires="wps">
             <w:drawing>
-              <wp:anchor distT="13970" distB="12700" distL="13970" distR="12700" simplePos="0" relativeHeight="30" behindDoc="0" locked="0" layoutInCell="1" allowOverlap="1" wp14:anchorId="24FAD6E3">
+              <wp:anchor distT="13970" distB="12700" distL="13970" distR="12700" simplePos="0" relativeHeight="27" behindDoc="0" locked="0" layoutInCell="1" allowOverlap="1" wp14:anchorId="24FAD6E3">
                 <wp:simplePos x="0" y="0"/>
                 <wp:positionH relativeFrom="column">
                   <wp:posOffset>2552700</wp:posOffset>
@@ -2570,7 +2746,7 @@
                 <wp:extent cx="2828925" cy="3019425"/>
                 <wp:effectExtent l="13970" t="13970" r="12700" b="12700"/>
                 <wp:wrapNone/>
-                <wp:docPr id="9" name="角丸四角形 36"/>
+                <wp:docPr id="11" name="角丸四角形 36"/>
                 <a:graphic xmlns:a="http://schemas.openxmlformats.org/drawingml/2006/main">
                   <a:graphicData uri="http://schemas.microsoft.com/office/word/2010/wordprocessingShape">
                     <wps:wsp>
@@ -2662,7 +2838,7 @@
         <mc:AlternateContent>
           <mc:Choice Requires="wps">
             <w:drawing>
-              <wp:anchor distT="15240" distB="13970" distL="14605" distR="14605" simplePos="0" relativeHeight="32" behindDoc="0" locked="0" layoutInCell="1" allowOverlap="1" wp14:anchorId="46129ABB">
+              <wp:anchor distT="15240" distB="13970" distL="14605" distR="14605" simplePos="0" relativeHeight="29" behindDoc="0" locked="0" layoutInCell="1" allowOverlap="1" wp14:anchorId="46129ABB">
                 <wp:simplePos x="0" y="0"/>
                 <wp:positionH relativeFrom="column">
                   <wp:posOffset>5667375</wp:posOffset>
@@ -2673,7 +2849,7 @@
                 <wp:extent cx="647700" cy="333375"/>
                 <wp:effectExtent l="14605" t="15240" r="14605" b="13970"/>
                 <wp:wrapNone/>
-                <wp:docPr id="10" name="正方形/長方形 38"/>
+                <wp:docPr id="12" name="正方形/長方形 38"/>
                 <a:graphic xmlns:a="http://schemas.openxmlformats.org/drawingml/2006/main">
                   <a:graphicData uri="http://schemas.microsoft.com/office/word/2010/wordprocessingShape">
                     <wps:wsp>
@@ -2766,7 +2942,7 @@
         <mc:AlternateContent>
           <mc:Choice Requires="wps">
             <w:drawing>
-              <wp:anchor distT="5715" distB="4445" distL="5080" distR="5080" simplePos="0" relativeHeight="34" behindDoc="0" locked="0" layoutInCell="1" allowOverlap="1" wp14:anchorId="52C6D0B9">
+              <wp:anchor distT="5715" distB="4445" distL="5080" distR="5080" simplePos="0" relativeHeight="31" behindDoc="0" locked="0" layoutInCell="1" allowOverlap="1" wp14:anchorId="52C6D0B9">
                 <wp:simplePos x="0" y="0"/>
                 <wp:positionH relativeFrom="column">
                   <wp:posOffset>5667375</wp:posOffset>
@@ -2777,7 +2953,7 @@
                 <wp:extent cx="647700" cy="333375"/>
                 <wp:effectExtent l="5080" t="5715" r="5080" b="4445"/>
                 <wp:wrapNone/>
-                <wp:docPr id="11" name="正方形/長方形 41"/>
+                <wp:docPr id="13" name="正方形/長方形 41"/>
                 <a:graphic xmlns:a="http://schemas.openxmlformats.org/drawingml/2006/main">
                   <a:graphicData uri="http://schemas.microsoft.com/office/word/2010/wordprocessingShape">
                     <wps:wsp>
@@ -2881,7 +3057,7 @@
         <mc:AlternateContent>
           <mc:Choice Requires="wps">
             <w:drawing>
-              <wp:anchor distT="41275" distB="41275" distL="41910" distR="40640" simplePos="0" relativeHeight="36" behindDoc="0" locked="0" layoutInCell="0" allowOverlap="1" wp14:anchorId="30BF31C0">
+              <wp:anchor distT="41275" distB="41275" distL="41910" distR="40640" simplePos="0" relativeHeight="33" behindDoc="0" locked="0" layoutInCell="0" allowOverlap="1" wp14:anchorId="30BF31C0">
                 <wp:simplePos x="0" y="0"/>
                 <wp:positionH relativeFrom="margin">
                   <wp:posOffset>5667375</wp:posOffset>
@@ -2892,7 +3068,7 @@
                 <wp:extent cx="733425" cy="342900"/>
                 <wp:effectExtent l="41910" t="41275" r="40640" b="41275"/>
                 <wp:wrapNone/>
-                <wp:docPr id="12" name="Text Box 14"/>
+                <wp:docPr id="14" name="Text Box 14"/>
                 <a:graphic xmlns:a="http://schemas.openxmlformats.org/drawingml/2006/main">
                   <a:graphicData uri="http://schemas.microsoft.com/office/word/2010/wordprocessingShape">
                     <wps:wsp>
@@ -3078,15 +3254,15 @@
         <w:tblLook w:firstRow="1" w:noVBand="1" w:lastRow="0" w:firstColumn="1" w:lastColumn="0" w:noHBand="0" w:val="04a0"/>
       </w:tblPr>
       <w:tblGrid>
-        <w:gridCol w:w="335"/>
-        <w:gridCol w:w="5"/>
-        <w:gridCol w:w="1383"/>
-        <w:gridCol w:w="5"/>
-        <w:gridCol w:w="326"/>
+        <w:gridCol w:w="333"/>
+        <w:gridCol w:w="7"/>
+        <w:gridCol w:w="1381"/>
+        <w:gridCol w:w="7"/>
+        <w:gridCol w:w="324"/>
         <w:gridCol w:w="3"/>
         <w:gridCol w:w="2250"/>
         <w:gridCol w:w="5959"/>
-        <w:gridCol w:w="8"/>
+        <w:gridCol w:w="10"/>
       </w:tblGrid>
       <w:tr>
         <w:trPr>
@@ -3094,7 +3270,7 @@
         </w:trPr>
         <w:tc>
           <w:tcPr>
-            <w:tcW w:w="4307" w:type="dxa"/>
+            <w:tcW w:w="4305" w:type="dxa"/>
             <w:gridSpan w:val="7"/>
             <w:cnfStyle w:val="001000000000" w:firstRow="0" w:lastRow="0" w:firstColumn="1" w:lastColumn="0" w:oddVBand="0" w:evenVBand="0" w:oddHBand="0" w:evenHBand="0" w:firstRowFirstColumn="0" w:firstRowLastColumn="0" w:lastRowFirstColumn="0" w:lastRowLastColumn="0"/>
             <w:tcBorders/>
@@ -3148,17 +3324,21 @@
         </w:tc>
         <w:tc>
           <w:tcPr>
-            <w:tcW w:w="8" w:type="dxa"/>
+            <w:tcW w:w="10" w:type="dxa"/>
             <w:tcBorders/>
             <w:shd w:color="auto" w:fill="4F81BD" w:themeFill="accent1" w:val="clear"/>
           </w:tcPr>
           <w:p>
             <w:pPr>
               <w:pStyle w:val="Style31"/>
-              <w:rPr/>
+              <w:rPr>
+                <w:i w:val="false"/>
+              </w:rPr>
             </w:pPr>
             <w:r>
-              <w:rPr/>
+              <w:rPr>
+                <w:i w:val="false"/>
+              </w:rPr>
             </w:r>
           </w:p>
         </w:tc>
@@ -3169,7 +3349,7 @@
         </w:trPr>
         <w:tc>
           <w:tcPr>
-            <w:tcW w:w="1723" w:type="dxa"/>
+            <w:tcW w:w="1721" w:type="dxa"/>
             <w:gridSpan w:val="3"/>
             <w:cnfStyle w:val="001000000000" w:firstRow="0" w:lastRow="0" w:firstColumn="1" w:lastColumn="0" w:oddVBand="0" w:evenVBand="0" w:oddHBand="0" w:evenHBand="0" w:firstRowFirstColumn="0" w:firstRowLastColumn="0" w:lastRowFirstColumn="0" w:lastRowLastColumn="0"/>
             <w:tcBorders/>
@@ -3247,7 +3427,7 @@
         </w:tc>
         <w:tc>
           <w:tcPr>
-            <w:tcW w:w="8" w:type="dxa"/>
+            <w:tcW w:w="10" w:type="dxa"/>
             <w:tcBorders/>
             <w:shd w:color="auto" w:fill="DAEEF3" w:themeFill="accent5" w:themeFillTint="33" w:val="clear"/>
           </w:tcPr>
@@ -3268,8 +3448,7 @@
         </w:trPr>
         <w:tc>
           <w:tcPr>
-            <w:tcW w:w="335" w:type="dxa"/>
-            <w:vMerge w:val="restart"/>
+            <w:tcW w:w="333" w:type="dxa"/>
             <w:cnfStyle w:val="001000000000" w:firstRow="0" w:lastRow="0" w:firstColumn="1" w:lastColumn="0" w:oddVBand="0" w:evenVBand="0" w:oddHBand="0" w:evenHBand="0" w:firstRowFirstColumn="0" w:firstRowLastColumn="0" w:lastRowFirstColumn="0" w:lastRowLastColumn="0"/>
             <w:tcBorders/>
           </w:tcPr>
@@ -3287,6 +3466,7 @@
               <w:rPr>
                 <w:b/>
               </w:rPr>
+              <w:t>7</w:t>
             </w:r>
           </w:p>
         </w:tc>
@@ -3294,7 +3474,6 @@
           <w:tcPr>
             <w:tcW w:w="1388" w:type="dxa"/>
             <w:gridSpan w:val="2"/>
-            <w:vMerge w:val="restart"/>
             <w:tcBorders/>
           </w:tcPr>
           <w:p>
@@ -3360,6 +3539,7 @@
                 <w:kern w:val="2"/>
                 <w:lang w:val="en-US" w:eastAsia="ja-JP" w:bidi="ar-SA"/>
               </w:rPr>
+              <w:t>1</w:t>
             </w:r>
           </w:p>
         </w:tc>
@@ -3403,13 +3583,13 @@
             </w:pPr>
             <w:r>
               <w:rPr/>
-              <w:t>・非会員、会員にトップ画面、商品一覧画面で表示される</w:t>
+              <w:t>・非会員、会員にトップ画面、商品一覧画面でポップアップが表示される</w:t>
             </w:r>
           </w:p>
         </w:tc>
         <w:tc>
           <w:tcPr>
-            <w:tcW w:w="8" w:type="dxa"/>
+            <w:tcW w:w="10" w:type="dxa"/>
             <w:tcBorders/>
           </w:tcPr>
           <w:p>
@@ -3424,17 +3604,13 @@
         </w:tc>
       </w:tr>
       <w:tr>
-        <w:trPr>
-          <w:trHeight w:val="397" w:hRule="atLeast"/>
-        </w:trPr>
+        <w:trPr/>
         <w:tc>
           <w:tcPr>
-            <w:tcW w:w="335" w:type="dxa"/>
-            <w:vMerge w:val="continue"/>
+            <w:tcW w:w="340" w:type="dxa"/>
+            <w:gridSpan w:val="2"/>
             <w:cnfStyle w:val="001000000000" w:firstRow="0" w:lastRow="0" w:firstColumn="1" w:lastColumn="0" w:oddVBand="0" w:evenVBand="0" w:oddHBand="0" w:evenHBand="0" w:firstRowFirstColumn="0" w:firstRowLastColumn="0" w:lastRowFirstColumn="0" w:lastRowLastColumn="0"/>
-            <w:tcBorders>
-              <w:top w:val="nil"/>
-            </w:tcBorders>
+            <w:tcBorders/>
             <w:shd w:color="auto" w:fill="DAEEF3" w:themeFill="accent5" w:themeFillTint="33" w:val="clear"/>
           </w:tcPr>
           <w:p>
@@ -3451,6 +3627,7 @@
               <w:rPr>
                 <w:b/>
               </w:rPr>
+              <w:t>4</w:t>
             </w:r>
           </w:p>
         </w:tc>
@@ -3458,10 +3635,7 @@
           <w:tcPr>
             <w:tcW w:w="1388" w:type="dxa"/>
             <w:gridSpan w:val="2"/>
-            <w:vMerge w:val="continue"/>
-            <w:tcBorders>
-              <w:top w:val="nil"/>
-            </w:tcBorders>
+            <w:tcBorders/>
             <w:shd w:color="auto" w:fill="DAEEF3" w:themeFill="accent5" w:themeFillTint="33" w:val="clear"/>
           </w:tcPr>
           <w:p>
@@ -3481,281 +3655,7 @@
                 <w:kern w:val="2"/>
                 <w:lang w:val="en-US" w:eastAsia="ja-JP" w:bidi="ar-SA"/>
               </w:rPr>
-            </w:r>
-          </w:p>
-        </w:tc>
-        <w:tc>
-          <w:tcPr>
-            <w:tcW w:w="331" w:type="dxa"/>
-            <w:gridSpan w:val="2"/>
-            <w:tcBorders>
-              <w:top w:val="nil"/>
-            </w:tcBorders>
-            <w:shd w:color="auto" w:fill="DAEEF3" w:themeFill="accent5" w:themeFillTint="33" w:val="clear"/>
-          </w:tcPr>
-          <w:p>
-            <w:pPr>
-              <w:pStyle w:val="Style30"/>
-              <w:suppressAutoHyphens w:val="true"/>
-              <w:spacing w:before="0" w:after="0"/>
-              <w:jc w:val="left"/>
-              <w:cnfStyle w:val="000000000000" w:firstRow="0" w:lastRow="0" w:firstColumn="0" w:lastColumn="0" w:oddVBand="0" w:evenVBand="0" w:oddHBand="0" w:evenHBand="0" w:firstRowFirstColumn="0" w:firstRowLastColumn="0" w:lastRowFirstColumn="0" w:lastRowLastColumn="0"/>
-              <w:rPr>
-                <w:kern w:val="2"/>
-                <w:lang w:val="en-US" w:eastAsia="ja-JP" w:bidi="ar-SA"/>
-              </w:rPr>
-            </w:pPr>
-            <w:r>
-              <w:rPr>
-                <w:kern w:val="2"/>
-                <w:lang w:val="en-US" w:eastAsia="ja-JP" w:bidi="ar-SA"/>
-              </w:rPr>
-            </w:r>
-          </w:p>
-        </w:tc>
-        <w:tc>
-          <w:tcPr>
-            <w:tcW w:w="2253" w:type="dxa"/>
-            <w:gridSpan w:val="2"/>
-            <w:tcBorders>
-              <w:top w:val="nil"/>
-            </w:tcBorders>
-            <w:shd w:color="auto" w:fill="DAEEF3" w:themeFill="accent5" w:themeFillTint="33" w:val="clear"/>
-          </w:tcPr>
-          <w:p>
-            <w:pPr>
-              <w:pStyle w:val="Style30"/>
-              <w:suppressAutoHyphens w:val="true"/>
-              <w:spacing w:before="0" w:after="0"/>
-              <w:jc w:val="left"/>
-              <w:cnfStyle w:val="000000000000" w:firstRow="0" w:lastRow="0" w:firstColumn="0" w:lastColumn="0" w:oddVBand="0" w:evenVBand="0" w:oddHBand="0" w:evenHBand="0" w:firstRowFirstColumn="0" w:firstRowLastColumn="0" w:lastRowFirstColumn="0" w:lastRowLastColumn="0"/>
-              <w:rPr>
-                <w:kern w:val="2"/>
-                <w:lang w:val="en-US" w:eastAsia="ja-JP" w:bidi="ar-SA"/>
-              </w:rPr>
-            </w:pPr>
-            <w:r>
-              <w:rPr>
-                <w:kern w:val="2"/>
-                <w:lang w:val="en-US" w:eastAsia="ja-JP" w:bidi="ar-SA"/>
-              </w:rPr>
-              <w:t>セール価格適用</w:t>
-            </w:r>
-          </w:p>
-        </w:tc>
-        <w:tc>
-          <w:tcPr>
-            <w:tcW w:w="5959" w:type="dxa"/>
-            <w:tcBorders>
-              <w:top w:val="nil"/>
-            </w:tcBorders>
-            <w:shd w:color="auto" w:fill="DAEEF3" w:themeFill="accent5" w:themeFillTint="33" w:val="clear"/>
-          </w:tcPr>
-          <w:p>
-            <w:pPr>
-              <w:pStyle w:val="Style30"/>
-              <w:suppressAutoHyphens w:val="true"/>
-              <w:spacing w:before="0" w:after="0"/>
-              <w:jc w:val="left"/>
-              <w:cnfStyle w:val="000000000000" w:firstRow="0" w:lastRow="0" w:firstColumn="0" w:lastColumn="0" w:oddVBand="0" w:evenVBand="0" w:oddHBand="0" w:evenHBand="0" w:firstRowFirstColumn="0" w:firstRowLastColumn="0" w:lastRowFirstColumn="0" w:lastRowLastColumn="0"/>
-              <w:rPr>
-                <w:kern w:val="2"/>
-                <w:lang w:val="en-US" w:eastAsia="ja-JP" w:bidi="ar-SA"/>
-              </w:rPr>
-            </w:pPr>
-            <w:r>
-              <w:rPr>
-                <w:kern w:val="2"/>
-                <w:lang w:val="en-US" w:eastAsia="ja-JP" w:bidi="ar-SA"/>
-              </w:rPr>
-              <w:t>・会員の買い物に割引が適用される</w:t>
-            </w:r>
-            <w:r>
-              <w:rPr>
-                <w:kern w:val="2"/>
-                <w:lang w:val="en-US" w:eastAsia="ja-JP" w:bidi="ar-SA"/>
-              </w:rPr>
-              <w:t>(19-22</w:t>
-            </w:r>
-            <w:r>
-              <w:rPr>
-                <w:kern w:val="2"/>
-                <w:lang w:val="en-US" w:eastAsia="ja-JP" w:bidi="ar-SA"/>
-              </w:rPr>
-              <w:t>時に</w:t>
-            </w:r>
-            <w:r>
-              <w:rPr>
-                <w:kern w:val="2"/>
-                <w:lang w:val="en-US" w:eastAsia="ja-JP" w:bidi="ar-SA"/>
-              </w:rPr>
-              <w:t>10</w:t>
-            </w:r>
-            <w:r>
-              <w:rPr>
-                <w:kern w:val="2"/>
-                <w:lang w:val="en-US" w:eastAsia="ja-JP" w:bidi="ar-SA"/>
-              </w:rPr>
-              <w:t>％割引</w:t>
-            </w:r>
-            <w:r>
-              <w:rPr>
-                <w:kern w:val="2"/>
-                <w:lang w:val="en-US" w:eastAsia="ja-JP" w:bidi="ar-SA"/>
-              </w:rPr>
-              <w:t>)</w:t>
-            </w:r>
-          </w:p>
-          <w:p>
-            <w:pPr>
-              <w:pStyle w:val="Style30"/>
-              <w:suppressAutoHyphens w:val="true"/>
-              <w:spacing w:before="0" w:after="0"/>
-              <w:jc w:val="left"/>
-              <w:cnfStyle w:val="000000000000" w:firstRow="0" w:lastRow="0" w:firstColumn="0" w:lastColumn="0" w:oddVBand="0" w:evenVBand="0" w:oddHBand="0" w:evenHBand="0" w:firstRowFirstColumn="0" w:firstRowLastColumn="0" w:lastRowFirstColumn="0" w:lastRowLastColumn="0"/>
-              <w:rPr>
-                <w:kern w:val="2"/>
-                <w:lang w:val="en-US" w:eastAsia="ja-JP" w:bidi="ar-SA"/>
-              </w:rPr>
-            </w:pPr>
-            <w:r>
-              <w:rPr>
-                <w:kern w:val="2"/>
-                <w:lang w:val="en-US" w:eastAsia="ja-JP" w:bidi="ar-SA"/>
-              </w:rPr>
-              <w:t>―</w:t>
-            </w:r>
-            <w:r>
-              <w:rPr>
-                <w:kern w:val="2"/>
-                <w:lang w:val="en-US" w:eastAsia="ja-JP" w:bidi="ar-SA"/>
-              </w:rPr>
-              <w:t>タイムセール時間中</w:t>
-            </w:r>
-          </w:p>
-          <w:p>
-            <w:pPr>
-              <w:pStyle w:val="Style30"/>
-              <w:suppressAutoHyphens w:val="true"/>
-              <w:spacing w:before="0" w:after="0"/>
-              <w:jc w:val="left"/>
-              <w:cnfStyle w:val="000000000000" w:firstRow="0" w:lastRow="0" w:firstColumn="0" w:lastColumn="0" w:oddVBand="0" w:evenVBand="0" w:oddHBand="0" w:evenHBand="0" w:firstRowFirstColumn="0" w:firstRowLastColumn="0" w:lastRowFirstColumn="0" w:lastRowLastColumn="0"/>
-              <w:rPr>
-                <w:kern w:val="2"/>
-                <w:lang w:val="en-US" w:eastAsia="ja-JP" w:bidi="ar-SA"/>
-              </w:rPr>
-            </w:pPr>
-            <w:r>
-              <w:rPr>
-                <w:kern w:val="2"/>
-                <w:lang w:val="en-US" w:eastAsia="ja-JP" w:bidi="ar-SA"/>
-              </w:rPr>
-              <w:t>・買い物かごに表示される合計金額が</w:t>
-            </w:r>
-            <w:r>
-              <w:rPr>
-                <w:kern w:val="2"/>
-                <w:lang w:val="en-US" w:eastAsia="ja-JP" w:bidi="ar-SA"/>
-              </w:rPr>
-              <w:t>10</w:t>
-            </w:r>
-            <w:r>
-              <w:rPr>
-                <w:kern w:val="2"/>
-                <w:lang w:val="en-US" w:eastAsia="ja-JP" w:bidi="ar-SA"/>
-              </w:rPr>
-              <w:t>％割引された価格で表示される</w:t>
-            </w:r>
-          </w:p>
-          <w:p>
-            <w:pPr>
-              <w:pStyle w:val="Style30"/>
-              <w:suppressAutoHyphens w:val="true"/>
-              <w:rPr/>
-            </w:pPr>
-            <w:r>
-              <w:rPr/>
-              <w:t>・注文確認画面、注文登録は合計金額から</w:t>
-            </w:r>
-            <w:r>
-              <w:rPr/>
-              <w:t>10</w:t>
-            </w:r>
-            <w:r>
-              <w:rPr/>
-              <w:t>％割引して表示、登録する</w:t>
-            </w:r>
-          </w:p>
-        </w:tc>
-        <w:tc>
-          <w:tcPr>
-            <w:tcW w:w="8" w:type="dxa"/>
-            <w:tcBorders/>
-            <w:shd w:color="auto" w:fill="DAEEF3" w:themeFill="accent5" w:themeFillTint="33" w:val="clear"/>
-          </w:tcPr>
-          <w:p>
-            <w:pPr>
-              <w:pStyle w:val="Style30"/>
-              <w:rPr/>
-            </w:pPr>
-            <w:r>
-              <w:rPr/>
-            </w:r>
-          </w:p>
-        </w:tc>
-      </w:tr>
-      <w:tr>
-        <w:trPr/>
-        <w:tc>
-          <w:tcPr>
-            <w:tcW w:w="340" w:type="dxa"/>
-            <w:gridSpan w:val="2"/>
-            <w:vMerge w:val="restart"/>
-            <w:cnfStyle w:val="001000000000" w:firstRow="0" w:lastRow="0" w:firstColumn="1" w:lastColumn="0" w:oddVBand="0" w:evenVBand="0" w:oddHBand="0" w:evenHBand="0" w:firstRowFirstColumn="0" w:firstRowLastColumn="0" w:lastRowFirstColumn="0" w:lastRowLastColumn="0"/>
-            <w:tcBorders/>
-          </w:tcPr>
-          <w:p>
-            <w:pPr>
-              <w:pStyle w:val="Style30"/>
-              <w:suppressAutoHyphens w:val="true"/>
-              <w:spacing w:before="0" w:after="0"/>
-              <w:jc w:val="left"/>
-              <w:rPr>
-                <w:b/>
-              </w:rPr>
-            </w:pPr>
-            <w:r>
-              <w:rPr>
-                <w:b/>
-              </w:rPr>
-            </w:r>
-          </w:p>
-        </w:tc>
-        <w:tc>
-          <w:tcPr>
-            <w:tcW w:w="1388" w:type="dxa"/>
-            <w:gridSpan w:val="2"/>
-            <w:vMerge w:val="restart"/>
-            <w:tcBorders/>
-          </w:tcPr>
-          <w:p>
-            <w:pPr>
-              <w:pStyle w:val="Style30"/>
-              <w:suppressAutoHyphens w:val="true"/>
-              <w:spacing w:before="0" w:after="0"/>
-              <w:jc w:val="left"/>
-              <w:cnfStyle w:val="000000000000" w:firstRow="0" w:lastRow="0" w:firstColumn="0" w:lastColumn="0" w:oddVBand="0" w:evenVBand="0" w:oddHBand="0" w:evenHBand="0" w:firstRowFirstColumn="0" w:firstRowLastColumn="0" w:lastRowFirstColumn="0" w:lastRowLastColumn="0"/>
-              <w:rPr>
-                <w:kern w:val="2"/>
-                <w:lang w:val="en-US" w:eastAsia="ja-JP" w:bidi="ar-SA"/>
-              </w:rPr>
-            </w:pPr>
-            <w:r>
-              <w:rPr>
-                <w:kern w:val="2"/>
-                <w:lang w:val="en-US" w:eastAsia="ja-JP" w:bidi="ar-SA"/>
-              </w:rPr>
-              <w:t>ポイント</w:t>
+              <w:t>買い物かご管理</w:t>
             </w:r>
           </w:p>
           <w:p>
@@ -3780,9 +3680,10 @@
         </w:tc>
         <w:tc>
           <w:tcPr>
-            <w:tcW w:w="329" w:type="dxa"/>
+            <w:tcW w:w="327" w:type="dxa"/>
             <w:gridSpan w:val="2"/>
             <w:tcBorders/>
+            <w:shd w:color="auto" w:fill="DAEEF3" w:themeFill="accent5" w:themeFillTint="33" w:val="clear"/>
           </w:tcPr>
           <w:p>
             <w:pPr>
@@ -3801,6 +3702,7 @@
                 <w:kern w:val="2"/>
                 <w:lang w:val="en-US" w:eastAsia="ja-JP" w:bidi="ar-SA"/>
               </w:rPr>
+              <w:t>１</w:t>
             </w:r>
           </w:p>
         </w:tc>
@@ -3808,6 +3710,163 @@
           <w:tcPr>
             <w:tcW w:w="2250" w:type="dxa"/>
             <w:tcBorders/>
+            <w:shd w:color="auto" w:fill="DAEEF3" w:themeFill="accent5" w:themeFillTint="33" w:val="clear"/>
+          </w:tcPr>
+          <w:p>
+            <w:pPr>
+              <w:pStyle w:val="Style30"/>
+              <w:suppressAutoHyphens w:val="true"/>
+              <w:spacing w:before="0" w:after="0"/>
+              <w:jc w:val="left"/>
+              <w:cnfStyle w:val="000000000000" w:firstRow="0" w:lastRow="0" w:firstColumn="0" w:lastColumn="0" w:oddVBand="0" w:evenVBand="0" w:oddHBand="0" w:evenHBand="0" w:firstRowFirstColumn="0" w:firstRowLastColumn="0" w:lastRowFirstColumn="0" w:lastRowLastColumn="0"/>
+              <w:rPr>
+                <w:kern w:val="2"/>
+                <w:lang w:val="en-US" w:eastAsia="ja-JP" w:bidi="ar-SA"/>
+              </w:rPr>
+            </w:pPr>
+            <w:r>
+              <w:rPr>
+                <w:kern w:val="2"/>
+                <w:lang w:val="en-US" w:eastAsia="ja-JP" w:bidi="ar-SA"/>
+              </w:rPr>
+              <w:t>商品一覧表示</w:t>
+            </w:r>
+          </w:p>
+        </w:tc>
+        <w:tc>
+          <w:tcPr>
+            <w:tcW w:w="5969" w:type="dxa"/>
+            <w:gridSpan w:val="2"/>
+            <w:tcBorders/>
+            <w:shd w:color="auto" w:fill="DAEEF3" w:themeFill="accent5" w:themeFillTint="33" w:val="clear"/>
+          </w:tcPr>
+          <w:p>
+            <w:pPr>
+              <w:pStyle w:val="Style30"/>
+              <w:suppressAutoHyphens w:val="true"/>
+              <w:spacing w:before="0" w:after="0"/>
+              <w:jc w:val="left"/>
+              <w:cnfStyle w:val="000000000000" w:firstRow="0" w:lastRow="0" w:firstColumn="0" w:lastColumn="0" w:oddVBand="0" w:evenVBand="0" w:oddHBand="0" w:evenHBand="0" w:firstRowFirstColumn="0" w:firstRowLastColumn="0" w:lastRowFirstColumn="0" w:lastRowLastColumn="0"/>
+              <w:rPr>
+                <w:kern w:val="2"/>
+                <w:lang w:val="en-US" w:eastAsia="ja-JP" w:bidi="ar-SA"/>
+              </w:rPr>
+            </w:pPr>
+            <w:r>
+              <w:rPr>
+                <w:kern w:val="2"/>
+                <w:lang w:val="en-US" w:eastAsia="ja-JP" w:bidi="ar-SA"/>
+              </w:rPr>
+              <w:t>・タイムセール時間中は、合計金額が</w:t>
+            </w:r>
+            <w:r>
+              <w:rPr>
+                <w:kern w:val="2"/>
+                <w:lang w:val="en-US" w:eastAsia="ja-JP" w:bidi="ar-SA"/>
+              </w:rPr>
+              <w:t>10</w:t>
+            </w:r>
+            <w:r>
+              <w:rPr>
+                <w:kern w:val="2"/>
+                <w:lang w:val="en-US" w:eastAsia="ja-JP" w:bidi="ar-SA"/>
+              </w:rPr>
+              <w:t>％割引して表示される</w:t>
+            </w:r>
+          </w:p>
+        </w:tc>
+      </w:tr>
+      <w:tr>
+        <w:trPr>
+          <w:trHeight w:val="318" w:hRule="atLeast"/>
+        </w:trPr>
+        <w:tc>
+          <w:tcPr>
+            <w:tcW w:w="340" w:type="dxa"/>
+            <w:gridSpan w:val="2"/>
+            <w:cnfStyle w:val="001000000000" w:firstRow="0" w:lastRow="0" w:firstColumn="1" w:lastColumn="0" w:oddVBand="0" w:evenVBand="0" w:oddHBand="0" w:evenHBand="0" w:firstRowFirstColumn="0" w:firstRowLastColumn="0" w:lastRowFirstColumn="0" w:lastRowLastColumn="0"/>
+            <w:tcBorders/>
+            <w:shd w:fill="FFFFFF" w:val="clear"/>
+          </w:tcPr>
+          <w:p>
+            <w:pPr>
+              <w:pStyle w:val="Style30"/>
+              <w:suppressAutoHyphens w:val="true"/>
+              <w:spacing w:before="0" w:after="0"/>
+              <w:jc w:val="left"/>
+              <w:rPr>
+                <w:b/>
+              </w:rPr>
+            </w:pPr>
+            <w:r>
+              <w:rPr>
+                <w:b/>
+              </w:rPr>
+              <w:t>５</w:t>
+            </w:r>
+          </w:p>
+        </w:tc>
+        <w:tc>
+          <w:tcPr>
+            <w:tcW w:w="1388" w:type="dxa"/>
+            <w:gridSpan w:val="2"/>
+            <w:tcBorders/>
+            <w:shd w:fill="FFFFFF" w:val="clear"/>
+          </w:tcPr>
+          <w:p>
+            <w:pPr>
+              <w:pStyle w:val="Style30"/>
+              <w:suppressAutoHyphens w:val="true"/>
+              <w:spacing w:before="0" w:after="0"/>
+              <w:jc w:val="left"/>
+              <w:cnfStyle w:val="000000000000" w:firstRow="0" w:lastRow="0" w:firstColumn="0" w:lastColumn="0" w:oddVBand="0" w:evenVBand="0" w:oddHBand="0" w:evenHBand="0" w:firstRowFirstColumn="0" w:firstRowLastColumn="0" w:lastRowFirstColumn="0" w:lastRowLastColumn="0"/>
+              <w:rPr>
+                <w:kern w:val="2"/>
+                <w:lang w:val="en-US" w:eastAsia="ja-JP" w:bidi="ar-SA"/>
+              </w:rPr>
+            </w:pPr>
+            <w:r>
+              <w:rPr>
+                <w:kern w:val="2"/>
+                <w:lang w:val="en-US" w:eastAsia="ja-JP" w:bidi="ar-SA"/>
+              </w:rPr>
+              <w:t>注文管理</w:t>
+            </w:r>
+          </w:p>
+        </w:tc>
+        <w:tc>
+          <w:tcPr>
+            <w:tcW w:w="327" w:type="dxa"/>
+            <w:gridSpan w:val="2"/>
+            <w:tcBorders/>
+            <w:shd w:fill="FFFFFF" w:val="clear"/>
+          </w:tcPr>
+          <w:p>
+            <w:pPr>
+              <w:pStyle w:val="Style30"/>
+              <w:suppressAutoHyphens w:val="true"/>
+              <w:spacing w:before="0" w:after="0"/>
+              <w:jc w:val="left"/>
+              <w:cnfStyle w:val="000000000000" w:firstRow="0" w:lastRow="0" w:firstColumn="0" w:lastColumn="0" w:oddVBand="0" w:evenVBand="0" w:oddHBand="0" w:evenHBand="0" w:firstRowFirstColumn="0" w:firstRowLastColumn="0" w:lastRowFirstColumn="0" w:lastRowLastColumn="0"/>
+              <w:rPr>
+                <w:kern w:val="2"/>
+                <w:lang w:val="en-US" w:eastAsia="ja-JP" w:bidi="ar-SA"/>
+              </w:rPr>
+            </w:pPr>
+            <w:r>
+              <w:rPr>
+                <w:kern w:val="2"/>
+                <w:lang w:val="en-US" w:eastAsia="ja-JP" w:bidi="ar-SA"/>
+              </w:rPr>
+              <w:t>3</w:t>
+            </w:r>
+          </w:p>
+        </w:tc>
+        <w:tc>
+          <w:tcPr>
+            <w:tcW w:w="2250" w:type="dxa"/>
+            <w:tcBorders/>
+            <w:shd w:fill="FFFFFF" w:val="clear"/>
           </w:tcPr>
           <w:p>
             <w:pPr>
@@ -3832,9 +3891,10 @@
         </w:tc>
         <w:tc>
           <w:tcPr>
-            <w:tcW w:w="5967" w:type="dxa"/>
+            <w:tcW w:w="5969" w:type="dxa"/>
             <w:gridSpan w:val="2"/>
             <w:tcBorders/>
+            <w:shd w:fill="FFFFFF" w:val="clear"/>
           </w:tcPr>
           <w:p>
             <w:pPr>
@@ -3853,103 +3913,7 @@
                 <w:kern w:val="2"/>
                 <w:lang w:val="en-US" w:eastAsia="ja-JP" w:bidi="ar-SA"/>
               </w:rPr>
-              <w:t>・会員が利用できる</w:t>
-            </w:r>
-          </w:p>
-          <w:p>
-            <w:pPr>
-              <w:pStyle w:val="Style30"/>
-              <w:suppressAutoHyphens w:val="true"/>
-              <w:spacing w:before="0" w:after="0"/>
-              <w:jc w:val="left"/>
-              <w:cnfStyle w:val="000000000000" w:firstRow="0" w:lastRow="0" w:firstColumn="0" w:lastColumn="0" w:oddVBand="0" w:evenVBand="0" w:oddHBand="0" w:evenHBand="0" w:firstRowFirstColumn="0" w:firstRowLastColumn="0" w:lastRowFirstColumn="0" w:lastRowLastColumn="0"/>
-              <w:rPr>
-                <w:kern w:val="2"/>
-                <w:lang w:val="en-US" w:eastAsia="ja-JP" w:bidi="ar-SA"/>
-              </w:rPr>
-            </w:pPr>
-            <w:r>
-              <w:rPr>
-                <w:kern w:val="2"/>
-                <w:lang w:val="en-US" w:eastAsia="ja-JP" w:bidi="ar-SA"/>
-              </w:rPr>
-              <w:t>・注文が完了した際に、会員はポイントを</w:t>
-            </w:r>
-            <w:r>
-              <w:rPr>
-                <w:kern w:val="2"/>
-                <w:lang w:val="en-US" w:eastAsia="ja-JP" w:bidi="ar-SA"/>
-              </w:rPr>
-              <w:t>100</w:t>
-            </w:r>
-            <w:r>
-              <w:rPr>
-                <w:kern w:val="2"/>
-                <w:lang w:val="en-US" w:eastAsia="ja-JP" w:bidi="ar-SA"/>
-              </w:rPr>
-              <w:t>円につき</w:t>
-            </w:r>
-            <w:r>
-              <w:rPr>
-                <w:kern w:val="2"/>
-                <w:lang w:val="en-US" w:eastAsia="ja-JP" w:bidi="ar-SA"/>
-              </w:rPr>
-              <w:t>1</w:t>
-            </w:r>
-            <w:r>
-              <w:rPr>
-                <w:kern w:val="2"/>
-                <w:lang w:val="en-US" w:eastAsia="ja-JP" w:bidi="ar-SA"/>
-              </w:rPr>
-              <w:t>ポイント獲得する</w:t>
-            </w:r>
-          </w:p>
-          <w:p>
-            <w:pPr>
-              <w:pStyle w:val="Style30"/>
-              <w:suppressAutoHyphens w:val="true"/>
-              <w:spacing w:before="0" w:after="0"/>
-              <w:jc w:val="left"/>
-              <w:cnfStyle w:val="000000000000" w:firstRow="0" w:lastRow="0" w:firstColumn="0" w:lastColumn="0" w:oddVBand="0" w:evenVBand="0" w:oddHBand="0" w:evenHBand="0" w:firstRowFirstColumn="0" w:firstRowLastColumn="0" w:lastRowFirstColumn="0" w:lastRowLastColumn="0"/>
-              <w:rPr>
-                <w:kern w:val="2"/>
-                <w:lang w:val="en-US" w:eastAsia="ja-JP" w:bidi="ar-SA"/>
-              </w:rPr>
-            </w:pPr>
-            <w:r>
-              <w:rPr>
-                <w:kern w:val="2"/>
-                <w:lang w:val="en-US" w:eastAsia="ja-JP" w:bidi="ar-SA"/>
-              </w:rPr>
-              <w:t>・注文完了後にポイント残高が</w:t>
-            </w:r>
-            <w:r>
-              <w:rPr>
-                <w:kern w:val="2"/>
-                <w:lang w:val="en-US" w:eastAsia="ja-JP" w:bidi="ar-SA"/>
-              </w:rPr>
-              <w:t>100</w:t>
-            </w:r>
-            <w:r>
-              <w:rPr>
-                <w:kern w:val="2"/>
-                <w:lang w:val="en-US" w:eastAsia="ja-JP" w:bidi="ar-SA"/>
-              </w:rPr>
-              <w:t>ポイントに到達したら会員に</w:t>
-            </w:r>
-            <w:r>
-              <w:rPr>
-                <w:kern w:val="2"/>
-                <w:lang w:val="en-US" w:eastAsia="ja-JP" w:bidi="ar-SA"/>
-              </w:rPr>
-              <w:t>10</w:t>
-            </w:r>
-            <w:r>
-              <w:rPr>
-                <w:kern w:val="2"/>
-                <w:lang w:val="en-US" w:eastAsia="ja-JP" w:bidi="ar-SA"/>
-              </w:rPr>
-              <w:t>％オフクーポンを付与する</w:t>
+              <w:t>ー支払方法選択画面</w:t>
             </w:r>
           </w:p>
           <w:p>
@@ -4023,7 +3987,103 @@
                 <w:kern w:val="2"/>
                 <w:lang w:val="en-US" w:eastAsia="ja-JP" w:bidi="ar-SA"/>
               </w:rPr>
-              <w:t>・会員は注文内容確認画面で獲得予定のポイントを確認できる</w:t>
+              <w:t>ー注文登録</w:t>
+            </w:r>
+          </w:p>
+          <w:p>
+            <w:pPr>
+              <w:pStyle w:val="Style30"/>
+              <w:suppressAutoHyphens w:val="true"/>
+              <w:spacing w:before="0" w:after="0"/>
+              <w:jc w:val="left"/>
+              <w:cnfStyle w:val="000000000000" w:firstRow="0" w:lastRow="0" w:firstColumn="0" w:lastColumn="0" w:oddVBand="0" w:evenVBand="0" w:oddHBand="0" w:evenHBand="0" w:firstRowFirstColumn="0" w:firstRowLastColumn="0" w:lastRowFirstColumn="0" w:lastRowLastColumn="0"/>
+              <w:rPr>
+                <w:kern w:val="2"/>
+                <w:lang w:val="en-US" w:eastAsia="ja-JP" w:bidi="ar-SA"/>
+              </w:rPr>
+            </w:pPr>
+            <w:r>
+              <w:rPr>
+                <w:kern w:val="2"/>
+                <w:lang w:val="en-US" w:eastAsia="ja-JP" w:bidi="ar-SA"/>
+              </w:rPr>
+              <w:t>・注文が完了した際に、会員はポイントを</w:t>
+            </w:r>
+            <w:r>
+              <w:rPr>
+                <w:kern w:val="2"/>
+                <w:lang w:val="en-US" w:eastAsia="ja-JP" w:bidi="ar-SA"/>
+              </w:rPr>
+              <w:t>100</w:t>
+            </w:r>
+            <w:r>
+              <w:rPr>
+                <w:kern w:val="2"/>
+                <w:lang w:val="en-US" w:eastAsia="ja-JP" w:bidi="ar-SA"/>
+              </w:rPr>
+              <w:t>円につき</w:t>
+            </w:r>
+            <w:r>
+              <w:rPr>
+                <w:kern w:val="2"/>
+                <w:lang w:val="en-US" w:eastAsia="ja-JP" w:bidi="ar-SA"/>
+              </w:rPr>
+              <w:t>1</w:t>
+            </w:r>
+            <w:r>
+              <w:rPr>
+                <w:kern w:val="2"/>
+                <w:lang w:val="en-US" w:eastAsia="ja-JP" w:bidi="ar-SA"/>
+              </w:rPr>
+              <w:t>ポイント獲得する</w:t>
+            </w:r>
+          </w:p>
+          <w:p>
+            <w:pPr>
+              <w:pStyle w:val="Style30"/>
+              <w:suppressAutoHyphens w:val="true"/>
+              <w:spacing w:before="0" w:after="0"/>
+              <w:jc w:val="left"/>
+              <w:cnfStyle w:val="000000000000" w:firstRow="0" w:lastRow="0" w:firstColumn="0" w:lastColumn="0" w:oddVBand="0" w:evenVBand="0" w:oddHBand="0" w:evenHBand="0" w:firstRowFirstColumn="0" w:firstRowLastColumn="0" w:lastRowFirstColumn="0" w:lastRowLastColumn="0"/>
+              <w:rPr>
+                <w:kern w:val="2"/>
+                <w:lang w:val="en-US" w:eastAsia="ja-JP" w:bidi="ar-SA"/>
+              </w:rPr>
+            </w:pPr>
+            <w:r>
+              <w:rPr>
+                <w:kern w:val="2"/>
+                <w:lang w:val="en-US" w:eastAsia="ja-JP" w:bidi="ar-SA"/>
+              </w:rPr>
+              <w:t>・ポイント付与完了後ポイント残高が</w:t>
+            </w:r>
+            <w:r>
+              <w:rPr>
+                <w:kern w:val="2"/>
+                <w:lang w:val="en-US" w:eastAsia="ja-JP" w:bidi="ar-SA"/>
+              </w:rPr>
+              <w:t>100</w:t>
+            </w:r>
+            <w:r>
+              <w:rPr>
+                <w:kern w:val="2"/>
+                <w:lang w:val="en-US" w:eastAsia="ja-JP" w:bidi="ar-SA"/>
+              </w:rPr>
+              <w:t>ポイントに到達したら会員に</w:t>
+            </w:r>
+            <w:r>
+              <w:rPr>
+                <w:kern w:val="2"/>
+                <w:lang w:val="en-US" w:eastAsia="ja-JP" w:bidi="ar-SA"/>
+              </w:rPr>
+              <w:t>10</w:t>
+            </w:r>
+            <w:r>
+              <w:rPr>
+                <w:kern w:val="2"/>
+                <w:lang w:val="en-US" w:eastAsia="ja-JP" w:bidi="ar-SA"/>
+              </w:rPr>
+              <w:t>％オフクーポンを付与する</w:t>
             </w:r>
           </w:p>
         </w:tc>
@@ -4034,10 +4094,9 @@
           <w:tcPr>
             <w:tcW w:w="340" w:type="dxa"/>
             <w:gridSpan w:val="2"/>
-            <w:vMerge w:val="continue"/>
             <w:cnfStyle w:val="001000000000" w:firstRow="0" w:lastRow="0" w:firstColumn="1" w:lastColumn="0" w:oddVBand="0" w:evenVBand="0" w:oddHBand="0" w:evenHBand="0" w:firstRowFirstColumn="0" w:firstRowLastColumn="0" w:lastRowFirstColumn="0" w:lastRowLastColumn="0"/>
             <w:tcBorders/>
-            <w:shd w:color="auto" w:fill="DAEEF3" w:themeFill="accent5" w:themeFillTint="33" w:val="clear"/>
+            <w:shd w:fill="FFFFFF" w:val="clear"/>
           </w:tcPr>
           <w:p>
             <w:pPr>
@@ -4053,6 +4112,7 @@
               <w:rPr>
                 <w:b/>
               </w:rPr>
+              <w:t>6</w:t>
             </w:r>
           </w:p>
         </w:tc>
@@ -4060,9 +4120,8 @@
           <w:tcPr>
             <w:tcW w:w="1388" w:type="dxa"/>
             <w:gridSpan w:val="2"/>
-            <w:vMerge w:val="continue"/>
             <w:tcBorders/>
-            <w:shd w:color="auto" w:fill="DAEEF3" w:themeFill="accent5" w:themeFillTint="33" w:val="clear"/>
+            <w:shd w:fill="FFFFFF" w:val="clear"/>
           </w:tcPr>
           <w:p>
             <w:pPr>
@@ -4081,17 +4140,16 @@
                 <w:kern w:val="2"/>
                 <w:lang w:val="en-US" w:eastAsia="ja-JP" w:bidi="ar-SA"/>
               </w:rPr>
+              <w:t>会員管理</w:t>
             </w:r>
           </w:p>
         </w:tc>
         <w:tc>
           <w:tcPr>
-            <w:tcW w:w="329" w:type="dxa"/>
+            <w:tcW w:w="327" w:type="dxa"/>
             <w:gridSpan w:val="2"/>
-            <w:tcBorders>
-              <w:top w:val="nil"/>
-            </w:tcBorders>
-            <w:shd w:color="auto" w:fill="DAEEF3" w:themeFill="accent5" w:themeFillTint="33" w:val="clear"/>
+            <w:tcBorders/>
+            <w:shd w:fill="FFFFFF" w:val="clear"/>
           </w:tcPr>
           <w:p>
             <w:pPr>
@@ -4110,16 +4168,15 @@
                 <w:kern w:val="2"/>
                 <w:lang w:val="en-US" w:eastAsia="ja-JP" w:bidi="ar-SA"/>
               </w:rPr>
+              <w:t>2</w:t>
             </w:r>
           </w:p>
         </w:tc>
         <w:tc>
           <w:tcPr>
             <w:tcW w:w="2250" w:type="dxa"/>
-            <w:tcBorders>
-              <w:top w:val="nil"/>
-            </w:tcBorders>
-            <w:shd w:color="auto" w:fill="DAEEF3" w:themeFill="accent5" w:themeFillTint="33" w:val="clear"/>
+            <w:tcBorders/>
+            <w:shd w:fill="FFFFFF" w:val="clear"/>
           </w:tcPr>
           <w:p>
             <w:pPr>
@@ -4144,12 +4201,10 @@
         </w:tc>
         <w:tc>
           <w:tcPr>
-            <w:tcW w:w="5967" w:type="dxa"/>
+            <w:tcW w:w="5969" w:type="dxa"/>
             <w:gridSpan w:val="2"/>
-            <w:tcBorders>
-              <w:top w:val="nil"/>
-            </w:tcBorders>
-            <w:shd w:color="auto" w:fill="DAEEF3" w:themeFill="accent5" w:themeFillTint="33" w:val="clear"/>
+            <w:tcBorders/>
+            <w:shd w:fill="FFFFFF" w:val="clear"/>
           </w:tcPr>
           <w:p>
             <w:pPr>
@@ -4208,166 +4263,6 @@
           <w:b/>
           <w:bCs/>
         </w:rPr>
-      </w:r>
-      <w:bookmarkStart w:id="16" w:name="_Toc412801076_Copy_1"/>
-      <w:bookmarkStart w:id="17" w:name="_Toc412819990_Copy_1"/>
-      <w:bookmarkStart w:id="18" w:name="_Toc413412756_Copy_1"/>
-      <w:bookmarkStart w:id="19" w:name="_Toc412801076_Copy_1"/>
-      <w:bookmarkStart w:id="20" w:name="_Toc412819990_Copy_1"/>
-      <w:bookmarkStart w:id="21" w:name="_Toc413412756_Copy_1"/>
-      <w:bookmarkEnd w:id="19"/>
-      <w:bookmarkEnd w:id="20"/>
-      <w:bookmarkEnd w:id="21"/>
-      <w:r>
-        <w:br w:type="page"/>
-      </w:r>
-    </w:p>
-    <w:p>
-      <w:pPr>
-        <w:pStyle w:val="Normal"/>
-        <w:spacing w:before="0" w:after="0"/>
-        <w:rPr/>
-      </w:pPr>
-      <w:r>
-        <w:rPr/>
-      </w:r>
-    </w:p>
-    <w:p>
-      <w:pPr>
-        <w:pStyle w:val="Heading1"/>
-        <w:numPr>
-          <w:ilvl w:val="0"/>
-          <w:numId w:val="2"/>
-        </w:numPr>
-        <w:ind w:hanging="0" w:rightChars="0" w:right="180"/>
-        <w:rPr/>
-      </w:pPr>
-      <w:bookmarkStart w:id="22" w:name="_Toc100560660"/>
-      <w:bookmarkStart w:id="23" w:name="_Toc477244812"/>
-      <w:r>
-        <w:rPr>
-          <w:rFonts w:hint="eastAsia"/>
-        </w:rPr>
-        <w:t>品質要求</w:t>
-      </w:r>
-      <w:bookmarkEnd w:id="23"/>
-      <w:r>
-        <w:rPr>
-          <w:rFonts w:hint="eastAsia"/>
-        </w:rPr>
-        <w:t>の変更点</w:t>
-      </w:r>
-      <w:bookmarkEnd w:id="22"/>
-    </w:p>
-    <w:p>
-      <w:pPr>
-        <w:pStyle w:val="Normal"/>
-        <w:ind w:firstLineChars="100" w:leftChars="200"/>
-        <w:rPr>
-          <w:color w:val="000000"/>
-          <w:sz w:val="24"/>
-          <w:szCs w:val="24"/>
-        </w:rPr>
-      </w:pPr>
-      <w:r>
-        <w:rPr>
-          <w:rFonts w:hint="eastAsia"/>
-          <w:color w:val="000000"/>
-          <w:sz w:val="24"/>
-          <w:szCs w:val="24"/>
-        </w:rPr>
-        <w:t>変更点なし</w:t>
-      </w:r>
-    </w:p>
-    <w:p>
-      <w:pPr>
-        <w:pStyle w:val="Normal"/>
-        <w:ind w:firstLineChars="0" w:firstLine="180" w:left="840"/>
-        <w:rPr/>
-      </w:pPr>
-      <w:r>
-        <w:rPr/>
-      </w:r>
-    </w:p>
-    <w:p>
-      <w:pPr>
-        <w:pStyle w:val="Normal"/>
-        <w:ind w:firstLineChars="0" w:firstLine="180" w:left="840"/>
-        <w:rPr/>
-      </w:pPr>
-      <w:r>
-        <w:rPr/>
-      </w:r>
-    </w:p>
-    <w:p>
-      <w:pPr>
-        <w:pStyle w:val="Heading1"/>
-        <w:numPr>
-          <w:ilvl w:val="0"/>
-          <w:numId w:val="2"/>
-        </w:numPr>
-        <w:ind w:hanging="0" w:rightChars="0" w:right="180"/>
-        <w:rPr/>
-      </w:pPr>
-      <w:bookmarkStart w:id="24" w:name="_Toc100560661"/>
-      <w:bookmarkStart w:id="25" w:name="_Toc477244813"/>
-      <w:r>
-        <w:rPr>
-          <w:rFonts w:hint="eastAsia"/>
-        </w:rPr>
-        <w:t>セキュリティ要求</w:t>
-      </w:r>
-      <w:bookmarkEnd w:id="25"/>
-      <w:r>
-        <w:rPr>
-          <w:rFonts w:hint="eastAsia"/>
-        </w:rPr>
-        <w:t>の変更点</w:t>
-      </w:r>
-      <w:bookmarkEnd w:id="24"/>
-    </w:p>
-    <w:p>
-      <w:pPr>
-        <w:pStyle w:val="Normal"/>
-        <w:ind w:firstLineChars="100" w:leftChars="200"/>
-        <w:rPr>
-          <w:color w:val="000000"/>
-          <w:sz w:val="24"/>
-          <w:szCs w:val="24"/>
-        </w:rPr>
-      </w:pPr>
-      <w:r>
-        <w:rPr>
-          <w:rFonts w:hint="eastAsia"/>
-          <w:color w:val="000000"/>
-          <w:sz w:val="24"/>
-          <w:szCs w:val="24"/>
-        </w:rPr>
-        <w:t>変更点なし</w:t>
-      </w:r>
-    </w:p>
-    <w:p>
-      <w:pPr>
-        <w:pStyle w:val="Normal"/>
-        <w:ind w:firstLineChars="0" w:firstLine="180" w:left="840"/>
-        <w:rPr>
-          <w:color w:val="000000"/>
-        </w:rPr>
-      </w:pPr>
-      <w:r>
-        <w:rPr>
-          <w:color w:val="000000"/>
-        </w:rPr>
-      </w:r>
-    </w:p>
-    <w:p>
-      <w:pPr>
-        <w:pStyle w:val="Normal"/>
-        <w:widowControl/>
-        <w:rPr/>
-      </w:pPr>
-      <w:r>
-        <w:rPr/>
       </w:r>
     </w:p>
     <w:sectPr>
@@ -4471,7 +4366,7 @@
             <w:sz w:val="44"/>
             <w:szCs w:val="44"/>
           </w:rPr>
-          <w:t>7</w:t>
+          <w:t>6</w:t>
         </w:r>
         <w:r>
           <w:rPr>
@@ -4515,7 +4410,7 @@
           <w:rPr>
             <w:rFonts w:hint="eastAsia"/>
           </w:rPr>
-          <w:t>8</w:t>
+          <w:t>7</w:t>
         </w:r>
         <w:r>
           <w:rPr>
@@ -4682,7 +4577,7 @@
     <w:r>
       <w:rPr/>
       <w:drawing>
-        <wp:anchor distT="0" distB="0" distL="0" distR="0" simplePos="0" relativeHeight="8" behindDoc="1" locked="0" layoutInCell="1" allowOverlap="1">
+        <wp:anchor distT="0" distB="0" distL="0" distR="0" simplePos="0" relativeHeight="7" behindDoc="1" locked="0" layoutInCell="1" allowOverlap="1">
           <wp:simplePos x="0" y="0"/>
           <wp:positionH relativeFrom="column">
             <wp:posOffset>-409575</wp:posOffset>
@@ -4693,7 +4588,7 @@
           <wp:extent cx="2409825" cy="442595"/>
           <wp:effectExtent l="0" t="0" r="0" b="0"/>
           <wp:wrapNone/>
-          <wp:docPr id="13" name="図 1"/>
+          <wp:docPr id="15" name="図 1"/>
           <wp:cNvGraphicFramePr>
             <a:graphicFrameLocks xmlns:a="http://schemas.openxmlformats.org/drawingml/2006/main" noChangeAspect="1"/>
           </wp:cNvGraphicFramePr>
@@ -4701,7 +4596,7 @@
             <a:graphicData uri="http://schemas.openxmlformats.org/drawingml/2006/picture">
               <pic:pic xmlns:pic="http://schemas.openxmlformats.org/drawingml/2006/picture">
                 <pic:nvPicPr>
-                  <pic:cNvPr id="13" name="図 1"/>
+                  <pic:cNvPr id="15" name="図 1"/>
                   <pic:cNvPicPr>
                     <a:picLocks noChangeAspect="1" noChangeArrowheads="1"/>
                   </pic:cNvPicPr>
@@ -4728,7 +4623,7 @@
         </wp:anchor>
       </w:drawing>
       <w:drawing>
-        <wp:anchor distT="0" distB="0" distL="0" distR="0" simplePos="0" relativeHeight="16" behindDoc="1" locked="0" layoutInCell="1" allowOverlap="1">
+        <wp:anchor distT="0" distB="0" distL="0" distR="0" simplePos="0" relativeHeight="14" behindDoc="1" locked="0" layoutInCell="1" allowOverlap="1">
           <wp:simplePos x="0" y="0"/>
           <wp:positionH relativeFrom="column">
             <wp:posOffset>4255770</wp:posOffset>
@@ -4739,7 +4634,7 @@
           <wp:extent cx="1120775" cy="1120775"/>
           <wp:effectExtent l="0" t="0" r="0" b="0"/>
           <wp:wrapNone/>
-          <wp:docPr id="14" name="図 5" descr="C:\Users\user\Pictures\Web素材\テクスチャ\ウェーブ\テンプレート用\bg_sircle.png"/>
+          <wp:docPr id="16" name="図 5" descr="C:\Users\user\Pictures\Web素材\テクスチャ\ウェーブ\テンプレート用\bg_sircle.png"/>
           <wp:cNvGraphicFramePr>
             <a:graphicFrameLocks xmlns:a="http://schemas.openxmlformats.org/drawingml/2006/main" noChangeAspect="1"/>
           </wp:cNvGraphicFramePr>
@@ -4747,7 +4642,7 @@
             <a:graphicData uri="http://schemas.openxmlformats.org/drawingml/2006/picture">
               <pic:pic xmlns:pic="http://schemas.openxmlformats.org/drawingml/2006/picture">
                 <pic:nvPicPr>
-                  <pic:cNvPr id="14" name="図 5" descr="C:\Users\user\Pictures\Web素材\テクスチャ\ウェーブ\テンプレート用\bg_sircle.png"/>
+                  <pic:cNvPr id="16" name="図 5" descr="C:\Users\user\Pictures\Web素材\テクスチャ\ウェーブ\テンプレート用\bg_sircle.png"/>
                   <pic:cNvPicPr>
                     <a:picLocks noChangeAspect="1" noChangeArrowheads="1"/>
                   </pic:cNvPicPr>
@@ -4774,7 +4669,7 @@
         </wp:anchor>
       </w:drawing>
       <w:drawing>
-        <wp:anchor distT="0" distB="0" distL="0" distR="0" simplePos="0" relativeHeight="23" behindDoc="1" locked="0" layoutInCell="1" allowOverlap="1">
+        <wp:anchor distT="0" distB="0" distL="0" distR="0" simplePos="0" relativeHeight="20" behindDoc="1" locked="0" layoutInCell="1" allowOverlap="1">
           <wp:simplePos x="0" y="0"/>
           <wp:positionH relativeFrom="column">
             <wp:posOffset>5113020</wp:posOffset>
@@ -4785,7 +4680,7 @@
           <wp:extent cx="2242185" cy="2242185"/>
           <wp:effectExtent l="0" t="0" r="0" b="0"/>
           <wp:wrapNone/>
-          <wp:docPr id="15" name="図 6" descr="C:\Users\user\Pictures\Web素材\テクスチャ\ウェーブ\テンプレート用\bg_sircle.png"/>
+          <wp:docPr id="17" name="図 6" descr="C:\Users\user\Pictures\Web素材\テクスチャ\ウェーブ\テンプレート用\bg_sircle.png"/>
           <wp:cNvGraphicFramePr>
             <a:graphicFrameLocks xmlns:a="http://schemas.openxmlformats.org/drawingml/2006/main" noChangeAspect="1"/>
           </wp:cNvGraphicFramePr>
@@ -4793,7 +4688,7 @@
             <a:graphicData uri="http://schemas.openxmlformats.org/drawingml/2006/picture">
               <pic:pic xmlns:pic="http://schemas.openxmlformats.org/drawingml/2006/picture">
                 <pic:nvPicPr>
-                  <pic:cNvPr id="15" name="図 6" descr="C:\Users\user\Pictures\Web素材\テクスチャ\ウェーブ\テンプレート用\bg_sircle.png"/>
+                  <pic:cNvPr id="17" name="図 6" descr="C:\Users\user\Pictures\Web素材\テクスチャ\ウェーブ\テンプレート用\bg_sircle.png"/>
                   <pic:cNvPicPr>
                     <a:picLocks noChangeAspect="1" noChangeArrowheads="1"/>
                   </pic:cNvPicPr>
@@ -4833,7 +4728,7 @@
     </w:pPr>
     <w:r>
       <w:drawing>
-        <wp:anchor distT="0" distB="0" distL="0" distR="0" simplePos="0" relativeHeight="9" behindDoc="1" locked="0" layoutInCell="1" allowOverlap="1">
+        <wp:anchor distT="0" distB="0" distL="0" distR="0" simplePos="0" relativeHeight="8" behindDoc="1" locked="0" layoutInCell="1" allowOverlap="1">
           <wp:simplePos x="0" y="0"/>
           <wp:positionH relativeFrom="column">
             <wp:posOffset>-727075</wp:posOffset>
@@ -4844,7 +4739,7 @@
           <wp:extent cx="7608570" cy="5706745"/>
           <wp:effectExtent l="0" t="0" r="0" b="0"/>
           <wp:wrapNone/>
-          <wp:docPr id="16" name="図 7" descr="C:\Users\user\Pictures\Web素材\テクスチャ\ウェーブ\テンプレート用\bg2.jpg"/>
+          <wp:docPr id="18" name="図 7" descr="C:\Users\user\Pictures\Web素材\テクスチャ\ウェーブ\テンプレート用\bg2.jpg"/>
           <wp:cNvGraphicFramePr>
             <a:graphicFrameLocks xmlns:a="http://schemas.openxmlformats.org/drawingml/2006/main" noChangeAspect="1"/>
           </wp:cNvGraphicFramePr>
@@ -4852,7 +4747,7 @@
             <a:graphicData uri="http://schemas.openxmlformats.org/drawingml/2006/picture">
               <pic:pic xmlns:pic="http://schemas.openxmlformats.org/drawingml/2006/picture">
                 <pic:nvPicPr>
-                  <pic:cNvPr id="16" name="図 7" descr="C:\Users\user\Pictures\Web素材\テクスチャ\ウェーブ\テンプレート用\bg2.jpg"/>
+                  <pic:cNvPr id="18" name="図 7" descr="C:\Users\user\Pictures\Web素材\テクスチャ\ウェーブ\テンプレート用\bg2.jpg"/>
                   <pic:cNvPicPr>
                     <a:picLocks noChangeAspect="1" noChangeArrowheads="1"/>
                   </pic:cNvPicPr>
@@ -6296,7 +6191,7 @@
   <w:style w:type="character" w:styleId="Style22" w:customStyle="1">
     <w:name w:val="表 (文字)"/>
     <w:basedOn w:val="DefaultParagraphFont"/>
-    <w:link w:val="Style32"/>
+    <w:link w:val="Style33"/>
     <w:qFormat/>
     <w:rsid w:val="00b87b00"/>
     <w:rPr>
@@ -6986,15 +6881,15 @@
     </w:rPr>
   </w:style>
   <w:style w:type="paragraph" w:styleId="Style32">
-    <w:name w:val="表"/>
-    <w:basedOn w:val="Caption"/>
+    <w:name w:val="枠の内容"/>
+    <w:basedOn w:val="Normal"/>
     <w:qFormat/>
     <w:pPr/>
     <w:rPr/>
   </w:style>
   <w:style w:type="paragraph" w:styleId="Style33">
-    <w:name w:val="枠の内容"/>
-    <w:basedOn w:val="Normal"/>
+    <w:name w:val="表"/>
+    <w:basedOn w:val="Caption"/>
     <w:qFormat/>
     <w:pPr/>
     <w:rPr/>
@@ -8500,7 +8395,7 @@
 </w:styles>
 </file>
 
-<file path=word/diagrams/colors5.xml><?xml version="1.0" encoding="utf-8"?>
+<file path=word/diagrams/colors7.xml><?xml version="1.0" encoding="utf-8"?>
 <dgm:colorsDef xmlns:dgm="http://schemas.openxmlformats.org/drawingml/2006/diagram" xmlns:a="http://schemas.openxmlformats.org/drawingml/2006/main" uniqueId="urn:microsoft.com/office/officeart/2005/8/colors/accent0_2">
   <dgm:title val=""/>
   <dgm:desc val=""/>
@@ -9307,7 +9202,7 @@
 </dgm:colorsDef>
 </file>
 
-<file path=word/diagrams/colors6.xml><?xml version="1.0" encoding="utf-8"?>
+<file path=word/diagrams/colors8.xml><?xml version="1.0" encoding="utf-8"?>
 <dgm:colorsDef xmlns:dgm="http://schemas.openxmlformats.org/drawingml/2006/diagram" xmlns:a="http://schemas.openxmlformats.org/drawingml/2006/main" uniqueId="urn:microsoft.com/office/officeart/2005/8/colors/accent0_2">
   <dgm:title val=""/>
   <dgm:desc val=""/>
@@ -10114,7 +10009,7 @@
 </dgm:colorsDef>
 </file>
 
-<file path=word/diagrams/data5.xml><?xml version="1.0" encoding="utf-8"?>
+<file path=word/diagrams/data7.xml><?xml version="1.0" encoding="utf-8"?>
 <dgm:dataModel xmlns:dgm="http://schemas.openxmlformats.org/drawingml/2006/diagram" xmlns:a="http://schemas.openxmlformats.org/drawingml/2006/main">
   <dgm:ptLst>
     <dgm:pt modelId="{8E71E582-186F-44B9-B80D-E3AD80A45F70}" type="doc">
@@ -10580,7 +10475,7 @@
 </dgm:dataModel>
 </file>
 
-<file path=word/diagrams/data6.xml><?xml version="1.0" encoding="utf-8"?>
+<file path=word/diagrams/data8.xml><?xml version="1.0" encoding="utf-8"?>
 <dgm:dataModel xmlns:dgm="http://schemas.openxmlformats.org/drawingml/2006/diagram" xmlns:a="http://schemas.openxmlformats.org/drawingml/2006/main">
   <dgm:ptLst>
     <dgm:pt modelId="{8E71E582-186F-44B9-B80D-E3AD80A45F70}" type="doc">
@@ -10785,7 +10680,7 @@
 </dgm:dataModel>
 </file>
 
-<file path=word/diagrams/drawing5.xml><?xml version="1.0" encoding="utf-8"?>
+<file path=word/diagrams/drawing7.xml><?xml version="1.0" encoding="utf-8"?>
 <dsp:drawing xmlns:dgm="http://schemas.openxmlformats.org/drawingml/2006/diagram" xmlns:dsp="http://schemas.microsoft.com/office/drawing/2008/diagram" xmlns:a="http://schemas.openxmlformats.org/drawingml/2006/main">
   <dsp:spTree>
     <dsp:nvGrpSpPr>
@@ -11458,7 +11353,7 @@
 </dsp:drawing>
 </file>
 
-<file path=word/diagrams/drawing6.xml><?xml version="1.0" encoding="utf-8"?>
+<file path=word/diagrams/drawing8.xml><?xml version="1.0" encoding="utf-8"?>
 <dsp:drawing xmlns:dgm="http://schemas.openxmlformats.org/drawingml/2006/diagram" xmlns:dsp="http://schemas.microsoft.com/office/drawing/2008/diagram" xmlns:a="http://schemas.openxmlformats.org/drawingml/2006/main">
   <dsp:spTree>
     <dsp:nvGrpSpPr>
@@ -11711,7 +11606,7 @@
 </dsp:drawing>
 </file>
 
-<file path=word/diagrams/layout5.xml><?xml version="1.0" encoding="utf-8"?>
+<file path=word/diagrams/layout7.xml><?xml version="1.0" encoding="utf-8"?>
 <dgm:layoutDef xmlns:dgm="http://schemas.openxmlformats.org/drawingml/2006/diagram" xmlns:a="http://schemas.openxmlformats.org/drawingml/2006/main" uniqueId="urn:microsoft.com/office/officeart/2009/3/layout/HorizontalOrganizationChart">
   <dgm:title val=""/>
   <dgm:desc val=""/>
@@ -12895,7 +12790,7 @@
 </dgm:layoutDef>
 </file>
 
-<file path=word/diagrams/layout6.xml><?xml version="1.0" encoding="utf-8"?>
+<file path=word/diagrams/layout8.xml><?xml version="1.0" encoding="utf-8"?>
 <dgm:layoutDef xmlns:dgm="http://schemas.openxmlformats.org/drawingml/2006/diagram" xmlns:a="http://schemas.openxmlformats.org/drawingml/2006/main" uniqueId="urn:microsoft.com/office/officeart/2009/3/layout/HorizontalOrganizationChart">
   <dgm:title val=""/>
   <dgm:desc val=""/>
@@ -14079,7 +13974,7 @@
 </dgm:layoutDef>
 </file>
 
-<file path=word/diagrams/quickStyle5.xml><?xml version="1.0" encoding="utf-8"?>
+<file path=word/diagrams/quickStyle7.xml><?xml version="1.0" encoding="utf-8"?>
 <dgm:styleDef xmlns:dgm="http://schemas.openxmlformats.org/drawingml/2006/diagram" xmlns:a="http://schemas.openxmlformats.org/drawingml/2006/main" uniqueId="urn:microsoft.com/office/officeart/2005/8/quickstyle/simple3">
   <dgm:title val=""/>
   <dgm:desc val=""/>
@@ -15139,7 +15034,7 @@
 </dgm:styleDef>
 </file>
 
-<file path=word/diagrams/quickStyle6.xml><?xml version="1.0" encoding="utf-8"?>
+<file path=word/diagrams/quickStyle8.xml><?xml version="1.0" encoding="utf-8"?>
 <dgm:styleDef xmlns:dgm="http://schemas.openxmlformats.org/drawingml/2006/diagram" xmlns:a="http://schemas.openxmlformats.org/drawingml/2006/main" uniqueId="urn:microsoft.com/office/officeart/2005/8/quickstyle/simple3">
   <dgm:title val=""/>
   <dgm:desc val=""/>

--- a/(PRGDE004)03_要件定義書(変更・追加分)EPISODE１_1.0.0.docx
+++ b/(PRGDE004)03_要件定義書(変更・追加分)EPISODE１_1.0.0.docx
@@ -1604,12 +1604,12 @@
         <w:ind w:hanging="0" w:rightChars="0" w:right="180"/>
         <w:rPr/>
       </w:pPr>
-      <w:bookmarkStart w:id="7" w:name="_Toc445992718"/>
+      <w:bookmarkStart w:id="7" w:name="_Toc100560657"/>
       <w:bookmarkStart w:id="8" w:name="_Toc477244811"/>
-      <w:bookmarkStart w:id="9" w:name="_Toc100560657"/>
-      <w:bookmarkStart w:id="10" w:name="_Toc412801076"/>
+      <w:bookmarkStart w:id="9" w:name="_Toc445992718"/>
+      <w:bookmarkStart w:id="10" w:name="_Toc413412756"/>
       <w:bookmarkStart w:id="11" w:name="_Toc412819990"/>
-      <w:bookmarkStart w:id="12" w:name="_Toc413412756"/>
+      <w:bookmarkStart w:id="12" w:name="_Toc412801076"/>
       <w:bookmarkEnd w:id="10"/>
       <w:bookmarkEnd w:id="11"/>
       <w:bookmarkEnd w:id="12"/>
@@ -1785,7 +1785,7 @@
                         <w:txbxContent>
                           <w:p>
                             <w:pPr>
-                              <w:pStyle w:val="user5"/>
+                              <w:pStyle w:val="Style32"/>
                               <w:ind w:firstLineChars="0" w:firstLine="180" w:left="840"/>
                               <w:rPr/>
                             </w:pPr>
@@ -1821,7 +1821,7 @@
                   <w:txbxContent>
                     <w:p>
                       <w:pPr>
-                        <w:pStyle w:val="user5"/>
+                        <w:pStyle w:val="Style32"/>
                         <w:ind w:firstLineChars="0" w:firstLine="180" w:left="840"/>
                         <w:rPr/>
                       </w:pPr>
@@ -1911,98 +1911,6 @@
           <w:color w:val="000000"/>
           <w:sz w:val="22"/>
         </w:rPr>
-        <mc:AlternateContent>
-          <mc:Choice Requires="wps">
-            <w:drawing>
-              <wp:anchor distT="41275" distB="41275" distL="41910" distR="40640" simplePos="0" relativeHeight="43" behindDoc="0" locked="0" layoutInCell="1" allowOverlap="1" wp14:anchorId="30BF31C0">
-                <wp:simplePos x="0" y="0"/>
-                <wp:positionH relativeFrom="column">
-                  <wp:posOffset>1379855</wp:posOffset>
-                </wp:positionH>
-                <wp:positionV relativeFrom="paragraph">
-                  <wp:posOffset>152400</wp:posOffset>
-                </wp:positionV>
-                <wp:extent cx="902970" cy="342900"/>
-                <wp:effectExtent l="41910" t="41275" r="40640" b="41275"/>
-                <wp:wrapNone/>
-                <wp:docPr id="3" name="Text Box 5"/>
-                <a:graphic xmlns:a="http://schemas.openxmlformats.org/drawingml/2006/main">
-                  <a:graphicData uri="http://schemas.microsoft.com/office/word/2010/wordprocessingShape">
-                    <wps:wsp>
-                      <wps:cNvSpPr/>
-                      <wps:spPr>
-                        <a:xfrm>
-                          <a:off x="0" y="0"/>
-                          <a:ext cx="902880" cy="343080"/>
-                        </a:xfrm>
-                        <a:prstGeom prst="rect">
-                          <a:avLst/>
-                        </a:prstGeom>
-                        <a:noFill/>
-                        <a:ln w="82550">
-                          <a:solidFill>
-                            <a:srgbClr val="fcd5b5"/>
-                          </a:solidFill>
-                          <a:miter/>
-                        </a:ln>
-                      </wps:spPr>
-                      <wps:style>
-                        <a:lnRef idx="0"/>
-                        <a:fillRef idx="0"/>
-                        <a:effectRef idx="0"/>
-                        <a:fontRef idx="minor"/>
-                      </wps:style>
-                      <wps:txbx>
-                        <w:txbxContent>
-                          <w:p>
-                            <w:pPr>
-                              <w:pStyle w:val="-9pt1"/>
-                              <w:jc w:val="center"/>
-                              <w:rPr>
-                                <w:rFonts w:hint="eastAsia"/>
-                              </w:rPr>
-                            </w:pPr>
-                            <w:r>
-                              <w:rPr/>
-                            </w:r>
-                          </w:p>
-                        </w:txbxContent>
-                      </wps:txbx>
-                      <wps:bodyPr lIns="0" rIns="0" tIns="9000" bIns="9000" anchor="ctr" upright="1">
-                        <a:noAutofit/>
-                      </wps:bodyPr>
-                    </wps:wsp>
-                  </a:graphicData>
-                </a:graphic>
-              </wp:anchor>
-            </w:drawing>
-          </mc:Choice>
-          <mc:Fallback>
-            <w:pict>
-              <v:rect id="shape_0" stroked="t" o:allowincell="f" style="position:absolute;margin-left:108.65pt;margin-top:12pt;width:71.05pt;height:26.95pt;mso-wrap-style:none;v-text-anchor:middle" wp14:anchorId="30BF31C0">
-                <v:fill o:detectmouseclick="t" on="false"/>
-                <v:stroke color="#fcd5b5" weight="82440" joinstyle="miter" endcap="flat"/>
-                <v:textbox>
-                  <w:txbxContent>
-                    <w:p>
-                      <w:pPr>
-                        <w:pStyle w:val="-9pt1"/>
-                        <w:jc w:val="center"/>
-                        <w:rPr>
-                          <w:rFonts w:hint="eastAsia"/>
-                        </w:rPr>
-                      </w:pPr>
-                      <w:r>
-                        <w:rPr/>
-                      </w:r>
-                    </w:p>
-                  </w:txbxContent>
-                </v:textbox>
-                <w10:wrap type="none"/>
-              </v:rect>
-            </w:pict>
-          </mc:Fallback>
-        </mc:AlternateContent>
       </w:r>
     </w:p>
     <w:p>
@@ -2051,7 +1959,7 @@
                 <wp:extent cx="846455" cy="342900"/>
                 <wp:effectExtent l="41910" t="41275" r="40640" b="41275"/>
                 <wp:wrapNone/>
-                <wp:docPr id="4" name="Text Box 1"/>
+                <wp:docPr id="3" name="Text Box 1"/>
                 <a:graphic xmlns:a="http://schemas.openxmlformats.org/drawingml/2006/main">
                   <a:graphicData uri="http://schemas.microsoft.com/office/word/2010/wordprocessingShape">
                     <wps:wsp>
@@ -2160,7 +2068,7 @@
                 <wp:extent cx="882015" cy="342900"/>
                 <wp:effectExtent l="41910" t="41275" r="40640" b="41275"/>
                 <wp:wrapNone/>
-                <wp:docPr id="5" name="Text Box 4"/>
+                <wp:docPr id="4" name="Text Box 4"/>
                 <a:graphic xmlns:a="http://schemas.openxmlformats.org/drawingml/2006/main">
                   <a:graphicData uri="http://schemas.microsoft.com/office/word/2010/wordprocessingShape">
                     <wps:wsp>
@@ -2282,7 +2190,7 @@
                 <wp:extent cx="984250" cy="335915"/>
                 <wp:effectExtent l="41275" t="41910" r="41275" b="40640"/>
                 <wp:wrapNone/>
-                <wp:docPr id="6" name="Text Box 2"/>
+                <wp:docPr id="5" name="Text Box 2"/>
                 <a:graphic xmlns:a="http://schemas.openxmlformats.org/drawingml/2006/main">
                   <a:graphicData uri="http://schemas.microsoft.com/office/word/2010/wordprocessingShape">
                     <wps:wsp>
@@ -2420,7 +2328,7 @@
                 <wp:lineTo x="11252" y="-537"/>
               </wp:wrapPolygon>
             </wp:wrapTight>
-            <wp:docPr id="7" name="Diagram7"/>
+            <wp:docPr id="6" name="Diagram6"/>
             <wp:cNvGraphicFramePr/>
             <a:graphic xmlns:a="http://schemas.openxmlformats.org/drawingml/2006/main">
               <a:graphicData uri="http://schemas.openxmlformats.org/drawingml/2006/diagram">
@@ -2449,7 +2357,7 @@
                 <wp:lineTo x="-804" y="6480"/>
               </wp:wrapPolygon>
             </wp:wrapTight>
-            <wp:docPr id="8" name="Diagram8"/>
+            <wp:docPr id="7" name="Diagram7"/>
             <wp:cNvGraphicFramePr/>
             <a:graphic xmlns:a="http://schemas.openxmlformats.org/drawingml/2006/main">
               <a:graphicData uri="http://schemas.openxmlformats.org/drawingml/2006/diagram">
@@ -2470,7 +2378,7 @@
             <wp:extent cx="2047875" cy="1533525"/>
             <wp:effectExtent l="0" t="0" r="0" b="0"/>
             <wp:wrapSquare wrapText="bothSides"/>
-            <wp:docPr id="9" name="RenderedShapes"/>
+            <wp:docPr id="8" name="RenderedShapes"/>
             <wp:cNvGraphicFramePr>
               <a:graphicFrameLocks xmlns:a="http://schemas.openxmlformats.org/drawingml/2006/main" noChangeAspect="1"/>
             </wp:cNvGraphicFramePr>
@@ -2478,7 +2386,7 @@
               <a:graphicData uri="http://schemas.openxmlformats.org/drawingml/2006/picture">
                 <pic:pic xmlns:pic="http://schemas.openxmlformats.org/drawingml/2006/picture">
                   <pic:nvPicPr>
-                    <pic:cNvPr id="9" name="RenderedShapes"/>
+                    <pic:cNvPr id="8" name="RenderedShapes"/>
                     <pic:cNvPicPr>
                       <a:picLocks noChangeAspect="1" noChangeArrowheads="1"/>
                     </pic:cNvPicPr>
@@ -2645,7 +2553,7 @@
                 <wp:extent cx="944880" cy="1714500"/>
                 <wp:effectExtent l="3175" t="3175" r="3175" b="3175"/>
                 <wp:wrapNone/>
-                <wp:docPr id="10" name="テキスト ボックス 43"/>
+                <wp:docPr id="9" name="テキスト ボックス 43"/>
                 <a:graphic xmlns:a="http://schemas.openxmlformats.org/drawingml/2006/main">
                   <a:graphicData uri="http://schemas.microsoft.com/office/word/2010/wordprocessingShape">
                     <wps:wsp>
@@ -2682,7 +2590,7 @@
                         <w:txbxContent>
                           <w:p>
                             <w:pPr>
-                              <w:pStyle w:val="user5"/>
+                              <w:pStyle w:val="Style32"/>
                               <w:ind w:leftChars="67"/>
                               <w:rPr/>
                             </w:pPr>
@@ -2714,7 +2622,7 @@
                   <w:txbxContent>
                     <w:p>
                       <w:pPr>
-                        <w:pStyle w:val="user5"/>
+                        <w:pStyle w:val="Style32"/>
                         <w:ind w:leftChars="67"/>
                         <w:rPr/>
                       </w:pPr>
@@ -2746,7 +2654,7 @@
                 <wp:extent cx="2828925" cy="3019425"/>
                 <wp:effectExtent l="13970" t="13970" r="12700" b="12700"/>
                 <wp:wrapNone/>
-                <wp:docPr id="11" name="角丸四角形 36"/>
+                <wp:docPr id="10" name="角丸四角形 36"/>
                 <a:graphic xmlns:a="http://schemas.openxmlformats.org/drawingml/2006/main">
                   <a:graphicData uri="http://schemas.microsoft.com/office/word/2010/wordprocessingShape">
                     <wps:wsp>
@@ -2785,7 +2693,7 @@
                         <w:txbxContent>
                           <w:p>
                             <w:pPr>
-                              <w:pStyle w:val="user5"/>
+                              <w:pStyle w:val="Style32"/>
                               <w:ind w:firstLineChars="0" w:firstLine="180" w:left="840"/>
                               <w:rPr/>
                             </w:pPr>
@@ -2817,7 +2725,7 @@
                   <w:txbxContent>
                     <w:p>
                       <w:pPr>
-                        <w:pStyle w:val="user5"/>
+                        <w:pStyle w:val="Style32"/>
                         <w:ind w:firstLineChars="0" w:firstLine="180" w:left="840"/>
                         <w:rPr/>
                       </w:pPr>
@@ -2849,7 +2757,7 @@
                 <wp:extent cx="647700" cy="333375"/>
                 <wp:effectExtent l="14605" t="15240" r="14605" b="13970"/>
                 <wp:wrapNone/>
-                <wp:docPr id="12" name="正方形/長方形 38"/>
+                <wp:docPr id="11" name="正方形/長方形 38"/>
                 <a:graphic xmlns:a="http://schemas.openxmlformats.org/drawingml/2006/main">
                   <a:graphicData uri="http://schemas.microsoft.com/office/word/2010/wordprocessingShape">
                     <wps:wsp>
@@ -2880,7 +2788,7 @@
                         <w:txbxContent>
                           <w:p>
                             <w:pPr>
-                              <w:pStyle w:val="user5"/>
+                              <w:pStyle w:val="Style32"/>
                               <w:ind w:hangingChars="400" w:leftChars="0" w:left="0"/>
                               <w:jc w:val="center"/>
                               <w:rPr/>
@@ -2916,7 +2824,7 @@
                   <w:txbxContent>
                     <w:p>
                       <w:pPr>
-                        <w:pStyle w:val="user5"/>
+                        <w:pStyle w:val="Style32"/>
                         <w:ind w:hangingChars="400" w:leftChars="0" w:left="0"/>
                         <w:jc w:val="center"/>
                         <w:rPr/>
@@ -2953,7 +2861,7 @@
                 <wp:extent cx="647700" cy="333375"/>
                 <wp:effectExtent l="5080" t="5715" r="5080" b="4445"/>
                 <wp:wrapNone/>
-                <wp:docPr id="13" name="正方形/長方形 41"/>
+                <wp:docPr id="12" name="正方形/長方形 41"/>
                 <a:graphic xmlns:a="http://schemas.openxmlformats.org/drawingml/2006/main">
                   <a:graphicData uri="http://schemas.microsoft.com/office/word/2010/wordprocessingShape">
                     <wps:wsp>
@@ -2994,7 +2902,7 @@
                         <w:txbxContent>
                           <w:p>
                             <w:pPr>
-                              <w:pStyle w:val="user5"/>
+                              <w:pStyle w:val="Style32"/>
                               <w:ind w:hangingChars="400" w:leftChars="0" w:left="0"/>
                               <w:jc w:val="center"/>
                               <w:rPr/>
@@ -3031,7 +2939,7 @@
                   <w:txbxContent>
                     <w:p>
                       <w:pPr>
-                        <w:pStyle w:val="user5"/>
+                        <w:pStyle w:val="Style32"/>
                         <w:ind w:hangingChars="400" w:leftChars="0" w:left="0"/>
                         <w:jc w:val="center"/>
                         <w:rPr/>
@@ -3068,7 +2976,7 @@
                 <wp:extent cx="733425" cy="342900"/>
                 <wp:effectExtent l="41910" t="41275" r="40640" b="41275"/>
                 <wp:wrapNone/>
-                <wp:docPr id="14" name="Text Box 14"/>
+                <wp:docPr id="13" name="Text Box 14"/>
                 <a:graphic xmlns:a="http://schemas.openxmlformats.org/drawingml/2006/main">
                   <a:graphicData uri="http://schemas.microsoft.com/office/word/2010/wordprocessingShape">
                     <wps:wsp>
@@ -3254,15 +3162,15 @@
         <w:tblLook w:firstRow="1" w:noVBand="1" w:lastRow="0" w:firstColumn="1" w:lastColumn="0" w:noHBand="0" w:val="04a0"/>
       </w:tblPr>
       <w:tblGrid>
-        <w:gridCol w:w="333"/>
-        <w:gridCol w:w="7"/>
-        <w:gridCol w:w="1381"/>
-        <w:gridCol w:w="7"/>
-        <w:gridCol w:w="324"/>
+        <w:gridCol w:w="332"/>
+        <w:gridCol w:w="8"/>
+        <w:gridCol w:w="1380"/>
+        <w:gridCol w:w="8"/>
+        <w:gridCol w:w="323"/>
         <w:gridCol w:w="3"/>
         <w:gridCol w:w="2250"/>
         <w:gridCol w:w="5959"/>
-        <w:gridCol w:w="10"/>
+        <w:gridCol w:w="11"/>
       </w:tblGrid>
       <w:tr>
         <w:trPr>
@@ -3270,7 +3178,7 @@
         </w:trPr>
         <w:tc>
           <w:tcPr>
-            <w:tcW w:w="4305" w:type="dxa"/>
+            <w:tcW w:w="4304" w:type="dxa"/>
             <w:gridSpan w:val="7"/>
             <w:cnfStyle w:val="001000000000" w:firstRow="0" w:lastRow="0" w:firstColumn="1" w:lastColumn="0" w:oddVBand="0" w:evenVBand="0" w:oddHBand="0" w:evenHBand="0" w:firstRowFirstColumn="0" w:firstRowLastColumn="0" w:lastRowFirstColumn="0" w:lastRowLastColumn="0"/>
             <w:tcBorders/>
@@ -3324,7 +3232,7 @@
         </w:tc>
         <w:tc>
           <w:tcPr>
-            <w:tcW w:w="10" w:type="dxa"/>
+            <w:tcW w:w="11" w:type="dxa"/>
             <w:tcBorders/>
             <w:shd w:color="auto" w:fill="4F81BD" w:themeFill="accent1" w:val="clear"/>
           </w:tcPr>
@@ -3349,7 +3257,7 @@
         </w:trPr>
         <w:tc>
           <w:tcPr>
-            <w:tcW w:w="1721" w:type="dxa"/>
+            <w:tcW w:w="1720" w:type="dxa"/>
             <w:gridSpan w:val="3"/>
             <w:cnfStyle w:val="001000000000" w:firstRow="0" w:lastRow="0" w:firstColumn="1" w:lastColumn="0" w:oddVBand="0" w:evenVBand="0" w:oddHBand="0" w:evenHBand="0" w:firstRowFirstColumn="0" w:firstRowLastColumn="0" w:lastRowFirstColumn="0" w:lastRowLastColumn="0"/>
             <w:tcBorders/>
@@ -3427,7 +3335,7 @@
         </w:tc>
         <w:tc>
           <w:tcPr>
-            <w:tcW w:w="10" w:type="dxa"/>
+            <w:tcW w:w="11" w:type="dxa"/>
             <w:tcBorders/>
             <w:shd w:color="auto" w:fill="DAEEF3" w:themeFill="accent5" w:themeFillTint="33" w:val="clear"/>
           </w:tcPr>
@@ -3448,7 +3356,7 @@
         </w:trPr>
         <w:tc>
           <w:tcPr>
-            <w:tcW w:w="333" w:type="dxa"/>
+            <w:tcW w:w="332" w:type="dxa"/>
             <w:cnfStyle w:val="001000000000" w:firstRow="0" w:lastRow="0" w:firstColumn="1" w:lastColumn="0" w:oddVBand="0" w:evenVBand="0" w:oddHBand="0" w:evenHBand="0" w:firstRowFirstColumn="0" w:firstRowLastColumn="0" w:lastRowFirstColumn="0" w:lastRowLastColumn="0"/>
             <w:tcBorders/>
           </w:tcPr>
@@ -3566,7 +3474,7 @@
                 <w:kern w:val="2"/>
                 <w:lang w:val="en-US" w:eastAsia="ja-JP" w:bidi="ar-SA"/>
               </w:rPr>
-              <w:t>セールポップアップ表示</w:t>
+              <w:t>セール表示</w:t>
             </w:r>
           </w:p>
         </w:tc>
@@ -3583,13 +3491,13 @@
             </w:pPr>
             <w:r>
               <w:rPr/>
-              <w:t>・非会員、会員にトップ画面、商品一覧画面でポップアップが表示される</w:t>
+              <w:t>・非会員、会員にヘッダーでタイムセール情報が表示される</w:t>
             </w:r>
           </w:p>
         </w:tc>
         <w:tc>
           <w:tcPr>
-            <w:tcW w:w="10" w:type="dxa"/>
+            <w:tcW w:w="11" w:type="dxa"/>
             <w:tcBorders/>
           </w:tcPr>
           <w:p>
@@ -3599,179 +3507,6 @@
             </w:pPr>
             <w:r>
               <w:rPr/>
-            </w:r>
-          </w:p>
-        </w:tc>
-      </w:tr>
-      <w:tr>
-        <w:trPr/>
-        <w:tc>
-          <w:tcPr>
-            <w:tcW w:w="340" w:type="dxa"/>
-            <w:gridSpan w:val="2"/>
-            <w:cnfStyle w:val="001000000000" w:firstRow="0" w:lastRow="0" w:firstColumn="1" w:lastColumn="0" w:oddVBand="0" w:evenVBand="0" w:oddHBand="0" w:evenHBand="0" w:firstRowFirstColumn="0" w:firstRowLastColumn="0" w:lastRowFirstColumn="0" w:lastRowLastColumn="0"/>
-            <w:tcBorders/>
-            <w:shd w:color="auto" w:fill="DAEEF3" w:themeFill="accent5" w:themeFillTint="33" w:val="clear"/>
-          </w:tcPr>
-          <w:p>
-            <w:pPr>
-              <w:pStyle w:val="Style30"/>
-              <w:suppressAutoHyphens w:val="true"/>
-              <w:spacing w:before="0" w:after="0"/>
-              <w:jc w:val="left"/>
-              <w:rPr>
-                <w:b/>
-              </w:rPr>
-            </w:pPr>
-            <w:r>
-              <w:rPr>
-                <w:b/>
-              </w:rPr>
-              <w:t>4</w:t>
-            </w:r>
-          </w:p>
-        </w:tc>
-        <w:tc>
-          <w:tcPr>
-            <w:tcW w:w="1388" w:type="dxa"/>
-            <w:gridSpan w:val="2"/>
-            <w:tcBorders/>
-            <w:shd w:color="auto" w:fill="DAEEF3" w:themeFill="accent5" w:themeFillTint="33" w:val="clear"/>
-          </w:tcPr>
-          <w:p>
-            <w:pPr>
-              <w:pStyle w:val="Style30"/>
-              <w:suppressAutoHyphens w:val="true"/>
-              <w:spacing w:before="0" w:after="0"/>
-              <w:jc w:val="left"/>
-              <w:cnfStyle w:val="000000000000" w:firstRow="0" w:lastRow="0" w:firstColumn="0" w:lastColumn="0" w:oddVBand="0" w:evenVBand="0" w:oddHBand="0" w:evenHBand="0" w:firstRowFirstColumn="0" w:firstRowLastColumn="0" w:lastRowFirstColumn="0" w:lastRowLastColumn="0"/>
-              <w:rPr>
-                <w:kern w:val="2"/>
-                <w:lang w:val="en-US" w:eastAsia="ja-JP" w:bidi="ar-SA"/>
-              </w:rPr>
-            </w:pPr>
-            <w:r>
-              <w:rPr>
-                <w:kern w:val="2"/>
-                <w:lang w:val="en-US" w:eastAsia="ja-JP" w:bidi="ar-SA"/>
-              </w:rPr>
-              <w:t>買い物かご管理</w:t>
-            </w:r>
-          </w:p>
-          <w:p>
-            <w:pPr>
-              <w:pStyle w:val="Style30"/>
-              <w:suppressAutoHyphens w:val="true"/>
-              <w:spacing w:before="0" w:after="0"/>
-              <w:jc w:val="left"/>
-              <w:cnfStyle w:val="000000000000" w:firstRow="0" w:lastRow="0" w:firstColumn="0" w:lastColumn="0" w:oddVBand="0" w:evenVBand="0" w:oddHBand="0" w:evenHBand="0" w:firstRowFirstColumn="0" w:firstRowLastColumn="0" w:lastRowFirstColumn="0" w:lastRowLastColumn="0"/>
-              <w:rPr>
-                <w:kern w:val="2"/>
-                <w:lang w:val="en-US" w:eastAsia="ja-JP" w:bidi="ar-SA"/>
-              </w:rPr>
-            </w:pPr>
-            <w:r>
-              <w:rPr>
-                <w:kern w:val="2"/>
-                <w:lang w:val="en-US" w:eastAsia="ja-JP" w:bidi="ar-SA"/>
-              </w:rPr>
-            </w:r>
-          </w:p>
-        </w:tc>
-        <w:tc>
-          <w:tcPr>
-            <w:tcW w:w="327" w:type="dxa"/>
-            <w:gridSpan w:val="2"/>
-            <w:tcBorders/>
-            <w:shd w:color="auto" w:fill="DAEEF3" w:themeFill="accent5" w:themeFillTint="33" w:val="clear"/>
-          </w:tcPr>
-          <w:p>
-            <w:pPr>
-              <w:pStyle w:val="Style30"/>
-              <w:suppressAutoHyphens w:val="true"/>
-              <w:spacing w:before="0" w:after="0"/>
-              <w:jc w:val="left"/>
-              <w:cnfStyle w:val="000000000000" w:firstRow="0" w:lastRow="0" w:firstColumn="0" w:lastColumn="0" w:oddVBand="0" w:evenVBand="0" w:oddHBand="0" w:evenHBand="0" w:firstRowFirstColumn="0" w:firstRowLastColumn="0" w:lastRowFirstColumn="0" w:lastRowLastColumn="0"/>
-              <w:rPr>
-                <w:kern w:val="2"/>
-                <w:lang w:val="en-US" w:eastAsia="ja-JP" w:bidi="ar-SA"/>
-              </w:rPr>
-            </w:pPr>
-            <w:r>
-              <w:rPr>
-                <w:kern w:val="2"/>
-                <w:lang w:val="en-US" w:eastAsia="ja-JP" w:bidi="ar-SA"/>
-              </w:rPr>
-              <w:t>１</w:t>
-            </w:r>
-          </w:p>
-        </w:tc>
-        <w:tc>
-          <w:tcPr>
-            <w:tcW w:w="2250" w:type="dxa"/>
-            <w:tcBorders/>
-            <w:shd w:color="auto" w:fill="DAEEF3" w:themeFill="accent5" w:themeFillTint="33" w:val="clear"/>
-          </w:tcPr>
-          <w:p>
-            <w:pPr>
-              <w:pStyle w:val="Style30"/>
-              <w:suppressAutoHyphens w:val="true"/>
-              <w:spacing w:before="0" w:after="0"/>
-              <w:jc w:val="left"/>
-              <w:cnfStyle w:val="000000000000" w:firstRow="0" w:lastRow="0" w:firstColumn="0" w:lastColumn="0" w:oddVBand="0" w:evenVBand="0" w:oddHBand="0" w:evenHBand="0" w:firstRowFirstColumn="0" w:firstRowLastColumn="0" w:lastRowFirstColumn="0" w:lastRowLastColumn="0"/>
-              <w:rPr>
-                <w:kern w:val="2"/>
-                <w:lang w:val="en-US" w:eastAsia="ja-JP" w:bidi="ar-SA"/>
-              </w:rPr>
-            </w:pPr>
-            <w:r>
-              <w:rPr>
-                <w:kern w:val="2"/>
-                <w:lang w:val="en-US" w:eastAsia="ja-JP" w:bidi="ar-SA"/>
-              </w:rPr>
-              <w:t>商品一覧表示</w:t>
-            </w:r>
-          </w:p>
-        </w:tc>
-        <w:tc>
-          <w:tcPr>
-            <w:tcW w:w="5969" w:type="dxa"/>
-            <w:gridSpan w:val="2"/>
-            <w:tcBorders/>
-            <w:shd w:color="auto" w:fill="DAEEF3" w:themeFill="accent5" w:themeFillTint="33" w:val="clear"/>
-          </w:tcPr>
-          <w:p>
-            <w:pPr>
-              <w:pStyle w:val="Style30"/>
-              <w:suppressAutoHyphens w:val="true"/>
-              <w:spacing w:before="0" w:after="0"/>
-              <w:jc w:val="left"/>
-              <w:cnfStyle w:val="000000000000" w:firstRow="0" w:lastRow="0" w:firstColumn="0" w:lastColumn="0" w:oddVBand="0" w:evenVBand="0" w:oddHBand="0" w:evenHBand="0" w:firstRowFirstColumn="0" w:firstRowLastColumn="0" w:lastRowFirstColumn="0" w:lastRowLastColumn="0"/>
-              <w:rPr>
-                <w:kern w:val="2"/>
-                <w:lang w:val="en-US" w:eastAsia="ja-JP" w:bidi="ar-SA"/>
-              </w:rPr>
-            </w:pPr>
-            <w:r>
-              <w:rPr>
-                <w:kern w:val="2"/>
-                <w:lang w:val="en-US" w:eastAsia="ja-JP" w:bidi="ar-SA"/>
-              </w:rPr>
-              <w:t>・タイムセール時間中は、合計金額が</w:t>
-            </w:r>
-            <w:r>
-              <w:rPr>
-                <w:kern w:val="2"/>
-                <w:lang w:val="en-US" w:eastAsia="ja-JP" w:bidi="ar-SA"/>
-              </w:rPr>
-              <w:t>10</w:t>
-            </w:r>
-            <w:r>
-              <w:rPr>
-                <w:kern w:val="2"/>
-                <w:lang w:val="en-US" w:eastAsia="ja-JP" w:bidi="ar-SA"/>
-              </w:rPr>
-              <w:t>％割引して表示される</w:t>
             </w:r>
           </w:p>
         </w:tc>
@@ -3802,7 +3537,7 @@
               <w:rPr>
                 <w:b/>
               </w:rPr>
-              <w:t>５</w:t>
+              <w:t>5</w:t>
             </w:r>
           </w:p>
         </w:tc>
@@ -3836,7 +3571,7 @@
         </w:tc>
         <w:tc>
           <w:tcPr>
-            <w:tcW w:w="327" w:type="dxa"/>
+            <w:tcW w:w="326" w:type="dxa"/>
             <w:gridSpan w:val="2"/>
             <w:tcBorders/>
             <w:shd w:fill="FFFFFF" w:val="clear"/>
@@ -3865,7 +3600,9 @@
         <w:tc>
           <w:tcPr>
             <w:tcW w:w="2250" w:type="dxa"/>
-            <w:tcBorders/>
+            <w:tcBorders>
+              <w:top w:val="nil"/>
+            </w:tcBorders>
             <w:shd w:fill="FFFFFF" w:val="clear"/>
           </w:tcPr>
           <w:p>
@@ -3891,7 +3628,7 @@
         </w:tc>
         <w:tc>
           <w:tcPr>
-            <w:tcW w:w="5969" w:type="dxa"/>
+            <w:tcW w:w="5970" w:type="dxa"/>
             <w:gridSpan w:val="2"/>
             <w:tcBorders/>
             <w:shd w:fill="FFFFFF" w:val="clear"/>
@@ -3988,6 +3725,40 @@
                 <w:lang w:val="en-US" w:eastAsia="ja-JP" w:bidi="ar-SA"/>
               </w:rPr>
               <w:t>ー注文登録</w:t>
+            </w:r>
+          </w:p>
+          <w:p>
+            <w:pPr>
+              <w:pStyle w:val="Style30"/>
+              <w:suppressAutoHyphens w:val="true"/>
+              <w:spacing w:before="0" w:after="0"/>
+              <w:jc w:val="left"/>
+              <w:cnfStyle w:val="000000000000" w:firstRow="0" w:lastRow="0" w:firstColumn="0" w:lastColumn="0" w:oddVBand="0" w:evenVBand="0" w:oddHBand="0" w:evenHBand="0" w:firstRowFirstColumn="0" w:firstRowLastColumn="0" w:lastRowFirstColumn="0" w:lastRowLastColumn="0"/>
+              <w:rPr>
+                <w:kern w:val="2"/>
+                <w:lang w:val="en-US" w:eastAsia="ja-JP" w:bidi="ar-SA"/>
+              </w:rPr>
+            </w:pPr>
+            <w:r>
+              <w:rPr>
+                <w:kern w:val="2"/>
+                <w:lang w:val="en-US" w:eastAsia="ja-JP" w:bidi="ar-SA"/>
+              </w:rPr>
+              <w:t>・タイムセール時間中は注文確認画面で合計金額が</w:t>
+            </w:r>
+            <w:r>
+              <w:rPr>
+                <w:kern w:val="2"/>
+                <w:lang w:val="en-US" w:eastAsia="ja-JP" w:bidi="ar-SA"/>
+              </w:rPr>
+              <w:t>10</w:t>
+            </w:r>
+            <w:r>
+              <w:rPr>
+                <w:kern w:val="2"/>
+                <w:lang w:val="en-US" w:eastAsia="ja-JP" w:bidi="ar-SA"/>
+              </w:rPr>
+              <w:t>％割引して表示される</w:t>
             </w:r>
           </w:p>
           <w:p>
@@ -4146,7 +3917,7 @@
         </w:tc>
         <w:tc>
           <w:tcPr>
-            <w:tcW w:w="327" w:type="dxa"/>
+            <w:tcW w:w="326" w:type="dxa"/>
             <w:gridSpan w:val="2"/>
             <w:tcBorders/>
             <w:shd w:fill="FFFFFF" w:val="clear"/>
@@ -4201,7 +3972,7 @@
         </w:tc>
         <w:tc>
           <w:tcPr>
-            <w:tcW w:w="5969" w:type="dxa"/>
+            <w:tcW w:w="5970" w:type="dxa"/>
             <w:gridSpan w:val="2"/>
             <w:tcBorders/>
             <w:shd w:fill="FFFFFF" w:val="clear"/>
@@ -4588,7 +4359,7 @@
           <wp:extent cx="2409825" cy="442595"/>
           <wp:effectExtent l="0" t="0" r="0" b="0"/>
           <wp:wrapNone/>
-          <wp:docPr id="15" name="図 1"/>
+          <wp:docPr id="14" name="図 1"/>
           <wp:cNvGraphicFramePr>
             <a:graphicFrameLocks xmlns:a="http://schemas.openxmlformats.org/drawingml/2006/main" noChangeAspect="1"/>
           </wp:cNvGraphicFramePr>
@@ -4596,7 +4367,7 @@
             <a:graphicData uri="http://schemas.openxmlformats.org/drawingml/2006/picture">
               <pic:pic xmlns:pic="http://schemas.openxmlformats.org/drawingml/2006/picture">
                 <pic:nvPicPr>
-                  <pic:cNvPr id="15" name="図 1"/>
+                  <pic:cNvPr id="14" name="図 1"/>
                   <pic:cNvPicPr>
                     <a:picLocks noChangeAspect="1" noChangeArrowheads="1"/>
                   </pic:cNvPicPr>
@@ -4634,7 +4405,7 @@
           <wp:extent cx="1120775" cy="1120775"/>
           <wp:effectExtent l="0" t="0" r="0" b="0"/>
           <wp:wrapNone/>
-          <wp:docPr id="16" name="図 5" descr="C:\Users\user\Pictures\Web素材\テクスチャ\ウェーブ\テンプレート用\bg_sircle.png"/>
+          <wp:docPr id="15" name="図 5" descr="C:\Users\user\Pictures\Web素材\テクスチャ\ウェーブ\テンプレート用\bg_sircle.png"/>
           <wp:cNvGraphicFramePr>
             <a:graphicFrameLocks xmlns:a="http://schemas.openxmlformats.org/drawingml/2006/main" noChangeAspect="1"/>
           </wp:cNvGraphicFramePr>
@@ -4642,7 +4413,7 @@
             <a:graphicData uri="http://schemas.openxmlformats.org/drawingml/2006/picture">
               <pic:pic xmlns:pic="http://schemas.openxmlformats.org/drawingml/2006/picture">
                 <pic:nvPicPr>
-                  <pic:cNvPr id="16" name="図 5" descr="C:\Users\user\Pictures\Web素材\テクスチャ\ウェーブ\テンプレート用\bg_sircle.png"/>
+                  <pic:cNvPr id="15" name="図 5" descr="C:\Users\user\Pictures\Web素材\テクスチャ\ウェーブ\テンプレート用\bg_sircle.png"/>
                   <pic:cNvPicPr>
                     <a:picLocks noChangeAspect="1" noChangeArrowheads="1"/>
                   </pic:cNvPicPr>
@@ -4680,7 +4451,7 @@
           <wp:extent cx="2242185" cy="2242185"/>
           <wp:effectExtent l="0" t="0" r="0" b="0"/>
           <wp:wrapNone/>
-          <wp:docPr id="17" name="図 6" descr="C:\Users\user\Pictures\Web素材\テクスチャ\ウェーブ\テンプレート用\bg_sircle.png"/>
+          <wp:docPr id="16" name="図 6" descr="C:\Users\user\Pictures\Web素材\テクスチャ\ウェーブ\テンプレート用\bg_sircle.png"/>
           <wp:cNvGraphicFramePr>
             <a:graphicFrameLocks xmlns:a="http://schemas.openxmlformats.org/drawingml/2006/main" noChangeAspect="1"/>
           </wp:cNvGraphicFramePr>
@@ -4688,7 +4459,7 @@
             <a:graphicData uri="http://schemas.openxmlformats.org/drawingml/2006/picture">
               <pic:pic xmlns:pic="http://schemas.openxmlformats.org/drawingml/2006/picture">
                 <pic:nvPicPr>
-                  <pic:cNvPr id="17" name="図 6" descr="C:\Users\user\Pictures\Web素材\テクスチャ\ウェーブ\テンプレート用\bg_sircle.png"/>
+                  <pic:cNvPr id="16" name="図 6" descr="C:\Users\user\Pictures\Web素材\テクスチャ\ウェーブ\テンプレート用\bg_sircle.png"/>
                   <pic:cNvPicPr>
                     <a:picLocks noChangeAspect="1" noChangeArrowheads="1"/>
                   </pic:cNvPicPr>
@@ -4739,7 +4510,7 @@
           <wp:extent cx="7608570" cy="5706745"/>
           <wp:effectExtent l="0" t="0" r="0" b="0"/>
           <wp:wrapNone/>
-          <wp:docPr id="18" name="図 7" descr="C:\Users\user\Pictures\Web素材\テクスチャ\ウェーブ\テンプレート用\bg2.jpg"/>
+          <wp:docPr id="17" name="図 7" descr="C:\Users\user\Pictures\Web素材\テクスチャ\ウェーブ\テンプレート用\bg2.jpg"/>
           <wp:cNvGraphicFramePr>
             <a:graphicFrameLocks xmlns:a="http://schemas.openxmlformats.org/drawingml/2006/main" noChangeAspect="1"/>
           </wp:cNvGraphicFramePr>
@@ -4747,7 +4518,7 @@
             <a:graphicData uri="http://schemas.openxmlformats.org/drawingml/2006/picture">
               <pic:pic xmlns:pic="http://schemas.openxmlformats.org/drawingml/2006/picture">
                 <pic:nvPicPr>
-                  <pic:cNvPr id="18" name="図 7" descr="C:\Users\user\Pictures\Web素材\テクスチャ\ウェーブ\テンプレート用\bg2.jpg"/>
+                  <pic:cNvPr id="17" name="図 7" descr="C:\Users\user\Pictures\Web素材\テクスチャ\ウェーブ\テンプレート用\bg2.jpg"/>
                   <pic:cNvPicPr>
                     <a:picLocks noChangeAspect="1" noChangeArrowheads="1"/>
                   </pic:cNvPicPr>
@@ -6191,7 +5962,7 @@
   <w:style w:type="character" w:styleId="Style22" w:customStyle="1">
     <w:name w:val="表 (文字)"/>
     <w:basedOn w:val="DefaultParagraphFont"/>
-    <w:link w:val="Style33"/>
+    <w:link w:val="Style35"/>
     <w:qFormat/>
     <w:rsid w:val="00b87b00"/>
     <w:rPr>
@@ -6239,13 +6010,13 @@
       <w:shd w:fill="E1DFDD" w:val="clear"/>
     </w:rPr>
   </w:style>
-  <w:style w:type="character" w:styleId="user">
-    <w:name w:val="索引ジャンプ (user)"/>
+  <w:style w:type="character" w:styleId="Style23">
+    <w:name w:val="索引ジャンプ"/>
     <w:qFormat/>
     <w:rPr/>
   </w:style>
-  <w:style w:type="character" w:styleId="Style23">
-    <w:name w:val="索引ジャンプ"/>
+  <w:style w:type="character" w:styleId="user">
+    <w:name w:val="索引ジャンプ (user)"/>
     <w:qFormat/>
     <w:rPr/>
   </w:style>
@@ -6341,15 +6112,15 @@
       <w:rFonts w:cs="Arial"/>
     </w:rPr>
   </w:style>
-  <w:style w:type="paragraph" w:styleId="user3">
-    <w:name w:val="ヘッダーとフッター (user)"/>
+  <w:style w:type="paragraph" w:styleId="Style26">
+    <w:name w:val="ヘッダーとフッター"/>
     <w:basedOn w:val="Normal"/>
     <w:qFormat/>
     <w:pPr/>
     <w:rPr/>
   </w:style>
-  <w:style w:type="paragraph" w:styleId="Style26">
-    <w:name w:val="ヘッダーとフッター"/>
+  <w:style w:type="paragraph" w:styleId="user3">
+    <w:name w:val="ヘッダーとフッター (user)"/>
     <w:basedOn w:val="Normal"/>
     <w:qFormat/>
     <w:pPr/>
@@ -6620,7 +6391,7 @@
   </w:style>
   <w:style w:type="paragraph" w:styleId="IndexHeading">
     <w:name w:val="index heading"/>
-    <w:basedOn w:val="user1"/>
+    <w:basedOn w:val="Style24"/>
     <w:pPr/>
     <w:rPr/>
   </w:style>
@@ -6850,15 +6621,15 @@
     </w:pPr>
     <w:rPr/>
   </w:style>
-  <w:style w:type="paragraph" w:styleId="user5">
-    <w:name w:val="枠の内容 (user)"/>
+  <w:style w:type="paragraph" w:styleId="Style32">
+    <w:name w:val="枠の内容"/>
     <w:basedOn w:val="Normal"/>
     <w:qFormat/>
     <w:pPr/>
     <w:rPr/>
   </w:style>
-  <w:style w:type="paragraph" w:styleId="user6">
-    <w:name w:val="表の内容 (user)"/>
+  <w:style w:type="paragraph" w:styleId="Style33">
+    <w:name w:val="表の内容"/>
     <w:basedOn w:val="Normal"/>
     <w:qFormat/>
     <w:pPr>
@@ -6867,9 +6638,9 @@
     </w:pPr>
     <w:rPr/>
   </w:style>
-  <w:style w:type="paragraph" w:styleId="user7">
-    <w:name w:val="表の見出し (user)"/>
-    <w:basedOn w:val="user6"/>
+  <w:style w:type="paragraph" w:styleId="Style34">
+    <w:name w:val="表の見出し"/>
+    <w:basedOn w:val="Style33"/>
     <w:qFormat/>
     <w:pPr>
       <w:suppressLineNumbers/>
@@ -6880,22 +6651,22 @@
       <w:bCs/>
     </w:rPr>
   </w:style>
-  <w:style w:type="paragraph" w:styleId="Style32">
-    <w:name w:val="枠の内容"/>
+  <w:style w:type="paragraph" w:styleId="user5">
+    <w:name w:val="枠の内容 (user)"/>
     <w:basedOn w:val="Normal"/>
     <w:qFormat/>
     <w:pPr/>
     <w:rPr/>
   </w:style>
-  <w:style w:type="paragraph" w:styleId="Style33">
+  <w:style w:type="paragraph" w:styleId="Style35">
     <w:name w:val="表"/>
     <w:basedOn w:val="Caption"/>
     <w:qFormat/>
     <w:pPr/>
     <w:rPr/>
   </w:style>
-  <w:style w:type="numbering" w:styleId="user8" w:default="1">
-    <w:name w:val="記号なし (user)"/>
+  <w:style w:type="numbering" w:styleId="Style36" w:default="1">
+    <w:name w:val="記号なし"/>
     <w:uiPriority w:val="99"/>
     <w:semiHidden/>
     <w:unhideWhenUsed/>
@@ -8395,6 +8166,813 @@
 </w:styles>
 </file>
 
+<file path=word/diagrams/colors6.xml><?xml version="1.0" encoding="utf-8"?>
+<dgm:colorsDef xmlns:dgm="http://schemas.openxmlformats.org/drawingml/2006/diagram" xmlns:a="http://schemas.openxmlformats.org/drawingml/2006/main" uniqueId="urn:microsoft.com/office/officeart/2005/8/colors/accent0_2">
+  <dgm:title val=""/>
+  <dgm:desc val=""/>
+  <dgm:catLst>
+    <dgm:cat type="mainScheme" pri="10200"/>
+  </dgm:catLst>
+  <dgm:styleLbl name="node0">
+    <dgm:fillClrLst meth="repeat">
+      <a:schemeClr val="lt1"/>
+    </dgm:fillClrLst>
+    <dgm:linClrLst meth="repeat">
+      <a:schemeClr val="dk2">
+        <a:shade val="80000"/>
+      </a:schemeClr>
+    </dgm:linClrLst>
+    <dgm:effectClrLst/>
+    <dgm:txLinClrLst/>
+    <dgm:txFillClrLst meth="repeat">
+      <a:schemeClr val="dk2"/>
+    </dgm:txFillClrLst>
+    <dgm:txEffectClrLst/>
+  </dgm:styleLbl>
+  <dgm:styleLbl name="node1">
+    <dgm:fillClrLst meth="repeat">
+      <a:schemeClr val="lt1"/>
+    </dgm:fillClrLst>
+    <dgm:linClrLst meth="repeat">
+      <a:schemeClr val="dk2">
+        <a:shade val="80000"/>
+      </a:schemeClr>
+    </dgm:linClrLst>
+    <dgm:effectClrLst/>
+    <dgm:txLinClrLst/>
+    <dgm:txFillClrLst meth="repeat">
+      <a:schemeClr val="dk2"/>
+    </dgm:txFillClrLst>
+    <dgm:txEffectClrLst/>
+  </dgm:styleLbl>
+  <dgm:styleLbl name="alignNode1">
+    <dgm:fillClrLst meth="repeat">
+      <a:schemeClr val="lt1"/>
+    </dgm:fillClrLst>
+    <dgm:linClrLst meth="repeat">
+      <a:schemeClr val="dk2">
+        <a:shade val="80000"/>
+      </a:schemeClr>
+    </dgm:linClrLst>
+    <dgm:effectClrLst/>
+    <dgm:txLinClrLst/>
+    <dgm:txFillClrLst meth="repeat">
+      <a:schemeClr val="dk2"/>
+    </dgm:txFillClrLst>
+    <dgm:txEffectClrLst/>
+  </dgm:styleLbl>
+  <dgm:styleLbl name="lnNode1">
+    <dgm:fillClrLst meth="repeat">
+      <a:schemeClr val="lt1"/>
+    </dgm:fillClrLst>
+    <dgm:linClrLst meth="repeat">
+      <a:schemeClr val="dk2">
+        <a:shade val="80000"/>
+      </a:schemeClr>
+    </dgm:linClrLst>
+    <dgm:effectClrLst/>
+    <dgm:txLinClrLst/>
+    <dgm:txFillClrLst meth="repeat">
+      <a:schemeClr val="dk2"/>
+    </dgm:txFillClrLst>
+    <dgm:txEffectClrLst/>
+  </dgm:styleLbl>
+  <dgm:styleLbl name="vennNode1">
+    <dgm:fillClrLst meth="repeat">
+      <a:schemeClr val="lt1">
+        <a:alpha val="50000"/>
+      </a:schemeClr>
+    </dgm:fillClrLst>
+    <dgm:linClrLst meth="repeat">
+      <a:schemeClr val="dk2">
+        <a:shade val="80000"/>
+      </a:schemeClr>
+    </dgm:linClrLst>
+    <dgm:effectClrLst/>
+    <dgm:txLinClrLst/>
+    <dgm:txFillClrLst/>
+    <dgm:txEffectClrLst/>
+  </dgm:styleLbl>
+  <dgm:styleLbl name="node2">
+    <dgm:fillClrLst meth="repeat">
+      <a:schemeClr val="lt1"/>
+    </dgm:fillClrLst>
+    <dgm:linClrLst meth="repeat">
+      <a:schemeClr val="dk2">
+        <a:shade val="80000"/>
+      </a:schemeClr>
+    </dgm:linClrLst>
+    <dgm:effectClrLst/>
+    <dgm:txLinClrLst/>
+    <dgm:txFillClrLst meth="repeat">
+      <a:schemeClr val="dk2"/>
+    </dgm:txFillClrLst>
+    <dgm:txEffectClrLst/>
+  </dgm:styleLbl>
+  <dgm:styleLbl name="node3">
+    <dgm:fillClrLst meth="repeat">
+      <a:schemeClr val="lt1"/>
+    </dgm:fillClrLst>
+    <dgm:linClrLst meth="repeat">
+      <a:schemeClr val="dk2">
+        <a:shade val="80000"/>
+      </a:schemeClr>
+    </dgm:linClrLst>
+    <dgm:effectClrLst/>
+    <dgm:txLinClrLst/>
+    <dgm:txFillClrLst meth="repeat">
+      <a:schemeClr val="dk2"/>
+    </dgm:txFillClrLst>
+    <dgm:txEffectClrLst/>
+  </dgm:styleLbl>
+  <dgm:styleLbl name="node4">
+    <dgm:fillClrLst meth="repeat">
+      <a:schemeClr val="lt1"/>
+    </dgm:fillClrLst>
+    <dgm:linClrLst meth="repeat">
+      <a:schemeClr val="dk2">
+        <a:shade val="80000"/>
+      </a:schemeClr>
+    </dgm:linClrLst>
+    <dgm:effectClrLst/>
+    <dgm:txLinClrLst/>
+    <dgm:txFillClrLst meth="repeat">
+      <a:schemeClr val="dk2"/>
+    </dgm:txFillClrLst>
+    <dgm:txEffectClrLst/>
+  </dgm:styleLbl>
+  <dgm:styleLbl name="fgImgPlace1">
+    <dgm:fillClrLst meth="repeat">
+      <a:schemeClr val="dk2">
+        <a:tint val="40000"/>
+      </a:schemeClr>
+    </dgm:fillClrLst>
+    <dgm:linClrLst meth="repeat">
+      <a:schemeClr val="dk2">
+        <a:shade val="80000"/>
+      </a:schemeClr>
+    </dgm:linClrLst>
+    <dgm:effectClrLst/>
+    <dgm:txLinClrLst/>
+    <dgm:txFillClrLst meth="repeat">
+      <a:schemeClr val="lt1"/>
+    </dgm:txFillClrLst>
+    <dgm:txEffectClrLst/>
+  </dgm:styleLbl>
+  <dgm:styleLbl name="alignImgPlace1">
+    <dgm:fillClrLst meth="repeat">
+      <a:schemeClr val="dk2">
+        <a:tint val="40000"/>
+      </a:schemeClr>
+    </dgm:fillClrLst>
+    <dgm:linClrLst meth="repeat">
+      <a:schemeClr val="dk2">
+        <a:shade val="80000"/>
+      </a:schemeClr>
+    </dgm:linClrLst>
+    <dgm:effectClrLst/>
+    <dgm:txLinClrLst/>
+    <dgm:txFillClrLst meth="repeat">
+      <a:schemeClr val="lt1"/>
+    </dgm:txFillClrLst>
+    <dgm:txEffectClrLst/>
+  </dgm:styleLbl>
+  <dgm:styleLbl name="bgImgPlace1">
+    <dgm:fillClrLst meth="repeat">
+      <a:schemeClr val="dk2">
+        <a:tint val="40000"/>
+      </a:schemeClr>
+    </dgm:fillClrLst>
+    <dgm:linClrLst meth="repeat">
+      <a:schemeClr val="dk2">
+        <a:shade val="80000"/>
+      </a:schemeClr>
+    </dgm:linClrLst>
+    <dgm:effectClrLst/>
+    <dgm:txLinClrLst/>
+    <dgm:txFillClrLst meth="repeat">
+      <a:schemeClr val="lt1"/>
+    </dgm:txFillClrLst>
+    <dgm:txEffectClrLst/>
+  </dgm:styleLbl>
+  <dgm:styleLbl name="sibTrans2D1">
+    <dgm:fillClrLst meth="repeat">
+      <a:schemeClr val="dk2">
+        <a:tint val="60000"/>
+      </a:schemeClr>
+    </dgm:fillClrLst>
+    <dgm:linClrLst meth="repeat">
+      <a:schemeClr val="dk2">
+        <a:tint val="60000"/>
+      </a:schemeClr>
+    </dgm:linClrLst>
+    <dgm:effectClrLst/>
+    <dgm:txLinClrLst/>
+    <dgm:txFillClrLst meth="repeat">
+      <a:schemeClr val="dk2"/>
+    </dgm:txFillClrLst>
+    <dgm:txEffectClrLst/>
+  </dgm:styleLbl>
+  <dgm:styleLbl name="fgSibTrans2D1">
+    <dgm:fillClrLst meth="repeat">
+      <a:schemeClr val="dk2">
+        <a:tint val="60000"/>
+      </a:schemeClr>
+    </dgm:fillClrLst>
+    <dgm:linClrLst meth="repeat">
+      <a:schemeClr val="dk2">
+        <a:tint val="60000"/>
+      </a:schemeClr>
+    </dgm:linClrLst>
+    <dgm:effectClrLst/>
+    <dgm:txLinClrLst/>
+    <dgm:txFillClrLst meth="repeat">
+      <a:schemeClr val="dk2"/>
+    </dgm:txFillClrLst>
+    <dgm:txEffectClrLst/>
+  </dgm:styleLbl>
+  <dgm:styleLbl name="bgSibTrans2D1">
+    <dgm:fillClrLst meth="repeat">
+      <a:schemeClr val="dk2">
+        <a:tint val="60000"/>
+      </a:schemeClr>
+    </dgm:fillClrLst>
+    <dgm:linClrLst meth="repeat">
+      <a:schemeClr val="dk2">
+        <a:tint val="60000"/>
+      </a:schemeClr>
+    </dgm:linClrLst>
+    <dgm:effectClrLst/>
+    <dgm:txLinClrLst/>
+    <dgm:txFillClrLst meth="repeat">
+      <a:schemeClr val="dk2"/>
+    </dgm:txFillClrLst>
+    <dgm:txEffectClrLst/>
+  </dgm:styleLbl>
+  <dgm:styleLbl name="sibTrans1D1">
+    <dgm:fillClrLst meth="repeat">
+      <a:schemeClr val="dk2"/>
+    </dgm:fillClrLst>
+    <dgm:linClrLst meth="repeat">
+      <a:schemeClr val="dk2"/>
+    </dgm:linClrLst>
+    <dgm:effectClrLst/>
+    <dgm:txLinClrLst/>
+    <dgm:txFillClrLst meth="repeat">
+      <a:schemeClr val="tx1"/>
+    </dgm:txFillClrLst>
+    <dgm:txEffectClrLst/>
+  </dgm:styleLbl>
+  <dgm:styleLbl name="callout">
+    <dgm:fillClrLst meth="repeat">
+      <a:schemeClr val="dk2"/>
+    </dgm:fillClrLst>
+    <dgm:linClrLst meth="repeat">
+      <a:schemeClr val="dk2"/>
+    </dgm:linClrLst>
+    <dgm:effectClrLst/>
+    <dgm:txLinClrLst/>
+    <dgm:txFillClrLst meth="repeat">
+      <a:schemeClr val="tx1"/>
+    </dgm:txFillClrLst>
+    <dgm:txEffectClrLst/>
+  </dgm:styleLbl>
+  <dgm:styleLbl name="asst0">
+    <dgm:fillClrLst meth="repeat">
+      <a:schemeClr val="lt1"/>
+    </dgm:fillClrLst>
+    <dgm:linClrLst meth="repeat">
+      <a:schemeClr val="dk2">
+        <a:shade val="80000"/>
+      </a:schemeClr>
+    </dgm:linClrLst>
+    <dgm:effectClrLst/>
+    <dgm:txLinClrLst/>
+    <dgm:txFillClrLst meth="repeat">
+      <a:schemeClr val="dk2"/>
+    </dgm:txFillClrLst>
+    <dgm:txEffectClrLst/>
+  </dgm:styleLbl>
+  <dgm:styleLbl name="asst1">
+    <dgm:fillClrLst meth="repeat">
+      <a:schemeClr val="lt1"/>
+    </dgm:fillClrLst>
+    <dgm:linClrLst meth="repeat">
+      <a:schemeClr val="dk2">
+        <a:shade val="80000"/>
+      </a:schemeClr>
+    </dgm:linClrLst>
+    <dgm:effectClrLst/>
+    <dgm:txLinClrLst/>
+    <dgm:txFillClrLst meth="repeat">
+      <a:schemeClr val="dk2"/>
+    </dgm:txFillClrLst>
+    <dgm:txEffectClrLst/>
+  </dgm:styleLbl>
+  <dgm:styleLbl name="asst2">
+    <dgm:fillClrLst meth="repeat">
+      <a:schemeClr val="lt1"/>
+    </dgm:fillClrLst>
+    <dgm:linClrLst meth="repeat">
+      <a:schemeClr val="dk2">
+        <a:shade val="80000"/>
+      </a:schemeClr>
+    </dgm:linClrLst>
+    <dgm:effectClrLst/>
+    <dgm:txLinClrLst/>
+    <dgm:txFillClrLst meth="repeat">
+      <a:schemeClr val="dk2"/>
+    </dgm:txFillClrLst>
+    <dgm:txEffectClrLst/>
+  </dgm:styleLbl>
+  <dgm:styleLbl name="asst3">
+    <dgm:fillClrLst meth="repeat">
+      <a:schemeClr val="lt1"/>
+    </dgm:fillClrLst>
+    <dgm:linClrLst meth="repeat">
+      <a:schemeClr val="dk2">
+        <a:shade val="80000"/>
+      </a:schemeClr>
+    </dgm:linClrLst>
+    <dgm:effectClrLst/>
+    <dgm:txLinClrLst/>
+    <dgm:txFillClrLst meth="repeat">
+      <a:schemeClr val="dk2"/>
+    </dgm:txFillClrLst>
+    <dgm:txEffectClrLst/>
+  </dgm:styleLbl>
+  <dgm:styleLbl name="asst4">
+    <dgm:fillClrLst meth="repeat">
+      <a:schemeClr val="lt1"/>
+    </dgm:fillClrLst>
+    <dgm:linClrLst meth="repeat">
+      <a:schemeClr val="dk2">
+        <a:shade val="80000"/>
+      </a:schemeClr>
+    </dgm:linClrLst>
+    <dgm:effectClrLst/>
+    <dgm:txLinClrLst/>
+    <dgm:txFillClrLst meth="repeat">
+      <a:schemeClr val="dk2"/>
+    </dgm:txFillClrLst>
+    <dgm:txEffectClrLst/>
+  </dgm:styleLbl>
+  <dgm:styleLbl name="parChTrans2D1">
+    <dgm:fillClrLst meth="repeat">
+      <a:schemeClr val="dk2">
+        <a:tint val="60000"/>
+      </a:schemeClr>
+    </dgm:fillClrLst>
+    <dgm:linClrLst meth="repeat">
+      <a:schemeClr val="dk2">
+        <a:tint val="60000"/>
+      </a:schemeClr>
+    </dgm:linClrLst>
+    <dgm:effectClrLst/>
+    <dgm:txLinClrLst/>
+    <dgm:txFillClrLst/>
+    <dgm:txEffectClrLst/>
+  </dgm:styleLbl>
+  <dgm:styleLbl name="parChTrans2D2">
+    <dgm:fillClrLst meth="repeat">
+      <a:schemeClr val="dk2"/>
+    </dgm:fillClrLst>
+    <dgm:linClrLst meth="repeat">
+      <a:schemeClr val="dk2"/>
+    </dgm:linClrLst>
+    <dgm:effectClrLst/>
+    <dgm:txLinClrLst/>
+    <dgm:txFillClrLst/>
+    <dgm:txEffectClrLst/>
+  </dgm:styleLbl>
+  <dgm:styleLbl name="parChTrans2D3">
+    <dgm:fillClrLst meth="repeat">
+      <a:schemeClr val="dk2"/>
+    </dgm:fillClrLst>
+    <dgm:linClrLst meth="repeat">
+      <a:schemeClr val="dk2"/>
+    </dgm:linClrLst>
+    <dgm:effectClrLst/>
+    <dgm:txLinClrLst/>
+    <dgm:txFillClrLst/>
+    <dgm:txEffectClrLst/>
+  </dgm:styleLbl>
+  <dgm:styleLbl name="parChTrans2D4">
+    <dgm:fillClrLst meth="repeat">
+      <a:schemeClr val="dk2"/>
+    </dgm:fillClrLst>
+    <dgm:linClrLst meth="repeat">
+      <a:schemeClr val="dk2"/>
+    </dgm:linClrLst>
+    <dgm:effectClrLst/>
+    <dgm:txLinClrLst/>
+    <dgm:txFillClrLst meth="repeat">
+      <a:schemeClr val="lt1"/>
+    </dgm:txFillClrLst>
+    <dgm:txEffectClrLst/>
+  </dgm:styleLbl>
+  <dgm:styleLbl name="parChTrans1D1">
+    <dgm:fillClrLst meth="repeat">
+      <a:schemeClr val="dk2"/>
+    </dgm:fillClrLst>
+    <dgm:linClrLst meth="repeat">
+      <a:schemeClr val="dk2">
+        <a:shade val="60000"/>
+      </a:schemeClr>
+    </dgm:linClrLst>
+    <dgm:effectClrLst/>
+    <dgm:txLinClrLst/>
+    <dgm:txFillClrLst meth="repeat">
+      <a:schemeClr val="tx1"/>
+    </dgm:txFillClrLst>
+    <dgm:txEffectClrLst/>
+  </dgm:styleLbl>
+  <dgm:styleLbl name="parChTrans1D2">
+    <dgm:fillClrLst meth="repeat">
+      <a:schemeClr val="dk2"/>
+    </dgm:fillClrLst>
+    <dgm:linClrLst meth="repeat">
+      <a:schemeClr val="dk2">
+        <a:shade val="60000"/>
+      </a:schemeClr>
+    </dgm:linClrLst>
+    <dgm:effectClrLst/>
+    <dgm:txLinClrLst/>
+    <dgm:txFillClrLst meth="repeat">
+      <a:schemeClr val="tx1"/>
+    </dgm:txFillClrLst>
+    <dgm:txEffectClrLst/>
+  </dgm:styleLbl>
+  <dgm:styleLbl name="parChTrans1D3">
+    <dgm:fillClrLst meth="repeat">
+      <a:schemeClr val="dk2"/>
+    </dgm:fillClrLst>
+    <dgm:linClrLst meth="repeat">
+      <a:schemeClr val="dk2">
+        <a:shade val="80000"/>
+      </a:schemeClr>
+    </dgm:linClrLst>
+    <dgm:effectClrLst/>
+    <dgm:txLinClrLst/>
+    <dgm:txFillClrLst meth="repeat">
+      <a:schemeClr val="tx1"/>
+    </dgm:txFillClrLst>
+    <dgm:txEffectClrLst/>
+  </dgm:styleLbl>
+  <dgm:styleLbl name="parChTrans1D4">
+    <dgm:fillClrLst meth="repeat">
+      <a:schemeClr val="dk2"/>
+    </dgm:fillClrLst>
+    <dgm:linClrLst meth="repeat">
+      <a:schemeClr val="dk2">
+        <a:shade val="80000"/>
+      </a:schemeClr>
+    </dgm:linClrLst>
+    <dgm:effectClrLst/>
+    <dgm:txLinClrLst/>
+    <dgm:txFillClrLst meth="repeat">
+      <a:schemeClr val="tx1"/>
+    </dgm:txFillClrLst>
+    <dgm:txEffectClrLst/>
+  </dgm:styleLbl>
+  <dgm:styleLbl name="fgAcc1">
+    <dgm:fillClrLst meth="repeat">
+      <a:schemeClr val="dk2">
+        <a:alpha val="90000"/>
+        <a:tint val="40000"/>
+      </a:schemeClr>
+    </dgm:fillClrLst>
+    <dgm:linClrLst meth="repeat">
+      <a:schemeClr val="dk2"/>
+    </dgm:linClrLst>
+    <dgm:effectClrLst/>
+    <dgm:txLinClrLst/>
+    <dgm:txFillClrLst meth="repeat">
+      <a:schemeClr val="dk2"/>
+    </dgm:txFillClrLst>
+    <dgm:txEffectClrLst/>
+  </dgm:styleLbl>
+  <dgm:styleLbl name="conFgAcc1">
+    <dgm:fillClrLst meth="repeat">
+      <a:schemeClr val="dk2">
+        <a:alpha val="90000"/>
+        <a:tint val="40000"/>
+      </a:schemeClr>
+    </dgm:fillClrLst>
+    <dgm:linClrLst meth="repeat">
+      <a:schemeClr val="dk2"/>
+    </dgm:linClrLst>
+    <dgm:effectClrLst/>
+    <dgm:txLinClrLst/>
+    <dgm:txFillClrLst meth="repeat">
+      <a:schemeClr val="dk2"/>
+    </dgm:txFillClrLst>
+    <dgm:txEffectClrLst/>
+  </dgm:styleLbl>
+  <dgm:styleLbl name="alignAcc1">
+    <dgm:fillClrLst meth="repeat">
+      <a:schemeClr val="dk2">
+        <a:alpha val="90000"/>
+        <a:tint val="40000"/>
+      </a:schemeClr>
+    </dgm:fillClrLst>
+    <dgm:linClrLst meth="repeat">
+      <a:schemeClr val="dk2"/>
+    </dgm:linClrLst>
+    <dgm:effectClrLst/>
+    <dgm:txLinClrLst/>
+    <dgm:txFillClrLst meth="repeat">
+      <a:schemeClr val="dk2"/>
+    </dgm:txFillClrLst>
+    <dgm:txEffectClrLst/>
+  </dgm:styleLbl>
+  <dgm:styleLbl name="trAlignAcc1">
+    <dgm:fillClrLst meth="repeat">
+      <a:schemeClr val="dk2">
+        <a:alpha val="40000"/>
+        <a:tint val="40000"/>
+      </a:schemeClr>
+    </dgm:fillClrLst>
+    <dgm:linClrLst meth="repeat">
+      <a:schemeClr val="dk2"/>
+    </dgm:linClrLst>
+    <dgm:effectClrLst/>
+    <dgm:txLinClrLst/>
+    <dgm:txFillClrLst meth="repeat">
+      <a:schemeClr val="dk2"/>
+    </dgm:txFillClrLst>
+    <dgm:txEffectClrLst/>
+  </dgm:styleLbl>
+  <dgm:styleLbl name="bgAcc1">
+    <dgm:fillClrLst meth="repeat">
+      <a:schemeClr val="dk2">
+        <a:alpha val="90000"/>
+        <a:tint val="40000"/>
+      </a:schemeClr>
+    </dgm:fillClrLst>
+    <dgm:linClrLst meth="repeat">
+      <a:schemeClr val="dk2"/>
+    </dgm:linClrLst>
+    <dgm:effectClrLst/>
+    <dgm:txLinClrLst/>
+    <dgm:txFillClrLst meth="repeat">
+      <a:schemeClr val="dk2"/>
+    </dgm:txFillClrLst>
+    <dgm:txEffectClrLst/>
+  </dgm:styleLbl>
+  <dgm:styleLbl name="solidFgAcc1">
+    <dgm:fillClrLst meth="repeat">
+      <a:schemeClr val="lt1"/>
+    </dgm:fillClrLst>
+    <dgm:linClrLst meth="repeat">
+      <a:schemeClr val="dk2"/>
+    </dgm:linClrLst>
+    <dgm:effectClrLst/>
+    <dgm:txLinClrLst/>
+    <dgm:txFillClrLst meth="repeat">
+      <a:schemeClr val="dk2"/>
+    </dgm:txFillClrLst>
+    <dgm:txEffectClrLst/>
+  </dgm:styleLbl>
+  <dgm:styleLbl name="solidAlignAcc1">
+    <dgm:fillClrLst meth="repeat">
+      <a:schemeClr val="lt1"/>
+    </dgm:fillClrLst>
+    <dgm:linClrLst meth="repeat">
+      <a:schemeClr val="dk2"/>
+    </dgm:linClrLst>
+    <dgm:effectClrLst/>
+    <dgm:txLinClrLst/>
+    <dgm:txFillClrLst meth="repeat">
+      <a:schemeClr val="dk2"/>
+    </dgm:txFillClrLst>
+    <dgm:txEffectClrLst/>
+  </dgm:styleLbl>
+  <dgm:styleLbl name="solidBgAcc1">
+    <dgm:fillClrLst meth="repeat">
+      <a:schemeClr val="lt1"/>
+    </dgm:fillClrLst>
+    <dgm:linClrLst meth="repeat">
+      <a:schemeClr val="dk2"/>
+    </dgm:linClrLst>
+    <dgm:effectClrLst/>
+    <dgm:txLinClrLst/>
+    <dgm:txFillClrLst meth="repeat">
+      <a:schemeClr val="dk2"/>
+    </dgm:txFillClrLst>
+    <dgm:txEffectClrLst/>
+  </dgm:styleLbl>
+  <dgm:styleLbl name="fgAccFollowNode1">
+    <dgm:fillClrLst meth="repeat">
+      <a:schemeClr val="lt1">
+        <a:alpha val="90000"/>
+        <a:tint val="40000"/>
+      </a:schemeClr>
+    </dgm:fillClrLst>
+    <dgm:linClrLst meth="repeat">
+      <a:schemeClr val="dk2">
+        <a:alpha val="90000"/>
+      </a:schemeClr>
+    </dgm:linClrLst>
+    <dgm:effectClrLst/>
+    <dgm:txLinClrLst/>
+    <dgm:txFillClrLst meth="repeat">
+      <a:schemeClr val="dk2"/>
+    </dgm:txFillClrLst>
+    <dgm:txEffectClrLst/>
+  </dgm:styleLbl>
+  <dgm:styleLbl name="alignAccFollowNode1">
+    <dgm:fillClrLst meth="repeat">
+      <a:schemeClr val="lt1">
+        <a:alpha val="90000"/>
+        <a:tint val="40000"/>
+      </a:schemeClr>
+    </dgm:fillClrLst>
+    <dgm:linClrLst meth="repeat">
+      <a:schemeClr val="dk2">
+        <a:alpha val="90000"/>
+      </a:schemeClr>
+    </dgm:linClrLst>
+    <dgm:effectClrLst/>
+    <dgm:txLinClrLst/>
+    <dgm:txFillClrLst meth="repeat">
+      <a:schemeClr val="dk2"/>
+    </dgm:txFillClrLst>
+    <dgm:txEffectClrLst/>
+  </dgm:styleLbl>
+  <dgm:styleLbl name="bgAccFollowNode1">
+    <dgm:fillClrLst meth="repeat">
+      <a:schemeClr val="lt1">
+        <a:alpha val="90000"/>
+        <a:tint val="40000"/>
+      </a:schemeClr>
+    </dgm:fillClrLst>
+    <dgm:linClrLst meth="repeat">
+      <a:schemeClr val="dk2">
+        <a:alpha val="90000"/>
+      </a:schemeClr>
+    </dgm:linClrLst>
+    <dgm:effectClrLst/>
+    <dgm:txLinClrLst/>
+    <dgm:txFillClrLst meth="repeat">
+      <a:schemeClr val="dk2"/>
+    </dgm:txFillClrLst>
+    <dgm:txEffectClrLst/>
+  </dgm:styleLbl>
+  <dgm:styleLbl name="fgAcc0">
+    <dgm:fillClrLst meth="repeat">
+      <a:schemeClr val="dk2">
+        <a:alpha val="90000"/>
+        <a:tint val="40000"/>
+      </a:schemeClr>
+    </dgm:fillClrLst>
+    <dgm:linClrLst meth="repeat">
+      <a:schemeClr val="dk2"/>
+    </dgm:linClrLst>
+    <dgm:effectClrLst/>
+    <dgm:txLinClrLst/>
+    <dgm:txFillClrLst meth="repeat">
+      <a:schemeClr val="dk2"/>
+    </dgm:txFillClrLst>
+    <dgm:txEffectClrLst/>
+  </dgm:styleLbl>
+  <dgm:styleLbl name="fgAcc2">
+    <dgm:fillClrLst meth="repeat">
+      <a:schemeClr val="dk2">
+        <a:alpha val="90000"/>
+        <a:tint val="40000"/>
+      </a:schemeClr>
+    </dgm:fillClrLst>
+    <dgm:linClrLst meth="repeat">
+      <a:schemeClr val="dk2"/>
+    </dgm:linClrLst>
+    <dgm:effectClrLst/>
+    <dgm:txLinClrLst/>
+    <dgm:txFillClrLst meth="repeat">
+      <a:schemeClr val="dk2"/>
+    </dgm:txFillClrLst>
+    <dgm:txEffectClrLst/>
+  </dgm:styleLbl>
+  <dgm:styleLbl name="fgAcc3">
+    <dgm:fillClrLst meth="repeat">
+      <a:schemeClr val="dk2">
+        <a:alpha val="90000"/>
+        <a:tint val="40000"/>
+      </a:schemeClr>
+    </dgm:fillClrLst>
+    <dgm:linClrLst meth="repeat">
+      <a:schemeClr val="dk2"/>
+    </dgm:linClrLst>
+    <dgm:effectClrLst/>
+    <dgm:txLinClrLst/>
+    <dgm:txFillClrLst meth="repeat">
+      <a:schemeClr val="dk2"/>
+    </dgm:txFillClrLst>
+    <dgm:txEffectClrLst/>
+  </dgm:styleLbl>
+  <dgm:styleLbl name="fgAcc4">
+    <dgm:fillClrLst meth="repeat">
+      <a:schemeClr val="dk2">
+        <a:alpha val="90000"/>
+        <a:tint val="40000"/>
+      </a:schemeClr>
+    </dgm:fillClrLst>
+    <dgm:linClrLst meth="repeat">
+      <a:schemeClr val="dk2"/>
+    </dgm:linClrLst>
+    <dgm:effectClrLst/>
+    <dgm:txLinClrLst/>
+    <dgm:txFillClrLst meth="repeat">
+      <a:schemeClr val="dk2"/>
+    </dgm:txFillClrLst>
+    <dgm:txEffectClrLst/>
+  </dgm:styleLbl>
+  <dgm:styleLbl name="bgShp">
+    <dgm:fillClrLst meth="repeat">
+      <a:schemeClr val="dk2">
+        <a:tint val="40000"/>
+      </a:schemeClr>
+    </dgm:fillClrLst>
+    <dgm:linClrLst meth="repeat">
+      <a:schemeClr val="dk2"/>
+    </dgm:linClrLst>
+    <dgm:effectClrLst/>
+    <dgm:txLinClrLst/>
+    <dgm:txFillClrLst meth="repeat">
+      <a:schemeClr val="dk1"/>
+    </dgm:txFillClrLst>
+    <dgm:txEffectClrLst/>
+  </dgm:styleLbl>
+  <dgm:styleLbl name="dkBgShp">
+    <dgm:fillClrLst meth="repeat">
+      <a:schemeClr val="dk2">
+        <a:shade val="80000"/>
+      </a:schemeClr>
+    </dgm:fillClrLst>
+    <dgm:linClrLst meth="repeat">
+      <a:schemeClr val="dk2"/>
+    </dgm:linClrLst>
+    <dgm:effectClrLst/>
+    <dgm:txLinClrLst/>
+    <dgm:txFillClrLst meth="repeat">
+      <a:schemeClr val="lt2"/>
+    </dgm:txFillClrLst>
+    <dgm:txEffectClrLst/>
+  </dgm:styleLbl>
+  <dgm:styleLbl name="trBgShp">
+    <dgm:fillClrLst meth="repeat">
+      <a:schemeClr val="dk2">
+        <a:tint val="50000"/>
+        <a:alpha val="40000"/>
+      </a:schemeClr>
+    </dgm:fillClrLst>
+    <dgm:linClrLst meth="repeat">
+      <a:schemeClr val="dk2"/>
+    </dgm:linClrLst>
+    <dgm:effectClrLst/>
+    <dgm:txLinClrLst/>
+    <dgm:txFillClrLst meth="repeat">
+      <a:schemeClr val="lt2"/>
+    </dgm:txFillClrLst>
+    <dgm:txEffectClrLst/>
+  </dgm:styleLbl>
+  <dgm:styleLbl name="fgShp">
+    <dgm:fillClrLst meth="repeat">
+      <a:schemeClr val="dk2">
+        <a:tint val="60000"/>
+      </a:schemeClr>
+    </dgm:fillClrLst>
+    <dgm:linClrLst meth="repeat">
+      <a:schemeClr val="lt1"/>
+    </dgm:linClrLst>
+    <dgm:effectClrLst/>
+    <dgm:txLinClrLst/>
+    <dgm:txFillClrLst meth="repeat">
+      <a:schemeClr val="dk2"/>
+    </dgm:txFillClrLst>
+    <dgm:txEffectClrLst/>
+  </dgm:styleLbl>
+  <dgm:styleLbl name="revTx">
+    <dgm:fillClrLst meth="repeat">
+      <a:schemeClr val="lt1">
+        <a:alpha val="0"/>
+      </a:schemeClr>
+    </dgm:fillClrLst>
+    <dgm:linClrLst meth="repeat">
+      <a:schemeClr val="dk2">
+        <a:alpha val="0"/>
+      </a:schemeClr>
+    </dgm:linClrLst>
+    <dgm:effectClrLst/>
+    <dgm:txLinClrLst/>
+    <dgm:txFillClrLst meth="repeat">
+      <a:schemeClr val="tx1"/>
+    </dgm:txFillClrLst>
+    <dgm:txEffectClrLst/>
+  </dgm:styleLbl>
+</dgm:colorsDef>
+</file>
+
 <file path=word/diagrams/colors7.xml><?xml version="1.0" encoding="utf-8"?>
 <dgm:colorsDef xmlns:dgm="http://schemas.openxmlformats.org/drawingml/2006/diagram" xmlns:a="http://schemas.openxmlformats.org/drawingml/2006/main" uniqueId="urn:microsoft.com/office/officeart/2005/8/colors/accent0_2">
   <dgm:title val=""/>
@@ -9202,814 +9780,7 @@
 </dgm:colorsDef>
 </file>
 
-<file path=word/diagrams/colors8.xml><?xml version="1.0" encoding="utf-8"?>
-<dgm:colorsDef xmlns:dgm="http://schemas.openxmlformats.org/drawingml/2006/diagram" xmlns:a="http://schemas.openxmlformats.org/drawingml/2006/main" uniqueId="urn:microsoft.com/office/officeart/2005/8/colors/accent0_2">
-  <dgm:title val=""/>
-  <dgm:desc val=""/>
-  <dgm:catLst>
-    <dgm:cat type="mainScheme" pri="10200"/>
-  </dgm:catLst>
-  <dgm:styleLbl name="node0">
-    <dgm:fillClrLst meth="repeat">
-      <a:schemeClr val="lt1"/>
-    </dgm:fillClrLst>
-    <dgm:linClrLst meth="repeat">
-      <a:schemeClr val="dk2">
-        <a:shade val="80000"/>
-      </a:schemeClr>
-    </dgm:linClrLst>
-    <dgm:effectClrLst/>
-    <dgm:txLinClrLst/>
-    <dgm:txFillClrLst meth="repeat">
-      <a:schemeClr val="dk2"/>
-    </dgm:txFillClrLst>
-    <dgm:txEffectClrLst/>
-  </dgm:styleLbl>
-  <dgm:styleLbl name="node1">
-    <dgm:fillClrLst meth="repeat">
-      <a:schemeClr val="lt1"/>
-    </dgm:fillClrLst>
-    <dgm:linClrLst meth="repeat">
-      <a:schemeClr val="dk2">
-        <a:shade val="80000"/>
-      </a:schemeClr>
-    </dgm:linClrLst>
-    <dgm:effectClrLst/>
-    <dgm:txLinClrLst/>
-    <dgm:txFillClrLst meth="repeat">
-      <a:schemeClr val="dk2"/>
-    </dgm:txFillClrLst>
-    <dgm:txEffectClrLst/>
-  </dgm:styleLbl>
-  <dgm:styleLbl name="alignNode1">
-    <dgm:fillClrLst meth="repeat">
-      <a:schemeClr val="lt1"/>
-    </dgm:fillClrLst>
-    <dgm:linClrLst meth="repeat">
-      <a:schemeClr val="dk2">
-        <a:shade val="80000"/>
-      </a:schemeClr>
-    </dgm:linClrLst>
-    <dgm:effectClrLst/>
-    <dgm:txLinClrLst/>
-    <dgm:txFillClrLst meth="repeat">
-      <a:schemeClr val="dk2"/>
-    </dgm:txFillClrLst>
-    <dgm:txEffectClrLst/>
-  </dgm:styleLbl>
-  <dgm:styleLbl name="lnNode1">
-    <dgm:fillClrLst meth="repeat">
-      <a:schemeClr val="lt1"/>
-    </dgm:fillClrLst>
-    <dgm:linClrLst meth="repeat">
-      <a:schemeClr val="dk2">
-        <a:shade val="80000"/>
-      </a:schemeClr>
-    </dgm:linClrLst>
-    <dgm:effectClrLst/>
-    <dgm:txLinClrLst/>
-    <dgm:txFillClrLst meth="repeat">
-      <a:schemeClr val="dk2"/>
-    </dgm:txFillClrLst>
-    <dgm:txEffectClrLst/>
-  </dgm:styleLbl>
-  <dgm:styleLbl name="vennNode1">
-    <dgm:fillClrLst meth="repeat">
-      <a:schemeClr val="lt1">
-        <a:alpha val="50000"/>
-      </a:schemeClr>
-    </dgm:fillClrLst>
-    <dgm:linClrLst meth="repeat">
-      <a:schemeClr val="dk2">
-        <a:shade val="80000"/>
-      </a:schemeClr>
-    </dgm:linClrLst>
-    <dgm:effectClrLst/>
-    <dgm:txLinClrLst/>
-    <dgm:txFillClrLst/>
-    <dgm:txEffectClrLst/>
-  </dgm:styleLbl>
-  <dgm:styleLbl name="node2">
-    <dgm:fillClrLst meth="repeat">
-      <a:schemeClr val="lt1"/>
-    </dgm:fillClrLst>
-    <dgm:linClrLst meth="repeat">
-      <a:schemeClr val="dk2">
-        <a:shade val="80000"/>
-      </a:schemeClr>
-    </dgm:linClrLst>
-    <dgm:effectClrLst/>
-    <dgm:txLinClrLst/>
-    <dgm:txFillClrLst meth="repeat">
-      <a:schemeClr val="dk2"/>
-    </dgm:txFillClrLst>
-    <dgm:txEffectClrLst/>
-  </dgm:styleLbl>
-  <dgm:styleLbl name="node3">
-    <dgm:fillClrLst meth="repeat">
-      <a:schemeClr val="lt1"/>
-    </dgm:fillClrLst>
-    <dgm:linClrLst meth="repeat">
-      <a:schemeClr val="dk2">
-        <a:shade val="80000"/>
-      </a:schemeClr>
-    </dgm:linClrLst>
-    <dgm:effectClrLst/>
-    <dgm:txLinClrLst/>
-    <dgm:txFillClrLst meth="repeat">
-      <a:schemeClr val="dk2"/>
-    </dgm:txFillClrLst>
-    <dgm:txEffectClrLst/>
-  </dgm:styleLbl>
-  <dgm:styleLbl name="node4">
-    <dgm:fillClrLst meth="repeat">
-      <a:schemeClr val="lt1"/>
-    </dgm:fillClrLst>
-    <dgm:linClrLst meth="repeat">
-      <a:schemeClr val="dk2">
-        <a:shade val="80000"/>
-      </a:schemeClr>
-    </dgm:linClrLst>
-    <dgm:effectClrLst/>
-    <dgm:txLinClrLst/>
-    <dgm:txFillClrLst meth="repeat">
-      <a:schemeClr val="dk2"/>
-    </dgm:txFillClrLst>
-    <dgm:txEffectClrLst/>
-  </dgm:styleLbl>
-  <dgm:styleLbl name="fgImgPlace1">
-    <dgm:fillClrLst meth="repeat">
-      <a:schemeClr val="dk2">
-        <a:tint val="40000"/>
-      </a:schemeClr>
-    </dgm:fillClrLst>
-    <dgm:linClrLst meth="repeat">
-      <a:schemeClr val="dk2">
-        <a:shade val="80000"/>
-      </a:schemeClr>
-    </dgm:linClrLst>
-    <dgm:effectClrLst/>
-    <dgm:txLinClrLst/>
-    <dgm:txFillClrLst meth="repeat">
-      <a:schemeClr val="lt1"/>
-    </dgm:txFillClrLst>
-    <dgm:txEffectClrLst/>
-  </dgm:styleLbl>
-  <dgm:styleLbl name="alignImgPlace1">
-    <dgm:fillClrLst meth="repeat">
-      <a:schemeClr val="dk2">
-        <a:tint val="40000"/>
-      </a:schemeClr>
-    </dgm:fillClrLst>
-    <dgm:linClrLst meth="repeat">
-      <a:schemeClr val="dk2">
-        <a:shade val="80000"/>
-      </a:schemeClr>
-    </dgm:linClrLst>
-    <dgm:effectClrLst/>
-    <dgm:txLinClrLst/>
-    <dgm:txFillClrLst meth="repeat">
-      <a:schemeClr val="lt1"/>
-    </dgm:txFillClrLst>
-    <dgm:txEffectClrLst/>
-  </dgm:styleLbl>
-  <dgm:styleLbl name="bgImgPlace1">
-    <dgm:fillClrLst meth="repeat">
-      <a:schemeClr val="dk2">
-        <a:tint val="40000"/>
-      </a:schemeClr>
-    </dgm:fillClrLst>
-    <dgm:linClrLst meth="repeat">
-      <a:schemeClr val="dk2">
-        <a:shade val="80000"/>
-      </a:schemeClr>
-    </dgm:linClrLst>
-    <dgm:effectClrLst/>
-    <dgm:txLinClrLst/>
-    <dgm:txFillClrLst meth="repeat">
-      <a:schemeClr val="lt1"/>
-    </dgm:txFillClrLst>
-    <dgm:txEffectClrLst/>
-  </dgm:styleLbl>
-  <dgm:styleLbl name="sibTrans2D1">
-    <dgm:fillClrLst meth="repeat">
-      <a:schemeClr val="dk2">
-        <a:tint val="60000"/>
-      </a:schemeClr>
-    </dgm:fillClrLst>
-    <dgm:linClrLst meth="repeat">
-      <a:schemeClr val="dk2">
-        <a:tint val="60000"/>
-      </a:schemeClr>
-    </dgm:linClrLst>
-    <dgm:effectClrLst/>
-    <dgm:txLinClrLst/>
-    <dgm:txFillClrLst meth="repeat">
-      <a:schemeClr val="dk2"/>
-    </dgm:txFillClrLst>
-    <dgm:txEffectClrLst/>
-  </dgm:styleLbl>
-  <dgm:styleLbl name="fgSibTrans2D1">
-    <dgm:fillClrLst meth="repeat">
-      <a:schemeClr val="dk2">
-        <a:tint val="60000"/>
-      </a:schemeClr>
-    </dgm:fillClrLst>
-    <dgm:linClrLst meth="repeat">
-      <a:schemeClr val="dk2">
-        <a:tint val="60000"/>
-      </a:schemeClr>
-    </dgm:linClrLst>
-    <dgm:effectClrLst/>
-    <dgm:txLinClrLst/>
-    <dgm:txFillClrLst meth="repeat">
-      <a:schemeClr val="dk2"/>
-    </dgm:txFillClrLst>
-    <dgm:txEffectClrLst/>
-  </dgm:styleLbl>
-  <dgm:styleLbl name="bgSibTrans2D1">
-    <dgm:fillClrLst meth="repeat">
-      <a:schemeClr val="dk2">
-        <a:tint val="60000"/>
-      </a:schemeClr>
-    </dgm:fillClrLst>
-    <dgm:linClrLst meth="repeat">
-      <a:schemeClr val="dk2">
-        <a:tint val="60000"/>
-      </a:schemeClr>
-    </dgm:linClrLst>
-    <dgm:effectClrLst/>
-    <dgm:txLinClrLst/>
-    <dgm:txFillClrLst meth="repeat">
-      <a:schemeClr val="dk2"/>
-    </dgm:txFillClrLst>
-    <dgm:txEffectClrLst/>
-  </dgm:styleLbl>
-  <dgm:styleLbl name="sibTrans1D1">
-    <dgm:fillClrLst meth="repeat">
-      <a:schemeClr val="dk2"/>
-    </dgm:fillClrLst>
-    <dgm:linClrLst meth="repeat">
-      <a:schemeClr val="dk2"/>
-    </dgm:linClrLst>
-    <dgm:effectClrLst/>
-    <dgm:txLinClrLst/>
-    <dgm:txFillClrLst meth="repeat">
-      <a:schemeClr val="tx1"/>
-    </dgm:txFillClrLst>
-    <dgm:txEffectClrLst/>
-  </dgm:styleLbl>
-  <dgm:styleLbl name="callout">
-    <dgm:fillClrLst meth="repeat">
-      <a:schemeClr val="dk2"/>
-    </dgm:fillClrLst>
-    <dgm:linClrLst meth="repeat">
-      <a:schemeClr val="dk2"/>
-    </dgm:linClrLst>
-    <dgm:effectClrLst/>
-    <dgm:txLinClrLst/>
-    <dgm:txFillClrLst meth="repeat">
-      <a:schemeClr val="tx1"/>
-    </dgm:txFillClrLst>
-    <dgm:txEffectClrLst/>
-  </dgm:styleLbl>
-  <dgm:styleLbl name="asst0">
-    <dgm:fillClrLst meth="repeat">
-      <a:schemeClr val="lt1"/>
-    </dgm:fillClrLst>
-    <dgm:linClrLst meth="repeat">
-      <a:schemeClr val="dk2">
-        <a:shade val="80000"/>
-      </a:schemeClr>
-    </dgm:linClrLst>
-    <dgm:effectClrLst/>
-    <dgm:txLinClrLst/>
-    <dgm:txFillClrLst meth="repeat">
-      <a:schemeClr val="dk2"/>
-    </dgm:txFillClrLst>
-    <dgm:txEffectClrLst/>
-  </dgm:styleLbl>
-  <dgm:styleLbl name="asst1">
-    <dgm:fillClrLst meth="repeat">
-      <a:schemeClr val="lt1"/>
-    </dgm:fillClrLst>
-    <dgm:linClrLst meth="repeat">
-      <a:schemeClr val="dk2">
-        <a:shade val="80000"/>
-      </a:schemeClr>
-    </dgm:linClrLst>
-    <dgm:effectClrLst/>
-    <dgm:txLinClrLst/>
-    <dgm:txFillClrLst meth="repeat">
-      <a:schemeClr val="dk2"/>
-    </dgm:txFillClrLst>
-    <dgm:txEffectClrLst/>
-  </dgm:styleLbl>
-  <dgm:styleLbl name="asst2">
-    <dgm:fillClrLst meth="repeat">
-      <a:schemeClr val="lt1"/>
-    </dgm:fillClrLst>
-    <dgm:linClrLst meth="repeat">
-      <a:schemeClr val="dk2">
-        <a:shade val="80000"/>
-      </a:schemeClr>
-    </dgm:linClrLst>
-    <dgm:effectClrLst/>
-    <dgm:txLinClrLst/>
-    <dgm:txFillClrLst meth="repeat">
-      <a:schemeClr val="dk2"/>
-    </dgm:txFillClrLst>
-    <dgm:txEffectClrLst/>
-  </dgm:styleLbl>
-  <dgm:styleLbl name="asst3">
-    <dgm:fillClrLst meth="repeat">
-      <a:schemeClr val="lt1"/>
-    </dgm:fillClrLst>
-    <dgm:linClrLst meth="repeat">
-      <a:schemeClr val="dk2">
-        <a:shade val="80000"/>
-      </a:schemeClr>
-    </dgm:linClrLst>
-    <dgm:effectClrLst/>
-    <dgm:txLinClrLst/>
-    <dgm:txFillClrLst meth="repeat">
-      <a:schemeClr val="dk2"/>
-    </dgm:txFillClrLst>
-    <dgm:txEffectClrLst/>
-  </dgm:styleLbl>
-  <dgm:styleLbl name="asst4">
-    <dgm:fillClrLst meth="repeat">
-      <a:schemeClr val="lt1"/>
-    </dgm:fillClrLst>
-    <dgm:linClrLst meth="repeat">
-      <a:schemeClr val="dk2">
-        <a:shade val="80000"/>
-      </a:schemeClr>
-    </dgm:linClrLst>
-    <dgm:effectClrLst/>
-    <dgm:txLinClrLst/>
-    <dgm:txFillClrLst meth="repeat">
-      <a:schemeClr val="dk2"/>
-    </dgm:txFillClrLst>
-    <dgm:txEffectClrLst/>
-  </dgm:styleLbl>
-  <dgm:styleLbl name="parChTrans2D1">
-    <dgm:fillClrLst meth="repeat">
-      <a:schemeClr val="dk2">
-        <a:tint val="60000"/>
-      </a:schemeClr>
-    </dgm:fillClrLst>
-    <dgm:linClrLst meth="repeat">
-      <a:schemeClr val="dk2">
-        <a:tint val="60000"/>
-      </a:schemeClr>
-    </dgm:linClrLst>
-    <dgm:effectClrLst/>
-    <dgm:txLinClrLst/>
-    <dgm:txFillClrLst/>
-    <dgm:txEffectClrLst/>
-  </dgm:styleLbl>
-  <dgm:styleLbl name="parChTrans2D2">
-    <dgm:fillClrLst meth="repeat">
-      <a:schemeClr val="dk2"/>
-    </dgm:fillClrLst>
-    <dgm:linClrLst meth="repeat">
-      <a:schemeClr val="dk2"/>
-    </dgm:linClrLst>
-    <dgm:effectClrLst/>
-    <dgm:txLinClrLst/>
-    <dgm:txFillClrLst/>
-    <dgm:txEffectClrLst/>
-  </dgm:styleLbl>
-  <dgm:styleLbl name="parChTrans2D3">
-    <dgm:fillClrLst meth="repeat">
-      <a:schemeClr val="dk2"/>
-    </dgm:fillClrLst>
-    <dgm:linClrLst meth="repeat">
-      <a:schemeClr val="dk2"/>
-    </dgm:linClrLst>
-    <dgm:effectClrLst/>
-    <dgm:txLinClrLst/>
-    <dgm:txFillClrLst/>
-    <dgm:txEffectClrLst/>
-  </dgm:styleLbl>
-  <dgm:styleLbl name="parChTrans2D4">
-    <dgm:fillClrLst meth="repeat">
-      <a:schemeClr val="dk2"/>
-    </dgm:fillClrLst>
-    <dgm:linClrLst meth="repeat">
-      <a:schemeClr val="dk2"/>
-    </dgm:linClrLst>
-    <dgm:effectClrLst/>
-    <dgm:txLinClrLst/>
-    <dgm:txFillClrLst meth="repeat">
-      <a:schemeClr val="lt1"/>
-    </dgm:txFillClrLst>
-    <dgm:txEffectClrLst/>
-  </dgm:styleLbl>
-  <dgm:styleLbl name="parChTrans1D1">
-    <dgm:fillClrLst meth="repeat">
-      <a:schemeClr val="dk2"/>
-    </dgm:fillClrLst>
-    <dgm:linClrLst meth="repeat">
-      <a:schemeClr val="dk2">
-        <a:shade val="60000"/>
-      </a:schemeClr>
-    </dgm:linClrLst>
-    <dgm:effectClrLst/>
-    <dgm:txLinClrLst/>
-    <dgm:txFillClrLst meth="repeat">
-      <a:schemeClr val="tx1"/>
-    </dgm:txFillClrLst>
-    <dgm:txEffectClrLst/>
-  </dgm:styleLbl>
-  <dgm:styleLbl name="parChTrans1D2">
-    <dgm:fillClrLst meth="repeat">
-      <a:schemeClr val="dk2"/>
-    </dgm:fillClrLst>
-    <dgm:linClrLst meth="repeat">
-      <a:schemeClr val="dk2">
-        <a:shade val="60000"/>
-      </a:schemeClr>
-    </dgm:linClrLst>
-    <dgm:effectClrLst/>
-    <dgm:txLinClrLst/>
-    <dgm:txFillClrLst meth="repeat">
-      <a:schemeClr val="tx1"/>
-    </dgm:txFillClrLst>
-    <dgm:txEffectClrLst/>
-  </dgm:styleLbl>
-  <dgm:styleLbl name="parChTrans1D3">
-    <dgm:fillClrLst meth="repeat">
-      <a:schemeClr val="dk2"/>
-    </dgm:fillClrLst>
-    <dgm:linClrLst meth="repeat">
-      <a:schemeClr val="dk2">
-        <a:shade val="80000"/>
-      </a:schemeClr>
-    </dgm:linClrLst>
-    <dgm:effectClrLst/>
-    <dgm:txLinClrLst/>
-    <dgm:txFillClrLst meth="repeat">
-      <a:schemeClr val="tx1"/>
-    </dgm:txFillClrLst>
-    <dgm:txEffectClrLst/>
-  </dgm:styleLbl>
-  <dgm:styleLbl name="parChTrans1D4">
-    <dgm:fillClrLst meth="repeat">
-      <a:schemeClr val="dk2"/>
-    </dgm:fillClrLst>
-    <dgm:linClrLst meth="repeat">
-      <a:schemeClr val="dk2">
-        <a:shade val="80000"/>
-      </a:schemeClr>
-    </dgm:linClrLst>
-    <dgm:effectClrLst/>
-    <dgm:txLinClrLst/>
-    <dgm:txFillClrLst meth="repeat">
-      <a:schemeClr val="tx1"/>
-    </dgm:txFillClrLst>
-    <dgm:txEffectClrLst/>
-  </dgm:styleLbl>
-  <dgm:styleLbl name="fgAcc1">
-    <dgm:fillClrLst meth="repeat">
-      <a:schemeClr val="dk2">
-        <a:alpha val="90000"/>
-        <a:tint val="40000"/>
-      </a:schemeClr>
-    </dgm:fillClrLst>
-    <dgm:linClrLst meth="repeat">
-      <a:schemeClr val="dk2"/>
-    </dgm:linClrLst>
-    <dgm:effectClrLst/>
-    <dgm:txLinClrLst/>
-    <dgm:txFillClrLst meth="repeat">
-      <a:schemeClr val="dk2"/>
-    </dgm:txFillClrLst>
-    <dgm:txEffectClrLst/>
-  </dgm:styleLbl>
-  <dgm:styleLbl name="conFgAcc1">
-    <dgm:fillClrLst meth="repeat">
-      <a:schemeClr val="dk2">
-        <a:alpha val="90000"/>
-        <a:tint val="40000"/>
-      </a:schemeClr>
-    </dgm:fillClrLst>
-    <dgm:linClrLst meth="repeat">
-      <a:schemeClr val="dk2"/>
-    </dgm:linClrLst>
-    <dgm:effectClrLst/>
-    <dgm:txLinClrLst/>
-    <dgm:txFillClrLst meth="repeat">
-      <a:schemeClr val="dk2"/>
-    </dgm:txFillClrLst>
-    <dgm:txEffectClrLst/>
-  </dgm:styleLbl>
-  <dgm:styleLbl name="alignAcc1">
-    <dgm:fillClrLst meth="repeat">
-      <a:schemeClr val="dk2">
-        <a:alpha val="90000"/>
-        <a:tint val="40000"/>
-      </a:schemeClr>
-    </dgm:fillClrLst>
-    <dgm:linClrLst meth="repeat">
-      <a:schemeClr val="dk2"/>
-    </dgm:linClrLst>
-    <dgm:effectClrLst/>
-    <dgm:txLinClrLst/>
-    <dgm:txFillClrLst meth="repeat">
-      <a:schemeClr val="dk2"/>
-    </dgm:txFillClrLst>
-    <dgm:txEffectClrLst/>
-  </dgm:styleLbl>
-  <dgm:styleLbl name="trAlignAcc1">
-    <dgm:fillClrLst meth="repeat">
-      <a:schemeClr val="dk2">
-        <a:alpha val="40000"/>
-        <a:tint val="40000"/>
-      </a:schemeClr>
-    </dgm:fillClrLst>
-    <dgm:linClrLst meth="repeat">
-      <a:schemeClr val="dk2"/>
-    </dgm:linClrLst>
-    <dgm:effectClrLst/>
-    <dgm:txLinClrLst/>
-    <dgm:txFillClrLst meth="repeat">
-      <a:schemeClr val="dk2"/>
-    </dgm:txFillClrLst>
-    <dgm:txEffectClrLst/>
-  </dgm:styleLbl>
-  <dgm:styleLbl name="bgAcc1">
-    <dgm:fillClrLst meth="repeat">
-      <a:schemeClr val="dk2">
-        <a:alpha val="90000"/>
-        <a:tint val="40000"/>
-      </a:schemeClr>
-    </dgm:fillClrLst>
-    <dgm:linClrLst meth="repeat">
-      <a:schemeClr val="dk2"/>
-    </dgm:linClrLst>
-    <dgm:effectClrLst/>
-    <dgm:txLinClrLst/>
-    <dgm:txFillClrLst meth="repeat">
-      <a:schemeClr val="dk2"/>
-    </dgm:txFillClrLst>
-    <dgm:txEffectClrLst/>
-  </dgm:styleLbl>
-  <dgm:styleLbl name="solidFgAcc1">
-    <dgm:fillClrLst meth="repeat">
-      <a:schemeClr val="lt1"/>
-    </dgm:fillClrLst>
-    <dgm:linClrLst meth="repeat">
-      <a:schemeClr val="dk2"/>
-    </dgm:linClrLst>
-    <dgm:effectClrLst/>
-    <dgm:txLinClrLst/>
-    <dgm:txFillClrLst meth="repeat">
-      <a:schemeClr val="dk2"/>
-    </dgm:txFillClrLst>
-    <dgm:txEffectClrLst/>
-  </dgm:styleLbl>
-  <dgm:styleLbl name="solidAlignAcc1">
-    <dgm:fillClrLst meth="repeat">
-      <a:schemeClr val="lt1"/>
-    </dgm:fillClrLst>
-    <dgm:linClrLst meth="repeat">
-      <a:schemeClr val="dk2"/>
-    </dgm:linClrLst>
-    <dgm:effectClrLst/>
-    <dgm:txLinClrLst/>
-    <dgm:txFillClrLst meth="repeat">
-      <a:schemeClr val="dk2"/>
-    </dgm:txFillClrLst>
-    <dgm:txEffectClrLst/>
-  </dgm:styleLbl>
-  <dgm:styleLbl name="solidBgAcc1">
-    <dgm:fillClrLst meth="repeat">
-      <a:schemeClr val="lt1"/>
-    </dgm:fillClrLst>
-    <dgm:linClrLst meth="repeat">
-      <a:schemeClr val="dk2"/>
-    </dgm:linClrLst>
-    <dgm:effectClrLst/>
-    <dgm:txLinClrLst/>
-    <dgm:txFillClrLst meth="repeat">
-      <a:schemeClr val="dk2"/>
-    </dgm:txFillClrLst>
-    <dgm:txEffectClrLst/>
-  </dgm:styleLbl>
-  <dgm:styleLbl name="fgAccFollowNode1">
-    <dgm:fillClrLst meth="repeat">
-      <a:schemeClr val="lt1">
-        <a:alpha val="90000"/>
-        <a:tint val="40000"/>
-      </a:schemeClr>
-    </dgm:fillClrLst>
-    <dgm:linClrLst meth="repeat">
-      <a:schemeClr val="dk2">
-        <a:alpha val="90000"/>
-      </a:schemeClr>
-    </dgm:linClrLst>
-    <dgm:effectClrLst/>
-    <dgm:txLinClrLst/>
-    <dgm:txFillClrLst meth="repeat">
-      <a:schemeClr val="dk2"/>
-    </dgm:txFillClrLst>
-    <dgm:txEffectClrLst/>
-  </dgm:styleLbl>
-  <dgm:styleLbl name="alignAccFollowNode1">
-    <dgm:fillClrLst meth="repeat">
-      <a:schemeClr val="lt1">
-        <a:alpha val="90000"/>
-        <a:tint val="40000"/>
-      </a:schemeClr>
-    </dgm:fillClrLst>
-    <dgm:linClrLst meth="repeat">
-      <a:schemeClr val="dk2">
-        <a:alpha val="90000"/>
-      </a:schemeClr>
-    </dgm:linClrLst>
-    <dgm:effectClrLst/>
-    <dgm:txLinClrLst/>
-    <dgm:txFillClrLst meth="repeat">
-      <a:schemeClr val="dk2"/>
-    </dgm:txFillClrLst>
-    <dgm:txEffectClrLst/>
-  </dgm:styleLbl>
-  <dgm:styleLbl name="bgAccFollowNode1">
-    <dgm:fillClrLst meth="repeat">
-      <a:schemeClr val="lt1">
-        <a:alpha val="90000"/>
-        <a:tint val="40000"/>
-      </a:schemeClr>
-    </dgm:fillClrLst>
-    <dgm:linClrLst meth="repeat">
-      <a:schemeClr val="dk2">
-        <a:alpha val="90000"/>
-      </a:schemeClr>
-    </dgm:linClrLst>
-    <dgm:effectClrLst/>
-    <dgm:txLinClrLst/>
-    <dgm:txFillClrLst meth="repeat">
-      <a:schemeClr val="dk2"/>
-    </dgm:txFillClrLst>
-    <dgm:txEffectClrLst/>
-  </dgm:styleLbl>
-  <dgm:styleLbl name="fgAcc0">
-    <dgm:fillClrLst meth="repeat">
-      <a:schemeClr val="dk2">
-        <a:alpha val="90000"/>
-        <a:tint val="40000"/>
-      </a:schemeClr>
-    </dgm:fillClrLst>
-    <dgm:linClrLst meth="repeat">
-      <a:schemeClr val="dk2"/>
-    </dgm:linClrLst>
-    <dgm:effectClrLst/>
-    <dgm:txLinClrLst/>
-    <dgm:txFillClrLst meth="repeat">
-      <a:schemeClr val="dk2"/>
-    </dgm:txFillClrLst>
-    <dgm:txEffectClrLst/>
-  </dgm:styleLbl>
-  <dgm:styleLbl name="fgAcc2">
-    <dgm:fillClrLst meth="repeat">
-      <a:schemeClr val="dk2">
-        <a:alpha val="90000"/>
-        <a:tint val="40000"/>
-      </a:schemeClr>
-    </dgm:fillClrLst>
-    <dgm:linClrLst meth="repeat">
-      <a:schemeClr val="dk2"/>
-    </dgm:linClrLst>
-    <dgm:effectClrLst/>
-    <dgm:txLinClrLst/>
-    <dgm:txFillClrLst meth="repeat">
-      <a:schemeClr val="dk2"/>
-    </dgm:txFillClrLst>
-    <dgm:txEffectClrLst/>
-  </dgm:styleLbl>
-  <dgm:styleLbl name="fgAcc3">
-    <dgm:fillClrLst meth="repeat">
-      <a:schemeClr val="dk2">
-        <a:alpha val="90000"/>
-        <a:tint val="40000"/>
-      </a:schemeClr>
-    </dgm:fillClrLst>
-    <dgm:linClrLst meth="repeat">
-      <a:schemeClr val="dk2"/>
-    </dgm:linClrLst>
-    <dgm:effectClrLst/>
-    <dgm:txLinClrLst/>
-    <dgm:txFillClrLst meth="repeat">
-      <a:schemeClr val="dk2"/>
-    </dgm:txFillClrLst>
-    <dgm:txEffectClrLst/>
-  </dgm:styleLbl>
-  <dgm:styleLbl name="fgAcc4">
-    <dgm:fillClrLst meth="repeat">
-      <a:schemeClr val="dk2">
-        <a:alpha val="90000"/>
-        <a:tint val="40000"/>
-      </a:schemeClr>
-    </dgm:fillClrLst>
-    <dgm:linClrLst meth="repeat">
-      <a:schemeClr val="dk2"/>
-    </dgm:linClrLst>
-    <dgm:effectClrLst/>
-    <dgm:txLinClrLst/>
-    <dgm:txFillClrLst meth="repeat">
-      <a:schemeClr val="dk2"/>
-    </dgm:txFillClrLst>
-    <dgm:txEffectClrLst/>
-  </dgm:styleLbl>
-  <dgm:styleLbl name="bgShp">
-    <dgm:fillClrLst meth="repeat">
-      <a:schemeClr val="dk2">
-        <a:tint val="40000"/>
-      </a:schemeClr>
-    </dgm:fillClrLst>
-    <dgm:linClrLst meth="repeat">
-      <a:schemeClr val="dk2"/>
-    </dgm:linClrLst>
-    <dgm:effectClrLst/>
-    <dgm:txLinClrLst/>
-    <dgm:txFillClrLst meth="repeat">
-      <a:schemeClr val="dk1"/>
-    </dgm:txFillClrLst>
-    <dgm:txEffectClrLst/>
-  </dgm:styleLbl>
-  <dgm:styleLbl name="dkBgShp">
-    <dgm:fillClrLst meth="repeat">
-      <a:schemeClr val="dk2">
-        <a:shade val="80000"/>
-      </a:schemeClr>
-    </dgm:fillClrLst>
-    <dgm:linClrLst meth="repeat">
-      <a:schemeClr val="dk2"/>
-    </dgm:linClrLst>
-    <dgm:effectClrLst/>
-    <dgm:txLinClrLst/>
-    <dgm:txFillClrLst meth="repeat">
-      <a:schemeClr val="lt2"/>
-    </dgm:txFillClrLst>
-    <dgm:txEffectClrLst/>
-  </dgm:styleLbl>
-  <dgm:styleLbl name="trBgShp">
-    <dgm:fillClrLst meth="repeat">
-      <a:schemeClr val="dk2">
-        <a:tint val="50000"/>
-        <a:alpha val="40000"/>
-      </a:schemeClr>
-    </dgm:fillClrLst>
-    <dgm:linClrLst meth="repeat">
-      <a:schemeClr val="dk2"/>
-    </dgm:linClrLst>
-    <dgm:effectClrLst/>
-    <dgm:txLinClrLst/>
-    <dgm:txFillClrLst meth="repeat">
-      <a:schemeClr val="lt2"/>
-    </dgm:txFillClrLst>
-    <dgm:txEffectClrLst/>
-  </dgm:styleLbl>
-  <dgm:styleLbl name="fgShp">
-    <dgm:fillClrLst meth="repeat">
-      <a:schemeClr val="dk2">
-        <a:tint val="60000"/>
-      </a:schemeClr>
-    </dgm:fillClrLst>
-    <dgm:linClrLst meth="repeat">
-      <a:schemeClr val="lt1"/>
-    </dgm:linClrLst>
-    <dgm:effectClrLst/>
-    <dgm:txLinClrLst/>
-    <dgm:txFillClrLst meth="repeat">
-      <a:schemeClr val="dk2"/>
-    </dgm:txFillClrLst>
-    <dgm:txEffectClrLst/>
-  </dgm:styleLbl>
-  <dgm:styleLbl name="revTx">
-    <dgm:fillClrLst meth="repeat">
-      <a:schemeClr val="lt1">
-        <a:alpha val="0"/>
-      </a:schemeClr>
-    </dgm:fillClrLst>
-    <dgm:linClrLst meth="repeat">
-      <a:schemeClr val="dk2">
-        <a:alpha val="0"/>
-      </a:schemeClr>
-    </dgm:linClrLst>
-    <dgm:effectClrLst/>
-    <dgm:txLinClrLst/>
-    <dgm:txFillClrLst meth="repeat">
-      <a:schemeClr val="tx1"/>
-    </dgm:txFillClrLst>
-    <dgm:txEffectClrLst/>
-  </dgm:styleLbl>
-</dgm:colorsDef>
-</file>
-
-<file path=word/diagrams/data7.xml><?xml version="1.0" encoding="utf-8"?>
+<file path=word/diagrams/data6.xml><?xml version="1.0" encoding="utf-8"?>
 <dgm:dataModel xmlns:dgm="http://schemas.openxmlformats.org/drawingml/2006/diagram" xmlns:a="http://schemas.openxmlformats.org/drawingml/2006/main">
   <dgm:ptLst>
     <dgm:pt modelId="{8E71E582-186F-44B9-B80D-E3AD80A45F70}" type="doc">
@@ -10475,7 +10246,7 @@
 </dgm:dataModel>
 </file>
 
-<file path=word/diagrams/data8.xml><?xml version="1.0" encoding="utf-8"?>
+<file path=word/diagrams/data7.xml><?xml version="1.0" encoding="utf-8"?>
 <dgm:dataModel xmlns:dgm="http://schemas.openxmlformats.org/drawingml/2006/diagram" xmlns:a="http://schemas.openxmlformats.org/drawingml/2006/main">
   <dgm:ptLst>
     <dgm:pt modelId="{8E71E582-186F-44B9-B80D-E3AD80A45F70}" type="doc">
@@ -10680,7 +10451,7 @@
 </dgm:dataModel>
 </file>
 
-<file path=word/diagrams/drawing7.xml><?xml version="1.0" encoding="utf-8"?>
+<file path=word/diagrams/drawing6.xml><?xml version="1.0" encoding="utf-8"?>
 <dsp:drawing xmlns:dgm="http://schemas.openxmlformats.org/drawingml/2006/diagram" xmlns:dsp="http://schemas.microsoft.com/office/drawing/2008/diagram" xmlns:a="http://schemas.openxmlformats.org/drawingml/2006/main">
   <dsp:spTree>
     <dsp:nvGrpSpPr>
@@ -11353,7 +11124,7 @@
 </dsp:drawing>
 </file>
 
-<file path=word/diagrams/drawing8.xml><?xml version="1.0" encoding="utf-8"?>
+<file path=word/diagrams/drawing7.xml><?xml version="1.0" encoding="utf-8"?>
 <dsp:drawing xmlns:dgm="http://schemas.openxmlformats.org/drawingml/2006/diagram" xmlns:dsp="http://schemas.microsoft.com/office/drawing/2008/diagram" xmlns:a="http://schemas.openxmlformats.org/drawingml/2006/main">
   <dsp:spTree>
     <dsp:nvGrpSpPr>
@@ -11604,6 +11375,1190 @@
     </dsp:sp>
   </dsp:spTree>
 </dsp:drawing>
+</file>
+
+<file path=word/diagrams/layout6.xml><?xml version="1.0" encoding="utf-8"?>
+<dgm:layoutDef xmlns:dgm="http://schemas.openxmlformats.org/drawingml/2006/diagram" xmlns:a="http://schemas.openxmlformats.org/drawingml/2006/main" uniqueId="urn:microsoft.com/office/officeart/2009/3/layout/HorizontalOrganizationChart">
+  <dgm:title val=""/>
+  <dgm:desc val=""/>
+  <dgm:catLst>
+    <dgm:cat type="hierarchy" pri="4300"/>
+  </dgm:catLst>
+  <dgm:sampData>
+    <dgm:dataModel>
+      <dgm:ptLst>
+        <dgm:pt modelId="0" type="doc"/>
+        <dgm:pt modelId="1">
+          <dgm:prSet phldr="1"/>
+        </dgm:pt>
+        <dgm:pt modelId="2" type="asst">
+          <dgm:prSet phldr="1"/>
+        </dgm:pt>
+        <dgm:pt modelId="3">
+          <dgm:prSet phldr="1"/>
+        </dgm:pt>
+        <dgm:pt modelId="4">
+          <dgm:prSet phldr="1"/>
+        </dgm:pt>
+        <dgm:pt modelId="5">
+          <dgm:prSet phldr="1"/>
+        </dgm:pt>
+      </dgm:ptLst>
+      <dgm:cxnLst>
+        <dgm:cxn modelId="5" srcId="0" destId="1" srcOrd="0" destOrd="0"/>
+        <dgm:cxn modelId="6" srcId="1" destId="2" srcOrd="0" destOrd="0"/>
+        <dgm:cxn modelId="7" srcId="1" destId="3" srcOrd="1" destOrd="0"/>
+        <dgm:cxn modelId="8" srcId="1" destId="4" srcOrd="2" destOrd="0"/>
+        <dgm:cxn modelId="9" srcId="1" destId="5" srcOrd="3" destOrd="0"/>
+      </dgm:cxnLst>
+      <dgm:bg/>
+      <dgm:whole/>
+    </dgm:dataModel>
+  </dgm:sampData>
+  <dgm:styleData>
+    <dgm:dataModel>
+      <dgm:ptLst>
+        <dgm:pt modelId="0" type="doc"/>
+        <dgm:pt modelId="1"/>
+        <dgm:pt modelId="12"/>
+        <dgm:pt modelId="13"/>
+      </dgm:ptLst>
+      <dgm:cxnLst>
+        <dgm:cxn modelId="2" srcId="0" destId="1" srcOrd="0" destOrd="0"/>
+        <dgm:cxn modelId="16" srcId="1" destId="12" srcOrd="1" destOrd="0"/>
+        <dgm:cxn modelId="17" srcId="1" destId="13" srcOrd="2" destOrd="0"/>
+      </dgm:cxnLst>
+      <dgm:bg/>
+      <dgm:whole/>
+    </dgm:dataModel>
+  </dgm:styleData>
+  <dgm:clrData>
+    <dgm:dataModel>
+      <dgm:ptLst>
+        <dgm:pt modelId="0" type="doc"/>
+        <dgm:pt modelId="1"/>
+        <dgm:pt modelId="11" type="asst"/>
+        <dgm:pt modelId="12"/>
+        <dgm:pt modelId="13"/>
+        <dgm:pt modelId="14"/>
+      </dgm:ptLst>
+      <dgm:cxnLst>
+        <dgm:cxn modelId="2" srcId="0" destId="1" srcOrd="0" destOrd="0"/>
+        <dgm:cxn modelId="15" srcId="1" destId="11" srcOrd="0" destOrd="0"/>
+        <dgm:cxn modelId="16" srcId="1" destId="12" srcOrd="1" destOrd="0"/>
+        <dgm:cxn modelId="17" srcId="1" destId="13" srcOrd="2" destOrd="0"/>
+        <dgm:cxn modelId="18" srcId="1" destId="14" srcOrd="2" destOrd="0"/>
+      </dgm:cxnLst>
+      <dgm:bg/>
+      <dgm:whole/>
+    </dgm:dataModel>
+  </dgm:clrData>
+  <dgm:layoutNode name="hierChild1">
+    <dgm:varLst>
+      <dgm:orgChart val="1"/>
+      <dgm:chPref val="1"/>
+      <dgm:dir/>
+      <dgm:animOne val="branch"/>
+      <dgm:animLvl val="lvl"/>
+      <dgm:resizeHandles/>
+    </dgm:varLst>
+    <dgm:choose name="Name0">
+      <dgm:if name="Name1" func="var" arg="dir" op="equ" val="norm">
+        <dgm:alg type="hierChild">
+          <dgm:param type="linDir" val="fromT"/>
+          <dgm:param type="chAlign" val="l"/>
+        </dgm:alg>
+      </dgm:if>
+      <dgm:else name="Name2">
+        <dgm:alg type="hierChild">
+          <dgm:param type="linDir" val="fromT"/>
+          <dgm:param type="chAlign" val="r"/>
+        </dgm:alg>
+      </dgm:else>
+    </dgm:choose>
+    <dgm:shape xmlns:r="http://schemas.openxmlformats.org/officeDocument/2006/relationships" r:blip="">
+      <dgm:adjLst/>
+    </dgm:shape>
+    <dgm:presOf/>
+    <dgm:constrLst>
+      <dgm:constr type="w" for="des" forName="rootComposite1" refType="w" fact="10"/>
+      <dgm:constr type="h" for="des" forName="rootComposite1" refType="w" refFor="des" refForName="rootComposite1" fact="0.305"/>
+      <dgm:constr type="w" for="des" forName="rootComposite" refType="w" fact="10"/>
+      <dgm:constr type="h" for="des" forName="rootComposite" refType="w" refFor="des" refForName="rootComposite1" fact="0.305"/>
+      <dgm:constr type="w" for="des" forName="rootComposite3" refType="w" fact="10"/>
+      <dgm:constr type="h" for="des" forName="rootComposite3" refType="w" refFor="des" refForName="rootComposite1" fact="0.305"/>
+      <dgm:constr type="primFontSz" for="des" ptType="node" op="equ"/>
+      <dgm:constr type="sp" for="des" op="equ"/>
+      <dgm:constr type="sp" for="des" forName="hierRoot1" refType="w" refFor="des" refForName="rootComposite1" fact="0.2"/>
+      <dgm:constr type="sp" for="des" forName="hierRoot2" refType="sp" refFor="des" refForName="hierRoot1"/>
+      <dgm:constr type="sp" for="des" forName="hierRoot3" refType="sp" refFor="des" refForName="hierRoot1"/>
+      <dgm:constr type="sibSp" refType="w" refFor="des" refForName="rootComposite1" fact="0.125"/>
+      <dgm:constr type="sibSp" for="des" forName="hierChild2" refType="sibSp"/>
+      <dgm:constr type="sibSp" for="des" forName="hierChild3" refType="sibSp"/>
+      <dgm:constr type="sibSp" for="des" forName="hierChild4" refType="sibSp"/>
+      <dgm:constr type="sibSp" for="des" forName="hierChild5" refType="sibSp"/>
+      <dgm:constr type="sibSp" for="des" forName="hierChild6" refType="sibSp"/>
+      <dgm:constr type="sibSp" for="des" forName="hierChild7" refType="sibSp"/>
+      <dgm:constr type="secSibSp" refType="w" refFor="des" refForName="rootComposite1" fact="0.125"/>
+      <dgm:constr type="secSibSp" for="des" forName="hierChild2" refType="secSibSp"/>
+      <dgm:constr type="secSibSp" for="des" forName="hierChild3" refType="secSibSp"/>
+      <dgm:constr type="secSibSp" for="des" forName="hierChild4" refType="secSibSp"/>
+      <dgm:constr type="secSibSp" for="des" forName="hierChild5" refType="secSibSp"/>
+      <dgm:constr type="secSibSp" for="des" forName="hierChild6" refType="secSibSp"/>
+      <dgm:constr type="secSibSp" for="des" forName="hierChild7" refType="secSibSp"/>
+    </dgm:constrLst>
+    <dgm:ruleLst/>
+    <dgm:forEach name="Name3" axis="ch">
+      <dgm:forEach name="Name4" axis="self" ptType="node">
+        <dgm:layoutNode name="hierRoot1">
+          <dgm:varLst>
+            <dgm:hierBranch val="init"/>
+          </dgm:varLst>
+          <dgm:choose name="Name5">
+            <dgm:if name="Name6" func="var" arg="hierBranch" op="equ" val="l">
+              <dgm:choose name="Name7">
+                <dgm:if name="Name8" func="var" arg="dir" op="equ" val="norm">
+                  <dgm:alg type="hierRoot">
+                    <dgm:param type="hierAlign" val="lT"/>
+                  </dgm:alg>
+                  <dgm:constrLst>
+                    <dgm:constr type="alignOff" val="0.75"/>
+                  </dgm:constrLst>
+                </dgm:if>
+                <dgm:else name="Name9">
+                  <dgm:alg type="hierRoot">
+                    <dgm:param type="hierAlign" val="rT"/>
+                  </dgm:alg>
+                  <dgm:constrLst>
+                    <dgm:constr type="alignOff" val="0.75"/>
+                  </dgm:constrLst>
+                </dgm:else>
+              </dgm:choose>
+            </dgm:if>
+            <dgm:if name="Name10" func="var" arg="hierBranch" op="equ" val="r">
+              <dgm:choose name="Name11">
+                <dgm:if name="Name12" func="var" arg="dir" op="equ" val="norm">
+                  <dgm:alg type="hierRoot">
+                    <dgm:param type="hierAlign" val="lB"/>
+                  </dgm:alg>
+                  <dgm:constrLst>
+                    <dgm:constr type="alignOff" val="0.75"/>
+                  </dgm:constrLst>
+                </dgm:if>
+                <dgm:else name="Name13">
+                  <dgm:alg type="hierRoot">
+                    <dgm:param type="hierAlign" val="rB"/>
+                  </dgm:alg>
+                  <dgm:constrLst>
+                    <dgm:constr type="alignOff" val="0.75"/>
+                  </dgm:constrLst>
+                </dgm:else>
+              </dgm:choose>
+            </dgm:if>
+            <dgm:if name="Name14" func="var" arg="hierBranch" op="equ" val="hang">
+              <dgm:choose name="Name15">
+                <dgm:if name="Name16" func="var" arg="dir" op="equ" val="norm">
+                  <dgm:alg type="hierRoot">
+                    <dgm:param type="hierAlign" val="lCtrCh"/>
+                  </dgm:alg>
+                  <dgm:constrLst>
+                    <dgm:constr type="alignOff" val="0.65"/>
+                  </dgm:constrLst>
+                </dgm:if>
+                <dgm:else name="Name17">
+                  <dgm:alg type="hierRoot">
+                    <dgm:param type="hierAlign" val="rCtrCh"/>
+                  </dgm:alg>
+                  <dgm:constrLst>
+                    <dgm:constr type="alignOff" val="0.65"/>
+                  </dgm:constrLst>
+                </dgm:else>
+              </dgm:choose>
+            </dgm:if>
+            <dgm:else name="Name18">
+              <dgm:choose name="Name19">
+                <dgm:if name="Name20" func="var" arg="dir" op="equ" val="norm">
+                  <dgm:alg type="hierRoot">
+                    <dgm:param type="hierAlign" val="lCtrCh"/>
+                  </dgm:alg>
+                  <dgm:constrLst>
+                    <dgm:constr type="alignOff"/>
+                    <dgm:constr type="bendDist" for="des" ptType="parTrans" refType="sp" fact="0.5"/>
+                  </dgm:constrLst>
+                </dgm:if>
+                <dgm:else name="Name21">
+                  <dgm:alg type="hierRoot">
+                    <dgm:param type="hierAlign" val="rCtrCh"/>
+                  </dgm:alg>
+                  <dgm:constrLst>
+                    <dgm:constr type="alignOff"/>
+                    <dgm:constr type="bendDist" for="des" ptType="parTrans" refType="sp" fact="0.5"/>
+                  </dgm:constrLst>
+                </dgm:else>
+              </dgm:choose>
+            </dgm:else>
+          </dgm:choose>
+          <dgm:shape xmlns:r="http://schemas.openxmlformats.org/officeDocument/2006/relationships" r:blip="">
+            <dgm:adjLst/>
+          </dgm:shape>
+          <dgm:presOf/>
+          <dgm:ruleLst/>
+          <dgm:layoutNode name="rootComposite1">
+            <dgm:alg type="composite"/>
+            <dgm:shape xmlns:r="http://schemas.openxmlformats.org/officeDocument/2006/relationships" r:blip="">
+              <dgm:adjLst/>
+            </dgm:shape>
+            <dgm:presOf axis="self" ptType="node" cnt="1"/>
+            <dgm:choose name="Name22">
+              <dgm:if name="Name23" func="var" arg="hierBranch" op="equ" val="init">
+                <dgm:constrLst>
+                  <dgm:constr type="l" for="ch" forName="rootText1"/>
+                  <dgm:constr type="t" for="ch" forName="rootText1"/>
+                  <dgm:constr type="w" for="ch" forName="rootText1" refType="w"/>
+                  <dgm:constr type="h" for="ch" forName="rootText1" refType="h"/>
+                  <dgm:constr type="l" for="ch" forName="rootConnector1"/>
+                  <dgm:constr type="t" for="ch" forName="rootConnector1"/>
+                  <dgm:constr type="w" for="ch" forName="rootConnector1" refType="w" refFor="ch" refForName="rootText1" fact="0.2"/>
+                  <dgm:constr type="h" for="ch" forName="rootConnector1" refType="h" refFor="ch" refForName="rootText1"/>
+                </dgm:constrLst>
+              </dgm:if>
+              <dgm:if name="Name24" func="var" arg="hierBranch" op="equ" val="l">
+                <dgm:constrLst>
+                  <dgm:constr type="l" for="ch" forName="rootText1"/>
+                  <dgm:constr type="t" for="ch" forName="rootText1"/>
+                  <dgm:constr type="w" for="ch" forName="rootText1" refType="w"/>
+                  <dgm:constr type="h" for="ch" forName="rootText1" refType="h"/>
+                  <dgm:constr type="r" for="ch" forName="rootConnector1" refType="w"/>
+                  <dgm:constr type="t" for="ch" forName="rootConnector1"/>
+                  <dgm:constr type="w" for="ch" forName="rootConnector1" refType="w" refFor="ch" refForName="rootText1" fact="0.2"/>
+                  <dgm:constr type="h" for="ch" forName="rootConnector1" refType="h" refFor="ch" refForName="rootText1"/>
+                </dgm:constrLst>
+              </dgm:if>
+              <dgm:if name="Name25" func="var" arg="hierBranch" op="equ" val="r">
+                <dgm:constrLst>
+                  <dgm:constr type="l" for="ch" forName="rootText1"/>
+                  <dgm:constr type="t" for="ch" forName="rootText1"/>
+                  <dgm:constr type="w" for="ch" forName="rootText1" refType="w"/>
+                  <dgm:constr type="h" for="ch" forName="rootText1" refType="h"/>
+                  <dgm:constr type="l" for="ch" forName="rootConnector1"/>
+                  <dgm:constr type="t" for="ch" forName="rootConnector1"/>
+                  <dgm:constr type="w" for="ch" forName="rootConnector1" refType="w" refFor="ch" refForName="rootText1" fact="0.2"/>
+                  <dgm:constr type="h" for="ch" forName="rootConnector1" refType="h" refFor="ch" refForName="rootText1"/>
+                </dgm:constrLst>
+              </dgm:if>
+              <dgm:else name="Name26">
+                <dgm:constrLst>
+                  <dgm:constr type="l" for="ch" forName="rootText1"/>
+                  <dgm:constr type="t" for="ch" forName="rootText1"/>
+                  <dgm:constr type="w" for="ch" forName="rootText1" refType="w"/>
+                  <dgm:constr type="h" for="ch" forName="rootText1" refType="h"/>
+                  <dgm:constr type="r" for="ch" forName="rootConnector1" refType="w"/>
+                  <dgm:constr type="t" for="ch" forName="rootConnector1"/>
+                  <dgm:constr type="w" for="ch" forName="rootConnector1" refType="w" refFor="ch" refForName="rootText1" fact="0.2"/>
+                  <dgm:constr type="h" for="ch" forName="rootConnector1" refType="h" refFor="ch" refForName="rootText1"/>
+                </dgm:constrLst>
+              </dgm:else>
+            </dgm:choose>
+            <dgm:ruleLst/>
+            <dgm:layoutNode name="rootText1" styleLbl="node0">
+              <dgm:varLst>
+                <dgm:chPref val="3"/>
+              </dgm:varLst>
+              <dgm:alg type="tx"/>
+              <dgm:shape xmlns:r="http://schemas.openxmlformats.org/officeDocument/2006/relationships" type="rect" r:blip="">
+                <dgm:adjLst/>
+              </dgm:shape>
+              <dgm:presOf axis="self" ptType="node" cnt="1"/>
+              <dgm:constrLst>
+                <dgm:constr type="primFontSz" val="65"/>
+                <dgm:constr type="lMarg" refType="primFontSz" fact="0.05"/>
+                <dgm:constr type="rMarg" refType="primFontSz" fact="0.05"/>
+                <dgm:constr type="tMarg" refType="primFontSz" fact="0.05"/>
+                <dgm:constr type="bMarg" refType="primFontSz" fact="0.05"/>
+              </dgm:constrLst>
+              <dgm:ruleLst>
+                <dgm:rule type="primFontSz" val="5" fact="NaN" max="NaN"/>
+              </dgm:ruleLst>
+            </dgm:layoutNode>
+            <dgm:layoutNode name="rootConnector1" moveWith="rootText1">
+              <dgm:alg type="sp"/>
+              <dgm:shape xmlns:r="http://schemas.openxmlformats.org/officeDocument/2006/relationships" type="rect" r:blip="" hideGeom="1">
+                <dgm:adjLst/>
+              </dgm:shape>
+              <dgm:presOf axis="self" ptType="node" cnt="1"/>
+              <dgm:constrLst/>
+              <dgm:ruleLst/>
+            </dgm:layoutNode>
+          </dgm:layoutNode>
+          <dgm:layoutNode name="hierChild2">
+            <dgm:choose name="Name27">
+              <dgm:if name="Name28" func="var" arg="hierBranch" op="equ" val="l">
+                <dgm:choose name="Name29">
+                  <dgm:if name="Name30" func="var" arg="dir" op="equ" val="norm">
+                    <dgm:alg type="hierChild">
+                      <dgm:param type="chAlign" val="t"/>
+                      <dgm:param type="linDir" val="fromL"/>
+                    </dgm:alg>
+                  </dgm:if>
+                  <dgm:else name="Name31">
+                    <dgm:alg type="hierChild">
+                      <dgm:param type="chAlign" val="t"/>
+                      <dgm:param type="linDir" val="fromR"/>
+                    </dgm:alg>
+                  </dgm:else>
+                </dgm:choose>
+              </dgm:if>
+              <dgm:if name="Name32" func="var" arg="hierBranch" op="equ" val="r">
+                <dgm:choose name="Name33">
+                  <dgm:if name="Name34" func="var" arg="dir" op="equ" val="norm">
+                    <dgm:alg type="hierChild">
+                      <dgm:param type="chAlign" val="b"/>
+                      <dgm:param type="linDir" val="fromL"/>
+                    </dgm:alg>
+                  </dgm:if>
+                  <dgm:else name="Name35">
+                    <dgm:alg type="hierChild">
+                      <dgm:param type="chAlign" val="b"/>
+                      <dgm:param type="linDir" val="fromR"/>
+                    </dgm:alg>
+                  </dgm:else>
+                </dgm:choose>
+              </dgm:if>
+              <dgm:if name="Name36" func="var" arg="hierBranch" op="equ" val="hang">
+                <dgm:choose name="Name37">
+                  <dgm:if name="Name38" func="var" arg="dir" op="equ" val="norm">
+                    <dgm:alg type="hierChild">
+                      <dgm:param type="chAlign" val="l"/>
+                      <dgm:param type="linDir" val="fromT"/>
+                      <dgm:param type="secChAlign" val="t"/>
+                      <dgm:param type="secLinDir" val="fromL"/>
+                    </dgm:alg>
+                  </dgm:if>
+                  <dgm:else name="Name39">
+                    <dgm:alg type="hierChild">
+                      <dgm:param type="chAlign" val="r"/>
+                      <dgm:param type="linDir" val="fromT"/>
+                      <dgm:param type="secChAlign" val="t"/>
+                      <dgm:param type="secLinDir" val="fromR"/>
+                    </dgm:alg>
+                  </dgm:else>
+                </dgm:choose>
+              </dgm:if>
+              <dgm:else name="Name40">
+                <dgm:choose name="Name41">
+                  <dgm:if name="Name42" func="var" arg="dir" op="equ" val="norm">
+                    <dgm:alg type="hierChild">
+                      <dgm:param type="linDir" val="fromT"/>
+                      <dgm:param type="chAlign" val="l"/>
+                    </dgm:alg>
+                  </dgm:if>
+                  <dgm:else name="Name43">
+                    <dgm:alg type="hierChild">
+                      <dgm:param type="linDir" val="fromT"/>
+                      <dgm:param type="chAlign" val="r"/>
+                    </dgm:alg>
+                  </dgm:else>
+                </dgm:choose>
+              </dgm:else>
+            </dgm:choose>
+            <dgm:shape xmlns:r="http://schemas.openxmlformats.org/officeDocument/2006/relationships" r:blip="">
+              <dgm:adjLst/>
+            </dgm:shape>
+            <dgm:presOf/>
+            <dgm:constrLst/>
+            <dgm:ruleLst/>
+            <dgm:forEach name="rep2a" axis="ch" ptType="nonAsst">
+              <dgm:forEach name="Name44" axis="precedSib" ptType="parTrans" st="-1" cnt="1">
+                <dgm:choose name="Name45">
+                  <dgm:if name="Name46" func="var" arg="hierBranch" op="equ" val="hang">
+                    <dgm:layoutNode name="Name47">
+                      <dgm:choose name="Name48">
+                        <dgm:if name="Name49" func="var" arg="dir" op="equ" val="norm">
+                          <dgm:alg type="conn">
+                            <dgm:param type="connRout" val="bend"/>
+                            <dgm:param type="dim" val="1D"/>
+                            <dgm:param type="endSty" val="noArr"/>
+                            <dgm:param type="begPts" val="midR"/>
+                            <dgm:param type="endPts" val="bCtr tCtr"/>
+                          </dgm:alg>
+                        </dgm:if>
+                        <dgm:else name="Name50">
+                          <dgm:alg type="conn">
+                            <dgm:param type="connRout" val="bend"/>
+                            <dgm:param type="dim" val="1D"/>
+                            <dgm:param type="endSty" val="noArr"/>
+                            <dgm:param type="begPts" val="midL"/>
+                            <dgm:param type="endPts" val="bCtr tCtr"/>
+                          </dgm:alg>
+                        </dgm:else>
+                      </dgm:choose>
+                      <dgm:shape xmlns:r="http://schemas.openxmlformats.org/officeDocument/2006/relationships" type="conn" r:blip="" zOrderOff="-99999">
+                        <dgm:adjLst/>
+                      </dgm:shape>
+                      <dgm:presOf axis="self"/>
+                      <dgm:constrLst>
+                        <dgm:constr type="begPad"/>
+                        <dgm:constr type="endPad"/>
+                      </dgm:constrLst>
+                      <dgm:ruleLst/>
+                    </dgm:layoutNode>
+                  </dgm:if>
+                  <dgm:if name="Name51" func="var" arg="hierBranch" op="equ" val="l">
+                    <dgm:layoutNode name="Name52">
+                      <dgm:choose name="Name53">
+                        <dgm:if name="Name54" func="var" arg="dir" op="equ" val="norm">
+                          <dgm:alg type="conn">
+                            <dgm:param type="connRout" val="bend"/>
+                            <dgm:param type="dim" val="1D"/>
+                            <dgm:param type="endSty" val="noArr"/>
+                            <dgm:param type="begPts" val="midR"/>
+                            <dgm:param type="endPts" val="tCtr"/>
+                          </dgm:alg>
+                        </dgm:if>
+                        <dgm:else name="Name55">
+                          <dgm:alg type="conn">
+                            <dgm:param type="connRout" val="bend"/>
+                            <dgm:param type="dim" val="1D"/>
+                            <dgm:param type="endSty" val="noArr"/>
+                            <dgm:param type="begPts" val="midL"/>
+                            <dgm:param type="endPts" val="tCtr"/>
+                          </dgm:alg>
+                        </dgm:else>
+                      </dgm:choose>
+                      <dgm:shape xmlns:r="http://schemas.openxmlformats.org/officeDocument/2006/relationships" type="conn" r:blip="" zOrderOff="-99999">
+                        <dgm:adjLst/>
+                      </dgm:shape>
+                      <dgm:presOf axis="self"/>
+                      <dgm:constrLst>
+                        <dgm:constr type="begPad"/>
+                        <dgm:constr type="endPad"/>
+                      </dgm:constrLst>
+                      <dgm:ruleLst/>
+                    </dgm:layoutNode>
+                  </dgm:if>
+                  <dgm:if name="Name56" func="var" arg="hierBranch" op="equ" val="r">
+                    <dgm:layoutNode name="Name57">
+                      <dgm:choose name="Name58">
+                        <dgm:if name="Name59" func="var" arg="dir" op="equ" val="norm">
+                          <dgm:alg type="conn">
+                            <dgm:param type="connRout" val="bend"/>
+                            <dgm:param type="dim" val="1D"/>
+                            <dgm:param type="endSty" val="noArr"/>
+                            <dgm:param type="begPts" val="midR"/>
+                            <dgm:param type="endPts" val="bCtr"/>
+                          </dgm:alg>
+                        </dgm:if>
+                        <dgm:else name="Name60">
+                          <dgm:alg type="conn">
+                            <dgm:param type="connRout" val="bend"/>
+                            <dgm:param type="dim" val="1D"/>
+                            <dgm:param type="endSty" val="noArr"/>
+                            <dgm:param type="begPts" val="midL"/>
+                            <dgm:param type="endPts" val="bCtr"/>
+                          </dgm:alg>
+                        </dgm:else>
+                      </dgm:choose>
+                      <dgm:shape xmlns:r="http://schemas.openxmlformats.org/officeDocument/2006/relationships" type="conn" r:blip="" zOrderOff="-99999">
+                        <dgm:adjLst/>
+                      </dgm:shape>
+                      <dgm:presOf axis="self"/>
+                      <dgm:constrLst>
+                        <dgm:constr type="begPad"/>
+                        <dgm:constr type="endPad"/>
+                      </dgm:constrLst>
+                      <dgm:ruleLst/>
+                    </dgm:layoutNode>
+                  </dgm:if>
+                  <dgm:else name="Name61">
+                    <dgm:choose name="Name62">
+                      <dgm:if name="Name63" func="var" arg="dir" op="equ" val="norm">
+                        <dgm:layoutNode name="Name64">
+                          <dgm:alg type="conn">
+                            <dgm:param type="connRout" val="bend"/>
+                            <dgm:param type="dim" val="1D"/>
+                            <dgm:param type="endSty" val="noArr"/>
+                            <dgm:param type="begPts" val="midR"/>
+                            <dgm:param type="endPts" val="midL"/>
+                            <dgm:param type="bendPt" val="end"/>
+                          </dgm:alg>
+                          <dgm:shape xmlns:r="http://schemas.openxmlformats.org/officeDocument/2006/relationships" type="conn" r:blip="" zOrderOff="-99999">
+                            <dgm:adjLst/>
+                          </dgm:shape>
+                          <dgm:presOf axis="self"/>
+                          <dgm:constrLst>
+                            <dgm:constr type="begPad"/>
+                            <dgm:constr type="endPad"/>
+                          </dgm:constrLst>
+                          <dgm:ruleLst/>
+                        </dgm:layoutNode>
+                      </dgm:if>
+                      <dgm:else name="Name65">
+                        <dgm:layoutNode name="Name66">
+                          <dgm:alg type="conn">
+                            <dgm:param type="connRout" val="bend"/>
+                            <dgm:param type="dim" val="1D"/>
+                            <dgm:param type="endSty" val="noArr"/>
+                            <dgm:param type="begPts" val="midL"/>
+                            <dgm:param type="endPts" val="midR"/>
+                            <dgm:param type="bendPt" val="end"/>
+                          </dgm:alg>
+                          <dgm:shape xmlns:r="http://schemas.openxmlformats.org/officeDocument/2006/relationships" type="conn" r:blip="" zOrderOff="-99999">
+                            <dgm:adjLst/>
+                          </dgm:shape>
+                          <dgm:presOf axis="self"/>
+                          <dgm:constrLst>
+                            <dgm:constr type="begPad"/>
+                            <dgm:constr type="endPad"/>
+                          </dgm:constrLst>
+                          <dgm:ruleLst/>
+                        </dgm:layoutNode>
+                      </dgm:else>
+                    </dgm:choose>
+                  </dgm:else>
+                </dgm:choose>
+              </dgm:forEach>
+              <dgm:layoutNode name="hierRoot2">
+                <dgm:varLst>
+                  <dgm:hierBranch val="init"/>
+                </dgm:varLst>
+                <dgm:choose name="Name67">
+                  <dgm:if name="Name68" func="var" arg="hierBranch" op="equ" val="l">
+                    <dgm:choose name="Name69">
+                      <dgm:if name="Name70" func="var" arg="dir" op="equ" val="norm">
+                        <dgm:alg type="hierRoot">
+                          <dgm:param type="hierAlign" val="lT"/>
+                        </dgm:alg>
+                        <dgm:constrLst>
+                          <dgm:constr type="alignOff" val="0.75"/>
+                        </dgm:constrLst>
+                      </dgm:if>
+                      <dgm:else name="Name71">
+                        <dgm:alg type="hierRoot">
+                          <dgm:param type="hierAlign" val="rT"/>
+                        </dgm:alg>
+                        <dgm:constrLst>
+                          <dgm:constr type="alignOff" val="0.75"/>
+                        </dgm:constrLst>
+                      </dgm:else>
+                    </dgm:choose>
+                  </dgm:if>
+                  <dgm:if name="Name72" func="var" arg="hierBranch" op="equ" val="r">
+                    <dgm:choose name="Name73">
+                      <dgm:if name="Name74" func="var" arg="dir" op="equ" val="norm">
+                        <dgm:alg type="hierRoot">
+                          <dgm:param type="hierAlign" val="lB"/>
+                        </dgm:alg>
+                        <dgm:constrLst>
+                          <dgm:constr type="alignOff" val="0.75"/>
+                        </dgm:constrLst>
+                      </dgm:if>
+                      <dgm:else name="Name75">
+                        <dgm:alg type="hierRoot">
+                          <dgm:param type="hierAlign" val="rB"/>
+                        </dgm:alg>
+                        <dgm:constrLst>
+                          <dgm:constr type="alignOff" val="0.75"/>
+                        </dgm:constrLst>
+                      </dgm:else>
+                    </dgm:choose>
+                  </dgm:if>
+                  <dgm:if name="Name76" func="var" arg="hierBranch" op="equ" val="hang">
+                    <dgm:choose name="Name77">
+                      <dgm:if name="Name78" func="var" arg="dir" op="equ" val="norm">
+                        <dgm:alg type="hierRoot">
+                          <dgm:param type="hierAlign" val="lCtrCh"/>
+                        </dgm:alg>
+                        <dgm:constrLst>
+                          <dgm:constr type="alignOff" val="0.65"/>
+                        </dgm:constrLst>
+                      </dgm:if>
+                      <dgm:else name="Name79">
+                        <dgm:alg type="hierRoot">
+                          <dgm:param type="hierAlign" val="rCtrCh"/>
+                        </dgm:alg>
+                        <dgm:constrLst>
+                          <dgm:constr type="alignOff" val="0.65"/>
+                        </dgm:constrLst>
+                      </dgm:else>
+                    </dgm:choose>
+                  </dgm:if>
+                  <dgm:else name="Name80">
+                    <dgm:choose name="Name81">
+                      <dgm:if name="Name82" func="var" arg="dir" op="equ" val="norm">
+                        <dgm:alg type="hierRoot">
+                          <dgm:param type="hierAlign" val="lCtrCh"/>
+                        </dgm:alg>
+                        <dgm:constrLst>
+                          <dgm:constr type="alignOff"/>
+                          <dgm:constr type="bendDist" for="des" ptType="parTrans" refType="sp" fact="0.5"/>
+                        </dgm:constrLst>
+                      </dgm:if>
+                      <dgm:else name="Name83">
+                        <dgm:alg type="hierRoot">
+                          <dgm:param type="hierAlign" val="rCtrCh"/>
+                        </dgm:alg>
+                        <dgm:constrLst>
+                          <dgm:constr type="alignOff"/>
+                          <dgm:constr type="bendDist" for="des" ptType="parTrans" refType="sp" fact="0.5"/>
+                        </dgm:constrLst>
+                      </dgm:else>
+                    </dgm:choose>
+                  </dgm:else>
+                </dgm:choose>
+                <dgm:shape xmlns:r="http://schemas.openxmlformats.org/officeDocument/2006/relationships" r:blip="">
+                  <dgm:adjLst/>
+                </dgm:shape>
+                <dgm:presOf/>
+                <dgm:ruleLst/>
+                <dgm:layoutNode name="rootComposite">
+                  <dgm:alg type="composite"/>
+                  <dgm:shape xmlns:r="http://schemas.openxmlformats.org/officeDocument/2006/relationships" r:blip="">
+                    <dgm:adjLst/>
+                  </dgm:shape>
+                  <dgm:presOf axis="self" ptType="node" cnt="1"/>
+                  <dgm:choose name="Name84">
+                    <dgm:if name="Name85" func="var" arg="hierBranch" op="equ" val="init">
+                      <dgm:constrLst>
+                        <dgm:constr type="l" for="ch" forName="rootText"/>
+                        <dgm:constr type="t" for="ch" forName="rootText"/>
+                        <dgm:constr type="w" for="ch" forName="rootText" refType="w"/>
+                        <dgm:constr type="h" for="ch" forName="rootText" refType="h"/>
+                        <dgm:constr type="l" for="ch" forName="rootConnector"/>
+                        <dgm:constr type="t" for="ch" forName="rootConnector"/>
+                        <dgm:constr type="w" for="ch" forName="rootConnector" refType="w" refFor="ch" refForName="rootText" fact="0.2"/>
+                        <dgm:constr type="h" for="ch" forName="rootConnector" refType="h" refFor="ch" refForName="rootText"/>
+                      </dgm:constrLst>
+                    </dgm:if>
+                    <dgm:if name="Name86" func="var" arg="hierBranch" op="equ" val="l">
+                      <dgm:constrLst>
+                        <dgm:constr type="l" for="ch" forName="rootText"/>
+                        <dgm:constr type="t" for="ch" forName="rootText"/>
+                        <dgm:constr type="w" for="ch" forName="rootText" refType="w"/>
+                        <dgm:constr type="h" for="ch" forName="rootText" refType="h"/>
+                        <dgm:constr type="r" for="ch" forName="rootConnector" refType="w"/>
+                        <dgm:constr type="t" for="ch" forName="rootConnector"/>
+                        <dgm:constr type="w" for="ch" forName="rootConnector" refType="w" refFor="ch" refForName="rootText" fact="0.2"/>
+                        <dgm:constr type="h" for="ch" forName="rootConnector" refType="h" refFor="ch" refForName="rootText"/>
+                      </dgm:constrLst>
+                    </dgm:if>
+                    <dgm:if name="Name87" func="var" arg="hierBranch" op="equ" val="r">
+                      <dgm:constrLst>
+                        <dgm:constr type="l" for="ch" forName="rootText"/>
+                        <dgm:constr type="t" for="ch" forName="rootText"/>
+                        <dgm:constr type="w" for="ch" forName="rootText" refType="w"/>
+                        <dgm:constr type="h" for="ch" forName="rootText" refType="h"/>
+                        <dgm:constr type="l" for="ch" forName="rootConnector"/>
+                        <dgm:constr type="t" for="ch" forName="rootConnector"/>
+                        <dgm:constr type="w" for="ch" forName="rootConnector" refType="w" refFor="ch" refForName="rootText" fact="0.2"/>
+                        <dgm:constr type="h" for="ch" forName="rootConnector" refType="h" refFor="ch" refForName="rootText"/>
+                      </dgm:constrLst>
+                    </dgm:if>
+                    <dgm:else name="Name88">
+                      <dgm:constrLst>
+                        <dgm:constr type="l" for="ch" forName="rootText"/>
+                        <dgm:constr type="t" for="ch" forName="rootText"/>
+                        <dgm:constr type="w" for="ch" forName="rootText" refType="w"/>
+                        <dgm:constr type="h" for="ch" forName="rootText" refType="h"/>
+                        <dgm:constr type="r" for="ch" forName="rootConnector" refType="w"/>
+                        <dgm:constr type="t" for="ch" forName="rootConnector"/>
+                        <dgm:constr type="w" for="ch" forName="rootConnector" refType="w" refFor="ch" refForName="rootText" fact="0.2"/>
+                        <dgm:constr type="h" for="ch" forName="rootConnector" refType="h" refFor="ch" refForName="rootText"/>
+                      </dgm:constrLst>
+                    </dgm:else>
+                  </dgm:choose>
+                  <dgm:ruleLst/>
+                  <dgm:layoutNode name="rootText">
+                    <dgm:varLst>
+                      <dgm:chPref val="3"/>
+                    </dgm:varLst>
+                    <dgm:alg type="tx"/>
+                    <dgm:shape xmlns:r="http://schemas.openxmlformats.org/officeDocument/2006/relationships" type="rect" r:blip="">
+                      <dgm:adjLst/>
+                    </dgm:shape>
+                    <dgm:presOf axis="self" ptType="node" cnt="1"/>
+                    <dgm:constrLst>
+                      <dgm:constr type="primFontSz" val="65"/>
+                      <dgm:constr type="lMarg" refType="primFontSz" fact="0.05"/>
+                      <dgm:constr type="rMarg" refType="primFontSz" fact="0.05"/>
+                      <dgm:constr type="tMarg" refType="primFontSz" fact="0.05"/>
+                      <dgm:constr type="bMarg" refType="primFontSz" fact="0.05"/>
+                    </dgm:constrLst>
+                    <dgm:ruleLst>
+                      <dgm:rule type="primFontSz" val="5" fact="NaN" max="NaN"/>
+                    </dgm:ruleLst>
+                  </dgm:layoutNode>
+                  <dgm:layoutNode name="rootConnector" moveWith="rootText">
+                    <dgm:alg type="sp"/>
+                    <dgm:shape xmlns:r="http://schemas.openxmlformats.org/officeDocument/2006/relationships" type="rect" r:blip="" hideGeom="1">
+                      <dgm:adjLst/>
+                    </dgm:shape>
+                    <dgm:presOf axis="self" ptType="node" cnt="1"/>
+                    <dgm:constrLst/>
+                    <dgm:ruleLst/>
+                  </dgm:layoutNode>
+                </dgm:layoutNode>
+                <dgm:layoutNode name="hierChild4">
+                  <dgm:choose name="Name89">
+                    <dgm:if name="Name90" func="var" arg="hierBranch" op="equ" val="l">
+                      <dgm:choose name="Name91">
+                        <dgm:if name="Name92" func="var" arg="dir" op="equ" val="norm">
+                          <dgm:alg type="hierChild">
+                            <dgm:param type="chAlign" val="t"/>
+                            <dgm:param type="linDir" val="fromL"/>
+                          </dgm:alg>
+                        </dgm:if>
+                        <dgm:else name="Name93">
+                          <dgm:alg type="hierChild">
+                            <dgm:param type="chAlign" val="t"/>
+                            <dgm:param type="linDir" val="fromR"/>
+                          </dgm:alg>
+                        </dgm:else>
+                      </dgm:choose>
+                    </dgm:if>
+                    <dgm:if name="Name94" func="var" arg="hierBranch" op="equ" val="r">
+                      <dgm:choose name="Name95">
+                        <dgm:if name="Name96" func="var" arg="dir" op="equ" val="norm">
+                          <dgm:alg type="hierChild">
+                            <dgm:param type="chAlign" val="b"/>
+                            <dgm:param type="linDir" val="fromL"/>
+                          </dgm:alg>
+                        </dgm:if>
+                        <dgm:else name="Name97">
+                          <dgm:alg type="hierChild">
+                            <dgm:param type="chAlign" val="b"/>
+                            <dgm:param type="linDir" val="fromR"/>
+                          </dgm:alg>
+                        </dgm:else>
+                      </dgm:choose>
+                    </dgm:if>
+                    <dgm:if name="Name98" func="var" arg="hierBranch" op="equ" val="hang">
+                      <dgm:choose name="Name99">
+                        <dgm:if name="Name100" func="var" arg="dir" op="equ" val="norm">
+                          <dgm:alg type="hierChild">
+                            <dgm:param type="chAlign" val="l"/>
+                            <dgm:param type="linDir" val="fromT"/>
+                            <dgm:param type="secChAlign" val="t"/>
+                            <dgm:param type="secLinDir" val="fromL"/>
+                          </dgm:alg>
+                        </dgm:if>
+                        <dgm:else name="Name101">
+                          <dgm:alg type="hierChild">
+                            <dgm:param type="chAlign" val="r"/>
+                            <dgm:param type="linDir" val="fromT"/>
+                            <dgm:param type="secChAlign" val="t"/>
+                            <dgm:param type="secLinDir" val="fromR"/>
+                          </dgm:alg>
+                        </dgm:else>
+                      </dgm:choose>
+                    </dgm:if>
+                    <dgm:else name="Name102">
+                      <dgm:choose name="Name103">
+                        <dgm:if name="Name104" func="var" arg="dir" op="equ" val="norm">
+                          <dgm:alg type="hierChild">
+                            <dgm:param type="linDir" val="fromT"/>
+                            <dgm:param type="chAlign" val="l"/>
+                          </dgm:alg>
+                        </dgm:if>
+                        <dgm:else name="Name105">
+                          <dgm:alg type="hierChild">
+                            <dgm:param type="linDir" val="fromT"/>
+                            <dgm:param type="chAlign" val="r"/>
+                          </dgm:alg>
+                        </dgm:else>
+                      </dgm:choose>
+                    </dgm:else>
+                  </dgm:choose>
+                  <dgm:shape xmlns:r="http://schemas.openxmlformats.org/officeDocument/2006/relationships" r:blip="">
+                    <dgm:adjLst/>
+                  </dgm:shape>
+                  <dgm:presOf/>
+                  <dgm:constrLst/>
+                  <dgm:ruleLst/>
+                  <dgm:forEach name="Name106" ref="rep2a"/>
+                </dgm:layoutNode>
+                <dgm:layoutNode name="hierChild5">
+                  <dgm:choose name="Name107">
+                    <dgm:if name="Name108" func="var" arg="dir" op="equ" val="norm">
+                      <dgm:alg type="hierChild">
+                        <dgm:param type="chAlign" val="l"/>
+                        <dgm:param type="linDir" val="fromT"/>
+                        <dgm:param type="secChAlign" val="t"/>
+                        <dgm:param type="secLinDir" val="fromL"/>
+                      </dgm:alg>
+                    </dgm:if>
+                    <dgm:else name="Name109">
+                      <dgm:alg type="hierChild">
+                        <dgm:param type="chAlign" val="r"/>
+                        <dgm:param type="linDir" val="fromT"/>
+                        <dgm:param type="secChAlign" val="t"/>
+                        <dgm:param type="secLinDir" val="fromR"/>
+                      </dgm:alg>
+                    </dgm:else>
+                  </dgm:choose>
+                  <dgm:shape xmlns:r="http://schemas.openxmlformats.org/officeDocument/2006/relationships" r:blip="">
+                    <dgm:adjLst/>
+                  </dgm:shape>
+                  <dgm:presOf/>
+                  <dgm:constrLst/>
+                  <dgm:ruleLst/>
+                  <dgm:forEach name="Name110" ref="rep2b"/>
+                </dgm:layoutNode>
+              </dgm:layoutNode>
+            </dgm:forEach>
+          </dgm:layoutNode>
+          <dgm:layoutNode name="hierChild3">
+            <dgm:choose name="Name111">
+              <dgm:if name="Name112" func="var" arg="dir" op="equ" val="norm">
+                <dgm:alg type="hierChild">
+                  <dgm:param type="chAlign" val="l"/>
+                  <dgm:param type="linDir" val="fromT"/>
+                  <dgm:param type="secChAlign" val="t"/>
+                  <dgm:param type="secLinDir" val="fromL"/>
+                </dgm:alg>
+              </dgm:if>
+              <dgm:else name="Name113">
+                <dgm:alg type="hierChild">
+                  <dgm:param type="chAlign" val="r"/>
+                  <dgm:param type="linDir" val="fromT"/>
+                  <dgm:param type="secChAlign" val="t"/>
+                  <dgm:param type="secLinDir" val="fromR"/>
+                </dgm:alg>
+              </dgm:else>
+            </dgm:choose>
+            <dgm:shape xmlns:r="http://schemas.openxmlformats.org/officeDocument/2006/relationships" r:blip="">
+              <dgm:adjLst/>
+            </dgm:shape>
+            <dgm:presOf/>
+            <dgm:constrLst/>
+            <dgm:ruleLst/>
+            <dgm:forEach name="rep2b" axis="ch" ptType="asst">
+              <dgm:forEach name="Name114" axis="precedSib" ptType="parTrans" st="-1" cnt="1">
+                <dgm:layoutNode name="Name115">
+                  <dgm:choose name="Name116">
+                    <dgm:if name="Name117" func="var" arg="dir" op="equ" val="norm">
+                      <dgm:alg type="conn">
+                        <dgm:param type="connRout" val="bend"/>
+                        <dgm:param type="dim" val="1D"/>
+                        <dgm:param type="endSty" val="noArr"/>
+                        <dgm:param type="begPts" val="midR"/>
+                        <dgm:param type="endPts" val="bCtr tCtr"/>
+                      </dgm:alg>
+                    </dgm:if>
+                    <dgm:else name="Name118">
+                      <dgm:alg type="conn">
+                        <dgm:param type="connRout" val="bend"/>
+                        <dgm:param type="dim" val="1D"/>
+                        <dgm:param type="endSty" val="noArr"/>
+                        <dgm:param type="begPts" val="midL"/>
+                        <dgm:param type="endPts" val="bCtr tCtr"/>
+                      </dgm:alg>
+                    </dgm:else>
+                  </dgm:choose>
+                  <dgm:shape xmlns:r="http://schemas.openxmlformats.org/officeDocument/2006/relationships" type="conn" r:blip="" zOrderOff="-99999">
+                    <dgm:adjLst/>
+                  </dgm:shape>
+                  <dgm:presOf axis="self"/>
+                  <dgm:constrLst>
+                    <dgm:constr type="begPad"/>
+                    <dgm:constr type="endPad"/>
+                  </dgm:constrLst>
+                  <dgm:ruleLst/>
+                </dgm:layoutNode>
+              </dgm:forEach>
+              <dgm:layoutNode name="hierRoot3">
+                <dgm:varLst>
+                  <dgm:hierBranch val="init"/>
+                </dgm:varLst>
+                <dgm:choose name="Name119">
+                  <dgm:if name="Name120" func="var" arg="hierBranch" op="equ" val="l">
+                    <dgm:choose name="Name121">
+                      <dgm:if name="Name122" func="var" arg="dir" op="equ" val="norm">
+                        <dgm:alg type="hierRoot">
+                          <dgm:param type="hierAlign" val="lT"/>
+                        </dgm:alg>
+                        <dgm:constrLst>
+                          <dgm:constr type="alignOff" val="0.75"/>
+                        </dgm:constrLst>
+                      </dgm:if>
+                      <dgm:else name="Name123">
+                        <dgm:alg type="hierRoot">
+                          <dgm:param type="hierAlign" val="rT"/>
+                        </dgm:alg>
+                        <dgm:constrLst>
+                          <dgm:constr type="alignOff" val="0.75"/>
+                        </dgm:constrLst>
+                      </dgm:else>
+                    </dgm:choose>
+                  </dgm:if>
+                  <dgm:if name="Name124" func="var" arg="hierBranch" op="equ" val="r">
+                    <dgm:choose name="Name125">
+                      <dgm:if name="Name126" func="var" arg="dir" op="equ" val="norm">
+                        <dgm:alg type="hierRoot">
+                          <dgm:param type="hierAlign" val="lB"/>
+                        </dgm:alg>
+                        <dgm:constrLst>
+                          <dgm:constr type="alignOff" val="0.75"/>
+                        </dgm:constrLst>
+                      </dgm:if>
+                      <dgm:else name="Name127">
+                        <dgm:alg type="hierRoot">
+                          <dgm:param type="hierAlign" val="rB"/>
+                        </dgm:alg>
+                        <dgm:constrLst>
+                          <dgm:constr type="alignOff" val="0.75"/>
+                        </dgm:constrLst>
+                      </dgm:else>
+                    </dgm:choose>
+                  </dgm:if>
+                  <dgm:if name="Name128" func="var" arg="hierBranch" op="equ" val="hang">
+                    <dgm:choose name="Name129">
+                      <dgm:if name="Name130" func="var" arg="dir" op="equ" val="norm">
+                        <dgm:alg type="hierRoot">
+                          <dgm:param type="hierAlign" val="lCtrCh"/>
+                        </dgm:alg>
+                        <dgm:constrLst>
+                          <dgm:constr type="alignOff" val="0.65"/>
+                        </dgm:constrLst>
+                      </dgm:if>
+                      <dgm:else name="Name131">
+                        <dgm:alg type="hierRoot">
+                          <dgm:param type="hierAlign" val="rCtrCh"/>
+                        </dgm:alg>
+                        <dgm:constrLst>
+                          <dgm:constr type="alignOff" val="0.65"/>
+                        </dgm:constrLst>
+                      </dgm:else>
+                    </dgm:choose>
+                  </dgm:if>
+                  <dgm:else name="Name132">
+                    <dgm:choose name="Name133">
+                      <dgm:if name="Name134" func="var" arg="dir" op="equ" val="norm">
+                        <dgm:alg type="hierRoot">
+                          <dgm:param type="hierAlign" val="lCtrCh"/>
+                        </dgm:alg>
+                        <dgm:constrLst>
+                          <dgm:constr type="alignOff"/>
+                          <dgm:constr type="bendDist" for="des" ptType="parTrans" refType="sp" fact="0.5"/>
+                        </dgm:constrLst>
+                      </dgm:if>
+                      <dgm:else name="Name135">
+                        <dgm:alg type="hierRoot">
+                          <dgm:param type="hierAlign" val="rCtrCh"/>
+                        </dgm:alg>
+                        <dgm:constrLst>
+                          <dgm:constr type="alignOff"/>
+                          <dgm:constr type="bendDist" for="des" ptType="parTrans" refType="sp" fact="0.5"/>
+                        </dgm:constrLst>
+                      </dgm:else>
+                    </dgm:choose>
+                  </dgm:else>
+                </dgm:choose>
+                <dgm:shape xmlns:r="http://schemas.openxmlformats.org/officeDocument/2006/relationships" r:blip="">
+                  <dgm:adjLst/>
+                </dgm:shape>
+                <dgm:presOf/>
+                <dgm:ruleLst/>
+                <dgm:layoutNode name="rootComposite3">
+                  <dgm:alg type="composite"/>
+                  <dgm:shape xmlns:r="http://schemas.openxmlformats.org/officeDocument/2006/relationships" r:blip="">
+                    <dgm:adjLst/>
+                  </dgm:shape>
+                  <dgm:presOf axis="self" ptType="node" cnt="1"/>
+                  <dgm:choose name="Name136">
+                    <dgm:if name="Name137" func="var" arg="hierBranch" op="equ" val="init">
+                      <dgm:constrLst>
+                        <dgm:constr type="l" for="ch" forName="rootText3"/>
+                        <dgm:constr type="t" for="ch" forName="rootText3"/>
+                        <dgm:constr type="w" for="ch" forName="rootText3" refType="w"/>
+                        <dgm:constr type="h" for="ch" forName="rootText3" refType="h"/>
+                        <dgm:constr type="l" for="ch" forName="rootConnector3"/>
+                        <dgm:constr type="t" for="ch" forName="rootConnector3"/>
+                        <dgm:constr type="w" for="ch" forName="rootConnector3" refType="w" refFor="ch" refForName="rootText3" fact="0.2"/>
+                        <dgm:constr type="h" for="ch" forName="rootConnector3" refType="h" refFor="ch" refForName="rootText3"/>
+                      </dgm:constrLst>
+                    </dgm:if>
+                    <dgm:if name="Name138" func="var" arg="hierBranch" op="equ" val="l">
+                      <dgm:constrLst>
+                        <dgm:constr type="l" for="ch" forName="rootText3"/>
+                        <dgm:constr type="t" for="ch" forName="rootText3"/>
+                        <dgm:constr type="w" for="ch" forName="rootText3" refType="w"/>
+                        <dgm:constr type="h" for="ch" forName="rootText3" refType="h"/>
+                        <dgm:constr type="r" for="ch" forName="rootConnector3" refType="w"/>
+                        <dgm:constr type="t" for="ch" forName="rootConnector3"/>
+                        <dgm:constr type="w" for="ch" forName="rootConnector3" refType="w" refFor="ch" refForName="rootText3" fact="0.2"/>
+                        <dgm:constr type="h" for="ch" forName="rootConnector3" refType="h" refFor="ch" refForName="rootText3"/>
+                      </dgm:constrLst>
+                    </dgm:if>
+                    <dgm:if name="Name139" func="var" arg="hierBranch" op="equ" val="r">
+                      <dgm:constrLst>
+                        <dgm:constr type="l" for="ch" forName="rootText3"/>
+                        <dgm:constr type="t" for="ch" forName="rootText3"/>
+                        <dgm:constr type="w" for="ch" forName="rootText3" refType="w"/>
+                        <dgm:constr type="h" for="ch" forName="rootText3" refType="h"/>
+                        <dgm:constr type="l" for="ch" forName="rootConnector3"/>
+                        <dgm:constr type="t" for="ch" forName="rootConnector3"/>
+                        <dgm:constr type="w" for="ch" forName="rootConnector3" refType="w" refFor="ch" refForName="rootText3" fact="0.2"/>
+                        <dgm:constr type="h" for="ch" forName="rootConnector3" refType="h" refFor="ch" refForName="rootText3"/>
+                      </dgm:constrLst>
+                    </dgm:if>
+                    <dgm:else name="Name140">
+                      <dgm:constrLst>
+                        <dgm:constr type="l" for="ch" forName="rootText3"/>
+                        <dgm:constr type="t" for="ch" forName="rootText3"/>
+                        <dgm:constr type="w" for="ch" forName="rootText3" refType="w"/>
+                        <dgm:constr type="h" for="ch" forName="rootText3" refType="h"/>
+                        <dgm:constr type="r" for="ch" forName="rootConnector3" refType="w"/>
+                        <dgm:constr type="t" for="ch" forName="rootConnector3"/>
+                        <dgm:constr type="w" for="ch" forName="rootConnector3" refType="w" refFor="ch" refForName="rootText3" fact="0.2"/>
+                        <dgm:constr type="h" for="ch" forName="rootConnector3" refType="h" refFor="ch" refForName="rootText3"/>
+                      </dgm:constrLst>
+                    </dgm:else>
+                  </dgm:choose>
+                  <dgm:ruleLst/>
+                  <dgm:layoutNode name="rootText3">
+                    <dgm:varLst>
+                      <dgm:chPref val="3"/>
+                    </dgm:varLst>
+                    <dgm:alg type="tx"/>
+                    <dgm:shape xmlns:r="http://schemas.openxmlformats.org/officeDocument/2006/relationships" type="rect" r:blip="">
+                      <dgm:adjLst/>
+                    </dgm:shape>
+                    <dgm:presOf axis="self" ptType="node" cnt="1"/>
+                    <dgm:constrLst>
+                      <dgm:constr type="primFontSz" val="65"/>
+                      <dgm:constr type="lMarg" refType="primFontSz" fact="0.05"/>
+                      <dgm:constr type="rMarg" refType="primFontSz" fact="0.05"/>
+                      <dgm:constr type="tMarg" refType="primFontSz" fact="0.05"/>
+                      <dgm:constr type="bMarg" refType="primFontSz" fact="0.05"/>
+                    </dgm:constrLst>
+                    <dgm:ruleLst>
+                      <dgm:rule type="primFontSz" val="5" fact="NaN" max="NaN"/>
+                    </dgm:ruleLst>
+                  </dgm:layoutNode>
+                  <dgm:layoutNode name="rootConnector3" moveWith="rootText1">
+                    <dgm:alg type="sp"/>
+                    <dgm:shape xmlns:r="http://schemas.openxmlformats.org/officeDocument/2006/relationships" type="rect" r:blip="" hideGeom="1">
+                      <dgm:adjLst/>
+                    </dgm:shape>
+                    <dgm:presOf axis="self" ptType="node" cnt="1"/>
+                    <dgm:constrLst/>
+                    <dgm:ruleLst/>
+                  </dgm:layoutNode>
+                </dgm:layoutNode>
+                <dgm:layoutNode name="hierChild6">
+                  <dgm:choose name="Name141">
+                    <dgm:if name="Name142" func="var" arg="hierBranch" op="equ" val="l">
+                      <dgm:choose name="Name143">
+                        <dgm:if name="Name144" func="var" arg="dir" op="equ" val="norm">
+                          <dgm:alg type="hierChild">
+                            <dgm:param type="chAlign" val="t"/>
+                            <dgm:param type="linDir" val="fromL"/>
+                          </dgm:alg>
+                        </dgm:if>
+                        <dgm:else name="Name145">
+                          <dgm:alg type="hierChild">
+                            <dgm:param type="chAlign" val="t"/>
+                            <dgm:param type="linDir" val="fromR"/>
+                          </dgm:alg>
+                        </dgm:else>
+                      </dgm:choose>
+                    </dgm:if>
+                    <dgm:if name="Name146" func="var" arg="hierBranch" op="equ" val="r">
+                      <dgm:choose name="Name147">
+                        <dgm:if name="Name148" func="var" arg="dir" op="equ" val="norm">
+                          <dgm:alg type="hierChild">
+                            <dgm:param type="chAlign" val="b"/>
+                            <dgm:param type="linDir" val="fromL"/>
+                          </dgm:alg>
+                        </dgm:if>
+                        <dgm:else name="Name149">
+                          <dgm:alg type="hierChild">
+                            <dgm:param type="chAlign" val="b"/>
+                            <dgm:param type="linDir" val="fromR"/>
+                          </dgm:alg>
+                        </dgm:else>
+                      </dgm:choose>
+                    </dgm:if>
+                    <dgm:if name="Name150" func="var" arg="hierBranch" op="equ" val="hang">
+                      <dgm:choose name="Name151">
+                        <dgm:if name="Name152" func="var" arg="dir" op="equ" val="norm">
+                          <dgm:alg type="hierChild">
+                            <dgm:param type="chAlign" val="l"/>
+                            <dgm:param type="linDir" val="fromT"/>
+                            <dgm:param type="secChAlign" val="t"/>
+                            <dgm:param type="secLinDir" val="fromL"/>
+                          </dgm:alg>
+                        </dgm:if>
+                        <dgm:else name="Name153">
+                          <dgm:alg type="hierChild">
+                            <dgm:param type="chAlign" val="r"/>
+                            <dgm:param type="linDir" val="fromT"/>
+                            <dgm:param type="secChAlign" val="t"/>
+                            <dgm:param type="secLinDir" val="fromR"/>
+                          </dgm:alg>
+                        </dgm:else>
+                      </dgm:choose>
+                    </dgm:if>
+                    <dgm:else name="Name154">
+                      <dgm:choose name="Name155">
+                        <dgm:if name="Name156" func="var" arg="dir" op="equ" val="norm">
+                          <dgm:alg type="hierChild">
+                            <dgm:param type="linDir" val="fromT"/>
+                            <dgm:param type="chAlign" val="l"/>
+                          </dgm:alg>
+                        </dgm:if>
+                        <dgm:else name="Name157">
+                          <dgm:alg type="hierChild">
+                            <dgm:param type="linDir" val="fromT"/>
+                            <dgm:param type="chAlign" val="r"/>
+                          </dgm:alg>
+                        </dgm:else>
+                      </dgm:choose>
+                    </dgm:else>
+                  </dgm:choose>
+                  <dgm:shape xmlns:r="http://schemas.openxmlformats.org/officeDocument/2006/relationships" r:blip="">
+                    <dgm:adjLst/>
+                  </dgm:shape>
+                  <dgm:presOf/>
+                  <dgm:constrLst/>
+                  <dgm:ruleLst/>
+                  <dgm:forEach name="Name158" ref="rep2a"/>
+                </dgm:layoutNode>
+                <dgm:layoutNode name="hierChild7">
+                  <dgm:choose name="Name159">
+                    <dgm:if name="Name160" func="var" arg="dir" op="equ" val="norm">
+                      <dgm:alg type="hierChild">
+                        <dgm:param type="chAlign" val="l"/>
+                        <dgm:param type="linDir" val="fromT"/>
+                        <dgm:param type="secChAlign" val="t"/>
+                        <dgm:param type="secLinDir" val="fromL"/>
+                      </dgm:alg>
+                    </dgm:if>
+                    <dgm:else name="Name161">
+                      <dgm:alg type="hierChild">
+                        <dgm:param type="chAlign" val="r"/>
+                        <dgm:param type="linDir" val="fromT"/>
+                        <dgm:param type="secChAlign" val="t"/>
+                        <dgm:param type="secLinDir" val="fromR"/>
+                      </dgm:alg>
+                    </dgm:else>
+                  </dgm:choose>
+                  <dgm:shape xmlns:r="http://schemas.openxmlformats.org/officeDocument/2006/relationships" r:blip="">
+                    <dgm:adjLst/>
+                  </dgm:shape>
+                  <dgm:presOf/>
+                  <dgm:constrLst/>
+                  <dgm:ruleLst/>
+                  <dgm:forEach name="Name162" ref="rep2b"/>
+                </dgm:layoutNode>
+              </dgm:layoutNode>
+            </dgm:forEach>
+          </dgm:layoutNode>
+        </dgm:layoutNode>
+      </dgm:forEach>
+    </dgm:forEach>
+  </dgm:layoutNode>
+</dgm:layoutDef>
 </file>
 
 <file path=word/diagrams/layout7.xml><?xml version="1.0" encoding="utf-8"?>
@@ -12790,1191 +13745,7 @@
 </dgm:layoutDef>
 </file>
 
-<file path=word/diagrams/layout8.xml><?xml version="1.0" encoding="utf-8"?>
-<dgm:layoutDef xmlns:dgm="http://schemas.openxmlformats.org/drawingml/2006/diagram" xmlns:a="http://schemas.openxmlformats.org/drawingml/2006/main" uniqueId="urn:microsoft.com/office/officeart/2009/3/layout/HorizontalOrganizationChart">
-  <dgm:title val=""/>
-  <dgm:desc val=""/>
-  <dgm:catLst>
-    <dgm:cat type="hierarchy" pri="4300"/>
-  </dgm:catLst>
-  <dgm:sampData>
-    <dgm:dataModel>
-      <dgm:ptLst>
-        <dgm:pt modelId="0" type="doc"/>
-        <dgm:pt modelId="1">
-          <dgm:prSet phldr="1"/>
-        </dgm:pt>
-        <dgm:pt modelId="2" type="asst">
-          <dgm:prSet phldr="1"/>
-        </dgm:pt>
-        <dgm:pt modelId="3">
-          <dgm:prSet phldr="1"/>
-        </dgm:pt>
-        <dgm:pt modelId="4">
-          <dgm:prSet phldr="1"/>
-        </dgm:pt>
-        <dgm:pt modelId="5">
-          <dgm:prSet phldr="1"/>
-        </dgm:pt>
-      </dgm:ptLst>
-      <dgm:cxnLst>
-        <dgm:cxn modelId="5" srcId="0" destId="1" srcOrd="0" destOrd="0"/>
-        <dgm:cxn modelId="6" srcId="1" destId="2" srcOrd="0" destOrd="0"/>
-        <dgm:cxn modelId="7" srcId="1" destId="3" srcOrd="1" destOrd="0"/>
-        <dgm:cxn modelId="8" srcId="1" destId="4" srcOrd="2" destOrd="0"/>
-        <dgm:cxn modelId="9" srcId="1" destId="5" srcOrd="3" destOrd="0"/>
-      </dgm:cxnLst>
-      <dgm:bg/>
-      <dgm:whole/>
-    </dgm:dataModel>
-  </dgm:sampData>
-  <dgm:styleData>
-    <dgm:dataModel>
-      <dgm:ptLst>
-        <dgm:pt modelId="0" type="doc"/>
-        <dgm:pt modelId="1"/>
-        <dgm:pt modelId="12"/>
-        <dgm:pt modelId="13"/>
-      </dgm:ptLst>
-      <dgm:cxnLst>
-        <dgm:cxn modelId="2" srcId="0" destId="1" srcOrd="0" destOrd="0"/>
-        <dgm:cxn modelId="16" srcId="1" destId="12" srcOrd="1" destOrd="0"/>
-        <dgm:cxn modelId="17" srcId="1" destId="13" srcOrd="2" destOrd="0"/>
-      </dgm:cxnLst>
-      <dgm:bg/>
-      <dgm:whole/>
-    </dgm:dataModel>
-  </dgm:styleData>
-  <dgm:clrData>
-    <dgm:dataModel>
-      <dgm:ptLst>
-        <dgm:pt modelId="0" type="doc"/>
-        <dgm:pt modelId="1"/>
-        <dgm:pt modelId="11" type="asst"/>
-        <dgm:pt modelId="12"/>
-        <dgm:pt modelId="13"/>
-        <dgm:pt modelId="14"/>
-      </dgm:ptLst>
-      <dgm:cxnLst>
-        <dgm:cxn modelId="2" srcId="0" destId="1" srcOrd="0" destOrd="0"/>
-        <dgm:cxn modelId="15" srcId="1" destId="11" srcOrd="0" destOrd="0"/>
-        <dgm:cxn modelId="16" srcId="1" destId="12" srcOrd="1" destOrd="0"/>
-        <dgm:cxn modelId="17" srcId="1" destId="13" srcOrd="2" destOrd="0"/>
-        <dgm:cxn modelId="18" srcId="1" destId="14" srcOrd="2" destOrd="0"/>
-      </dgm:cxnLst>
-      <dgm:bg/>
-      <dgm:whole/>
-    </dgm:dataModel>
-  </dgm:clrData>
-  <dgm:layoutNode name="hierChild1">
-    <dgm:varLst>
-      <dgm:orgChart val="1"/>
-      <dgm:chPref val="1"/>
-      <dgm:dir/>
-      <dgm:animOne val="branch"/>
-      <dgm:animLvl val="lvl"/>
-      <dgm:resizeHandles/>
-    </dgm:varLst>
-    <dgm:choose name="Name0">
-      <dgm:if name="Name1" func="var" arg="dir" op="equ" val="norm">
-        <dgm:alg type="hierChild">
-          <dgm:param type="linDir" val="fromT"/>
-          <dgm:param type="chAlign" val="l"/>
-        </dgm:alg>
-      </dgm:if>
-      <dgm:else name="Name2">
-        <dgm:alg type="hierChild">
-          <dgm:param type="linDir" val="fromT"/>
-          <dgm:param type="chAlign" val="r"/>
-        </dgm:alg>
-      </dgm:else>
-    </dgm:choose>
-    <dgm:shape xmlns:r="http://schemas.openxmlformats.org/officeDocument/2006/relationships" r:blip="">
-      <dgm:adjLst/>
-    </dgm:shape>
-    <dgm:presOf/>
-    <dgm:constrLst>
-      <dgm:constr type="w" for="des" forName="rootComposite1" refType="w" fact="10"/>
-      <dgm:constr type="h" for="des" forName="rootComposite1" refType="w" refFor="des" refForName="rootComposite1" fact="0.305"/>
-      <dgm:constr type="w" for="des" forName="rootComposite" refType="w" fact="10"/>
-      <dgm:constr type="h" for="des" forName="rootComposite" refType="w" refFor="des" refForName="rootComposite1" fact="0.305"/>
-      <dgm:constr type="w" for="des" forName="rootComposite3" refType="w" fact="10"/>
-      <dgm:constr type="h" for="des" forName="rootComposite3" refType="w" refFor="des" refForName="rootComposite1" fact="0.305"/>
-      <dgm:constr type="primFontSz" for="des" ptType="node" op="equ"/>
-      <dgm:constr type="sp" for="des" op="equ"/>
-      <dgm:constr type="sp" for="des" forName="hierRoot1" refType="w" refFor="des" refForName="rootComposite1" fact="0.2"/>
-      <dgm:constr type="sp" for="des" forName="hierRoot2" refType="sp" refFor="des" refForName="hierRoot1"/>
-      <dgm:constr type="sp" for="des" forName="hierRoot3" refType="sp" refFor="des" refForName="hierRoot1"/>
-      <dgm:constr type="sibSp" refType="w" refFor="des" refForName="rootComposite1" fact="0.125"/>
-      <dgm:constr type="sibSp" for="des" forName="hierChild2" refType="sibSp"/>
-      <dgm:constr type="sibSp" for="des" forName="hierChild3" refType="sibSp"/>
-      <dgm:constr type="sibSp" for="des" forName="hierChild4" refType="sibSp"/>
-      <dgm:constr type="sibSp" for="des" forName="hierChild5" refType="sibSp"/>
-      <dgm:constr type="sibSp" for="des" forName="hierChild6" refType="sibSp"/>
-      <dgm:constr type="sibSp" for="des" forName="hierChild7" refType="sibSp"/>
-      <dgm:constr type="secSibSp" refType="w" refFor="des" refForName="rootComposite1" fact="0.125"/>
-      <dgm:constr type="secSibSp" for="des" forName="hierChild2" refType="secSibSp"/>
-      <dgm:constr type="secSibSp" for="des" forName="hierChild3" refType="secSibSp"/>
-      <dgm:constr type="secSibSp" for="des" forName="hierChild4" refType="secSibSp"/>
-      <dgm:constr type="secSibSp" for="des" forName="hierChild5" refType="secSibSp"/>
-      <dgm:constr type="secSibSp" for="des" forName="hierChild6" refType="secSibSp"/>
-      <dgm:constr type="secSibSp" for="des" forName="hierChild7" refType="secSibSp"/>
-    </dgm:constrLst>
-    <dgm:ruleLst/>
-    <dgm:forEach name="Name3" axis="ch">
-      <dgm:forEach name="Name4" axis="self" ptType="node">
-        <dgm:layoutNode name="hierRoot1">
-          <dgm:varLst>
-            <dgm:hierBranch val="init"/>
-          </dgm:varLst>
-          <dgm:choose name="Name5">
-            <dgm:if name="Name6" func="var" arg="hierBranch" op="equ" val="l">
-              <dgm:choose name="Name7">
-                <dgm:if name="Name8" func="var" arg="dir" op="equ" val="norm">
-                  <dgm:alg type="hierRoot">
-                    <dgm:param type="hierAlign" val="lT"/>
-                  </dgm:alg>
-                  <dgm:constrLst>
-                    <dgm:constr type="alignOff" val="0.75"/>
-                  </dgm:constrLst>
-                </dgm:if>
-                <dgm:else name="Name9">
-                  <dgm:alg type="hierRoot">
-                    <dgm:param type="hierAlign" val="rT"/>
-                  </dgm:alg>
-                  <dgm:constrLst>
-                    <dgm:constr type="alignOff" val="0.75"/>
-                  </dgm:constrLst>
-                </dgm:else>
-              </dgm:choose>
-            </dgm:if>
-            <dgm:if name="Name10" func="var" arg="hierBranch" op="equ" val="r">
-              <dgm:choose name="Name11">
-                <dgm:if name="Name12" func="var" arg="dir" op="equ" val="norm">
-                  <dgm:alg type="hierRoot">
-                    <dgm:param type="hierAlign" val="lB"/>
-                  </dgm:alg>
-                  <dgm:constrLst>
-                    <dgm:constr type="alignOff" val="0.75"/>
-                  </dgm:constrLst>
-                </dgm:if>
-                <dgm:else name="Name13">
-                  <dgm:alg type="hierRoot">
-                    <dgm:param type="hierAlign" val="rB"/>
-                  </dgm:alg>
-                  <dgm:constrLst>
-                    <dgm:constr type="alignOff" val="0.75"/>
-                  </dgm:constrLst>
-                </dgm:else>
-              </dgm:choose>
-            </dgm:if>
-            <dgm:if name="Name14" func="var" arg="hierBranch" op="equ" val="hang">
-              <dgm:choose name="Name15">
-                <dgm:if name="Name16" func="var" arg="dir" op="equ" val="norm">
-                  <dgm:alg type="hierRoot">
-                    <dgm:param type="hierAlign" val="lCtrCh"/>
-                  </dgm:alg>
-                  <dgm:constrLst>
-                    <dgm:constr type="alignOff" val="0.65"/>
-                  </dgm:constrLst>
-                </dgm:if>
-                <dgm:else name="Name17">
-                  <dgm:alg type="hierRoot">
-                    <dgm:param type="hierAlign" val="rCtrCh"/>
-                  </dgm:alg>
-                  <dgm:constrLst>
-                    <dgm:constr type="alignOff" val="0.65"/>
-                  </dgm:constrLst>
-                </dgm:else>
-              </dgm:choose>
-            </dgm:if>
-            <dgm:else name="Name18">
-              <dgm:choose name="Name19">
-                <dgm:if name="Name20" func="var" arg="dir" op="equ" val="norm">
-                  <dgm:alg type="hierRoot">
-                    <dgm:param type="hierAlign" val="lCtrCh"/>
-                  </dgm:alg>
-                  <dgm:constrLst>
-                    <dgm:constr type="alignOff"/>
-                    <dgm:constr type="bendDist" for="des" ptType="parTrans" refType="sp" fact="0.5"/>
-                  </dgm:constrLst>
-                </dgm:if>
-                <dgm:else name="Name21">
-                  <dgm:alg type="hierRoot">
-                    <dgm:param type="hierAlign" val="rCtrCh"/>
-                  </dgm:alg>
-                  <dgm:constrLst>
-                    <dgm:constr type="alignOff"/>
-                    <dgm:constr type="bendDist" for="des" ptType="parTrans" refType="sp" fact="0.5"/>
-                  </dgm:constrLst>
-                </dgm:else>
-              </dgm:choose>
-            </dgm:else>
-          </dgm:choose>
-          <dgm:shape xmlns:r="http://schemas.openxmlformats.org/officeDocument/2006/relationships" r:blip="">
-            <dgm:adjLst/>
-          </dgm:shape>
-          <dgm:presOf/>
-          <dgm:ruleLst/>
-          <dgm:layoutNode name="rootComposite1">
-            <dgm:alg type="composite"/>
-            <dgm:shape xmlns:r="http://schemas.openxmlformats.org/officeDocument/2006/relationships" r:blip="">
-              <dgm:adjLst/>
-            </dgm:shape>
-            <dgm:presOf axis="self" ptType="node" cnt="1"/>
-            <dgm:choose name="Name22">
-              <dgm:if name="Name23" func="var" arg="hierBranch" op="equ" val="init">
-                <dgm:constrLst>
-                  <dgm:constr type="l" for="ch" forName="rootText1"/>
-                  <dgm:constr type="t" for="ch" forName="rootText1"/>
-                  <dgm:constr type="w" for="ch" forName="rootText1" refType="w"/>
-                  <dgm:constr type="h" for="ch" forName="rootText1" refType="h"/>
-                  <dgm:constr type="l" for="ch" forName="rootConnector1"/>
-                  <dgm:constr type="t" for="ch" forName="rootConnector1"/>
-                  <dgm:constr type="w" for="ch" forName="rootConnector1" refType="w" refFor="ch" refForName="rootText1" fact="0.2"/>
-                  <dgm:constr type="h" for="ch" forName="rootConnector1" refType="h" refFor="ch" refForName="rootText1"/>
-                </dgm:constrLst>
-              </dgm:if>
-              <dgm:if name="Name24" func="var" arg="hierBranch" op="equ" val="l">
-                <dgm:constrLst>
-                  <dgm:constr type="l" for="ch" forName="rootText1"/>
-                  <dgm:constr type="t" for="ch" forName="rootText1"/>
-                  <dgm:constr type="w" for="ch" forName="rootText1" refType="w"/>
-                  <dgm:constr type="h" for="ch" forName="rootText1" refType="h"/>
-                  <dgm:constr type="r" for="ch" forName="rootConnector1" refType="w"/>
-                  <dgm:constr type="t" for="ch" forName="rootConnector1"/>
-                  <dgm:constr type="w" for="ch" forName="rootConnector1" refType="w" refFor="ch" refForName="rootText1" fact="0.2"/>
-                  <dgm:constr type="h" for="ch" forName="rootConnector1" refType="h" refFor="ch" refForName="rootText1"/>
-                </dgm:constrLst>
-              </dgm:if>
-              <dgm:if name="Name25" func="var" arg="hierBranch" op="equ" val="r">
-                <dgm:constrLst>
-                  <dgm:constr type="l" for="ch" forName="rootText1"/>
-                  <dgm:constr type="t" for="ch" forName="rootText1"/>
-                  <dgm:constr type="w" for="ch" forName="rootText1" refType="w"/>
-                  <dgm:constr type="h" for="ch" forName="rootText1" refType="h"/>
-                  <dgm:constr type="l" for="ch" forName="rootConnector1"/>
-                  <dgm:constr type="t" for="ch" forName="rootConnector1"/>
-                  <dgm:constr type="w" for="ch" forName="rootConnector1" refType="w" refFor="ch" refForName="rootText1" fact="0.2"/>
-                  <dgm:constr type="h" for="ch" forName="rootConnector1" refType="h" refFor="ch" refForName="rootText1"/>
-                </dgm:constrLst>
-              </dgm:if>
-              <dgm:else name="Name26">
-                <dgm:constrLst>
-                  <dgm:constr type="l" for="ch" forName="rootText1"/>
-                  <dgm:constr type="t" for="ch" forName="rootText1"/>
-                  <dgm:constr type="w" for="ch" forName="rootText1" refType="w"/>
-                  <dgm:constr type="h" for="ch" forName="rootText1" refType="h"/>
-                  <dgm:constr type="r" for="ch" forName="rootConnector1" refType="w"/>
-                  <dgm:constr type="t" for="ch" forName="rootConnector1"/>
-                  <dgm:constr type="w" for="ch" forName="rootConnector1" refType="w" refFor="ch" refForName="rootText1" fact="0.2"/>
-                  <dgm:constr type="h" for="ch" forName="rootConnector1" refType="h" refFor="ch" refForName="rootText1"/>
-                </dgm:constrLst>
-              </dgm:else>
-            </dgm:choose>
-            <dgm:ruleLst/>
-            <dgm:layoutNode name="rootText1" styleLbl="node0">
-              <dgm:varLst>
-                <dgm:chPref val="3"/>
-              </dgm:varLst>
-              <dgm:alg type="tx"/>
-              <dgm:shape xmlns:r="http://schemas.openxmlformats.org/officeDocument/2006/relationships" type="rect" r:blip="">
-                <dgm:adjLst/>
-              </dgm:shape>
-              <dgm:presOf axis="self" ptType="node" cnt="1"/>
-              <dgm:constrLst>
-                <dgm:constr type="primFontSz" val="65"/>
-                <dgm:constr type="lMarg" refType="primFontSz" fact="0.05"/>
-                <dgm:constr type="rMarg" refType="primFontSz" fact="0.05"/>
-                <dgm:constr type="tMarg" refType="primFontSz" fact="0.05"/>
-                <dgm:constr type="bMarg" refType="primFontSz" fact="0.05"/>
-              </dgm:constrLst>
-              <dgm:ruleLst>
-                <dgm:rule type="primFontSz" val="5" fact="NaN" max="NaN"/>
-              </dgm:ruleLst>
-            </dgm:layoutNode>
-            <dgm:layoutNode name="rootConnector1" moveWith="rootText1">
-              <dgm:alg type="sp"/>
-              <dgm:shape xmlns:r="http://schemas.openxmlformats.org/officeDocument/2006/relationships" type="rect" r:blip="" hideGeom="1">
-                <dgm:adjLst/>
-              </dgm:shape>
-              <dgm:presOf axis="self" ptType="node" cnt="1"/>
-              <dgm:constrLst/>
-              <dgm:ruleLst/>
-            </dgm:layoutNode>
-          </dgm:layoutNode>
-          <dgm:layoutNode name="hierChild2">
-            <dgm:choose name="Name27">
-              <dgm:if name="Name28" func="var" arg="hierBranch" op="equ" val="l">
-                <dgm:choose name="Name29">
-                  <dgm:if name="Name30" func="var" arg="dir" op="equ" val="norm">
-                    <dgm:alg type="hierChild">
-                      <dgm:param type="chAlign" val="t"/>
-                      <dgm:param type="linDir" val="fromL"/>
-                    </dgm:alg>
-                  </dgm:if>
-                  <dgm:else name="Name31">
-                    <dgm:alg type="hierChild">
-                      <dgm:param type="chAlign" val="t"/>
-                      <dgm:param type="linDir" val="fromR"/>
-                    </dgm:alg>
-                  </dgm:else>
-                </dgm:choose>
-              </dgm:if>
-              <dgm:if name="Name32" func="var" arg="hierBranch" op="equ" val="r">
-                <dgm:choose name="Name33">
-                  <dgm:if name="Name34" func="var" arg="dir" op="equ" val="norm">
-                    <dgm:alg type="hierChild">
-                      <dgm:param type="chAlign" val="b"/>
-                      <dgm:param type="linDir" val="fromL"/>
-                    </dgm:alg>
-                  </dgm:if>
-                  <dgm:else name="Name35">
-                    <dgm:alg type="hierChild">
-                      <dgm:param type="chAlign" val="b"/>
-                      <dgm:param type="linDir" val="fromR"/>
-                    </dgm:alg>
-                  </dgm:else>
-                </dgm:choose>
-              </dgm:if>
-              <dgm:if name="Name36" func="var" arg="hierBranch" op="equ" val="hang">
-                <dgm:choose name="Name37">
-                  <dgm:if name="Name38" func="var" arg="dir" op="equ" val="norm">
-                    <dgm:alg type="hierChild">
-                      <dgm:param type="chAlign" val="l"/>
-                      <dgm:param type="linDir" val="fromT"/>
-                      <dgm:param type="secChAlign" val="t"/>
-                      <dgm:param type="secLinDir" val="fromL"/>
-                    </dgm:alg>
-                  </dgm:if>
-                  <dgm:else name="Name39">
-                    <dgm:alg type="hierChild">
-                      <dgm:param type="chAlign" val="r"/>
-                      <dgm:param type="linDir" val="fromT"/>
-                      <dgm:param type="secChAlign" val="t"/>
-                      <dgm:param type="secLinDir" val="fromR"/>
-                    </dgm:alg>
-                  </dgm:else>
-                </dgm:choose>
-              </dgm:if>
-              <dgm:else name="Name40">
-                <dgm:choose name="Name41">
-                  <dgm:if name="Name42" func="var" arg="dir" op="equ" val="norm">
-                    <dgm:alg type="hierChild">
-                      <dgm:param type="linDir" val="fromT"/>
-                      <dgm:param type="chAlign" val="l"/>
-                    </dgm:alg>
-                  </dgm:if>
-                  <dgm:else name="Name43">
-                    <dgm:alg type="hierChild">
-                      <dgm:param type="linDir" val="fromT"/>
-                      <dgm:param type="chAlign" val="r"/>
-                    </dgm:alg>
-                  </dgm:else>
-                </dgm:choose>
-              </dgm:else>
-            </dgm:choose>
-            <dgm:shape xmlns:r="http://schemas.openxmlformats.org/officeDocument/2006/relationships" r:blip="">
-              <dgm:adjLst/>
-            </dgm:shape>
-            <dgm:presOf/>
-            <dgm:constrLst/>
-            <dgm:ruleLst/>
-            <dgm:forEach name="rep2a" axis="ch" ptType="nonAsst">
-              <dgm:forEach name="Name44" axis="precedSib" ptType="parTrans" st="-1" cnt="1">
-                <dgm:choose name="Name45">
-                  <dgm:if name="Name46" func="var" arg="hierBranch" op="equ" val="hang">
-                    <dgm:layoutNode name="Name47">
-                      <dgm:choose name="Name48">
-                        <dgm:if name="Name49" func="var" arg="dir" op="equ" val="norm">
-                          <dgm:alg type="conn">
-                            <dgm:param type="connRout" val="bend"/>
-                            <dgm:param type="dim" val="1D"/>
-                            <dgm:param type="endSty" val="noArr"/>
-                            <dgm:param type="begPts" val="midR"/>
-                            <dgm:param type="endPts" val="bCtr tCtr"/>
-                          </dgm:alg>
-                        </dgm:if>
-                        <dgm:else name="Name50">
-                          <dgm:alg type="conn">
-                            <dgm:param type="connRout" val="bend"/>
-                            <dgm:param type="dim" val="1D"/>
-                            <dgm:param type="endSty" val="noArr"/>
-                            <dgm:param type="begPts" val="midL"/>
-                            <dgm:param type="endPts" val="bCtr tCtr"/>
-                          </dgm:alg>
-                        </dgm:else>
-                      </dgm:choose>
-                      <dgm:shape xmlns:r="http://schemas.openxmlformats.org/officeDocument/2006/relationships" type="conn" r:blip="" zOrderOff="-99999">
-                        <dgm:adjLst/>
-                      </dgm:shape>
-                      <dgm:presOf axis="self"/>
-                      <dgm:constrLst>
-                        <dgm:constr type="begPad"/>
-                        <dgm:constr type="endPad"/>
-                      </dgm:constrLst>
-                      <dgm:ruleLst/>
-                    </dgm:layoutNode>
-                  </dgm:if>
-                  <dgm:if name="Name51" func="var" arg="hierBranch" op="equ" val="l">
-                    <dgm:layoutNode name="Name52">
-                      <dgm:choose name="Name53">
-                        <dgm:if name="Name54" func="var" arg="dir" op="equ" val="norm">
-                          <dgm:alg type="conn">
-                            <dgm:param type="connRout" val="bend"/>
-                            <dgm:param type="dim" val="1D"/>
-                            <dgm:param type="endSty" val="noArr"/>
-                            <dgm:param type="begPts" val="midR"/>
-                            <dgm:param type="endPts" val="tCtr"/>
-                          </dgm:alg>
-                        </dgm:if>
-                        <dgm:else name="Name55">
-                          <dgm:alg type="conn">
-                            <dgm:param type="connRout" val="bend"/>
-                            <dgm:param type="dim" val="1D"/>
-                            <dgm:param type="endSty" val="noArr"/>
-                            <dgm:param type="begPts" val="midL"/>
-                            <dgm:param type="endPts" val="tCtr"/>
-                          </dgm:alg>
-                        </dgm:else>
-                      </dgm:choose>
-                      <dgm:shape xmlns:r="http://schemas.openxmlformats.org/officeDocument/2006/relationships" type="conn" r:blip="" zOrderOff="-99999">
-                        <dgm:adjLst/>
-                      </dgm:shape>
-                      <dgm:presOf axis="self"/>
-                      <dgm:constrLst>
-                        <dgm:constr type="begPad"/>
-                        <dgm:constr type="endPad"/>
-                      </dgm:constrLst>
-                      <dgm:ruleLst/>
-                    </dgm:layoutNode>
-                  </dgm:if>
-                  <dgm:if name="Name56" func="var" arg="hierBranch" op="equ" val="r">
-                    <dgm:layoutNode name="Name57">
-                      <dgm:choose name="Name58">
-                        <dgm:if name="Name59" func="var" arg="dir" op="equ" val="norm">
-                          <dgm:alg type="conn">
-                            <dgm:param type="connRout" val="bend"/>
-                            <dgm:param type="dim" val="1D"/>
-                            <dgm:param type="endSty" val="noArr"/>
-                            <dgm:param type="begPts" val="midR"/>
-                            <dgm:param type="endPts" val="bCtr"/>
-                          </dgm:alg>
-                        </dgm:if>
-                        <dgm:else name="Name60">
-                          <dgm:alg type="conn">
-                            <dgm:param type="connRout" val="bend"/>
-                            <dgm:param type="dim" val="1D"/>
-                            <dgm:param type="endSty" val="noArr"/>
-                            <dgm:param type="begPts" val="midL"/>
-                            <dgm:param type="endPts" val="bCtr"/>
-                          </dgm:alg>
-                        </dgm:else>
-                      </dgm:choose>
-                      <dgm:shape xmlns:r="http://schemas.openxmlformats.org/officeDocument/2006/relationships" type="conn" r:blip="" zOrderOff="-99999">
-                        <dgm:adjLst/>
-                      </dgm:shape>
-                      <dgm:presOf axis="self"/>
-                      <dgm:constrLst>
-                        <dgm:constr type="begPad"/>
-                        <dgm:constr type="endPad"/>
-                      </dgm:constrLst>
-                      <dgm:ruleLst/>
-                    </dgm:layoutNode>
-                  </dgm:if>
-                  <dgm:else name="Name61">
-                    <dgm:choose name="Name62">
-                      <dgm:if name="Name63" func="var" arg="dir" op="equ" val="norm">
-                        <dgm:layoutNode name="Name64">
-                          <dgm:alg type="conn">
-                            <dgm:param type="connRout" val="bend"/>
-                            <dgm:param type="dim" val="1D"/>
-                            <dgm:param type="endSty" val="noArr"/>
-                            <dgm:param type="begPts" val="midR"/>
-                            <dgm:param type="endPts" val="midL"/>
-                            <dgm:param type="bendPt" val="end"/>
-                          </dgm:alg>
-                          <dgm:shape xmlns:r="http://schemas.openxmlformats.org/officeDocument/2006/relationships" type="conn" r:blip="" zOrderOff="-99999">
-                            <dgm:adjLst/>
-                          </dgm:shape>
-                          <dgm:presOf axis="self"/>
-                          <dgm:constrLst>
-                            <dgm:constr type="begPad"/>
-                            <dgm:constr type="endPad"/>
-                          </dgm:constrLst>
-                          <dgm:ruleLst/>
-                        </dgm:layoutNode>
-                      </dgm:if>
-                      <dgm:else name="Name65">
-                        <dgm:layoutNode name="Name66">
-                          <dgm:alg type="conn">
-                            <dgm:param type="connRout" val="bend"/>
-                            <dgm:param type="dim" val="1D"/>
-                            <dgm:param type="endSty" val="noArr"/>
-                            <dgm:param type="begPts" val="midL"/>
-                            <dgm:param type="endPts" val="midR"/>
-                            <dgm:param type="bendPt" val="end"/>
-                          </dgm:alg>
-                          <dgm:shape xmlns:r="http://schemas.openxmlformats.org/officeDocument/2006/relationships" type="conn" r:blip="" zOrderOff="-99999">
-                            <dgm:adjLst/>
-                          </dgm:shape>
-                          <dgm:presOf axis="self"/>
-                          <dgm:constrLst>
-                            <dgm:constr type="begPad"/>
-                            <dgm:constr type="endPad"/>
-                          </dgm:constrLst>
-                          <dgm:ruleLst/>
-                        </dgm:layoutNode>
-                      </dgm:else>
-                    </dgm:choose>
-                  </dgm:else>
-                </dgm:choose>
-              </dgm:forEach>
-              <dgm:layoutNode name="hierRoot2">
-                <dgm:varLst>
-                  <dgm:hierBranch val="init"/>
-                </dgm:varLst>
-                <dgm:choose name="Name67">
-                  <dgm:if name="Name68" func="var" arg="hierBranch" op="equ" val="l">
-                    <dgm:choose name="Name69">
-                      <dgm:if name="Name70" func="var" arg="dir" op="equ" val="norm">
-                        <dgm:alg type="hierRoot">
-                          <dgm:param type="hierAlign" val="lT"/>
-                        </dgm:alg>
-                        <dgm:constrLst>
-                          <dgm:constr type="alignOff" val="0.75"/>
-                        </dgm:constrLst>
-                      </dgm:if>
-                      <dgm:else name="Name71">
-                        <dgm:alg type="hierRoot">
-                          <dgm:param type="hierAlign" val="rT"/>
-                        </dgm:alg>
-                        <dgm:constrLst>
-                          <dgm:constr type="alignOff" val="0.75"/>
-                        </dgm:constrLst>
-                      </dgm:else>
-                    </dgm:choose>
-                  </dgm:if>
-                  <dgm:if name="Name72" func="var" arg="hierBranch" op="equ" val="r">
-                    <dgm:choose name="Name73">
-                      <dgm:if name="Name74" func="var" arg="dir" op="equ" val="norm">
-                        <dgm:alg type="hierRoot">
-                          <dgm:param type="hierAlign" val="lB"/>
-                        </dgm:alg>
-                        <dgm:constrLst>
-                          <dgm:constr type="alignOff" val="0.75"/>
-                        </dgm:constrLst>
-                      </dgm:if>
-                      <dgm:else name="Name75">
-                        <dgm:alg type="hierRoot">
-                          <dgm:param type="hierAlign" val="rB"/>
-                        </dgm:alg>
-                        <dgm:constrLst>
-                          <dgm:constr type="alignOff" val="0.75"/>
-                        </dgm:constrLst>
-                      </dgm:else>
-                    </dgm:choose>
-                  </dgm:if>
-                  <dgm:if name="Name76" func="var" arg="hierBranch" op="equ" val="hang">
-                    <dgm:choose name="Name77">
-                      <dgm:if name="Name78" func="var" arg="dir" op="equ" val="norm">
-                        <dgm:alg type="hierRoot">
-                          <dgm:param type="hierAlign" val="lCtrCh"/>
-                        </dgm:alg>
-                        <dgm:constrLst>
-                          <dgm:constr type="alignOff" val="0.65"/>
-                        </dgm:constrLst>
-                      </dgm:if>
-                      <dgm:else name="Name79">
-                        <dgm:alg type="hierRoot">
-                          <dgm:param type="hierAlign" val="rCtrCh"/>
-                        </dgm:alg>
-                        <dgm:constrLst>
-                          <dgm:constr type="alignOff" val="0.65"/>
-                        </dgm:constrLst>
-                      </dgm:else>
-                    </dgm:choose>
-                  </dgm:if>
-                  <dgm:else name="Name80">
-                    <dgm:choose name="Name81">
-                      <dgm:if name="Name82" func="var" arg="dir" op="equ" val="norm">
-                        <dgm:alg type="hierRoot">
-                          <dgm:param type="hierAlign" val="lCtrCh"/>
-                        </dgm:alg>
-                        <dgm:constrLst>
-                          <dgm:constr type="alignOff"/>
-                          <dgm:constr type="bendDist" for="des" ptType="parTrans" refType="sp" fact="0.5"/>
-                        </dgm:constrLst>
-                      </dgm:if>
-                      <dgm:else name="Name83">
-                        <dgm:alg type="hierRoot">
-                          <dgm:param type="hierAlign" val="rCtrCh"/>
-                        </dgm:alg>
-                        <dgm:constrLst>
-                          <dgm:constr type="alignOff"/>
-                          <dgm:constr type="bendDist" for="des" ptType="parTrans" refType="sp" fact="0.5"/>
-                        </dgm:constrLst>
-                      </dgm:else>
-                    </dgm:choose>
-                  </dgm:else>
-                </dgm:choose>
-                <dgm:shape xmlns:r="http://schemas.openxmlformats.org/officeDocument/2006/relationships" r:blip="">
-                  <dgm:adjLst/>
-                </dgm:shape>
-                <dgm:presOf/>
-                <dgm:ruleLst/>
-                <dgm:layoutNode name="rootComposite">
-                  <dgm:alg type="composite"/>
-                  <dgm:shape xmlns:r="http://schemas.openxmlformats.org/officeDocument/2006/relationships" r:blip="">
-                    <dgm:adjLst/>
-                  </dgm:shape>
-                  <dgm:presOf axis="self" ptType="node" cnt="1"/>
-                  <dgm:choose name="Name84">
-                    <dgm:if name="Name85" func="var" arg="hierBranch" op="equ" val="init">
-                      <dgm:constrLst>
-                        <dgm:constr type="l" for="ch" forName="rootText"/>
-                        <dgm:constr type="t" for="ch" forName="rootText"/>
-                        <dgm:constr type="w" for="ch" forName="rootText" refType="w"/>
-                        <dgm:constr type="h" for="ch" forName="rootText" refType="h"/>
-                        <dgm:constr type="l" for="ch" forName="rootConnector"/>
-                        <dgm:constr type="t" for="ch" forName="rootConnector"/>
-                        <dgm:constr type="w" for="ch" forName="rootConnector" refType="w" refFor="ch" refForName="rootText" fact="0.2"/>
-                        <dgm:constr type="h" for="ch" forName="rootConnector" refType="h" refFor="ch" refForName="rootText"/>
-                      </dgm:constrLst>
-                    </dgm:if>
-                    <dgm:if name="Name86" func="var" arg="hierBranch" op="equ" val="l">
-                      <dgm:constrLst>
-                        <dgm:constr type="l" for="ch" forName="rootText"/>
-                        <dgm:constr type="t" for="ch" forName="rootText"/>
-                        <dgm:constr type="w" for="ch" forName="rootText" refType="w"/>
-                        <dgm:constr type="h" for="ch" forName="rootText" refType="h"/>
-                        <dgm:constr type="r" for="ch" forName="rootConnector" refType="w"/>
-                        <dgm:constr type="t" for="ch" forName="rootConnector"/>
-                        <dgm:constr type="w" for="ch" forName="rootConnector" refType="w" refFor="ch" refForName="rootText" fact="0.2"/>
-                        <dgm:constr type="h" for="ch" forName="rootConnector" refType="h" refFor="ch" refForName="rootText"/>
-                      </dgm:constrLst>
-                    </dgm:if>
-                    <dgm:if name="Name87" func="var" arg="hierBranch" op="equ" val="r">
-                      <dgm:constrLst>
-                        <dgm:constr type="l" for="ch" forName="rootText"/>
-                        <dgm:constr type="t" for="ch" forName="rootText"/>
-                        <dgm:constr type="w" for="ch" forName="rootText" refType="w"/>
-                        <dgm:constr type="h" for="ch" forName="rootText" refType="h"/>
-                        <dgm:constr type="l" for="ch" forName="rootConnector"/>
-                        <dgm:constr type="t" for="ch" forName="rootConnector"/>
-                        <dgm:constr type="w" for="ch" forName="rootConnector" refType="w" refFor="ch" refForName="rootText" fact="0.2"/>
-                        <dgm:constr type="h" for="ch" forName="rootConnector" refType="h" refFor="ch" refForName="rootText"/>
-                      </dgm:constrLst>
-                    </dgm:if>
-                    <dgm:else name="Name88">
-                      <dgm:constrLst>
-                        <dgm:constr type="l" for="ch" forName="rootText"/>
-                        <dgm:constr type="t" for="ch" forName="rootText"/>
-                        <dgm:constr type="w" for="ch" forName="rootText" refType="w"/>
-                        <dgm:constr type="h" for="ch" forName="rootText" refType="h"/>
-                        <dgm:constr type="r" for="ch" forName="rootConnector" refType="w"/>
-                        <dgm:constr type="t" for="ch" forName="rootConnector"/>
-                        <dgm:constr type="w" for="ch" forName="rootConnector" refType="w" refFor="ch" refForName="rootText" fact="0.2"/>
-                        <dgm:constr type="h" for="ch" forName="rootConnector" refType="h" refFor="ch" refForName="rootText"/>
-                      </dgm:constrLst>
-                    </dgm:else>
-                  </dgm:choose>
-                  <dgm:ruleLst/>
-                  <dgm:layoutNode name="rootText">
-                    <dgm:varLst>
-                      <dgm:chPref val="3"/>
-                    </dgm:varLst>
-                    <dgm:alg type="tx"/>
-                    <dgm:shape xmlns:r="http://schemas.openxmlformats.org/officeDocument/2006/relationships" type="rect" r:blip="">
-                      <dgm:adjLst/>
-                    </dgm:shape>
-                    <dgm:presOf axis="self" ptType="node" cnt="1"/>
-                    <dgm:constrLst>
-                      <dgm:constr type="primFontSz" val="65"/>
-                      <dgm:constr type="lMarg" refType="primFontSz" fact="0.05"/>
-                      <dgm:constr type="rMarg" refType="primFontSz" fact="0.05"/>
-                      <dgm:constr type="tMarg" refType="primFontSz" fact="0.05"/>
-                      <dgm:constr type="bMarg" refType="primFontSz" fact="0.05"/>
-                    </dgm:constrLst>
-                    <dgm:ruleLst>
-                      <dgm:rule type="primFontSz" val="5" fact="NaN" max="NaN"/>
-                    </dgm:ruleLst>
-                  </dgm:layoutNode>
-                  <dgm:layoutNode name="rootConnector" moveWith="rootText">
-                    <dgm:alg type="sp"/>
-                    <dgm:shape xmlns:r="http://schemas.openxmlformats.org/officeDocument/2006/relationships" type="rect" r:blip="" hideGeom="1">
-                      <dgm:adjLst/>
-                    </dgm:shape>
-                    <dgm:presOf axis="self" ptType="node" cnt="1"/>
-                    <dgm:constrLst/>
-                    <dgm:ruleLst/>
-                  </dgm:layoutNode>
-                </dgm:layoutNode>
-                <dgm:layoutNode name="hierChild4">
-                  <dgm:choose name="Name89">
-                    <dgm:if name="Name90" func="var" arg="hierBranch" op="equ" val="l">
-                      <dgm:choose name="Name91">
-                        <dgm:if name="Name92" func="var" arg="dir" op="equ" val="norm">
-                          <dgm:alg type="hierChild">
-                            <dgm:param type="chAlign" val="t"/>
-                            <dgm:param type="linDir" val="fromL"/>
-                          </dgm:alg>
-                        </dgm:if>
-                        <dgm:else name="Name93">
-                          <dgm:alg type="hierChild">
-                            <dgm:param type="chAlign" val="t"/>
-                            <dgm:param type="linDir" val="fromR"/>
-                          </dgm:alg>
-                        </dgm:else>
-                      </dgm:choose>
-                    </dgm:if>
-                    <dgm:if name="Name94" func="var" arg="hierBranch" op="equ" val="r">
-                      <dgm:choose name="Name95">
-                        <dgm:if name="Name96" func="var" arg="dir" op="equ" val="norm">
-                          <dgm:alg type="hierChild">
-                            <dgm:param type="chAlign" val="b"/>
-                            <dgm:param type="linDir" val="fromL"/>
-                          </dgm:alg>
-                        </dgm:if>
-                        <dgm:else name="Name97">
-                          <dgm:alg type="hierChild">
-                            <dgm:param type="chAlign" val="b"/>
-                            <dgm:param type="linDir" val="fromR"/>
-                          </dgm:alg>
-                        </dgm:else>
-                      </dgm:choose>
-                    </dgm:if>
-                    <dgm:if name="Name98" func="var" arg="hierBranch" op="equ" val="hang">
-                      <dgm:choose name="Name99">
-                        <dgm:if name="Name100" func="var" arg="dir" op="equ" val="norm">
-                          <dgm:alg type="hierChild">
-                            <dgm:param type="chAlign" val="l"/>
-                            <dgm:param type="linDir" val="fromT"/>
-                            <dgm:param type="secChAlign" val="t"/>
-                            <dgm:param type="secLinDir" val="fromL"/>
-                          </dgm:alg>
-                        </dgm:if>
-                        <dgm:else name="Name101">
-                          <dgm:alg type="hierChild">
-                            <dgm:param type="chAlign" val="r"/>
-                            <dgm:param type="linDir" val="fromT"/>
-                            <dgm:param type="secChAlign" val="t"/>
-                            <dgm:param type="secLinDir" val="fromR"/>
-                          </dgm:alg>
-                        </dgm:else>
-                      </dgm:choose>
-                    </dgm:if>
-                    <dgm:else name="Name102">
-                      <dgm:choose name="Name103">
-                        <dgm:if name="Name104" func="var" arg="dir" op="equ" val="norm">
-                          <dgm:alg type="hierChild">
-                            <dgm:param type="linDir" val="fromT"/>
-                            <dgm:param type="chAlign" val="l"/>
-                          </dgm:alg>
-                        </dgm:if>
-                        <dgm:else name="Name105">
-                          <dgm:alg type="hierChild">
-                            <dgm:param type="linDir" val="fromT"/>
-                            <dgm:param type="chAlign" val="r"/>
-                          </dgm:alg>
-                        </dgm:else>
-                      </dgm:choose>
-                    </dgm:else>
-                  </dgm:choose>
-                  <dgm:shape xmlns:r="http://schemas.openxmlformats.org/officeDocument/2006/relationships" r:blip="">
-                    <dgm:adjLst/>
-                  </dgm:shape>
-                  <dgm:presOf/>
-                  <dgm:constrLst/>
-                  <dgm:ruleLst/>
-                  <dgm:forEach name="Name106" ref="rep2a"/>
-                </dgm:layoutNode>
-                <dgm:layoutNode name="hierChild5">
-                  <dgm:choose name="Name107">
-                    <dgm:if name="Name108" func="var" arg="dir" op="equ" val="norm">
-                      <dgm:alg type="hierChild">
-                        <dgm:param type="chAlign" val="l"/>
-                        <dgm:param type="linDir" val="fromT"/>
-                        <dgm:param type="secChAlign" val="t"/>
-                        <dgm:param type="secLinDir" val="fromL"/>
-                      </dgm:alg>
-                    </dgm:if>
-                    <dgm:else name="Name109">
-                      <dgm:alg type="hierChild">
-                        <dgm:param type="chAlign" val="r"/>
-                        <dgm:param type="linDir" val="fromT"/>
-                        <dgm:param type="secChAlign" val="t"/>
-                        <dgm:param type="secLinDir" val="fromR"/>
-                      </dgm:alg>
-                    </dgm:else>
-                  </dgm:choose>
-                  <dgm:shape xmlns:r="http://schemas.openxmlformats.org/officeDocument/2006/relationships" r:blip="">
-                    <dgm:adjLst/>
-                  </dgm:shape>
-                  <dgm:presOf/>
-                  <dgm:constrLst/>
-                  <dgm:ruleLst/>
-                  <dgm:forEach name="Name110" ref="rep2b"/>
-                </dgm:layoutNode>
-              </dgm:layoutNode>
-            </dgm:forEach>
-          </dgm:layoutNode>
-          <dgm:layoutNode name="hierChild3">
-            <dgm:choose name="Name111">
-              <dgm:if name="Name112" func="var" arg="dir" op="equ" val="norm">
-                <dgm:alg type="hierChild">
-                  <dgm:param type="chAlign" val="l"/>
-                  <dgm:param type="linDir" val="fromT"/>
-                  <dgm:param type="secChAlign" val="t"/>
-                  <dgm:param type="secLinDir" val="fromL"/>
-                </dgm:alg>
-              </dgm:if>
-              <dgm:else name="Name113">
-                <dgm:alg type="hierChild">
-                  <dgm:param type="chAlign" val="r"/>
-                  <dgm:param type="linDir" val="fromT"/>
-                  <dgm:param type="secChAlign" val="t"/>
-                  <dgm:param type="secLinDir" val="fromR"/>
-                </dgm:alg>
-              </dgm:else>
-            </dgm:choose>
-            <dgm:shape xmlns:r="http://schemas.openxmlformats.org/officeDocument/2006/relationships" r:blip="">
-              <dgm:adjLst/>
-            </dgm:shape>
-            <dgm:presOf/>
-            <dgm:constrLst/>
-            <dgm:ruleLst/>
-            <dgm:forEach name="rep2b" axis="ch" ptType="asst">
-              <dgm:forEach name="Name114" axis="precedSib" ptType="parTrans" st="-1" cnt="1">
-                <dgm:layoutNode name="Name115">
-                  <dgm:choose name="Name116">
-                    <dgm:if name="Name117" func="var" arg="dir" op="equ" val="norm">
-                      <dgm:alg type="conn">
-                        <dgm:param type="connRout" val="bend"/>
-                        <dgm:param type="dim" val="1D"/>
-                        <dgm:param type="endSty" val="noArr"/>
-                        <dgm:param type="begPts" val="midR"/>
-                        <dgm:param type="endPts" val="bCtr tCtr"/>
-                      </dgm:alg>
-                    </dgm:if>
-                    <dgm:else name="Name118">
-                      <dgm:alg type="conn">
-                        <dgm:param type="connRout" val="bend"/>
-                        <dgm:param type="dim" val="1D"/>
-                        <dgm:param type="endSty" val="noArr"/>
-                        <dgm:param type="begPts" val="midL"/>
-                        <dgm:param type="endPts" val="bCtr tCtr"/>
-                      </dgm:alg>
-                    </dgm:else>
-                  </dgm:choose>
-                  <dgm:shape xmlns:r="http://schemas.openxmlformats.org/officeDocument/2006/relationships" type="conn" r:blip="" zOrderOff="-99999">
-                    <dgm:adjLst/>
-                  </dgm:shape>
-                  <dgm:presOf axis="self"/>
-                  <dgm:constrLst>
-                    <dgm:constr type="begPad"/>
-                    <dgm:constr type="endPad"/>
-                  </dgm:constrLst>
-                  <dgm:ruleLst/>
-                </dgm:layoutNode>
-              </dgm:forEach>
-              <dgm:layoutNode name="hierRoot3">
-                <dgm:varLst>
-                  <dgm:hierBranch val="init"/>
-                </dgm:varLst>
-                <dgm:choose name="Name119">
-                  <dgm:if name="Name120" func="var" arg="hierBranch" op="equ" val="l">
-                    <dgm:choose name="Name121">
-                      <dgm:if name="Name122" func="var" arg="dir" op="equ" val="norm">
-                        <dgm:alg type="hierRoot">
-                          <dgm:param type="hierAlign" val="lT"/>
-                        </dgm:alg>
-                        <dgm:constrLst>
-                          <dgm:constr type="alignOff" val="0.75"/>
-                        </dgm:constrLst>
-                      </dgm:if>
-                      <dgm:else name="Name123">
-                        <dgm:alg type="hierRoot">
-                          <dgm:param type="hierAlign" val="rT"/>
-                        </dgm:alg>
-                        <dgm:constrLst>
-                          <dgm:constr type="alignOff" val="0.75"/>
-                        </dgm:constrLst>
-                      </dgm:else>
-                    </dgm:choose>
-                  </dgm:if>
-                  <dgm:if name="Name124" func="var" arg="hierBranch" op="equ" val="r">
-                    <dgm:choose name="Name125">
-                      <dgm:if name="Name126" func="var" arg="dir" op="equ" val="norm">
-                        <dgm:alg type="hierRoot">
-                          <dgm:param type="hierAlign" val="lB"/>
-                        </dgm:alg>
-                        <dgm:constrLst>
-                          <dgm:constr type="alignOff" val="0.75"/>
-                        </dgm:constrLst>
-                      </dgm:if>
-                      <dgm:else name="Name127">
-                        <dgm:alg type="hierRoot">
-                          <dgm:param type="hierAlign" val="rB"/>
-                        </dgm:alg>
-                        <dgm:constrLst>
-                          <dgm:constr type="alignOff" val="0.75"/>
-                        </dgm:constrLst>
-                      </dgm:else>
-                    </dgm:choose>
-                  </dgm:if>
-                  <dgm:if name="Name128" func="var" arg="hierBranch" op="equ" val="hang">
-                    <dgm:choose name="Name129">
-                      <dgm:if name="Name130" func="var" arg="dir" op="equ" val="norm">
-                        <dgm:alg type="hierRoot">
-                          <dgm:param type="hierAlign" val="lCtrCh"/>
-                        </dgm:alg>
-                        <dgm:constrLst>
-                          <dgm:constr type="alignOff" val="0.65"/>
-                        </dgm:constrLst>
-                      </dgm:if>
-                      <dgm:else name="Name131">
-                        <dgm:alg type="hierRoot">
-                          <dgm:param type="hierAlign" val="rCtrCh"/>
-                        </dgm:alg>
-                        <dgm:constrLst>
-                          <dgm:constr type="alignOff" val="0.65"/>
-                        </dgm:constrLst>
-                      </dgm:else>
-                    </dgm:choose>
-                  </dgm:if>
-                  <dgm:else name="Name132">
-                    <dgm:choose name="Name133">
-                      <dgm:if name="Name134" func="var" arg="dir" op="equ" val="norm">
-                        <dgm:alg type="hierRoot">
-                          <dgm:param type="hierAlign" val="lCtrCh"/>
-                        </dgm:alg>
-                        <dgm:constrLst>
-                          <dgm:constr type="alignOff"/>
-                          <dgm:constr type="bendDist" for="des" ptType="parTrans" refType="sp" fact="0.5"/>
-                        </dgm:constrLst>
-                      </dgm:if>
-                      <dgm:else name="Name135">
-                        <dgm:alg type="hierRoot">
-                          <dgm:param type="hierAlign" val="rCtrCh"/>
-                        </dgm:alg>
-                        <dgm:constrLst>
-                          <dgm:constr type="alignOff"/>
-                          <dgm:constr type="bendDist" for="des" ptType="parTrans" refType="sp" fact="0.5"/>
-                        </dgm:constrLst>
-                      </dgm:else>
-                    </dgm:choose>
-                  </dgm:else>
-                </dgm:choose>
-                <dgm:shape xmlns:r="http://schemas.openxmlformats.org/officeDocument/2006/relationships" r:blip="">
-                  <dgm:adjLst/>
-                </dgm:shape>
-                <dgm:presOf/>
-                <dgm:ruleLst/>
-                <dgm:layoutNode name="rootComposite3">
-                  <dgm:alg type="composite"/>
-                  <dgm:shape xmlns:r="http://schemas.openxmlformats.org/officeDocument/2006/relationships" r:blip="">
-                    <dgm:adjLst/>
-                  </dgm:shape>
-                  <dgm:presOf axis="self" ptType="node" cnt="1"/>
-                  <dgm:choose name="Name136">
-                    <dgm:if name="Name137" func="var" arg="hierBranch" op="equ" val="init">
-                      <dgm:constrLst>
-                        <dgm:constr type="l" for="ch" forName="rootText3"/>
-                        <dgm:constr type="t" for="ch" forName="rootText3"/>
-                        <dgm:constr type="w" for="ch" forName="rootText3" refType="w"/>
-                        <dgm:constr type="h" for="ch" forName="rootText3" refType="h"/>
-                        <dgm:constr type="l" for="ch" forName="rootConnector3"/>
-                        <dgm:constr type="t" for="ch" forName="rootConnector3"/>
-                        <dgm:constr type="w" for="ch" forName="rootConnector3" refType="w" refFor="ch" refForName="rootText3" fact="0.2"/>
-                        <dgm:constr type="h" for="ch" forName="rootConnector3" refType="h" refFor="ch" refForName="rootText3"/>
-                      </dgm:constrLst>
-                    </dgm:if>
-                    <dgm:if name="Name138" func="var" arg="hierBranch" op="equ" val="l">
-                      <dgm:constrLst>
-                        <dgm:constr type="l" for="ch" forName="rootText3"/>
-                        <dgm:constr type="t" for="ch" forName="rootText3"/>
-                        <dgm:constr type="w" for="ch" forName="rootText3" refType="w"/>
-                        <dgm:constr type="h" for="ch" forName="rootText3" refType="h"/>
-                        <dgm:constr type="r" for="ch" forName="rootConnector3" refType="w"/>
-                        <dgm:constr type="t" for="ch" forName="rootConnector3"/>
-                        <dgm:constr type="w" for="ch" forName="rootConnector3" refType="w" refFor="ch" refForName="rootText3" fact="0.2"/>
-                        <dgm:constr type="h" for="ch" forName="rootConnector3" refType="h" refFor="ch" refForName="rootText3"/>
-                      </dgm:constrLst>
-                    </dgm:if>
-                    <dgm:if name="Name139" func="var" arg="hierBranch" op="equ" val="r">
-                      <dgm:constrLst>
-                        <dgm:constr type="l" for="ch" forName="rootText3"/>
-                        <dgm:constr type="t" for="ch" forName="rootText3"/>
-                        <dgm:constr type="w" for="ch" forName="rootText3" refType="w"/>
-                        <dgm:constr type="h" for="ch" forName="rootText3" refType="h"/>
-                        <dgm:constr type="l" for="ch" forName="rootConnector3"/>
-                        <dgm:constr type="t" for="ch" forName="rootConnector3"/>
-                        <dgm:constr type="w" for="ch" forName="rootConnector3" refType="w" refFor="ch" refForName="rootText3" fact="0.2"/>
-                        <dgm:constr type="h" for="ch" forName="rootConnector3" refType="h" refFor="ch" refForName="rootText3"/>
-                      </dgm:constrLst>
-                    </dgm:if>
-                    <dgm:else name="Name140">
-                      <dgm:constrLst>
-                        <dgm:constr type="l" for="ch" forName="rootText3"/>
-                        <dgm:constr type="t" for="ch" forName="rootText3"/>
-                        <dgm:constr type="w" for="ch" forName="rootText3" refType="w"/>
-                        <dgm:constr type="h" for="ch" forName="rootText3" refType="h"/>
-                        <dgm:constr type="r" for="ch" forName="rootConnector3" refType="w"/>
-                        <dgm:constr type="t" for="ch" forName="rootConnector3"/>
-                        <dgm:constr type="w" for="ch" forName="rootConnector3" refType="w" refFor="ch" refForName="rootText3" fact="0.2"/>
-                        <dgm:constr type="h" for="ch" forName="rootConnector3" refType="h" refFor="ch" refForName="rootText3"/>
-                      </dgm:constrLst>
-                    </dgm:else>
-                  </dgm:choose>
-                  <dgm:ruleLst/>
-                  <dgm:layoutNode name="rootText3">
-                    <dgm:varLst>
-                      <dgm:chPref val="3"/>
-                    </dgm:varLst>
-                    <dgm:alg type="tx"/>
-                    <dgm:shape xmlns:r="http://schemas.openxmlformats.org/officeDocument/2006/relationships" type="rect" r:blip="">
-                      <dgm:adjLst/>
-                    </dgm:shape>
-                    <dgm:presOf axis="self" ptType="node" cnt="1"/>
-                    <dgm:constrLst>
-                      <dgm:constr type="primFontSz" val="65"/>
-                      <dgm:constr type="lMarg" refType="primFontSz" fact="0.05"/>
-                      <dgm:constr type="rMarg" refType="primFontSz" fact="0.05"/>
-                      <dgm:constr type="tMarg" refType="primFontSz" fact="0.05"/>
-                      <dgm:constr type="bMarg" refType="primFontSz" fact="0.05"/>
-                    </dgm:constrLst>
-                    <dgm:ruleLst>
-                      <dgm:rule type="primFontSz" val="5" fact="NaN" max="NaN"/>
-                    </dgm:ruleLst>
-                  </dgm:layoutNode>
-                  <dgm:layoutNode name="rootConnector3" moveWith="rootText1">
-                    <dgm:alg type="sp"/>
-                    <dgm:shape xmlns:r="http://schemas.openxmlformats.org/officeDocument/2006/relationships" type="rect" r:blip="" hideGeom="1">
-                      <dgm:adjLst/>
-                    </dgm:shape>
-                    <dgm:presOf axis="self" ptType="node" cnt="1"/>
-                    <dgm:constrLst/>
-                    <dgm:ruleLst/>
-                  </dgm:layoutNode>
-                </dgm:layoutNode>
-                <dgm:layoutNode name="hierChild6">
-                  <dgm:choose name="Name141">
-                    <dgm:if name="Name142" func="var" arg="hierBranch" op="equ" val="l">
-                      <dgm:choose name="Name143">
-                        <dgm:if name="Name144" func="var" arg="dir" op="equ" val="norm">
-                          <dgm:alg type="hierChild">
-                            <dgm:param type="chAlign" val="t"/>
-                            <dgm:param type="linDir" val="fromL"/>
-                          </dgm:alg>
-                        </dgm:if>
-                        <dgm:else name="Name145">
-                          <dgm:alg type="hierChild">
-                            <dgm:param type="chAlign" val="t"/>
-                            <dgm:param type="linDir" val="fromR"/>
-                          </dgm:alg>
-                        </dgm:else>
-                      </dgm:choose>
-                    </dgm:if>
-                    <dgm:if name="Name146" func="var" arg="hierBranch" op="equ" val="r">
-                      <dgm:choose name="Name147">
-                        <dgm:if name="Name148" func="var" arg="dir" op="equ" val="norm">
-                          <dgm:alg type="hierChild">
-                            <dgm:param type="chAlign" val="b"/>
-                            <dgm:param type="linDir" val="fromL"/>
-                          </dgm:alg>
-                        </dgm:if>
-                        <dgm:else name="Name149">
-                          <dgm:alg type="hierChild">
-                            <dgm:param type="chAlign" val="b"/>
-                            <dgm:param type="linDir" val="fromR"/>
-                          </dgm:alg>
-                        </dgm:else>
-                      </dgm:choose>
-                    </dgm:if>
-                    <dgm:if name="Name150" func="var" arg="hierBranch" op="equ" val="hang">
-                      <dgm:choose name="Name151">
-                        <dgm:if name="Name152" func="var" arg="dir" op="equ" val="norm">
-                          <dgm:alg type="hierChild">
-                            <dgm:param type="chAlign" val="l"/>
-                            <dgm:param type="linDir" val="fromT"/>
-                            <dgm:param type="secChAlign" val="t"/>
-                            <dgm:param type="secLinDir" val="fromL"/>
-                          </dgm:alg>
-                        </dgm:if>
-                        <dgm:else name="Name153">
-                          <dgm:alg type="hierChild">
-                            <dgm:param type="chAlign" val="r"/>
-                            <dgm:param type="linDir" val="fromT"/>
-                            <dgm:param type="secChAlign" val="t"/>
-                            <dgm:param type="secLinDir" val="fromR"/>
-                          </dgm:alg>
-                        </dgm:else>
-                      </dgm:choose>
-                    </dgm:if>
-                    <dgm:else name="Name154">
-                      <dgm:choose name="Name155">
-                        <dgm:if name="Name156" func="var" arg="dir" op="equ" val="norm">
-                          <dgm:alg type="hierChild">
-                            <dgm:param type="linDir" val="fromT"/>
-                            <dgm:param type="chAlign" val="l"/>
-                          </dgm:alg>
-                        </dgm:if>
-                        <dgm:else name="Name157">
-                          <dgm:alg type="hierChild">
-                            <dgm:param type="linDir" val="fromT"/>
-                            <dgm:param type="chAlign" val="r"/>
-                          </dgm:alg>
-                        </dgm:else>
-                      </dgm:choose>
-                    </dgm:else>
-                  </dgm:choose>
-                  <dgm:shape xmlns:r="http://schemas.openxmlformats.org/officeDocument/2006/relationships" r:blip="">
-                    <dgm:adjLst/>
-                  </dgm:shape>
-                  <dgm:presOf/>
-                  <dgm:constrLst/>
-                  <dgm:ruleLst/>
-                  <dgm:forEach name="Name158" ref="rep2a"/>
-                </dgm:layoutNode>
-                <dgm:layoutNode name="hierChild7">
-                  <dgm:choose name="Name159">
-                    <dgm:if name="Name160" func="var" arg="dir" op="equ" val="norm">
-                      <dgm:alg type="hierChild">
-                        <dgm:param type="chAlign" val="l"/>
-                        <dgm:param type="linDir" val="fromT"/>
-                        <dgm:param type="secChAlign" val="t"/>
-                        <dgm:param type="secLinDir" val="fromL"/>
-                      </dgm:alg>
-                    </dgm:if>
-                    <dgm:else name="Name161">
-                      <dgm:alg type="hierChild">
-                        <dgm:param type="chAlign" val="r"/>
-                        <dgm:param type="linDir" val="fromT"/>
-                        <dgm:param type="secChAlign" val="t"/>
-                        <dgm:param type="secLinDir" val="fromR"/>
-                      </dgm:alg>
-                    </dgm:else>
-                  </dgm:choose>
-                  <dgm:shape xmlns:r="http://schemas.openxmlformats.org/officeDocument/2006/relationships" r:blip="">
-                    <dgm:adjLst/>
-                  </dgm:shape>
-                  <dgm:presOf/>
-                  <dgm:constrLst/>
-                  <dgm:ruleLst/>
-                  <dgm:forEach name="Name162" ref="rep2b"/>
-                </dgm:layoutNode>
-              </dgm:layoutNode>
-            </dgm:forEach>
-          </dgm:layoutNode>
-        </dgm:layoutNode>
-      </dgm:forEach>
-    </dgm:forEach>
-  </dgm:layoutNode>
-</dgm:layoutDef>
-</file>
-
-<file path=word/diagrams/quickStyle7.xml><?xml version="1.0" encoding="utf-8"?>
+<file path=word/diagrams/quickStyle6.xml><?xml version="1.0" encoding="utf-8"?>
 <dgm:styleDef xmlns:dgm="http://schemas.openxmlformats.org/drawingml/2006/diagram" xmlns:a="http://schemas.openxmlformats.org/drawingml/2006/main" uniqueId="urn:microsoft.com/office/officeart/2005/8/quickstyle/simple3">
   <dgm:title val=""/>
   <dgm:desc val=""/>
@@ -15034,7 +14805,7 @@
 </dgm:styleDef>
 </file>
 
-<file path=word/diagrams/quickStyle8.xml><?xml version="1.0" encoding="utf-8"?>
+<file path=word/diagrams/quickStyle7.xml><?xml version="1.0" encoding="utf-8"?>
 <dgm:styleDef xmlns:dgm="http://schemas.openxmlformats.org/drawingml/2006/diagram" xmlns:a="http://schemas.openxmlformats.org/drawingml/2006/main" uniqueId="urn:microsoft.com/office/officeart/2005/8/quickstyle/simple3">
   <dgm:title val=""/>
   <dgm:desc val=""/>
